--- a/zht/docx/184.content.docx
+++ b/zht/docx/184.content.docx
@@ -149,7 +149,7 @@
         <w:rPr>
           <w:lang w:val="zh_TW" w:bidi="zh_TW"/>
         </w:rPr>
-        <w:t>zhu</w:t>
+        <w:t>zheng</w:t>
       </w:r>
       <w:r>
         <w:rPr>
@@ -212,23 +212,12 @@
         <w:rPr>
           <w:lang w:val="zh_TW" w:bidi="zh_TW"/>
         </w:rPr>
-        <w:t>諸水</w:t>
-      </w:r>
-      <w:r>
-        <w:rPr>
-          <w:lang w:val="zh_TW" w:bidi="zh_TW"/>
-        </w:rPr>
-      </w:r>
-    </w:p>
-    <w:p>
-      <w:pPr>
-        <w:pStyle w:val="Heading2"/>
-      </w:pPr>
-      <w:r>
-        <w:rPr>
-          <w:lang w:val="zh_TW" w:bidi="zh_TW"/>
-        </w:rPr>
-        <w:t>混亂之水（譯註：和合本譯為「諸水」）</w:t>
+        <w:t>征服與土地分配</w:t>
+      </w:r>
+      <w:r>
+        <w:rPr>
+          <w:lang w:val="zh_TW" w:bidi="zh_TW"/>
+        </w:rPr>
       </w:r>
     </w:p>
     <w:p>
@@ -242,19 +231,32 @@
         <w:rPr>
           <w:lang w:val="zh_TW" w:bidi="zh_TW"/>
         </w:rPr>
-        <w:t>在古代思想中，水被分為兩半。世界位於「水面上」和「水面下」之間，水面下又稱為「淵</w:t>
-      </w:r>
-      <w:r>
-        <w:rPr>
-          <w:lang w:val="zh_TW" w:bidi="zh_TW"/>
-        </w:rPr>
-        <w:t>面</w:t>
-      </w:r>
-      <w:r>
-        <w:rPr>
-          <w:lang w:val="zh_TW" w:bidi="zh_TW"/>
-        </w:rPr>
-        <w:t>」（</w:t>
+        <w:t>此用語是指以色列人取得應許之地，以及該地如何以獨特的方式分配給以色列各支派。</w:t>
+      </w:r>
+    </w:p>
+    <w:p>
+      <w:pPr>
+        <w:pStyle w:val="Heading3"/>
+      </w:pPr>
+      <w:r>
+        <w:rPr>
+          <w:lang w:val="zh_TW" w:bidi="zh_TW"/>
+        </w:rPr>
+        <w:t>征服</w:t>
+      </w:r>
+    </w:p>
+    <w:p>
+      <w:pPr/>
+      <w:r>
+        <w:rPr>
+          <w:lang w:val="zh_TW" w:bidi="zh_TW"/>
+        </w:rPr>
+      </w:r>
+      <w:r>
+        <w:rPr>
+          <w:lang w:val="zh_TW" w:bidi="zh_TW"/>
+        </w:rPr>
+        <w:t>以色列人征服迦南是舊約聖經歷史中最引人注目的事件之一：一個組織鬆散、以遊牧為主的民族，竟成功入侵並擊敗了一個長久定居、依靠堅固城邦防禦的文明。聖經指出，這一成就源於神早先向亞伯拉罕、以撒與雅各所立的應許──他們的後裔必得著那地為業（</w:t>
       </w:r>
       <w:hyperlink r:id="rId13">
         <w:r>
@@ -265,62 +267,14 @@
             <w:color w:val="0000EE"/>
             <w:u w:val="single"/>
           </w:rPr>
-          <w:t>創1:1–2、6–7</w:t>
+          <w:t>創17:8</w:t>
         </w:r>
       </w:hyperlink>
       <w:r>
         <w:rPr>
           <w:lang w:val="zh_TW" w:bidi="zh_TW"/>
         </w:rPr>
-        <w:t>）。</w:t>
-      </w:r>
-      <w:r>
-        <w:rPr>
-          <w:lang w:val="zh_TW" w:bidi="zh_TW"/>
-        </w:rPr>
-      </w:r>
-      <w:r>
-        <w:rPr>
-          <w:lang w:val="zh_TW" w:bidi="zh_TW"/>
-        </w:rPr>
-      </w:r>
-    </w:p>
-    <w:p>
-      <w:pPr/>
-      <w:r>
-        <w:rPr>
-          <w:lang w:val="zh_TW" w:bidi="zh_TW"/>
-        </w:rPr>
-      </w:r>
-    </w:p>
-    <w:p>
-      <w:pPr>
-        <w:pStyle w:val="Heading2"/>
-      </w:pPr>
-      <w:r>
-        <w:rPr>
-          <w:lang w:val="zh_TW" w:bidi="zh_TW"/>
-        </w:rPr>
-        <w:t>主餐（聖餐）</w:t>
-      </w:r>
-      <w:r>
-        <w:rPr>
-          <w:lang w:val="zh_TW" w:bidi="zh_TW"/>
-        </w:rPr>
-      </w:r>
-    </w:p>
-    <w:p>
-      <w:pPr/>
-      <w:r>
-        <w:rPr>
-          <w:lang w:val="zh_TW" w:bidi="zh_TW"/>
-        </w:rPr>
-      </w:r>
-      <w:r>
-        <w:rPr>
-          <w:lang w:val="zh_TW" w:bidi="zh_TW"/>
-        </w:rPr>
-        <w:t>耶穌在被逮捕、受審和死亡的幾個小時前，與祂的門徒分享的晚餐（因此常被稱為「最後的晚餐」）；基督徒稱之為主餐，是一個有餅和酒的儀式（</w:t>
+        <w:t>，</w:t>
       </w:r>
       <w:hyperlink r:id="rId14">
         <w:r>
@@ -331,14 +285,14 @@
             <w:color w:val="0000EE"/>
             <w:u w:val="single"/>
           </w:rPr>
-          <w:t>林前11:20</w:t>
+          <w:t>26:4</w:t>
         </w:r>
       </w:hyperlink>
       <w:r>
         <w:rPr>
           <w:lang w:val="zh_TW" w:bidi="zh_TW"/>
         </w:rPr>
-        <w:t>），又叫擘餅（</w:t>
+        <w:t>，</w:t>
       </w:r>
       <w:hyperlink r:id="rId15">
         <w:r>
@@ -349,14 +303,14 @@
             <w:color w:val="0000EE"/>
             <w:u w:val="single"/>
           </w:rPr>
-          <w:t>徒2:42、46</w:t>
+          <w:t>28:13</w:t>
         </w:r>
       </w:hyperlink>
       <w:r>
         <w:rPr>
           <w:lang w:val="zh_TW" w:bidi="zh_TW"/>
         </w:rPr>
-        <w:t>，</w:t>
+        <w:t>；</w:t>
       </w:r>
       <w:hyperlink r:id="rId16">
         <w:r>
@@ -367,14 +321,14 @@
             <w:color w:val="0000EE"/>
             <w:u w:val="single"/>
           </w:rPr>
-          <w:t>20:7</w:t>
+          <w:t>出3:15–17</w:t>
         </w:r>
       </w:hyperlink>
       <w:r>
         <w:rPr>
           <w:lang w:val="zh_TW" w:bidi="zh_TW"/>
         </w:rPr>
-        <w:t>）、聖餐（來自於</w:t>
+        <w:t>）。驅逐異教居民，是神對虛假宗教及其伴隨的道德敗壞所施行的審判（</w:t>
       </w:r>
       <w:hyperlink r:id="rId17">
         <w:r>
@@ -385,14 +339,53 @@
             <w:color w:val="0000EE"/>
             <w:u w:val="single"/>
           </w:rPr>
-          <w:t>林前10:16</w:t>
+          <w:t>申7:1–5</w:t>
         </w:r>
       </w:hyperlink>
       <w:r>
         <w:rPr>
           <w:lang w:val="zh_TW" w:bidi="zh_TW"/>
         </w:rPr>
-        <w:t>的表達）、感恩（希臘文中「感恩」的詞，見</w:t>
+        <w:t>）。</w:t>
+      </w:r>
+    </w:p>
+    <w:p>
+      <w:pPr/>
+      <w:r>
+        <w:rPr>
+          <w:lang w:val="zh_TW" w:bidi="zh_TW"/>
+        </w:rPr>
+      </w:r>
+      <w:r>
+        <w:rPr>
+          <w:lang w:val="zh_TW" w:bidi="zh_TW"/>
+        </w:rPr>
+        <w:t>試圖重建征服歷史的學者會面臨若干挑戰。批判性學術在三個關鍵問題上會與聖經記載產生衝突：年代、佔領速度，以及以色列是否對部分迦南城邦居民實施全面軍事殲滅的問題。</w:t>
+      </w:r>
+    </w:p>
+    <w:p>
+      <w:pPr>
+        <w:pStyle w:val="Heading3"/>
+      </w:pPr>
+      <w:r>
+        <w:rPr>
+          <w:lang w:val="zh_TW" w:bidi="zh_TW"/>
+        </w:rPr>
+        <w:t>年代</w:t>
+      </w:r>
+    </w:p>
+    <w:p>
+      <w:pPr/>
+      <w:r>
+        <w:rPr>
+          <w:lang w:val="zh_TW" w:bidi="zh_TW"/>
+        </w:rPr>
+      </w:r>
+      <w:r>
+        <w:rPr>
+          <w:lang w:val="zh_TW" w:bidi="zh_TW"/>
+        </w:rPr>
+        <w:t>然而，許多舊約歷史的參考書籍與學術研究常將以色列出埃及的時間定在公元前十三世紀（約公元前1280年或之後）。但有些聖經記載似乎支持一個較早的年代。根據</w:t>
       </w:r>
       <w:hyperlink r:id="rId18">
         <w:r>
@@ -403,14 +396,14 @@
             <w:color w:val="0000EE"/>
             <w:u w:val="single"/>
           </w:rPr>
-          <w:t>可14:23</w:t>
+          <w:t>列王紀上六章1節</w:t>
         </w:r>
       </w:hyperlink>
       <w:r>
         <w:rPr>
           <w:lang w:val="zh_TW" w:bidi="zh_TW"/>
         </w:rPr>
-        <w:t>）或崇拜。使徒保羅談到他從主所「領受的」晚餐是設立「在他被賣的那一夜」。像路加一樣，保羅給予他的門徒從主來的命令：「你們要如此行，為的是記念我」（</w:t>
+        <w:t>記載，所羅門在位第四年開始建造聖殿，距離出埃及已有480年。若所羅門第四年約為公元前960年，則出埃及時間應約為公元前1440年。在</w:t>
       </w:r>
       <w:hyperlink r:id="rId19">
         <w:r>
@@ -421,14 +414,14 @@
             <w:color w:val="0000EE"/>
             <w:u w:val="single"/>
           </w:rPr>
-          <w:t>林前11:24–25</w:t>
+          <w:t>士師記第十一章26至28節</w:t>
         </w:r>
       </w:hyperlink>
       <w:r>
         <w:rPr>
           <w:lang w:val="zh_TW" w:bidi="zh_TW"/>
         </w:rPr>
-        <w:t>）。根據</w:t>
+        <w:t>中，第八位士師耶弗他與亞捫王爭論約旦河東土地的歸屬時指出，以色列人在該地已居住約300年。由於掃羅約於公元前1020年才登基；因此，若採用較晚的出埃及年代，士師時期便沒有足夠的時間。此外，使徒保羅也提到，從出埃及到撒母耳時代約有450年左右（</w:t>
       </w:r>
       <w:hyperlink r:id="rId20">
         <w:r>
@@ -439,14 +432,25 @@
             <w:color w:val="0000EE"/>
             <w:u w:val="single"/>
           </w:rPr>
-          <w:t>使徒行傳第二章</w:t>
+          <w:t>徒13:20</w:t>
         </w:r>
       </w:hyperlink>
       <w:r>
         <w:rPr>
           <w:lang w:val="zh_TW" w:bidi="zh_TW"/>
         </w:rPr>
-        <w:t>，早期基督徒從教會一開始就定期聚會進行「擘餅」。</w:t>
+        <w:t>）。</w:t>
+      </w:r>
+    </w:p>
+    <w:p>
+      <w:pPr>
+        <w:pStyle w:val="Heading3"/>
+      </w:pPr>
+      <w:r>
+        <w:rPr>
+          <w:lang w:val="zh_TW" w:bidi="zh_TW"/>
+        </w:rPr>
+        <w:t>約書亞的戰役</w:t>
       </w:r>
     </w:p>
     <w:p>
@@ -460,102 +464,7 @@
         <w:rPr>
           <w:lang w:val="zh_TW" w:bidi="zh_TW"/>
         </w:rPr>
-        <w:t>概述</w:t>
-      </w:r>
-    </w:p>
-    <w:p>
-      <w:pPr/>
-      <w:r>
-        <w:rPr>
-          <w:lang w:val="zh_TW" w:bidi="zh_TW"/>
-        </w:rPr>
-      </w:r>
-      <w:r>
-        <w:rPr>
-          <w:lang w:val="zh_TW" w:bidi="zh_TW"/>
-        </w:rPr>
-        <w:t>• 主餐設立的記載</w:t>
-      </w:r>
-    </w:p>
-    <w:p>
-      <w:pPr/>
-      <w:r>
-        <w:rPr>
-          <w:lang w:val="zh_TW" w:bidi="zh_TW"/>
-        </w:rPr>
-      </w:r>
-      <w:r>
-        <w:rPr>
-          <w:lang w:val="zh_TW" w:bidi="zh_TW"/>
-        </w:rPr>
-        <w:t>• 設立的時間</w:t>
-      </w:r>
-    </w:p>
-    <w:p>
-      <w:pPr/>
-      <w:r>
-        <w:rPr>
-          <w:lang w:val="zh_TW" w:bidi="zh_TW"/>
-        </w:rPr>
-      </w:r>
-      <w:r>
-        <w:rPr>
-          <w:lang w:val="zh_TW" w:bidi="zh_TW"/>
-        </w:rPr>
-        <w:t>• 設立的經文和行動</w:t>
-      </w:r>
-    </w:p>
-    <w:p>
-      <w:pPr/>
-      <w:r>
-        <w:rPr>
-          <w:lang w:val="zh_TW" w:bidi="zh_TW"/>
-        </w:rPr>
-      </w:r>
-      <w:r>
-        <w:rPr>
-          <w:lang w:val="zh_TW" w:bidi="zh_TW"/>
-        </w:rPr>
-        <w:t>• 早期教會的實踐</w:t>
-      </w:r>
-    </w:p>
-    <w:p>
-      <w:pPr/>
-      <w:r>
-        <w:rPr>
-          <w:lang w:val="zh_TW" w:bidi="zh_TW"/>
-        </w:rPr>
-      </w:r>
-      <w:r>
-        <w:rPr>
-          <w:lang w:val="zh_TW" w:bidi="zh_TW"/>
-        </w:rPr>
-        <w:t>• 保羅的教導</w:t>
-      </w:r>
-    </w:p>
-    <w:p>
-      <w:pPr>
-        <w:pStyle w:val="Heading3"/>
-      </w:pPr>
-      <w:r>
-        <w:rPr>
-          <w:lang w:val="zh_TW" w:bidi="zh_TW"/>
-        </w:rPr>
-        <w:t>設立的記載</w:t>
-      </w:r>
-    </w:p>
-    <w:p>
-      <w:pPr/>
-      <w:r>
-        <w:rPr>
-          <w:lang w:val="zh_TW" w:bidi="zh_TW"/>
-        </w:rPr>
-      </w:r>
-      <w:r>
-        <w:rPr>
-          <w:lang w:val="zh_TW" w:bidi="zh_TW"/>
-        </w:rPr>
-        <w:t>主餐（聖餐）的設立記錄在</w:t>
+        <w:t>約書亞記描繪了一段相對集中的以色列征服迦南的時期。然而，許多學者主張，早期曾有逐步進入的過程（由那些據說未隨雅各進入埃及的希伯來人完成），再加上延續至王國時期的清剿。儘管聖經記載某些地區在稍後才被完全佔領（如米吉多與伯‧善），但沒有充分理由否定</w:t>
       </w:r>
       <w:hyperlink r:id="rId21">
         <w:r>
@@ -566,9 +475,37 @@
             <w:color w:val="0000EE"/>
             <w:u w:val="single"/>
           </w:rPr>
-          <w:t>馬太福音二十六章26</w:t>
+          <w:t>約書亞記一至十二章</w:t>
         </w:r>
       </w:hyperlink>
+      <w:r>
+        <w:rPr>
+          <w:lang w:val="zh_TW" w:bidi="zh_TW"/>
+        </w:rPr>
+        <w:t>對主要征服行動的描述。</w:t>
+      </w:r>
+    </w:p>
+    <w:p>
+      <w:pPr/>
+      <w:r>
+        <w:rPr>
+          <w:lang w:val="zh_TW" w:bidi="zh_TW"/>
+        </w:rPr>
+      </w:r>
+      <w:r>
+        <w:rPr>
+          <w:lang w:val="zh_TW" w:bidi="zh_TW"/>
+        </w:rPr>
+        <w:t>征服行動最初在約旦河東岸展開，由摩西領導。摩西去世後，約書亞率領以色列人渡過約旦河，先後攻取堅固的耶利哥與艾城。這兩場具有戰略意義的勝利，使以色列人得以進入山地，並在迦南地的中心形成了突破口。隨後展開兩次主要戰役──先南後北──在六年之內奪取迦南的關鍵城邑，擊敗31位王，完成征服的初期與主要階段。</w:t>
+      </w:r>
+    </w:p>
+    <w:p>
+      <w:pPr/>
+      <w:r>
+        <w:rPr>
+          <w:lang w:val="zh_TW" w:bidi="zh_TW"/>
+        </w:rPr>
+      </w:r>
       <w:hyperlink r:id="rId22">
         <w:r>
           <w:rPr>
@@ -578,44 +515,22 @@
             <w:color w:val="0000EE"/>
             <w:u w:val="single"/>
           </w:rPr>
-          <w:t>至</w:t>
+          <w:t>民數記三十二章</w:t>
         </w:r>
       </w:hyperlink>
-      <w:hyperlink r:id="rId21">
-        <w:r>
-          <w:rPr>
-            <w:lang w:val="zh_TW" w:bidi="zh_TW"/>
-          </w:rPr>
-          <w:rPr>
-            <w:color w:val="0000EE"/>
-            <w:u w:val="single"/>
-          </w:rPr>
-          <w:t>30節</w:t>
-        </w:r>
-      </w:hyperlink>
-      <w:r>
-        <w:rPr>
-          <w:lang w:val="zh_TW" w:bidi="zh_TW"/>
-        </w:rPr>
-        <w:t>，</w:t>
-      </w:r>
-      <w:hyperlink r:id="rId22">
-        <w:r>
-          <w:rPr>
-            <w:lang w:val="zh_TW" w:bidi="zh_TW"/>
-          </w:rPr>
-          <w:rPr>
-            <w:color w:val="0000EE"/>
-            <w:u w:val="single"/>
-          </w:rPr>
-          <w:t>馬可福音十四章22至26節</w:t>
-        </w:r>
-      </w:hyperlink>
-      <w:r>
-        <w:rPr>
-          <w:lang w:val="zh_TW" w:bidi="zh_TW"/>
-        </w:rPr>
-        <w:t>，和</w:t>
+      <w:r>
+        <w:rPr>
+          <w:lang w:val="zh_TW" w:bidi="zh_TW"/>
+        </w:rPr>
+        <w:t>記載了約旦河東土地（基列與巴珊之地是藉著擊敗亞摩利王西宏與巴珊王噩而得）分給呂便支派、迦得及瑪拿西半支派的情形。儘管這些支派已得產業，但其男丁仍有責任與其它支派一同渡過約旦河，參與迦南地的軍事征服。</w:t>
+      </w:r>
+    </w:p>
+    <w:p>
+      <w:pPr/>
+      <w:r>
+        <w:rPr>
+          <w:lang w:val="zh_TW" w:bidi="zh_TW"/>
+        </w:rPr>
       </w:r>
       <w:hyperlink r:id="rId23">
         <w:r>
@@ -626,14 +541,14 @@
             <w:color w:val="0000EE"/>
             <w:u w:val="single"/>
           </w:rPr>
-          <w:t>路加福音二十二章14至20節</w:t>
+          <w:t>約書亞記二至八章</w:t>
         </w:r>
       </w:hyperlink>
       <w:r>
         <w:rPr>
           <w:lang w:val="zh_TW" w:bidi="zh_TW"/>
         </w:rPr>
-        <w:t>。約翰福音（</w:t>
+        <w:t xml:space="preserve">記錄了向西推進時耶利哥與艾城被毀的特殊事件，這些勝利打擊了迦南城邦的士氣。 </w:t>
       </w:r>
       <w:hyperlink r:id="rId24">
         <w:r>
@@ -644,14 +559,14 @@
             <w:color w:val="0000EE"/>
             <w:u w:val="single"/>
           </w:rPr>
-          <w:t>十三</w:t>
+          <w:t>約書亞記第九至十章</w:t>
         </w:r>
       </w:hyperlink>
       <w:r>
         <w:rPr>
           <w:lang w:val="zh_TW" w:bidi="zh_TW"/>
         </w:rPr>
-        <w:t>章）講述了耶穌與門徒共進最後晚餐、祂為門徒洗腳及相關教導，但沒有提到祂設立聖餐。許多人認為主餐（聖餐）反映在</w:t>
+        <w:t>描述了南方戰役，其中包括基遍人以詭計取得盟約的事件。</w:t>
       </w:r>
       <w:hyperlink r:id="rId25">
         <w:r>
@@ -662,14 +577,14 @@
             <w:color w:val="0000EE"/>
             <w:u w:val="single"/>
           </w:rPr>
-          <w:t>約翰福音第六章</w:t>
+          <w:t>約書亞記第十章</w:t>
         </w:r>
       </w:hyperlink>
       <w:r>
         <w:rPr>
           <w:lang w:val="zh_TW" w:bidi="zh_TW"/>
         </w:rPr>
-        <w:t>的教導中，這是在餵飽五千人的神蹟之後，於耶穌談到自己是「生命的糧」時，但這個假設有待商榷。</w:t>
+        <w:t>是南方戰役的核心，記述敵軍被大大擊潰（</w:t>
       </w:r>
       <w:hyperlink r:id="rId26">
         <w:r>
@@ -680,14 +595,14 @@
             <w:color w:val="0000EE"/>
             <w:u w:val="single"/>
           </w:rPr>
-          <w:t>哥林多前書十一章23至26節</w:t>
+          <w:t>約10:9–12</w:t>
         </w:r>
       </w:hyperlink>
       <w:r>
         <w:rPr>
           <w:lang w:val="zh_TW" w:bidi="zh_TW"/>
         </w:rPr>
-        <w:t>提供了聖餐設立的保羅版本，他稱之為「領受」和「傳」給哥林多的基督徒。</w:t>
+        <w:t>），以及白晝奇蹟般被延長的神蹟。隨後五位亞摩利王聯盟被徹底擊潰、諸王被處死、該地區的城邦亦被摧毀，唯獨耶路撒冷例外（後由大衛攻取）。</w:t>
       </w:r>
     </w:p>
     <w:p>
@@ -701,7 +616,7 @@
         <w:rPr>
           <w:lang w:val="zh_TW" w:bidi="zh_TW"/>
         </w:rPr>
-        <w:t>在</w:t>
+        <w:t>北方戰役中，約書亞面對更強大的聯盟。然而，即便是迦南諸城中最大城邦夏瑣，其王耶賓與附庸聯合，也無法抵擋以色列的軍隊。</w:t>
       </w:r>
       <w:hyperlink r:id="rId27">
         <w:r>
@@ -712,39 +627,14 @@
             <w:color w:val="0000EE"/>
             <w:u w:val="single"/>
           </w:rPr>
-          <w:t>路加福音二十二章17至18節</w:t>
+          <w:t>約書亞記十一章</w:t>
         </w:r>
       </w:hyperlink>
       <w:r>
         <w:rPr>
           <w:lang w:val="zh_TW" w:bidi="zh_TW"/>
         </w:rPr>
-        <w:t>，據說耶穌將杯遞給門徒，並說：「你們拿這個，大家分著喝。」然後拿起餅，遞給他們。在大多數早期抄本中，餅之後還有第二個杯。路加福音與其它福音書和保羅版本的不同之處，有多種解釋，但無論是在晚餐中有兩個酒杯，還是餅和酒的順序不同，對於聖餐設立的事實和意義並無本質上的影響。</w:t>
-      </w:r>
-    </w:p>
-    <w:p>
-      <w:pPr>
-        <w:pStyle w:val="Heading3"/>
-      </w:pPr>
-      <w:r>
-        <w:rPr>
-          <w:lang w:val="zh_TW" w:bidi="zh_TW"/>
-        </w:rPr>
-        <w:t>設立的時間</w:t>
-      </w:r>
-    </w:p>
-    <w:p>
-      <w:pPr/>
-      <w:r>
-        <w:rPr>
-          <w:lang w:val="zh_TW" w:bidi="zh_TW"/>
-        </w:rPr>
-      </w:r>
-      <w:r>
-        <w:rPr>
-          <w:lang w:val="zh_TW" w:bidi="zh_TW"/>
-        </w:rPr>
-        <w:t>三本福音書和哥林多前書的敘述中，都提到主餐的設立是在耶穌被捕前幾個小時的最後晚餐中進行的。四本福音書都在這個背境中，講述了耶穌對門徒所說的話、關於猶大的背叛以及耶穌告訴彼得他將否認主這事。馬太（</w:t>
+        <w:t>詳述了此階段，並在</w:t>
       </w:r>
       <w:hyperlink r:id="rId28">
         <w:r>
@@ -755,14 +645,14 @@
             <w:color w:val="0000EE"/>
             <w:u w:val="single"/>
           </w:rPr>
-          <w:t>太26:17–20</w:t>
+          <w:t>16至23節</w:t>
         </w:r>
       </w:hyperlink>
       <w:r>
         <w:rPr>
           <w:lang w:val="zh_TW" w:bidi="zh_TW"/>
         </w:rPr>
-        <w:t>）、馬可（</w:t>
+        <w:t>（連同</w:t>
       </w:r>
       <w:hyperlink r:id="rId29">
         <w:r>
@@ -773,80 +663,14 @@
             <w:color w:val="0000EE"/>
             <w:u w:val="single"/>
           </w:rPr>
-          <w:t>可14:12–17</w:t>
+          <w:t>第12章</w:t>
         </w:r>
       </w:hyperlink>
       <w:r>
         <w:rPr>
           <w:lang w:val="zh_TW" w:bidi="zh_TW"/>
         </w:rPr>
-        <w:t>）和路加（</w:t>
-      </w:r>
-      <w:hyperlink r:id="rId30">
-        <w:r>
-          <w:rPr>
-            <w:lang w:val="zh_TW" w:bidi="zh_TW"/>
-          </w:rPr>
-          <w:rPr>
-            <w:color w:val="0000EE"/>
-            <w:u w:val="single"/>
-          </w:rPr>
-          <w:t>路22:7–14</w:t>
-        </w:r>
-      </w:hyperlink>
-      <w:r>
-        <w:rPr>
-          <w:lang w:val="zh_TW" w:bidi="zh_TW"/>
-        </w:rPr>
-        <w:t>）都明確表示這最後的晚餐是由門徒準備的，耶穌與他們一起享用逾越節的晚餐。約翰則提到這是在逾越節前發生的，然後提到在耶穌受審於彼拉多面前時，猶太領袖「</w:t>
-      </w:r>
-      <w:r>
-        <w:rPr>
-          <w:lang w:val="zh_TW" w:bidi="zh_TW"/>
-        </w:rPr>
-        <w:t>他們自己卻不進衙門，恐怕染了污穢，不能吃逾越節的筵席。</w:t>
-      </w:r>
-      <w:r>
-        <w:rPr>
-          <w:lang w:val="zh_TW" w:bidi="zh_TW"/>
-        </w:rPr>
-        <w:t>」（</w:t>
-      </w:r>
-      <w:hyperlink r:id="rId31">
-        <w:r>
-          <w:rPr>
-            <w:lang w:val="zh_TW" w:bidi="zh_TW"/>
-          </w:rPr>
-          <w:rPr>
-            <w:color w:val="0000EE"/>
-            <w:u w:val="single"/>
-          </w:rPr>
-          <w:t>約13:1</w:t>
-        </w:r>
-      </w:hyperlink>
-      <w:r>
-        <w:rPr>
-          <w:lang w:val="zh_TW" w:bidi="zh_TW"/>
-        </w:rPr>
-        <w:t>，</w:t>
-      </w:r>
-      <w:hyperlink r:id="rId32">
-        <w:r>
-          <w:rPr>
-            <w:lang w:val="zh_TW" w:bidi="zh_TW"/>
-          </w:rPr>
-          <w:rPr>
-            <w:color w:val="0000EE"/>
-            <w:u w:val="single"/>
-          </w:rPr>
-          <w:t>18:28</w:t>
-        </w:r>
-      </w:hyperlink>
-      <w:r>
-        <w:rPr>
-          <w:lang w:val="zh_TW" w:bidi="zh_TW"/>
-        </w:rPr>
-        <w:t>）。</w:t>
+        <w:t>）總結了整個征服行動。</w:t>
       </w:r>
     </w:p>
     <w:p>
@@ -858,1730 +682,28 @@
       </w:r>
       <w:r>
         <w:rPr>
-          <w:lang w:val="zh_TW" w:bidi="zh_TW"/>
-        </w:rPr>
-        <w:t>學者對於約翰和其它福音書之間的這個差異，提供了各種解釋，例如，不同的猶太人群體在不同的時間慶祝逾越節，樓房上（upper room）的晚餐並不是嚴格的逾越節，而是在逾越節當季的聚餐而已，也或者耶穌出於祂自己的特殊原因，故意選擇在正常時間之前慶祝逾越節。</w:t>
-      </w:r>
-      <w:hyperlink r:id="rId33">
-        <w:r>
-          <w:rPr>
-            <w:lang w:val="zh_TW" w:bidi="zh_TW"/>
-          </w:rPr>
-          <w:rPr>
-            <w:color w:val="0000EE"/>
-            <w:u w:val="single"/>
-          </w:rPr>
-          <w:t>路加福音二十二章15節</w:t>
-        </w:r>
-      </w:hyperlink>
-      <w:r>
-        <w:rPr>
-          <w:lang w:val="zh_TW" w:bidi="zh_TW"/>
-        </w:rPr>
-        <w:t>記載了祂的話：「</w:t>
-      </w:r>
-      <w:r>
-        <w:rPr>
-          <w:lang w:val="zh_TW" w:bidi="zh_TW"/>
-        </w:rPr>
-        <w:t>我很願意在受害以先和你們吃這逾越節的筵席。</w:t>
-      </w:r>
-      <w:r>
-        <w:rPr>
-          <w:lang w:val="zh_TW" w:bidi="zh_TW"/>
-        </w:rPr>
-        <w:t>」然而，無論如何解釋各福音書之間的差異，時間應是何時等，最後的晚餐仍然具有逾越節餐的意義。</w:t>
-      </w:r>
-    </w:p>
-    <w:p>
-      <w:pPr/>
-      <w:r>
-        <w:rPr>
-          <w:lang w:val="zh_TW" w:bidi="zh_TW"/>
-        </w:rPr>
-      </w:r>
-      <w:r>
-        <w:rPr>
-          <w:lang w:val="zh_TW" w:bidi="zh_TW"/>
-        </w:rPr>
-        <w:t>因此，慶祝逾越節作為舊約的節日，與慶祝主餐作為新約的節日，兩者毫無疑問的有相似之處。前者懷著感恩的心，回顧百姓因神的作為而從埃及獲得救贖和自由，這與逾越節羔羊的獻祭有關。後者懷著感恩的心，回顧神藉著基督的獻祭所施行的救贖。使徒保羅將兩者聯繫起來：「</w:t>
-      </w:r>
-      <w:r>
-        <w:rPr>
-          <w:lang w:val="zh_TW" w:bidi="zh_TW"/>
-        </w:rPr>
-        <w:t>因為我們逾越節的羔羊基督已經被殺獻祭了</w:t>
-      </w:r>
-      <w:r>
-        <w:rPr>
-          <w:lang w:val="zh_TW" w:bidi="zh_TW"/>
-        </w:rPr>
-        <w:t>」(</w:t>
-      </w:r>
-      <w:hyperlink r:id="rId34">
-        <w:r>
-          <w:rPr>
-            <w:lang w:val="zh_TW" w:bidi="zh_TW"/>
-          </w:rPr>
-          <w:rPr>
-            <w:color w:val="0000EE"/>
-            <w:u w:val="single"/>
-          </w:rPr>
-          <w:t>林前5:7</w:t>
-        </w:r>
-      </w:hyperlink>
-      <w:r>
-        <w:rPr>
-          <w:lang w:val="zh_TW" w:bidi="zh_TW"/>
-        </w:rPr>
-        <w:t>)。</w:t>
-      </w:r>
-    </w:p>
-    <w:p>
-      <w:pPr>
-        <w:pStyle w:val="Heading3"/>
-      </w:pPr>
-      <w:r>
-        <w:rPr>
-          <w:lang w:val="zh_TW" w:bidi="zh_TW"/>
-        </w:rPr>
-        <w:t>設立的經文和行動</w:t>
-      </w:r>
-    </w:p>
-    <w:p>
-      <w:pPr/>
-      <w:r>
-        <w:rPr>
-          <w:lang w:val="zh_TW" w:bidi="zh_TW"/>
-        </w:rPr>
-      </w:r>
-      <w:r>
-        <w:rPr>
-          <w:lang w:val="zh_TW" w:bidi="zh_TW"/>
-        </w:rPr>
-        <w:t>將最後的晚餐與逾越節聯繫起來，顯示了舊約背景對我們理解主餐（聖餐）意義的重要性。舊約背景同樣重要，因為它有助於理解耶穌在</w:t>
-      </w:r>
-      <w:r>
-        <w:rPr>
-          <w:lang w:val="zh_TW" w:bidi="zh_TW"/>
-        </w:rPr>
-        <w:t>樓房上</w:t>
-      </w:r>
-      <w:r>
-        <w:rPr>
-          <w:lang w:val="zh_TW" w:bidi="zh_TW"/>
-        </w:rPr>
-        <w:t>的言行。</w:t>
-      </w:r>
-    </w:p>
-    <w:p>
-      <w:pPr>
-        <w:pStyle w:val="Heading4"/>
-      </w:pPr>
-      <w:r>
-        <w:rPr>
-          <w:lang w:val="zh_TW" w:bidi="zh_TW"/>
-        </w:rPr>
-        <w:t>「這是我的身體。」</w:t>
-      </w:r>
-    </w:p>
-    <w:p>
-      <w:pPr/>
-      <w:r>
-        <w:rPr>
-          <w:lang w:val="zh_TW" w:bidi="zh_TW"/>
-        </w:rPr>
-      </w:r>
-      <w:r>
-        <w:rPr>
-          <w:lang w:val="zh_TW" w:bidi="zh_TW"/>
-        </w:rPr>
-        <w:t>耶穌拿起餅的行動在馬太（</w:t>
-      </w:r>
-      <w:hyperlink r:id="rId35">
-        <w:r>
-          <w:rPr>
-            <w:lang w:val="zh_TW" w:bidi="zh_TW"/>
-          </w:rPr>
-          <w:rPr>
-            <w:color w:val="0000EE"/>
-            <w:u w:val="single"/>
-          </w:rPr>
-          <w:t>太26:26</w:t>
-        </w:r>
-      </w:hyperlink>
-      <w:r>
-        <w:rPr>
-          <w:lang w:val="zh_TW" w:bidi="zh_TW"/>
-        </w:rPr>
-        <w:t>）、馬可（</w:t>
-      </w:r>
-      <w:hyperlink r:id="rId36">
-        <w:r>
-          <w:rPr>
-            <w:lang w:val="zh_TW" w:bidi="zh_TW"/>
-          </w:rPr>
-          <w:rPr>
-            <w:color w:val="0000EE"/>
-            <w:u w:val="single"/>
-          </w:rPr>
-          <w:t>可14:22</w:t>
-        </w:r>
-      </w:hyperlink>
-      <w:r>
-        <w:rPr>
-          <w:lang w:val="zh_TW" w:bidi="zh_TW"/>
-        </w:rPr>
-        <w:t>）、路加（</w:t>
-      </w:r>
-      <w:hyperlink r:id="rId37">
-        <w:r>
-          <w:rPr>
-            <w:lang w:val="zh_TW" w:bidi="zh_TW"/>
-          </w:rPr>
-          <w:rPr>
-            <w:color w:val="0000EE"/>
-            <w:u w:val="single"/>
-          </w:rPr>
-          <w:t>路22:19</w:t>
-        </w:r>
-      </w:hyperlink>
-      <w:r>
-        <w:rPr>
-          <w:lang w:val="zh_TW" w:bidi="zh_TW"/>
-        </w:rPr>
-        <w:t>）和哥林多前書（</w:t>
-      </w:r>
-      <w:hyperlink r:id="rId38">
-        <w:r>
-          <w:rPr>
-            <w:lang w:val="zh_TW" w:bidi="zh_TW"/>
-          </w:rPr>
-          <w:rPr>
-            <w:color w:val="0000EE"/>
-            <w:u w:val="single"/>
-          </w:rPr>
-          <w:t>林前11:23–24</w:t>
-        </w:r>
-      </w:hyperlink>
-      <w:r>
-        <w:rPr>
-          <w:lang w:val="zh_TW" w:bidi="zh_TW"/>
-        </w:rPr>
-        <w:t>）中有類似的描述。耶穌拿起餅，向神感謝（「祝福」在聖經語境中有相同的意思），然後掰開。值得注意的是，在五千人和四千人吃飽的記錄中也描述了三個相同的動作（</w:t>
-      </w:r>
-      <w:hyperlink r:id="rId39">
-        <w:r>
-          <w:rPr>
-            <w:lang w:val="zh_TW" w:bidi="zh_TW"/>
-          </w:rPr>
-          <w:rPr>
-            <w:color w:val="0000EE"/>
-            <w:u w:val="single"/>
-          </w:rPr>
-          <w:t>可6:41</w:t>
-        </w:r>
-      </w:hyperlink>
-      <w:r>
-        <w:rPr>
-          <w:lang w:val="zh_TW" w:bidi="zh_TW"/>
-        </w:rPr>
-        <w:t>，</w:t>
-      </w:r>
-      <w:hyperlink r:id="rId40">
-        <w:r>
-          <w:rPr>
-            <w:lang w:val="zh_TW" w:bidi="zh_TW"/>
-          </w:rPr>
-          <w:rPr>
-            <w:color w:val="0000EE"/>
-            <w:u w:val="single"/>
-          </w:rPr>
-          <w:t>8:6</w:t>
-        </w:r>
-      </w:hyperlink>
-      <w:r>
-        <w:rPr>
-          <w:lang w:val="zh_TW" w:bidi="zh_TW"/>
-        </w:rPr>
-        <w:t>）。根據四個關於最後晚餐的記載，祂所說的是「這是我的身體。」天主教、東正教和各種新教傳統中的基督徒，對這些話的實際含義有不同的理解。明確的是，在拿起餅的過程中，耶穌實現了獻上自己，讓祂的身體在十字架上被擘開，然後祂的生命被獻上，使我們在祂裡面並透過祂，可以得生命。</w:t>
-      </w:r>
-      <w:hyperlink r:id="rId41">
-        <w:r>
-          <w:rPr>
-            <w:lang w:val="zh_TW" w:bidi="zh_TW"/>
-          </w:rPr>
-          <w:rPr>
-            <w:color w:val="0000EE"/>
-            <w:u w:val="single"/>
-          </w:rPr>
-          <w:t>哥林多前書十一章24節</w:t>
-        </w:r>
-      </w:hyperlink>
-      <w:r>
-        <w:rPr>
-          <w:lang w:val="zh_TW" w:bidi="zh_TW"/>
-        </w:rPr>
-        <w:t>的陳述是「</w:t>
-      </w:r>
-      <w:r>
-        <w:rPr>
-          <w:lang w:val="zh_TW" w:bidi="zh_TW"/>
-        </w:rPr>
-        <w:t>這是我的身體，為你們捨的</w:t>
-      </w:r>
-      <w:r>
-        <w:rPr>
-          <w:lang w:val="zh_TW" w:bidi="zh_TW"/>
-        </w:rPr>
-        <w:t>」，而一些早期的抄本中有「為你們打破的」。</w:t>
-      </w:r>
-    </w:p>
-    <w:p>
-      <w:pPr>
-        <w:pStyle w:val="Heading4"/>
-      </w:pPr>
-      <w:r>
-        <w:rPr>
-          <w:lang w:val="zh_TW" w:bidi="zh_TW"/>
-        </w:rPr>
-        <w:t>「你們要如此行，為的是記念我。」</w:t>
-      </w:r>
-    </w:p>
-    <w:p>
-      <w:pPr/>
-      <w:r>
-        <w:rPr>
-          <w:lang w:val="zh_TW" w:bidi="zh_TW"/>
-        </w:rPr>
-      </w:r>
-      <w:r>
-        <w:rPr>
-          <w:lang w:val="zh_TW" w:bidi="zh_TW"/>
-        </w:rPr>
-        <w:t>這個具體指示僅在</w:t>
-      </w:r>
-      <w:hyperlink r:id="rId37">
-        <w:r>
-          <w:rPr>
-            <w:lang w:val="zh_TW" w:bidi="zh_TW"/>
-          </w:rPr>
-          <w:rPr>
-            <w:color w:val="0000EE"/>
-            <w:u w:val="single"/>
-          </w:rPr>
-          <w:t>路加福音二十二章19節</w:t>
-        </w:r>
-      </w:hyperlink>
-      <w:r>
-        <w:rPr>
-          <w:lang w:val="zh_TW" w:bidi="zh_TW"/>
-        </w:rPr>
-        <w:t>和</w:t>
-      </w:r>
-      <w:hyperlink r:id="rId41">
-        <w:r>
-          <w:rPr>
-            <w:lang w:val="zh_TW" w:bidi="zh_TW"/>
-          </w:rPr>
-          <w:rPr>
-            <w:color w:val="0000EE"/>
-            <w:u w:val="single"/>
-          </w:rPr>
-          <w:t>哥林多前書十一章24節</w:t>
-        </w:r>
-      </w:hyperlink>
-      <w:r>
-        <w:rPr>
-          <w:lang w:val="zh_TW" w:bidi="zh_TW"/>
-        </w:rPr>
-        <w:t>中找到。有人認為，其它福音書中缺少這些話，表明主在最後的晚餐中所做的，並不是在吩咐將聖餐作為基督教必須重複的聖禮。然而，所有福音書都是在擘餅這個行動，已經成為早期教會生活中多年來的常規做法時寫成的。因此，馬太和馬可可能認為沒有必要用那些話來表達耶穌的意圖，因為他們認為這些話是理所當然的。</w:t>
-      </w:r>
-    </w:p>
-    <w:p>
-      <w:pPr/>
-      <w:r>
-        <w:rPr>
-          <w:lang w:val="zh_TW" w:bidi="zh_TW"/>
-        </w:rPr>
-      </w:r>
-      <w:r>
-        <w:rPr>
-          <w:lang w:val="zh_TW" w:bidi="zh_TW"/>
-        </w:rPr>
-        <w:t>也可以說，這些話在不同的基督教傳統中有不同的解釋。許多新教基督徒將其理解位：在聖餐中，我們應該懷著極大的感恩之心，回想基督愛我們，並為我們捨己受死。在羅馬天主教教會中，「紀念」一詞被理解為在神面前的紀念，代表基督在父前獻上自己為祭。「如此行」被解釋為「獻上這個」，甚至在第二世紀的基督教作家中，聖餐被稱為「獻祭」。新教基督徒通常感受到這種說法的危險；它可能會削弱甚至否認聖經對基督一次獻祭而永遠地獻上，並完全充分的為世人贖罪的理解（參</w:t>
-      </w:r>
-      <w:hyperlink r:id="rId42">
-        <w:r>
-          <w:rPr>
-            <w:lang w:val="zh_TW" w:bidi="zh_TW"/>
-          </w:rPr>
-          <w:rPr>
-            <w:color w:val="0000EE"/>
-            <w:u w:val="single"/>
-          </w:rPr>
-          <w:t>來7:27</w:t>
-        </w:r>
-      </w:hyperlink>
-      <w:r>
-        <w:rPr>
-          <w:lang w:val="zh_TW" w:bidi="zh_TW"/>
-        </w:rPr>
-        <w:t>，</w:t>
-      </w:r>
-      <w:hyperlink r:id="rId43">
-        <w:r>
-          <w:rPr>
-            <w:lang w:val="zh_TW" w:bidi="zh_TW"/>
-          </w:rPr>
-          <w:rPr>
-            <w:color w:val="0000EE"/>
-            <w:u w:val="single"/>
-          </w:rPr>
-          <w:t>9:12</w:t>
-        </w:r>
-      </w:hyperlink>
-      <w:r>
-        <w:rPr>
-          <w:lang w:val="zh_TW" w:bidi="zh_TW"/>
-        </w:rPr>
-        <w:t>）。然而，今天許多羅馬天主教的聲明中，強調基督在十字架上獻祭的完全性和完整性；而許多新教學者，雖然不希望引入對主餐（聖餐）獻祭性的理解，但強調「紀念」不僅僅是回想過去的行動那麼簡單。在聖經的神學中，「紀念」通常涉及在當下實現和應用過去所做的或已被證明為真的事（見：</w:t>
-      </w:r>
-      <w:hyperlink r:id="rId44">
-        <w:r>
-          <w:rPr>
-            <w:lang w:val="zh_TW" w:bidi="zh_TW"/>
-          </w:rPr>
-          <w:rPr>
-            <w:color w:val="0000EE"/>
-            <w:u w:val="single"/>
-          </w:rPr>
-          <w:t>詩98:3</w:t>
-        </w:r>
-      </w:hyperlink>
-      <w:r>
-        <w:rPr>
-          <w:lang w:val="zh_TW" w:bidi="zh_TW"/>
-        </w:rPr>
-        <w:t>，</w:t>
-      </w:r>
-      <w:hyperlink r:id="rId45">
-        <w:r>
-          <w:rPr>
-            <w:lang w:val="zh_TW" w:bidi="zh_TW"/>
-          </w:rPr>
-          <w:rPr>
-            <w:color w:val="0000EE"/>
-            <w:u w:val="single"/>
-          </w:rPr>
-          <w:t>106:45</w:t>
-        </w:r>
-      </w:hyperlink>
-      <w:r>
-        <w:rPr>
-          <w:lang w:val="zh_TW" w:bidi="zh_TW"/>
-        </w:rPr>
-        <w:t>，</w:t>
-      </w:r>
-      <w:hyperlink r:id="rId46">
-        <w:r>
-          <w:rPr>
-            <w:lang w:val="zh_TW" w:bidi="zh_TW"/>
-          </w:rPr>
-          <w:rPr>
-            <w:color w:val="0000EE"/>
-            <w:u w:val="single"/>
-          </w:rPr>
-          <w:t>112:6</w:t>
-        </w:r>
-      </w:hyperlink>
-      <w:r>
-        <w:rPr>
-          <w:lang w:val="zh_TW" w:bidi="zh_TW"/>
-        </w:rPr>
-        <w:t>；</w:t>
-      </w:r>
-      <w:hyperlink r:id="rId47">
-        <w:r>
-          <w:rPr>
-            <w:lang w:val="zh_TW" w:bidi="zh_TW"/>
-          </w:rPr>
-          <w:rPr>
-            <w:color w:val="0000EE"/>
-            <w:u w:val="single"/>
-          </w:rPr>
-          <w:t>傳 12:1</w:t>
-        </w:r>
-      </w:hyperlink>
-      <w:r>
-        <w:rPr>
-          <w:lang w:val="zh_TW" w:bidi="zh_TW"/>
-        </w:rPr>
-        <w:t xml:space="preserve">; </w:t>
-      </w:r>
-      <w:hyperlink r:id="rId48">
-        <w:r>
-          <w:rPr>
-            <w:lang w:val="zh_TW" w:bidi="zh_TW"/>
-          </w:rPr>
-          <w:rPr>
-            <w:color w:val="0000EE"/>
-            <w:u w:val="single"/>
-          </w:rPr>
-          <w:t>賽 57:11</w:t>
-        </w:r>
-      </w:hyperlink>
-      <w:r>
-        <w:rPr>
-          <w:lang w:val="zh_TW" w:bidi="zh_TW"/>
-        </w:rPr>
-        <w:t>）。</w:t>
-      </w:r>
-    </w:p>
-    <w:p>
-      <w:pPr>
-        <w:pStyle w:val="Heading4"/>
-      </w:pPr>
-      <w:r>
-        <w:rPr>
-          <w:lang w:val="zh_TW" w:bidi="zh_TW"/>
-        </w:rPr>
-        <w:t>「</w:t>
-      </w:r>
-      <w:r>
-        <w:rPr>
-          <w:lang w:val="zh_TW" w:bidi="zh_TW"/>
-        </w:rPr>
-        <w:t>這是我立約的血</w:t>
-      </w:r>
-      <w:r>
-        <w:rPr>
-          <w:lang w:val="zh_TW" w:bidi="zh_TW"/>
-        </w:rPr>
-        <w:t>」</w:t>
-      </w:r>
-    </w:p>
-    <w:p>
-      <w:pPr/>
-      <w:r>
-        <w:rPr>
-          <w:lang w:val="zh_TW" w:bidi="zh_TW"/>
-        </w:rPr>
-      </w:r>
-      <w:r>
-        <w:rPr>
-          <w:lang w:val="zh_TW" w:bidi="zh_TW"/>
-        </w:rPr>
-        <w:t>耶穌拿起酒杯，祝謝後，遞給祂的門徒讓他們都喝。基本上，四個關於設立聖餐的記載是一致的。馬太（</w:t>
-      </w:r>
-      <w:hyperlink r:id="rId49">
-        <w:r>
-          <w:rPr>
-            <w:lang w:val="zh_TW" w:bidi="zh_TW"/>
-          </w:rPr>
-          <w:rPr>
-            <w:color w:val="0000EE"/>
-            <w:u w:val="single"/>
-          </w:rPr>
-          <w:t>太26:28</w:t>
-        </w:r>
-      </w:hyperlink>
-      <w:r>
-        <w:rPr>
-          <w:lang w:val="zh_TW" w:bidi="zh_TW"/>
-        </w:rPr>
-        <w:t>）和馬可（</w:t>
-      </w:r>
-      <w:hyperlink r:id="rId50">
-        <w:r>
-          <w:rPr>
-            <w:lang w:val="zh_TW" w:bidi="zh_TW"/>
-          </w:rPr>
-          <w:rPr>
-            <w:color w:val="0000EE"/>
-            <w:u w:val="single"/>
-          </w:rPr>
-          <w:t>可14:24</w:t>
-        </w:r>
-      </w:hyperlink>
-      <w:r>
-        <w:rPr>
-          <w:lang w:val="zh_TW" w:bidi="zh_TW"/>
-        </w:rPr>
-        <w:t>）記載耶穌的話是「這是我立約的血」。</w:t>
-      </w:r>
-      <w:hyperlink r:id="rId51">
-        <w:r>
-          <w:rPr>
-            <w:lang w:val="zh_TW" w:bidi="zh_TW"/>
-          </w:rPr>
-          <w:rPr>
-            <w:color w:val="0000EE"/>
-            <w:u w:val="single"/>
-          </w:rPr>
-          <w:t>路加福音二十二章20節</w:t>
-        </w:r>
-      </w:hyperlink>
-      <w:r>
-        <w:rPr>
-          <w:lang w:val="zh_TW" w:bidi="zh_TW"/>
-        </w:rPr>
-        <w:t>則記載「這杯是用我血所立的新約」，</w:t>
-      </w:r>
-      <w:hyperlink r:id="rId52">
-        <w:r>
-          <w:rPr>
-            <w:lang w:val="zh_TW" w:bidi="zh_TW"/>
-          </w:rPr>
-          <w:rPr>
-            <w:color w:val="0000EE"/>
-            <w:u w:val="single"/>
-          </w:rPr>
-          <w:t>哥林多前書十一章25節</w:t>
-        </w:r>
-      </w:hyperlink>
-      <w:r>
-        <w:rPr>
-          <w:lang w:val="zh_TW" w:bidi="zh_TW"/>
-        </w:rPr>
-        <w:t>與此相似。這回溯到以獻祭來立約的儀式，如同出埃及後神與以色列所定的盟約（</w:t>
-      </w:r>
-      <w:hyperlink r:id="rId53">
-        <w:r>
-          <w:rPr>
-            <w:lang w:val="zh_TW" w:bidi="zh_TW"/>
-          </w:rPr>
-          <w:rPr>
-            <w:color w:val="0000EE"/>
-            <w:u w:val="single"/>
-          </w:rPr>
-          <w:t>出24:1–8</w:t>
-        </w:r>
-      </w:hyperlink>
-      <w:r>
-        <w:rPr>
-          <w:lang w:val="zh_TW" w:bidi="zh_TW"/>
-        </w:rPr>
-        <w:t>），這也暗示了新盟約預言性的盼望（</w:t>
-      </w:r>
-      <w:hyperlink r:id="rId54">
-        <w:r>
-          <w:rPr>
-            <w:lang w:val="zh_TW" w:bidi="zh_TW"/>
-          </w:rPr>
-          <w:rPr>
-            <w:color w:val="0000EE"/>
-            <w:u w:val="single"/>
-          </w:rPr>
-          <w:t>耶31:31–34</w:t>
-        </w:r>
-      </w:hyperlink>
-      <w:r>
-        <w:rPr>
-          <w:lang w:val="zh_TW" w:bidi="zh_TW"/>
-        </w:rPr>
-        <w:t>），正如</w:t>
-      </w:r>
-      <w:hyperlink r:id="rId55">
-        <w:r>
-          <w:rPr>
-            <w:lang w:val="zh_TW" w:bidi="zh_TW"/>
-          </w:rPr>
-          <w:rPr>
-            <w:color w:val="0000EE"/>
-            <w:u w:val="single"/>
-          </w:rPr>
-          <w:t>希伯來書第八至九章</w:t>
-        </w:r>
-      </w:hyperlink>
-      <w:r>
-        <w:rPr>
-          <w:lang w:val="zh_TW" w:bidi="zh_TW"/>
-        </w:rPr>
-        <w:t>所描述的，已在耶穌裡得到實現。</w:t>
-      </w:r>
-    </w:p>
-    <w:p>
-      <w:pPr>
-        <w:pStyle w:val="Heading4"/>
-      </w:pPr>
-      <w:r>
-        <w:rPr>
-          <w:lang w:val="zh_TW" w:bidi="zh_TW"/>
-        </w:rPr>
-        <w:t>「為多人流出來，使罪得赦。」</w:t>
-      </w:r>
-    </w:p>
-    <w:p>
-      <w:pPr/>
-      <w:r>
-        <w:rPr>
-          <w:lang w:val="zh_TW" w:bidi="zh_TW"/>
-        </w:rPr>
-      </w:r>
-      <w:r>
-        <w:rPr>
-          <w:lang w:val="zh_TW" w:bidi="zh_TW"/>
-        </w:rPr>
-        <w:t>耶穌的死作為獻祭的意義與對逾越節和盟約的理解有關。這也與</w:t>
-      </w:r>
-      <w:hyperlink r:id="rId56">
-        <w:r>
-          <w:rPr>
-            <w:lang w:val="zh_TW" w:bidi="zh_TW"/>
-          </w:rPr>
-          <w:rPr>
-            <w:color w:val="0000EE"/>
-            <w:u w:val="single"/>
-          </w:rPr>
-          <w:t>以賽亞書五十三章</w:t>
-        </w:r>
-      </w:hyperlink>
-      <w:r>
-        <w:rPr>
-          <w:lang w:val="zh_TW" w:bidi="zh_TW"/>
-        </w:rPr>
-        <w:t>中所提到受苦的僕人將自己作為「</w:t>
-      </w:r>
-      <w:r>
-        <w:rPr>
-          <w:lang w:val="zh_TW" w:bidi="zh_TW"/>
-        </w:rPr>
-        <w:t>贖罪祭</w:t>
-      </w:r>
-      <w:r>
-        <w:rPr>
-          <w:lang w:val="zh_TW" w:bidi="zh_TW"/>
-        </w:rPr>
-        <w:t>」相關（</w:t>
-      </w:r>
-      <w:hyperlink r:id="rId57">
-        <w:r>
-          <w:rPr>
-            <w:lang w:val="zh_TW" w:bidi="zh_TW"/>
-          </w:rPr>
-          <w:rPr>
-            <w:color w:val="0000EE"/>
-            <w:u w:val="single"/>
-          </w:rPr>
-          <w:t>賽53:10</w:t>
-        </w:r>
-      </w:hyperlink>
-      <w:r>
-        <w:rPr>
-          <w:lang w:val="zh_TW" w:bidi="zh_TW"/>
-        </w:rPr>
-        <w:t>）。</w:t>
-      </w:r>
-      <w:hyperlink r:id="rId58">
-        <w:r>
-          <w:rPr>
-            <w:lang w:val="zh_TW" w:bidi="zh_TW"/>
-          </w:rPr>
-          <w:rPr>
-            <w:color w:val="0000EE"/>
-            <w:u w:val="single"/>
-          </w:rPr>
-          <w:t>路加福音二十二章37節</w:t>
-        </w:r>
-      </w:hyperlink>
-      <w:r>
-        <w:rPr>
-          <w:lang w:val="zh_TW" w:bidi="zh_TW"/>
-        </w:rPr>
-        <w:t>在耶穌在樓房講論中說到：「這段經文在我身上應驗，『</w:t>
-      </w:r>
-      <w:r>
-        <w:rPr>
-          <w:lang w:val="zh_TW" w:bidi="zh_TW"/>
-        </w:rPr>
-        <w:t>他也被列在罪犯之中。</w:t>
-      </w:r>
-      <w:r>
-        <w:rPr>
-          <w:lang w:val="zh_TW" w:bidi="zh_TW"/>
-        </w:rPr>
-        <w:t>』」那節經文，就是</w:t>
-      </w:r>
-      <w:hyperlink r:id="rId56">
-        <w:r>
-          <w:rPr>
-            <w:lang w:val="zh_TW" w:bidi="zh_TW"/>
-          </w:rPr>
-          <w:rPr>
-            <w:color w:val="0000EE"/>
-            <w:u w:val="single"/>
-          </w:rPr>
-          <w:t>以賽亞書</w:t>
-        </w:r>
-      </w:hyperlink>
-      <w:hyperlink r:id="rId59">
-        <w:r>
-          <w:rPr>
-            <w:lang w:val="zh_TW" w:bidi="zh_TW"/>
-          </w:rPr>
-          <w:rPr>
-            <w:color w:val="0000EE"/>
-            <w:u w:val="single"/>
-          </w:rPr>
-          <w:t>五十三章12節</w:t>
-        </w:r>
-      </w:hyperlink>
-      <w:r>
-        <w:rPr>
-          <w:lang w:val="zh_TW" w:bidi="zh_TW"/>
-        </w:rPr>
-        <w:t>，也說到「</w:t>
-      </w:r>
-      <w:r>
-        <w:rPr>
-          <w:lang w:val="zh_TW" w:bidi="zh_TW"/>
-        </w:rPr>
-        <w:t>因為他將命傾倒</w:t>
-      </w:r>
-      <w:r>
-        <w:rPr>
-          <w:lang w:val="zh_TW" w:bidi="zh_TW"/>
-        </w:rPr>
-        <w:t>」和「</w:t>
-      </w:r>
-      <w:r>
-        <w:rPr>
-          <w:lang w:val="zh_TW" w:bidi="zh_TW"/>
-        </w:rPr>
-        <w:t>他卻擔當多人的罪</w:t>
-      </w:r>
-      <w:r>
-        <w:rPr>
-          <w:lang w:val="zh_TW" w:bidi="zh_TW"/>
-        </w:rPr>
-        <w:t>」。</w:t>
-      </w:r>
-      <w:hyperlink r:id="rId50">
-        <w:r>
-          <w:rPr>
-            <w:lang w:val="zh_TW" w:bidi="zh_TW"/>
-          </w:rPr>
-          <w:rPr>
-            <w:color w:val="0000EE"/>
-            <w:u w:val="single"/>
-          </w:rPr>
-          <w:t>馬可福音十四章24節</w:t>
-        </w:r>
-      </w:hyperlink>
-      <w:r>
-        <w:rPr>
-          <w:lang w:val="zh_TW" w:bidi="zh_TW"/>
-        </w:rPr>
-        <w:t>似乎也暗示這些經文，當耶穌談到祂的血「為多人流出來」時，</w:t>
-      </w:r>
-      <w:hyperlink r:id="rId49">
-        <w:r>
-          <w:rPr>
-            <w:lang w:val="zh_TW" w:bidi="zh_TW"/>
-          </w:rPr>
-          <w:rPr>
-            <w:color w:val="0000EE"/>
-            <w:u w:val="single"/>
-          </w:rPr>
-          <w:t>馬太福音二十六章28節</w:t>
-        </w:r>
-      </w:hyperlink>
-      <w:r>
-        <w:rPr>
-          <w:lang w:val="zh_TW" w:bidi="zh_TW"/>
-        </w:rPr>
-        <w:t>則補充說「</w:t>
-      </w:r>
-      <w:r>
-        <w:rPr>
-          <w:lang w:val="zh_TW" w:bidi="zh_TW"/>
-        </w:rPr>
-        <w:t>使罪得赦</w:t>
-      </w:r>
-      <w:r>
-        <w:rPr>
-          <w:lang w:val="zh_TW" w:bidi="zh_TW"/>
-        </w:rPr>
-        <w:t>」。</w:t>
-      </w:r>
-    </w:p>
-    <w:p>
-      <w:pPr>
-        <w:pStyle w:val="Heading4"/>
-      </w:pPr>
-      <w:r>
-        <w:rPr>
-          <w:lang w:val="zh_TW" w:bidi="zh_TW"/>
-        </w:rPr>
-        <w:t>對未來的期望</w:t>
-      </w:r>
-    </w:p>
-    <w:p>
-      <w:pPr/>
-      <w:r>
-        <w:rPr>
-          <w:lang w:val="zh_TW" w:bidi="zh_TW"/>
-        </w:rPr>
-      </w:r>
-      <w:r>
-        <w:rPr>
-          <w:lang w:val="zh_TW" w:bidi="zh_TW"/>
-        </w:rPr>
-        <w:t>所有四個關於最後晚餐的記載都以不同的方式，將對未來的期盼與聖餐的設立聯繫起來。在</w:t>
-      </w:r>
-      <w:hyperlink r:id="rId60">
-        <w:r>
-          <w:rPr>
-            <w:lang w:val="zh_TW" w:bidi="zh_TW"/>
-          </w:rPr>
-          <w:rPr>
-            <w:color w:val="0000EE"/>
-            <w:u w:val="single"/>
-          </w:rPr>
-          <w:t>馬可福音十四章25節</w:t>
-        </w:r>
-      </w:hyperlink>
-      <w:r>
-        <w:rPr>
-          <w:lang w:val="zh_TW" w:bidi="zh_TW"/>
-        </w:rPr>
-        <w:t>中，這個期望也體現在耶穌的話語中：「</w:t>
-      </w:r>
-      <w:r>
-        <w:rPr>
-          <w:lang w:val="zh_TW" w:bidi="zh_TW"/>
-        </w:rPr>
-        <w:t>我實在告訴你們，我不再喝這葡萄汁，直到我在神的國裏喝新的那日子。</w:t>
-      </w:r>
-      <w:r>
-        <w:rPr>
-          <w:lang w:val="zh_TW" w:bidi="zh_TW"/>
-        </w:rPr>
-        <w:t>」在</w:t>
-      </w:r>
-      <w:hyperlink r:id="rId61">
-        <w:r>
-          <w:rPr>
-            <w:lang w:val="zh_TW" w:bidi="zh_TW"/>
-          </w:rPr>
-          <w:rPr>
-            <w:color w:val="0000EE"/>
-            <w:u w:val="single"/>
-          </w:rPr>
-          <w:t>馬太福音二十六章29節</w:t>
-        </w:r>
-      </w:hyperlink>
-      <w:r>
-        <w:rPr>
-          <w:lang w:val="zh_TW" w:bidi="zh_TW"/>
-        </w:rPr>
-        <w:t>中，未來喝葡萄酒被說成是「</w:t>
-      </w:r>
-      <w:r>
-        <w:rPr>
-          <w:lang w:val="zh_TW" w:bidi="zh_TW"/>
-        </w:rPr>
-        <w:t>我在我父的國裏同你們喝新的那日子</w:t>
-      </w:r>
-      <w:r>
-        <w:rPr>
-          <w:lang w:val="zh_TW" w:bidi="zh_TW"/>
-        </w:rPr>
-        <w:t>」。在</w:t>
-      </w:r>
-      <w:hyperlink r:id="rId62">
-        <w:r>
-          <w:rPr>
-            <w:lang w:val="zh_TW" w:bidi="zh_TW"/>
-          </w:rPr>
-          <w:rPr>
-            <w:color w:val="0000EE"/>
-            <w:u w:val="single"/>
-          </w:rPr>
-          <w:t>路加福音二十二章18節</w:t>
-        </w:r>
-      </w:hyperlink>
-      <w:r>
-        <w:rPr>
-          <w:lang w:val="zh_TW" w:bidi="zh_TW"/>
-        </w:rPr>
-        <w:t>中有類似的話，並且在兩節之前提到在神的國裡完成逾越節。這些話都可以理解為舊約和後來的猶太天啟文學中，所提出的另一個希望最終的實現：彌賽亞的宴席、</w:t>
-      </w:r>
-      <w:hyperlink r:id="rId63">
-        <w:r>
-          <w:rPr>
-            <w:lang w:val="zh_TW" w:bidi="zh_TW"/>
-          </w:rPr>
-          <w:rPr>
-            <w:color w:val="0000EE"/>
-            <w:u w:val="single"/>
-          </w:rPr>
-          <w:t>以賽亞書二十五章6節</w:t>
-        </w:r>
-      </w:hyperlink>
-      <w:r>
-        <w:rPr>
-          <w:lang w:val="zh_TW" w:bidi="zh_TW"/>
-        </w:rPr>
-        <w:t>中提到的耶和華山上的盛宴。在</w:t>
-      </w:r>
-      <w:hyperlink r:id="rId64">
-        <w:r>
-          <w:rPr>
-            <w:lang w:val="zh_TW" w:bidi="zh_TW"/>
-          </w:rPr>
-          <w:rPr>
-            <w:color w:val="0000EE"/>
-            <w:u w:val="single"/>
-          </w:rPr>
-          <w:t>哥林多前書十一章26節</w:t>
-        </w:r>
-      </w:hyperlink>
-      <w:r>
-        <w:rPr>
-          <w:lang w:val="zh_TW" w:bidi="zh_TW"/>
-        </w:rPr>
-        <w:t>中，這個對未來的希望相當明確地就是基督第二次再臨；因為使徒說：「</w:t>
-      </w:r>
-      <w:r>
-        <w:rPr>
-          <w:lang w:val="zh_TW" w:bidi="zh_TW"/>
-        </w:rPr>
-        <w:t>你們每逢吃這餅，喝這杯，是表明主的死，直等到他來。」</w:t>
-      </w:r>
-    </w:p>
-    <w:p>
-      <w:pPr>
-        <w:pStyle w:val="Heading3"/>
-      </w:pPr>
-      <w:r>
-        <w:rPr>
-          <w:lang w:val="zh_TW" w:bidi="zh_TW"/>
-        </w:rPr>
-        <w:t>早期教會的實踐</w:t>
-      </w:r>
-    </w:p>
-    <w:p>
-      <w:pPr/>
-      <w:r>
-        <w:rPr>
-          <w:lang w:val="zh_TW" w:bidi="zh_TW"/>
-        </w:rPr>
-      </w:r>
-      <w:r>
-        <w:rPr>
-          <w:lang w:val="zh_TW" w:bidi="zh_TW"/>
-        </w:rPr>
-        <w:t>在</w:t>
-      </w:r>
-      <w:hyperlink r:id="rId65">
-        <w:r>
-          <w:rPr>
-            <w:lang w:val="zh_TW" w:bidi="zh_TW"/>
-          </w:rPr>
-          <w:rPr>
-            <w:color w:val="0000EE"/>
-            <w:u w:val="single"/>
-          </w:rPr>
-          <w:t>使徒行傳二章42節</w:t>
-        </w:r>
-      </w:hyperlink>
-      <w:r>
-        <w:rPr>
-          <w:lang w:val="zh_TW" w:bidi="zh_TW"/>
-        </w:rPr>
-        <w:t>中，記載了五旬節發生的事情之後，提到「〔他們〕都恆心遵守使徒的教訓，彼此交接，擘餅，祈禱。」此外，「</w:t>
-      </w:r>
-      <w:r>
-        <w:rPr>
-          <w:lang w:val="zh_TW" w:bidi="zh_TW"/>
-        </w:rPr>
-        <w:t>他們天天同心合意恆切地在殿裏，且在家中擘餅，存著歡喜、誠實的心用飯</w:t>
-      </w:r>
-      <w:r>
-        <w:rPr>
-          <w:lang w:val="zh_TW" w:bidi="zh_TW"/>
-        </w:rPr>
-        <w:t>」（</w:t>
-      </w:r>
-      <w:hyperlink r:id="rId66">
-        <w:r>
-          <w:rPr>
-            <w:lang w:val="zh_TW" w:bidi="zh_TW"/>
-          </w:rPr>
-          <w:rPr>
-            <w:color w:val="0000EE"/>
-            <w:u w:val="single"/>
-          </w:rPr>
-          <w:t>徒2:46</w:t>
-        </w:r>
-      </w:hyperlink>
-      <w:r>
-        <w:rPr>
-          <w:lang w:val="zh_TW" w:bidi="zh_TW"/>
-        </w:rPr>
-        <w:t>）。這些話和實踐的原則引發了兩個問題。它們是否僅僅意味著基督徒在一起分享聚餐？</w:t>
-      </w:r>
-      <w:hyperlink r:id="rId66">
-        <w:r>
-          <w:rPr>
-            <w:lang w:val="zh_TW" w:bidi="zh_TW"/>
-          </w:rPr>
-          <w:rPr>
-            <w:color w:val="0000EE"/>
-            <w:u w:val="single"/>
-          </w:rPr>
-          <w:t>使徒行傳二章46節</w:t>
-        </w:r>
-      </w:hyperlink>
-      <w:r>
-        <w:rPr>
-          <w:lang w:val="zh_TW" w:bidi="zh_TW"/>
-        </w:rPr>
-        <w:t>似乎將擘餅和用飯視為兩個獨立的行動。此外，</w:t>
-      </w:r>
-      <w:hyperlink r:id="rId66">
-        <w:r>
-          <w:rPr>
-            <w:lang w:val="zh_TW" w:bidi="zh_TW"/>
-          </w:rPr>
-          <w:rPr>
-            <w:color w:val="0000EE"/>
-            <w:u w:val="single"/>
-          </w:rPr>
-          <w:t>使徒行傳二十章7節</w:t>
-        </w:r>
-      </w:hyperlink>
-      <w:r>
-        <w:rPr>
-          <w:lang w:val="zh_TW" w:bidi="zh_TW"/>
-        </w:rPr>
-        <w:t>在談到特羅亞的基督徒「</w:t>
-      </w:r>
-      <w:r>
-        <w:rPr>
-          <w:lang w:val="zh_TW" w:bidi="zh_TW"/>
-        </w:rPr>
-        <w:t>七日的第一日，我們聚會擘餅的時候</w:t>
-      </w:r>
-      <w:r>
-        <w:rPr>
-          <w:lang w:val="zh_TW" w:bidi="zh_TW"/>
-        </w:rPr>
-        <w:t>」似乎明顯地暗示這是一個基督教的禮拜，而不僅僅是一頓飯。從</w:t>
-      </w:r>
-      <w:hyperlink r:id="rId67">
-        <w:r>
-          <w:rPr>
-            <w:lang w:val="zh_TW" w:bidi="zh_TW"/>
-          </w:rPr>
-          <w:rPr>
-            <w:color w:val="0000EE"/>
-            <w:u w:val="single"/>
-          </w:rPr>
-          <w:t>哥林多前書第十章</w:t>
-        </w:r>
-      </w:hyperlink>
-      <w:r>
-        <w:rPr>
-          <w:lang w:val="zh_TW" w:bidi="zh_TW"/>
-        </w:rPr>
-        <w:t>，也許從</w:t>
-      </w:r>
-      <w:hyperlink r:id="rId68">
-        <w:r>
-          <w:rPr>
-            <w:lang w:val="zh_TW" w:bidi="zh_TW"/>
-          </w:rPr>
-          <w:rPr>
-            <w:color w:val="0000EE"/>
-            <w:u w:val="single"/>
-          </w:rPr>
-          <w:t>猶大書12節</w:t>
-        </w:r>
-      </w:hyperlink>
-      <w:r>
-        <w:rPr>
-          <w:lang w:val="zh_TW" w:bidi="zh_TW"/>
-        </w:rPr>
-        <w:t>中提到的「</w:t>
-      </w:r>
-      <w:r>
-        <w:rPr>
-          <w:lang w:val="zh_TW" w:bidi="zh_TW"/>
-        </w:rPr>
-        <w:t>愛席</w:t>
-      </w:r>
-      <w:r>
-        <w:rPr>
-          <w:lang w:val="zh_TW" w:bidi="zh_TW"/>
-        </w:rPr>
-        <w:t>」，我們可以合理地推斷，基督徒團契中的一頓飯和聖餐的慶祝是密不可分的。第二個問題是，最早的「擘餅」是否如在耶路撒冷教會中，是一個不同於餅和酒的儀式，前者是回憶門徒與復活的主的團契，後者則是特別回憶祂的犧牲之死？我們沒有直接的證據來支持這種觀點。福音書所見證的主餐涉及擘餅和分享杯以紀念基督的血「為多人流出」。我們也可以假設，使徒保羅所接受、遵循並傳遞給他人的傳統，可以追溯到他作為基督徒最初的歲月，因其涉及擘餅和分享杯以紀念基督，從而宣告主的死直到祂的再來。</w:t>
-      </w:r>
-    </w:p>
-    <w:p>
-      <w:pPr>
-        <w:pStyle w:val="Heading3"/>
-      </w:pPr>
-      <w:r>
-        <w:rPr>
-          <w:lang w:val="zh_TW" w:bidi="zh_TW"/>
-        </w:rPr>
-        <w:t>保羅的教導</w:t>
-      </w:r>
-    </w:p>
-    <w:p>
-      <w:pPr/>
-      <w:r>
-        <w:rPr>
-          <w:lang w:val="zh_TW" w:bidi="zh_TW"/>
-        </w:rPr>
-      </w:r>
-      <w:r>
-        <w:rPr>
-          <w:lang w:val="zh_TW" w:bidi="zh_TW"/>
-        </w:rPr>
-        <w:t>在保羅的教導中，如同福音書，主餐明顯指回顧並感恩紀念基督為世人的罪一次獻上的獻祭，且意識到主在當下與祂的子民同在，並懷著希望展望未來。與聖餐相關的其它教導在</w:t>
-      </w:r>
-      <w:hyperlink r:id="rId69">
-        <w:r>
-          <w:rPr>
-            <w:lang w:val="zh_TW" w:bidi="zh_TW"/>
-          </w:rPr>
-          <w:rPr>
-            <w:color w:val="0000EE"/>
-            <w:u w:val="single"/>
-          </w:rPr>
-          <w:t>哥林多前書十至十一章</w:t>
-        </w:r>
-      </w:hyperlink>
-      <w:r>
-        <w:rPr>
-          <w:lang w:val="zh_TW" w:bidi="zh_TW"/>
-        </w:rPr>
-        <w:t>中有所闡述。這些教導源於哥林多教會情況的實際面；基督徒需要注意以任何形式轉回到偶像崇拜的危險；以及團契中可能出現的分裂，其中包括富人與窮人之間的分裂。</w:t>
-      </w:r>
-    </w:p>
-    <w:p>
-      <w:pPr>
-        <w:pStyle w:val="Heading4"/>
-      </w:pPr>
-      <w:r>
-        <w:rPr>
-          <w:lang w:val="zh_TW" w:bidi="zh_TW"/>
-        </w:rPr>
-        <w:t>與基督相交</w:t>
-      </w:r>
-    </w:p>
-    <w:p>
-      <w:pPr/>
-      <w:r>
-        <w:rPr>
-          <w:lang w:val="zh_TW" w:bidi="zh_TW"/>
-        </w:rPr>
-      </w:r>
-      <w:r>
-        <w:rPr>
-          <w:lang w:val="zh_TW" w:bidi="zh_TW"/>
-        </w:rPr>
-        <w:t>參與餅和喝杯被描述為與基督有份，就像分享祭祀餐就意味著參與在「鬼的</w:t>
-      </w:r>
-      <w:r>
-        <w:rPr>
-          <w:lang w:val="zh_TW" w:bidi="zh_TW"/>
-        </w:rPr>
-        <w:t>筵席</w:t>
-      </w:r>
-      <w:r>
-        <w:rPr>
-          <w:lang w:val="zh_TW" w:bidi="zh_TW"/>
-        </w:rPr>
-        <w:t>」上（</w:t>
-      </w:r>
-      <w:hyperlink r:id="rId70">
-        <w:r>
-          <w:rPr>
-            <w:lang w:val="zh_TW" w:bidi="zh_TW"/>
-          </w:rPr>
-          <w:rPr>
-            <w:color w:val="0000EE"/>
-            <w:u w:val="single"/>
-          </w:rPr>
-          <w:t>林前10:21</w:t>
-        </w:r>
-      </w:hyperlink>
-      <w:r>
-        <w:rPr>
-          <w:lang w:val="zh_TW" w:bidi="zh_TW"/>
-        </w:rPr>
-        <w:t>）。「</w:t>
-      </w:r>
-      <w:r>
-        <w:rPr>
-          <w:lang w:val="zh_TW" w:bidi="zh_TW"/>
-        </w:rPr>
-        <w:t>我們所祝福的杯，豈不是同領基督的血嗎？我們所擘開的餅，豈不是同領基督的身體嗎？</w:t>
-      </w:r>
-      <w:r>
-        <w:rPr>
-          <w:lang w:val="zh_TW" w:bidi="zh_TW"/>
-        </w:rPr>
-        <w:t>」（</w:t>
-      </w:r>
-      <w:hyperlink r:id="rId17">
-        <w:r>
-          <w:rPr>
-            <w:lang w:val="zh_TW" w:bidi="zh_TW"/>
-          </w:rPr>
-          <w:rPr>
-            <w:color w:val="0000EE"/>
-            <w:u w:val="single"/>
-          </w:rPr>
-          <w:t>16）</w:t>
-        </w:r>
-      </w:hyperlink>
-      <w:r>
-        <w:rPr>
-          <w:lang w:val="zh_TW" w:bidi="zh_TW"/>
-        </w:rPr>
-        <w:t>。「同領」是希臘詞koinonia的翻譯，在新約經文中常被譯為「團契」。當主餐被慶祝時，常常不僅紀念的是耶穌死前的最後晚餐，也紀念祂第一次復活與門徒同在時，在擘餅的時候讓他們認出祂來（</w:t>
-      </w:r>
-      <w:hyperlink r:id="rId71">
-        <w:r>
-          <w:rPr>
-            <w:lang w:val="zh_TW" w:bidi="zh_TW"/>
-          </w:rPr>
-          <w:rPr>
-            <w:color w:val="0000EE"/>
-            <w:u w:val="single"/>
-          </w:rPr>
-          <w:t>路24:30–35</w:t>
-        </w:r>
-      </w:hyperlink>
-      <w:r>
-        <w:rPr>
-          <w:lang w:val="zh_TW" w:bidi="zh_TW"/>
-        </w:rPr>
-        <w:t>）。他們繼續經歷與祂的團契。</w:t>
-      </w:r>
-    </w:p>
-    <w:p>
-      <w:pPr>
-        <w:pStyle w:val="Heading4"/>
-      </w:pPr>
-      <w:r>
-        <w:rPr>
-          <w:lang w:val="zh_TW" w:bidi="zh_TW"/>
-        </w:rPr>
-        <w:t>基督的餵養</w:t>
-      </w:r>
-    </w:p>
-    <w:p>
-      <w:pPr/>
-      <w:r>
-        <w:rPr>
-          <w:lang w:val="zh_TW" w:bidi="zh_TW"/>
-        </w:rPr>
-      </w:r>
-      <w:r>
-        <w:rPr>
-          <w:lang w:val="zh_TW" w:bidi="zh_TW"/>
-        </w:rPr>
-        <w:t>在兩個基督教聖禮中，洗禮具有一次性的性質，而聖餐則是重複的聖禮。基督的生命已經在十字架上為罪一次獻上，我們在轉向祂時找到新生命，洗禮正象徵著這一點。與此同時，這個獻上的生命也不斷地供給我們的需要，滋養我們靈裡的生命，聖餐講述了這種每天在基督裡不斷的餵養。</w:t>
-      </w:r>
-      <w:hyperlink r:id="rId72">
-        <w:r>
-          <w:rPr>
-            <w:lang w:val="zh_TW" w:bidi="zh_TW"/>
-          </w:rPr>
-          <w:rPr>
-            <w:color w:val="0000EE"/>
-            <w:u w:val="single"/>
-          </w:rPr>
-          <w:t>哥林多前書十章3至4節</w:t>
-        </w:r>
-      </w:hyperlink>
-      <w:r>
-        <w:rPr>
-          <w:lang w:val="zh_TW" w:bidi="zh_TW"/>
-        </w:rPr>
-        <w:t>提到「靈食」和「靈水」，並在摩西時代的紅海和曠野事件中找到基督的預表。基督說：「我是生命的糧」，「所以</w:t>
-      </w:r>
-      <w:r>
-        <w:rPr>
-          <w:lang w:val="zh_TW" w:bidi="zh_TW"/>
-        </w:rPr>
-        <w:t>我的肉真是可吃的，我的血真是可喝的</w:t>
-      </w:r>
-      <w:r>
-        <w:rPr>
-          <w:lang w:val="zh_TW" w:bidi="zh_TW"/>
-        </w:rPr>
-        <w:t>」；因此，我們在約翰福音中（</w:t>
-      </w:r>
-      <w:hyperlink r:id="rId73">
-        <w:r>
-          <w:rPr>
-            <w:lang w:val="zh_TW" w:bidi="zh_TW"/>
-          </w:rPr>
-          <w:rPr>
-            <w:color w:val="0000EE"/>
-            <w:u w:val="single"/>
-          </w:rPr>
-          <w:t>約6:35、55</w:t>
-        </w:r>
-      </w:hyperlink>
-      <w:r>
-        <w:rPr>
-          <w:lang w:val="zh_TW" w:bidi="zh_TW"/>
-        </w:rPr>
-        <w:t>）所讀到的，與保羅所暗示的關於主餐所表達的——基督徒在靈裡享受基督餵養——是異曲同工的真理。</w:t>
-      </w:r>
-      <w:r>
-        <w:rPr>
-          <w:lang w:val="zh_TW" w:bidi="zh_TW"/>
-        </w:rPr>
-      </w:r>
-      <w:r>
-        <w:rPr>
-          <w:lang w:val="zh_TW" w:bidi="zh_TW"/>
-        </w:rPr>
-      </w:r>
-    </w:p>
-    <w:p>
-      <w:pPr/>
-      <w:r>
-        <w:rPr>
-          <w:lang w:val="zh_TW" w:bidi="zh_TW"/>
-        </w:rPr>
-      </w:r>
-    </w:p>
-    <w:p>
-      <w:pPr>
-        <w:pStyle w:val="Heading2"/>
-      </w:pPr>
-      <w:r>
-        <w:rPr>
-          <w:lang w:val="zh_TW" w:bidi="zh_TW"/>
-        </w:rPr>
-        <w:t>主人</w:t>
-      </w:r>
-      <w:r>
-        <w:rPr>
-          <w:lang w:val="zh_TW" w:bidi="zh_TW"/>
-        </w:rPr>
-      </w:r>
-    </w:p>
-    <w:p>
-      <w:pPr/>
-      <w:r>
-        <w:rPr>
-          <w:lang w:val="zh_TW" w:bidi="zh_TW"/>
-        </w:rPr>
-      </w:r>
-      <w:r>
-        <w:rPr>
-          <w:lang w:val="zh_TW" w:bidi="zh_TW"/>
-        </w:rPr>
-        <w:t>擁有控制、權柄或所有權的人。用「主人」一詞來表示高階級的人。「女主人」是「主人」的女性對應詞。主人可以是：</w:t>
-      </w:r>
-    </w:p>
-    <w:p>
-      <w:pPr>
-        <w:pStyle w:val="ListBullet"/>
-        <w:spacing w:line="240" w:lineRule="auto"/>
-        <w:ind w:left="720"/>
-      </w:pPr>
-      <w:r>
-        <w:rPr>
-          <w:lang w:val="zh_TW" w:bidi="zh_TW"/>
-        </w:rPr>
-      </w:r>
-      <w:r>
-        <w:rPr>
-          <w:lang w:val="zh_TW" w:bidi="zh_TW"/>
-        </w:rPr>
-        <w:t>擁有動物或財產的人（</w:t>
-      </w:r>
-      <w:hyperlink r:id="rId74">
-        <w:r>
-          <w:rPr>
-            <w:lang w:val="zh_TW" w:bidi="zh_TW"/>
-          </w:rPr>
-          <w:rPr>
-            <w:color w:val="0000EE"/>
-            <w:u w:val="single"/>
-          </w:rPr>
-          <w:t>賽1:3</w:t>
-        </w:r>
-      </w:hyperlink>
-      <w:r>
-        <w:rPr>
-          <w:lang w:val="zh_TW" w:bidi="zh_TW"/>
-        </w:rPr>
-        <w:t>）</w:t>
-      </w:r>
-    </w:p>
-    <w:p>
-      <w:pPr>
-        <w:pStyle w:val="ListBullet"/>
-        <w:spacing w:line="240" w:lineRule="auto"/>
-        <w:ind w:left="720"/>
-      </w:pPr>
-      <w:r>
-        <w:rPr>
-          <w:lang w:val="zh_TW" w:bidi="zh_TW"/>
-        </w:rPr>
-      </w:r>
-      <w:r>
-        <w:rPr>
-          <w:lang w:val="zh_TW" w:bidi="zh_TW"/>
-        </w:rPr>
-        <w:t>負責一個家庭的人（</w:t>
-      </w:r>
-      <w:hyperlink r:id="rId75">
-        <w:r>
-          <w:rPr>
-            <w:lang w:val="zh_TW" w:bidi="zh_TW"/>
-          </w:rPr>
-          <w:rPr>
-            <w:color w:val="0000EE"/>
-            <w:u w:val="single"/>
-          </w:rPr>
-          <w:t>可13:35</w:t>
-        </w:r>
-      </w:hyperlink>
-      <w:r>
-        <w:rPr>
-          <w:lang w:val="zh_TW" w:bidi="zh_TW"/>
-        </w:rPr>
-        <w:t>）</w:t>
-      </w:r>
-    </w:p>
-    <w:p>
-      <w:pPr>
-        <w:pStyle w:val="ListBullet"/>
-        <w:spacing w:line="240" w:lineRule="auto"/>
-        <w:ind w:left="720"/>
-      </w:pPr>
-      <w:r>
-        <w:rPr>
-          <w:lang w:val="zh_TW" w:bidi="zh_TW"/>
-        </w:rPr>
-      </w:r>
-      <w:r>
-        <w:rPr>
-          <w:lang w:val="zh_TW" w:bidi="zh_TW"/>
-        </w:rPr>
-        <w:t>擁有僕人或奴隸的人（</w:t>
-      </w:r>
-      <w:hyperlink r:id="rId76">
-        <w:r>
-          <w:rPr>
-            <w:lang w:val="zh_TW" w:bidi="zh_TW"/>
-          </w:rPr>
-          <w:rPr>
-            <w:color w:val="0000EE"/>
-            <w:u w:val="single"/>
-          </w:rPr>
-          <w:t>創16:9</w:t>
-        </w:r>
-      </w:hyperlink>
-      <w:r>
-        <w:rPr>
-          <w:lang w:val="zh_TW" w:bidi="zh_TW"/>
-        </w:rPr>
-        <w:t>，</w:t>
-      </w:r>
-      <w:hyperlink r:id="rId77">
-        <w:r>
-          <w:rPr>
-            <w:lang w:val="zh_TW" w:bidi="zh_TW"/>
-          </w:rPr>
-          <w:rPr>
-            <w:color w:val="0000EE"/>
-            <w:u w:val="single"/>
-          </w:rPr>
-          <w:t>39:3</w:t>
-        </w:r>
-      </w:hyperlink>
-      <w:r>
-        <w:rPr>
-          <w:lang w:val="zh_TW" w:bidi="zh_TW"/>
-        </w:rPr>
-        <w:t>；</w:t>
-      </w:r>
-      <w:hyperlink r:id="rId78">
-        <w:r>
-          <w:rPr>
-            <w:lang w:val="zh_TW" w:bidi="zh_TW"/>
-          </w:rPr>
-          <w:rPr>
-            <w:color w:val="0000EE"/>
-            <w:u w:val="single"/>
-          </w:rPr>
-          <w:t>弗6:5</w:t>
-        </w:r>
-      </w:hyperlink>
-      <w:r>
-        <w:rPr>
-          <w:lang w:val="zh_TW" w:bidi="zh_TW"/>
-        </w:rPr>
-        <w:t>）</w:t>
-      </w:r>
-    </w:p>
-    <w:p>
-      <w:pPr>
-        <w:pStyle w:val="ListBullet"/>
-        <w:spacing w:line="240" w:lineRule="auto"/>
-        <w:ind w:left="720"/>
-      </w:pPr>
-      <w:r>
-        <w:rPr>
-          <w:lang w:val="zh_TW" w:bidi="zh_TW"/>
-        </w:rPr>
-      </w:r>
-      <w:r>
-        <w:rPr>
-          <w:lang w:val="zh_TW" w:bidi="zh_TW"/>
-        </w:rPr>
-        <w:t>一位雇主（</w:t>
-      </w:r>
-      <w:hyperlink r:id="rId79">
-        <w:r>
-          <w:rPr>
-            <w:lang w:val="zh_TW" w:bidi="zh_TW"/>
-          </w:rPr>
-          <w:rPr>
-            <w:color w:val="0000EE"/>
-            <w:u w:val="single"/>
-          </w:rPr>
-          <w:t>路16:3</w:t>
-        </w:r>
-      </w:hyperlink>
-      <w:r>
-        <w:rPr>
-          <w:lang w:val="zh_TW" w:bidi="zh_TW"/>
-        </w:rPr>
-        <w:t>）</w:t>
-      </w:r>
-    </w:p>
-    <w:p>
-      <w:pPr>
-        <w:pStyle w:val="ListBullet"/>
-        <w:spacing w:line="240" w:lineRule="auto"/>
-        <w:ind w:left="720"/>
-      </w:pPr>
-      <w:r>
-        <w:rPr>
-          <w:lang w:val="zh_TW" w:bidi="zh_TW"/>
-        </w:rPr>
-      </w:r>
-      <w:r>
-        <w:rPr>
-          <w:lang w:val="zh_TW" w:bidi="zh_TW"/>
-        </w:rPr>
-        <w:t>一位老師（</w:t>
-      </w:r>
-      <w:hyperlink r:id="rId80">
-        <w:r>
-          <w:rPr>
-            <w:lang w:val="zh_TW" w:bidi="zh_TW"/>
-          </w:rPr>
-          <w:rPr>
-            <w:color w:val="0000EE"/>
-            <w:u w:val="single"/>
-          </w:rPr>
-          <w:t>路9:49</w:t>
-        </w:r>
-      </w:hyperlink>
-      <w:r>
-        <w:rPr>
-          <w:lang w:val="zh_TW" w:bidi="zh_TW"/>
-        </w:rPr>
-        <w:t>；比較</w:t>
-      </w:r>
-      <w:hyperlink r:id="rId81">
-        <w:r>
-          <w:rPr>
-            <w:lang w:val="zh_TW" w:bidi="zh_TW"/>
-          </w:rPr>
-          <w:rPr>
-            <w:color w:val="0000EE"/>
-            <w:u w:val="single"/>
-          </w:rPr>
-          <w:t>：可9:38</w:t>
-        </w:r>
-      </w:hyperlink>
-      <w:r>
-        <w:rPr>
-          <w:lang w:val="zh_TW" w:bidi="zh_TW"/>
-        </w:rPr>
-        <w:t>，使用「夫子」而不是「主人」）</w:t>
-      </w:r>
-    </w:p>
-    <w:p>
-      <w:pPr>
-        <w:pStyle w:val="ListBullet"/>
-        <w:spacing w:line="240" w:lineRule="auto"/>
-        <w:ind w:left="720"/>
-      </w:pPr>
-      <w:r>
-        <w:rPr>
-          <w:lang w:val="zh_TW" w:bidi="zh_TW"/>
-        </w:rPr>
-      </w:r>
-      <w:r>
-        <w:rPr>
-          <w:lang w:val="zh_TW" w:bidi="zh_TW"/>
-        </w:rPr>
-        <w:t>天上的主（</w:t>
-      </w:r>
-      <w:hyperlink r:id="rId82">
-        <w:r>
-          <w:rPr>
-            <w:lang w:val="zh_TW" w:bidi="zh_TW"/>
-          </w:rPr>
-          <w:rPr>
-            <w:color w:val="0000EE"/>
-            <w:u w:val="single"/>
-          </w:rPr>
-          <w:t>弗6:9</w:t>
-        </w:r>
-      </w:hyperlink>
-      <w:r>
-        <w:rPr>
-          <w:lang w:val="zh_TW" w:bidi="zh_TW"/>
-        </w:rPr>
-        <w:t>）</w:t>
-      </w:r>
-    </w:p>
-    <w:p>
-      <w:pPr/>
-      <w:r>
-        <w:rPr>
-          <w:lang w:val="zh_TW" w:bidi="zh_TW"/>
-        </w:rPr>
-      </w:r>
-      <w:r>
-        <w:rPr>
-          <w:lang w:val="zh_TW" w:bidi="zh_TW"/>
-        </w:rPr>
-        <w:t>「主」這個詞經常用來描述耶穌。當希臘文</w:t>
-      </w:r>
-      <w:r>
-        <w:rPr>
           <w:i/>
           <w:lang w:val="zh_TW" w:bidi="zh_TW"/>
         </w:rPr>
-        <w:t>kurios</w:t>
-      </w:r>
-      <w:r>
-        <w:rPr>
-          <w:lang w:val="zh_TW" w:bidi="zh_TW"/>
-        </w:rPr>
-        <w:t>（通常翻譯為「主」）指的是耶穌時，它強調了神賦予祂的權柄以及祂在信徒生活中作主的角色。</w:t>
+        <w:t>另見</w:t>
+      </w:r>
+      <w:r>
+        <w:rPr>
+          <w:lang w:val="zh_TW" w:bidi="zh_TW"/>
+        </w:rPr>
+        <w:t xml:space="preserve"> </w:t>
+      </w:r>
+      <w:r>
+        <w:rPr>
+          <w:lang w:val="zh_TW" w:bidi="zh_TW"/>
+        </w:rPr>
+        <w:t>土地分配</w:t>
+      </w:r>
+      <w:r>
+        <w:rPr>
+          <w:lang w:val="zh_TW" w:bidi="zh_TW"/>
+        </w:rPr>
+        <w:t>。</w:t>
       </w:r>
       <w:r>
         <w:rPr>

--- a/zht/docx/184.content.docx
+++ b/zht/docx/184.content.docx
@@ -149,7 +149,7 @@
         <w:rPr>
           <w:lang w:val="zh_TW" w:bidi="zh_TW"/>
         </w:rPr>
-        <w:t>zheng</w:t>
+        <w:t>yan</w:t>
       </w:r>
       <w:r>
         <w:rPr>
@@ -212,7 +212,7 @@
         <w:rPr>
           <w:lang w:val="zh_TW" w:bidi="zh_TW"/>
         </w:rPr>
-        <w:t>征服與土地分配</w:t>
+        <w:t>筵席</w:t>
       </w:r>
       <w:r>
         <w:rPr>
@@ -231,18 +231,7 @@
         <w:rPr>
           <w:lang w:val="zh_TW" w:bidi="zh_TW"/>
         </w:rPr>
-        <w:t>此用語是指以色列人取得應許之地，以及該地如何以獨特的方式分配給以色列各支派。</w:t>
-      </w:r>
-    </w:p>
-    <w:p>
-      <w:pPr>
-        <w:pStyle w:val="Heading3"/>
-      </w:pPr>
-      <w:r>
-        <w:rPr>
-          <w:lang w:val="zh_TW" w:bidi="zh_TW"/>
-        </w:rPr>
-        <w:t>征服</w:t>
+        <w:t>筵席是為慶祝重要事件或尊貴人物而設立的隆重宴會，也象徵基督將來在神的國中所要設立的筵席。</w:t>
       </w:r>
     </w:p>
     <w:p>
@@ -256,7 +245,25 @@
         <w:rPr>
           <w:lang w:val="zh_TW" w:bidi="zh_TW"/>
         </w:rPr>
-        <w:t>以色列人征服迦南是舊約聖經歷史中最引人注目的事件之一：一個組織鬆散、以遊牧為主的民族，竟成功入侵並擊敗了一個長久定居、依靠堅固城邦防禦的文明。聖經指出，這一成就源於神早先向亞伯拉罕、以撒與雅各所立的應許──他們的後裔必得著那地為業（</w:t>
+        <w:t>在聖經時代，筵席與宴樂是社會與宗教生活中的核心。除了摩西律法所規定的宗教節期之外，人們也常在各種喜樂或重要的時刻設筵，例如：</w:t>
+      </w:r>
+    </w:p>
+    <w:p>
+      <w:pPr>
+        <w:pStyle w:val="ListBullet"/>
+        <w:spacing w:line="240" w:lineRule="auto"/>
+        <w:ind w:left="720"/>
+      </w:pPr>
+      <w:r>
+        <w:rPr>
+          <w:lang w:val="zh_TW" w:bidi="zh_TW"/>
+        </w:rPr>
+      </w:r>
+      <w:r>
+        <w:rPr>
+          <w:lang w:val="zh_TW" w:bidi="zh_TW"/>
+        </w:rPr>
+        <w:t>訂立正式協定（</w:t>
       </w:r>
       <w:hyperlink r:id="rId13">
         <w:r>
@@ -267,7 +274,7 @@
             <w:color w:val="0000EE"/>
             <w:u w:val="single"/>
           </w:rPr>
-          <w:t>創17:8</w:t>
+          <w:t>創26:30</w:t>
         </w:r>
       </w:hyperlink>
       <w:r>
@@ -285,7 +292,319 @@
             <w:color w:val="0000EE"/>
             <w:u w:val="single"/>
           </w:rPr>
-          <w:t>26:4</w:t>
+          <w:t>31:54</w:t>
+        </w:r>
+      </w:hyperlink>
+      <w:r>
+        <w:rPr>
+          <w:lang w:val="zh_TW" w:bidi="zh_TW"/>
+        </w:rPr>
+        <w:t>；</w:t>
+      </w:r>
+      <w:hyperlink r:id="rId15">
+        <w:r>
+          <w:rPr>
+            <w:lang w:val="zh_TW" w:bidi="zh_TW"/>
+          </w:rPr>
+          <w:rPr>
+            <w:color w:val="0000EE"/>
+            <w:u w:val="single"/>
+          </w:rPr>
+          <w:t>出24:11</w:t>
+        </w:r>
+      </w:hyperlink>
+      <w:r>
+        <w:rPr>
+          <w:lang w:val="zh_TW" w:bidi="zh_TW"/>
+        </w:rPr>
+        <w:t>）</w:t>
+      </w:r>
+    </w:p>
+    <w:p>
+      <w:pPr>
+        <w:pStyle w:val="ListBullet"/>
+        <w:spacing w:line="240" w:lineRule="auto"/>
+        <w:ind w:left="720"/>
+      </w:pPr>
+      <w:r>
+        <w:rPr>
+          <w:lang w:val="zh_TW" w:bidi="zh_TW"/>
+        </w:rPr>
+      </w:r>
+      <w:r>
+        <w:rPr>
+          <w:lang w:val="zh_TW" w:bidi="zh_TW"/>
+        </w:rPr>
+        <w:t>婚禮（</w:t>
+      </w:r>
+      <w:hyperlink r:id="rId16">
+        <w:r>
+          <w:rPr>
+            <w:lang w:val="zh_TW" w:bidi="zh_TW"/>
+          </w:rPr>
+          <w:rPr>
+            <w:color w:val="0000EE"/>
+            <w:u w:val="single"/>
+          </w:rPr>
+          <w:t>創29:22</w:t>
+        </w:r>
+      </w:hyperlink>
+      <w:r>
+        <w:rPr>
+          <w:lang w:val="zh_TW" w:bidi="zh_TW"/>
+        </w:rPr>
+        <w:t>；</w:t>
+      </w:r>
+      <w:hyperlink r:id="rId17">
+        <w:r>
+          <w:rPr>
+            <w:lang w:val="zh_TW" w:bidi="zh_TW"/>
+          </w:rPr>
+          <w:rPr>
+            <w:color w:val="0000EE"/>
+            <w:u w:val="single"/>
+          </w:rPr>
+          <w:t>士14:10</w:t>
+        </w:r>
+      </w:hyperlink>
+      <w:r>
+        <w:rPr>
+          <w:lang w:val="zh_TW" w:bidi="zh_TW"/>
+        </w:rPr>
+        <w:t>）</w:t>
+      </w:r>
+    </w:p>
+    <w:p>
+      <w:pPr>
+        <w:pStyle w:val="ListBullet"/>
+        <w:spacing w:line="240" w:lineRule="auto"/>
+        <w:ind w:left="720"/>
+      </w:pPr>
+      <w:r>
+        <w:rPr>
+          <w:lang w:val="zh_TW" w:bidi="zh_TW"/>
+        </w:rPr>
+      </w:r>
+      <w:r>
+        <w:rPr>
+          <w:lang w:val="zh_TW" w:bidi="zh_TW"/>
+        </w:rPr>
+        <w:t>收成（</w:t>
+      </w:r>
+      <w:hyperlink r:id="rId18">
+        <w:r>
+          <w:rPr>
+            <w:lang w:val="zh_TW" w:bidi="zh_TW"/>
+          </w:rPr>
+          <w:rPr>
+            <w:color w:val="0000EE"/>
+            <w:u w:val="single"/>
+          </w:rPr>
+          <w:t>士9:27</w:t>
+        </w:r>
+      </w:hyperlink>
+      <w:r>
+        <w:rPr>
+          <w:lang w:val="zh_TW" w:bidi="zh_TW"/>
+        </w:rPr>
+        <w:t>；</w:t>
+      </w:r>
+      <w:hyperlink r:id="rId19">
+        <w:r>
+          <w:rPr>
+            <w:lang w:val="zh_TW" w:bidi="zh_TW"/>
+          </w:rPr>
+          <w:rPr>
+            <w:color w:val="0000EE"/>
+            <w:u w:val="single"/>
+          </w:rPr>
+          <w:t>得3:1</w:t>
+        </w:r>
+      </w:hyperlink>
+      <w:hyperlink r:id="rId19">
+        <w:r>
+          <w:rPr>
+            <w:lang w:val="zh_TW" w:bidi="zh_TW"/>
+          </w:rPr>
+          <w:rPr>
+            <w:color w:val="0000EE"/>
+            <w:u w:val="single"/>
+          </w:rPr>
+          <w:t>-</w:t>
+        </w:r>
+      </w:hyperlink>
+      <w:r>
+        <w:rPr>
+          <w:lang w:val="zh_TW" w:bidi="zh_TW"/>
+        </w:rPr>
+        <w:t>3）</w:t>
+      </w:r>
+    </w:p>
+    <w:p>
+      <w:pPr>
+        <w:pStyle w:val="ListBullet"/>
+        <w:spacing w:line="240" w:lineRule="auto"/>
+        <w:ind w:left="720"/>
+      </w:pPr>
+      <w:r>
+        <w:rPr>
+          <w:lang w:val="zh_TW" w:bidi="zh_TW"/>
+        </w:rPr>
+      </w:r>
+      <w:r>
+        <w:rPr>
+          <w:lang w:val="zh_TW" w:bidi="zh_TW"/>
+        </w:rPr>
+        <w:t>剪羊毛（</w:t>
+      </w:r>
+      <w:hyperlink r:id="rId20">
+        <w:r>
+          <w:rPr>
+            <w:lang w:val="zh_TW" w:bidi="zh_TW"/>
+          </w:rPr>
+          <w:rPr>
+            <w:color w:val="0000EE"/>
+            <w:u w:val="single"/>
+          </w:rPr>
+          <w:t>撒上25:11</w:t>
+        </w:r>
+      </w:hyperlink>
+      <w:r>
+        <w:rPr>
+          <w:lang w:val="zh_TW" w:bidi="zh_TW"/>
+        </w:rPr>
+        <w:t>；</w:t>
+      </w:r>
+      <w:hyperlink r:id="rId21">
+        <w:r>
+          <w:rPr>
+            <w:lang w:val="zh_TW" w:bidi="zh_TW"/>
+          </w:rPr>
+          <w:rPr>
+            <w:color w:val="0000EE"/>
+            <w:u w:val="single"/>
+          </w:rPr>
+          <w:t>撒下13:23</w:t>
+        </w:r>
+      </w:hyperlink>
+      <w:hyperlink r:id="rId21">
+        <w:r>
+          <w:rPr>
+            <w:lang w:val="zh_TW" w:bidi="zh_TW"/>
+          </w:rPr>
+          <w:rPr>
+            <w:color w:val="0000EE"/>
+            <w:u w:val="single"/>
+          </w:rPr>
+          <w:t>-</w:t>
+        </w:r>
+      </w:hyperlink>
+      <w:r>
+        <w:rPr>
+          <w:lang w:val="zh_TW" w:bidi="zh_TW"/>
+        </w:rPr>
+        <w:t>29）</w:t>
+      </w:r>
+    </w:p>
+    <w:p>
+      <w:pPr>
+        <w:pStyle w:val="ListBullet"/>
+        <w:spacing w:line="240" w:lineRule="auto"/>
+        <w:ind w:left="720"/>
+      </w:pPr>
+      <w:r>
+        <w:rPr>
+          <w:lang w:val="zh_TW" w:bidi="zh_TW"/>
+        </w:rPr>
+      </w:r>
+      <w:r>
+        <w:rPr>
+          <w:lang w:val="zh_TW" w:bidi="zh_TW"/>
+        </w:rPr>
+        <w:t>接待賓客（</w:t>
+      </w:r>
+      <w:hyperlink r:id="rId22">
+        <w:r>
+          <w:rPr>
+            <w:lang w:val="zh_TW" w:bidi="zh_TW"/>
+          </w:rPr>
+          <w:rPr>
+            <w:color w:val="0000EE"/>
+            <w:u w:val="single"/>
+          </w:rPr>
+          <w:t>創19:3</w:t>
+        </w:r>
+      </w:hyperlink>
+      <w:r>
+        <w:rPr>
+          <w:lang w:val="zh_TW" w:bidi="zh_TW"/>
+        </w:rPr>
+        <w:t>）</w:t>
+      </w:r>
+    </w:p>
+    <w:p>
+      <w:pPr>
+        <w:pStyle w:val="ListBullet"/>
+        <w:spacing w:line="240" w:lineRule="auto"/>
+        <w:ind w:left="720"/>
+      </w:pPr>
+      <w:r>
+        <w:rPr>
+          <w:lang w:val="zh_TW" w:bidi="zh_TW"/>
+        </w:rPr>
+      </w:r>
+      <w:r>
+        <w:rPr>
+          <w:lang w:val="zh_TW" w:bidi="zh_TW"/>
+        </w:rPr>
+        <w:t>孩子斷奶（</w:t>
+      </w:r>
+      <w:hyperlink r:id="rId23">
+        <w:r>
+          <w:rPr>
+            <w:lang w:val="zh_TW" w:bidi="zh_TW"/>
+          </w:rPr>
+          <w:rPr>
+            <w:color w:val="0000EE"/>
+            <w:u w:val="single"/>
+          </w:rPr>
+          <w:t>創21:8</w:t>
+        </w:r>
+      </w:hyperlink>
+      <w:r>
+        <w:rPr>
+          <w:lang w:val="zh_TW" w:bidi="zh_TW"/>
+        </w:rPr>
+        <w:t>）</w:t>
+      </w:r>
+    </w:p>
+    <w:p>
+      <w:pPr>
+        <w:pStyle w:val="ListBullet"/>
+        <w:spacing w:line="240" w:lineRule="auto"/>
+        <w:ind w:left="720"/>
+      </w:pPr>
+      <w:r>
+        <w:rPr>
+          <w:lang w:val="zh_TW" w:bidi="zh_TW"/>
+        </w:rPr>
+      </w:r>
+      <w:r>
+        <w:rPr>
+          <w:lang w:val="zh_TW" w:bidi="zh_TW"/>
+        </w:rPr>
+        <w:t>立王或立后之禮（</w:t>
+      </w:r>
+      <w:hyperlink r:id="rId24">
+        <w:r>
+          <w:rPr>
+            <w:lang w:val="zh_TW" w:bidi="zh_TW"/>
+          </w:rPr>
+          <w:rPr>
+            <w:color w:val="0000EE"/>
+            <w:u w:val="single"/>
+          </w:rPr>
+          <w:t>王上1:9</w:t>
         </w:r>
       </w:hyperlink>
       <w:r>
@@ -294,59 +613,149 @@
         </w:rPr>
         <w:t>，</w:t>
       </w:r>
-      <w:hyperlink r:id="rId15">
-        <w:r>
-          <w:rPr>
-            <w:lang w:val="zh_TW" w:bidi="zh_TW"/>
-          </w:rPr>
-          <w:rPr>
-            <w:color w:val="0000EE"/>
-            <w:u w:val="single"/>
-          </w:rPr>
-          <w:t>28:13</w:t>
-        </w:r>
-      </w:hyperlink>
-      <w:r>
-        <w:rPr>
-          <w:lang w:val="zh_TW" w:bidi="zh_TW"/>
-        </w:rPr>
-        <w:t>；</w:t>
-      </w:r>
-      <w:hyperlink r:id="rId16">
-        <w:r>
-          <w:rPr>
-            <w:lang w:val="zh_TW" w:bidi="zh_TW"/>
-          </w:rPr>
-          <w:rPr>
-            <w:color w:val="0000EE"/>
-            <w:u w:val="single"/>
-          </w:rPr>
-          <w:t>出3:15–17</w:t>
-        </w:r>
-      </w:hyperlink>
-      <w:r>
-        <w:rPr>
-          <w:lang w:val="zh_TW" w:bidi="zh_TW"/>
-        </w:rPr>
-        <w:t>）。驅逐異教居民，是神對虛假宗教及其伴隨的道德敗壞所施行的審判（</w:t>
-      </w:r>
-      <w:hyperlink r:id="rId17">
-        <w:r>
-          <w:rPr>
-            <w:lang w:val="zh_TW" w:bidi="zh_TW"/>
-          </w:rPr>
-          <w:rPr>
-            <w:color w:val="0000EE"/>
-            <w:u w:val="single"/>
-          </w:rPr>
-          <w:t>申7:1–5</w:t>
-        </w:r>
-      </w:hyperlink>
-      <w:r>
-        <w:rPr>
-          <w:lang w:val="zh_TW" w:bidi="zh_TW"/>
-        </w:rPr>
-        <w:t>）。</w:t>
+      <w:hyperlink r:id="rId24">
+        <w:r>
+          <w:rPr>
+            <w:lang w:val="zh_TW" w:bidi="zh_TW"/>
+          </w:rPr>
+          <w:rPr>
+            <w:color w:val="0000EE"/>
+            <w:u w:val="single"/>
+          </w:rPr>
+          <w:t>19</w:t>
+        </w:r>
+      </w:hyperlink>
+      <w:hyperlink r:id="rId24">
+        <w:r>
+          <w:rPr>
+            <w:lang w:val="zh_TW" w:bidi="zh_TW"/>
+          </w:rPr>
+          <w:rPr>
+            <w:color w:val="0000EE"/>
+            <w:u w:val="single"/>
+          </w:rPr>
+          <w:t>-</w:t>
+        </w:r>
+      </w:hyperlink>
+      <w:r>
+        <w:rPr>
+          <w:lang w:val="zh_TW" w:bidi="zh_TW"/>
+        </w:rPr>
+        <w:t>25）</w:t>
+      </w:r>
+    </w:p>
+    <w:p>
+      <w:pPr>
+        <w:pStyle w:val="ListBullet"/>
+        <w:spacing w:line="240" w:lineRule="auto"/>
+        <w:ind w:left="720"/>
+      </w:pPr>
+      <w:r>
+        <w:rPr>
+          <w:lang w:val="zh_TW" w:bidi="zh_TW"/>
+        </w:rPr>
+      </w:r>
+      <w:r>
+        <w:rPr>
+          <w:lang w:val="zh_TW" w:bidi="zh_TW"/>
+        </w:rPr>
+        <w:t>國家慶典（</w:t>
+      </w:r>
+      <w:hyperlink r:id="rId25">
+        <w:r>
+          <w:rPr>
+            <w:lang w:val="zh_TW" w:bidi="zh_TW"/>
+          </w:rPr>
+          <w:rPr>
+            <w:color w:val="0000EE"/>
+            <w:u w:val="single"/>
+          </w:rPr>
+          <w:t>斯1:3</w:t>
+        </w:r>
+      </w:hyperlink>
+      <w:hyperlink r:id="rId25">
+        <w:r>
+          <w:rPr>
+            <w:lang w:val="zh_TW" w:bidi="zh_TW"/>
+          </w:rPr>
+          <w:rPr>
+            <w:color w:val="0000EE"/>
+            <w:u w:val="single"/>
+          </w:rPr>
+          <w:t>-</w:t>
+        </w:r>
+      </w:hyperlink>
+      <w:r>
+        <w:rPr>
+          <w:lang w:val="zh_TW" w:bidi="zh_TW"/>
+        </w:rPr>
+        <w:t>9，</w:t>
+      </w:r>
+      <w:hyperlink r:id="rId26">
+        <w:r>
+          <w:rPr>
+            <w:lang w:val="zh_TW" w:bidi="zh_TW"/>
+          </w:rPr>
+          <w:rPr>
+            <w:color w:val="0000EE"/>
+            <w:u w:val="single"/>
+          </w:rPr>
+          <w:t>2:18</w:t>
+        </w:r>
+      </w:hyperlink>
+      <w:r>
+        <w:rPr>
+          <w:lang w:val="zh_TW" w:bidi="zh_TW"/>
+        </w:rPr>
+        <w:t>，</w:t>
+      </w:r>
+      <w:hyperlink r:id="rId27">
+        <w:r>
+          <w:rPr>
+            <w:lang w:val="zh_TW" w:bidi="zh_TW"/>
+          </w:rPr>
+          <w:rPr>
+            <w:color w:val="0000EE"/>
+            <w:u w:val="single"/>
+          </w:rPr>
+          <w:t>5:4</w:t>
+        </w:r>
+      </w:hyperlink>
+      <w:hyperlink r:id="rId27">
+        <w:r>
+          <w:rPr>
+            <w:lang w:val="zh_TW" w:bidi="zh_TW"/>
+          </w:rPr>
+          <w:rPr>
+            <w:color w:val="0000EE"/>
+            <w:u w:val="single"/>
+          </w:rPr>
+          <w:t>-</w:t>
+        </w:r>
+      </w:hyperlink>
+      <w:r>
+        <w:rPr>
+          <w:lang w:val="zh_TW" w:bidi="zh_TW"/>
+        </w:rPr>
+        <w:t>8）</w:t>
+      </w:r>
+    </w:p>
+    <w:p>
+      <w:pPr>
+        <w:pStyle w:val="ListBullet"/>
+        <w:spacing w:line="240" w:lineRule="auto"/>
+        <w:ind w:left="720"/>
+      </w:pPr>
+      <w:r>
+        <w:rPr>
+          <w:lang w:val="zh_TW" w:bidi="zh_TW"/>
+        </w:rPr>
+      </w:r>
+      <w:r>
+        <w:rPr>
+          <w:lang w:val="zh_TW" w:bidi="zh_TW"/>
+        </w:rPr>
+        <w:t>以及其它許多原因</w:t>
       </w:r>
     </w:p>
     <w:p>
@@ -360,18 +769,120 @@
         <w:rPr>
           <w:lang w:val="zh_TW" w:bidi="zh_TW"/>
         </w:rPr>
-        <w:t>試圖重建征服歷史的學者會面臨若干挑戰。批判性學術在三個關鍵問題上會與聖經記載產生衝突：年代、佔領速度，以及以色列是否對部分迦南城邦居民實施全面軍事殲滅的問題。</w:t>
+        <w:t>古代近東文化中的筵席習俗，不僅見於聖經，也廣泛出現在其它古代文獻中；考古學者所發現的文物，亦常刻畫筵席的場景。聖經中對筵席流程的描述（</w:t>
+      </w:r>
+      <w:hyperlink r:id="rId25">
+        <w:r>
+          <w:rPr>
+            <w:lang w:val="zh_TW" w:bidi="zh_TW"/>
+          </w:rPr>
+          <w:rPr>
+            <w:color w:val="0000EE"/>
+            <w:u w:val="single"/>
+          </w:rPr>
+          <w:t>箴9:2</w:t>
+        </w:r>
+      </w:hyperlink>
+      <w:hyperlink r:id="rId25">
+        <w:r>
+          <w:rPr>
+            <w:lang w:val="zh_TW" w:bidi="zh_TW"/>
+          </w:rPr>
+          <w:rPr>
+            <w:color w:val="0000EE"/>
+            <w:u w:val="single"/>
+          </w:rPr>
+          <w:t>-</w:t>
+        </w:r>
+      </w:hyperlink>
+      <w:r>
+        <w:rPr>
+          <w:lang w:val="zh_TW" w:bidi="zh_TW"/>
+        </w:rPr>
+        <w:t>5；</w:t>
+      </w:r>
+      <w:hyperlink r:id="rId25">
+        <w:r>
+          <w:rPr>
+            <w:lang w:val="zh_TW" w:bidi="zh_TW"/>
+          </w:rPr>
+          <w:rPr>
+            <w:color w:val="0000EE"/>
+            <w:u w:val="single"/>
+          </w:rPr>
+          <w:t>太22:1–4</w:t>
+        </w:r>
+      </w:hyperlink>
+      <w:r>
+        <w:rPr>
+          <w:lang w:val="zh_TW" w:bidi="zh_TW"/>
+        </w:rPr>
+        <w:t>；</w:t>
+      </w:r>
+      <w:hyperlink r:id="rId25">
+        <w:r>
+          <w:rPr>
+            <w:lang w:val="zh_TW" w:bidi="zh_TW"/>
+          </w:rPr>
+          <w:rPr>
+            <w:color w:val="0000EE"/>
+            <w:u w:val="single"/>
+          </w:rPr>
+          <w:t>路14:15–24</w:t>
+        </w:r>
+      </w:hyperlink>
+      <w:r>
+        <w:rPr>
+          <w:lang w:val="zh_TW" w:bidi="zh_TW"/>
+        </w:rPr>
+        <w:t>），亦可與烏加里特（Ugaritic）文獻中的克雷特王（King Keret）傳說的記載相互印證，其主要步驟包括：</w:t>
       </w:r>
     </w:p>
     <w:p>
       <w:pPr>
-        <w:pStyle w:val="Heading3"/>
-      </w:pPr>
-      <w:r>
-        <w:rPr>
-          <w:lang w:val="zh_TW" w:bidi="zh_TW"/>
-        </w:rPr>
-        <w:t>年代</w:t>
+        <w:pStyle w:val="ListNumber"/>
+        <w:numPr>
+          <w:ilvl w:val="0"/>
+          <w:numId w:val="14"/>
+        </w:numPr>
+        <w:spacing w:line="240" w:lineRule="auto"/>
+        <w:ind w:left="720"/>
+      </w:pPr>
+      <w:r>
+        <w:rPr>
+          <w:lang w:val="zh_TW" w:bidi="zh_TW"/>
+        </w:rPr>
+      </w:r>
+      <w:r>
+        <w:rPr>
+          <w:lang w:val="zh_TW" w:bidi="zh_TW"/>
+        </w:rPr>
+        <w:t>預備食物</w:t>
+        <w:br/>
+      </w:r>
+      <w:r>
+        <w:rPr>
+          <w:lang w:val="zh_TW" w:bidi="zh_TW"/>
+        </w:rPr>
+        <w:t>差遣使者邀請賓客，並宣告一切準備就緒</w:t>
+      </w:r>
+    </w:p>
+    <w:p>
+      <w:pPr>
+        <w:pStyle w:val="ListNumber"/>
+        <w:spacing w:line="240" w:lineRule="auto"/>
+        <w:ind w:left="720"/>
+      </w:pPr>
+      <w:r>
+        <w:rPr>
+          <w:lang w:val="zh_TW" w:bidi="zh_TW"/>
+        </w:rPr>
+      </w:r>
+      <w:r>
+        <w:rPr>
+          <w:lang w:val="zh_TW" w:bidi="zh_TW"/>
+        </w:rPr>
+        <w:t>按次序呈上食物與酒</w:t>
       </w:r>
     </w:p>
     <w:p>
@@ -385,54 +896,144 @@
         <w:rPr>
           <w:lang w:val="zh_TW" w:bidi="zh_TW"/>
         </w:rPr>
-        <w:t>然而，許多舊約歷史的參考書籍與學術研究常將以色列出埃及的時間定在公元前十三世紀（約公元前1280年或之後）。但有些聖經記載似乎支持一個較早的年代。根據</w:t>
-      </w:r>
-      <w:hyperlink r:id="rId18">
-        <w:r>
-          <w:rPr>
-            <w:lang w:val="zh_TW" w:bidi="zh_TW"/>
-          </w:rPr>
-          <w:rPr>
-            <w:color w:val="0000EE"/>
-            <w:u w:val="single"/>
-          </w:rPr>
-          <w:t>列王紀上六章1節</w:t>
-        </w:r>
-      </w:hyperlink>
-      <w:r>
-        <w:rPr>
-          <w:lang w:val="zh_TW" w:bidi="zh_TW"/>
-        </w:rPr>
-        <w:t>記載，所羅門在位第四年開始建造聖殿，距離出埃及已有480年。若所羅門第四年約為公元前960年，則出埃及時間應約為公元前1440年。在</w:t>
-      </w:r>
-      <w:hyperlink r:id="rId19">
-        <w:r>
-          <w:rPr>
-            <w:lang w:val="zh_TW" w:bidi="zh_TW"/>
-          </w:rPr>
-          <w:rPr>
-            <w:color w:val="0000EE"/>
-            <w:u w:val="single"/>
-          </w:rPr>
-          <w:t>士師記第十一章26至28節</w:t>
-        </w:r>
-      </w:hyperlink>
-      <w:r>
-        <w:rPr>
-          <w:lang w:val="zh_TW" w:bidi="zh_TW"/>
-        </w:rPr>
-        <w:t>中，第八位士師耶弗他與亞捫王爭論約旦河東土地的歸屬時指出，以色列人在該地已居住約300年。由於掃羅約於公元前1020年才登基；因此，若採用較晚的出埃及年代，士師時期便沒有足夠的時間。此外，使徒保羅也提到，從出埃及到撒母耳時代約有450年左右（</w:t>
-      </w:r>
-      <w:hyperlink r:id="rId20">
-        <w:r>
-          <w:rPr>
-            <w:lang w:val="zh_TW" w:bidi="zh_TW"/>
-          </w:rPr>
-          <w:rPr>
-            <w:color w:val="0000EE"/>
-            <w:u w:val="single"/>
-          </w:rPr>
-          <w:t>徒13:20</w:t>
+        <w:t>先知阿摩司描寫了盛大的筵席，並呈現出當時主要的飲食習俗（</w:t>
+      </w:r>
+      <w:hyperlink r:id="rId28">
+        <w:r>
+          <w:rPr>
+            <w:lang w:val="zh_TW" w:bidi="zh_TW"/>
+          </w:rPr>
+          <w:rPr>
+            <w:color w:val="0000EE"/>
+            <w:u w:val="single"/>
+          </w:rPr>
+          <w:t>摩6:4–6</w:t>
+        </w:r>
+      </w:hyperlink>
+      <w:r>
+        <w:rPr>
+          <w:lang w:val="zh_TW" w:bidi="zh_TW"/>
+        </w:rPr>
+        <w:t>）。人們通常會斜倚在桌前的榻上用餐（</w:t>
+      </w:r>
+      <w:hyperlink r:id="rId29">
+        <w:r>
+          <w:rPr>
+            <w:lang w:val="zh_TW" w:bidi="zh_TW"/>
+          </w:rPr>
+          <w:rPr>
+            <w:color w:val="0000EE"/>
+            <w:u w:val="single"/>
+          </w:rPr>
+          <w:t>斯1:6</w:t>
+        </w:r>
+      </w:hyperlink>
+      <w:r>
+        <w:rPr>
+          <w:lang w:val="zh_TW" w:bidi="zh_TW"/>
+        </w:rPr>
+        <w:t>；</w:t>
+      </w:r>
+      <w:hyperlink r:id="rId30">
+        <w:r>
+          <w:rPr>
+            <w:lang w:val="zh_TW" w:bidi="zh_TW"/>
+          </w:rPr>
+          <w:rPr>
+            <w:color w:val="0000EE"/>
+            <w:u w:val="single"/>
+          </w:rPr>
+          <w:t>結23:41</w:t>
+        </w:r>
+      </w:hyperlink>
+      <w:r>
+        <w:rPr>
+          <w:lang w:val="zh_TW" w:bidi="zh_TW"/>
+        </w:rPr>
+        <w:t>；</w:t>
+      </w:r>
+      <w:hyperlink r:id="rId31">
+        <w:r>
+          <w:rPr>
+            <w:lang w:val="zh_TW" w:bidi="zh_TW"/>
+          </w:rPr>
+          <w:rPr>
+            <w:color w:val="0000EE"/>
+            <w:u w:val="single"/>
+          </w:rPr>
+          <w:t>摩6:4</w:t>
+        </w:r>
+      </w:hyperlink>
+      <w:r>
+        <w:rPr>
+          <w:lang w:val="zh_TW" w:bidi="zh_TW"/>
+        </w:rPr>
+        <w:t>；</w:t>
+      </w:r>
+      <w:hyperlink r:id="rId32">
+        <w:r>
+          <w:rPr>
+            <w:lang w:val="zh_TW" w:bidi="zh_TW"/>
+          </w:rPr>
+          <w:rPr>
+            <w:color w:val="0000EE"/>
+            <w:u w:val="single"/>
+          </w:rPr>
+          <w:t>太9:10</w:t>
+        </w:r>
+      </w:hyperlink>
+      <w:r>
+        <w:rPr>
+          <w:lang w:val="zh_TW" w:bidi="zh_TW"/>
+        </w:rPr>
+        <w:t>；</w:t>
+      </w:r>
+      <w:hyperlink r:id="rId33">
+        <w:r>
+          <w:rPr>
+            <w:lang w:val="zh_TW" w:bidi="zh_TW"/>
+          </w:rPr>
+          <w:rPr>
+            <w:color w:val="0000EE"/>
+            <w:u w:val="single"/>
+          </w:rPr>
+          <w:t>路7:49</w:t>
+        </w:r>
+      </w:hyperlink>
+      <w:r>
+        <w:rPr>
+          <w:lang w:val="zh_TW" w:bidi="zh_TW"/>
+        </w:rPr>
+        <w:t>，</w:t>
+      </w:r>
+      <w:hyperlink r:id="rId34">
+        <w:r>
+          <w:rPr>
+            <w:lang w:val="zh_TW" w:bidi="zh_TW"/>
+          </w:rPr>
+          <w:rPr>
+            <w:color w:val="0000EE"/>
+            <w:u w:val="single"/>
+          </w:rPr>
+          <w:t>14:10</w:t>
+        </w:r>
+      </w:hyperlink>
+      <w:r>
+        <w:rPr>
+          <w:lang w:val="zh_TW" w:bidi="zh_TW"/>
+        </w:rPr>
+        <w:t>、</w:t>
+      </w:r>
+      <w:hyperlink r:id="rId34">
+        <w:r>
+          <w:rPr>
+            <w:lang w:val="zh_TW" w:bidi="zh_TW"/>
+          </w:rPr>
+          <w:rPr>
+            <w:color w:val="0000EE"/>
+            <w:u w:val="single"/>
+          </w:rPr>
+          <w:t>15</w:t>
         </w:r>
       </w:hyperlink>
       <w:r>
@@ -440,17 +1041,6 @@
           <w:lang w:val="zh_TW" w:bidi="zh_TW"/>
         </w:rPr>
         <w:t>）。</w:t>
-      </w:r>
-    </w:p>
-    <w:p>
-      <w:pPr>
-        <w:pStyle w:val="Heading3"/>
-      </w:pPr>
-      <w:r>
-        <w:rPr>
-          <w:lang w:val="zh_TW" w:bidi="zh_TW"/>
-        </w:rPr>
-        <w:t>約書亞的戰役</w:t>
       </w:r>
     </w:p>
     <w:p>
@@ -464,25 +1054,133 @@
         <w:rPr>
           <w:lang w:val="zh_TW" w:bidi="zh_TW"/>
         </w:rPr>
-        <w:t>約書亞記描繪了一段相對集中的以色列征服迦南的時期。然而，許多學者主張，早期曾有逐步進入的過程（由那些據說未隨雅各進入埃及的希伯來人完成），再加上延續至王國時期的清剿。儘管聖經記載某些地區在稍後才被完全佔領（如米吉多與伯‧善），但沒有充分理由否定</w:t>
-      </w:r>
-      <w:hyperlink r:id="rId21">
-        <w:r>
-          <w:rPr>
-            <w:lang w:val="zh_TW" w:bidi="zh_TW"/>
-          </w:rPr>
-          <w:rPr>
-            <w:color w:val="0000EE"/>
-            <w:u w:val="single"/>
-          </w:rPr>
-          <w:t>約書亞記一至十二章</w:t>
-        </w:r>
-      </w:hyperlink>
-      <w:r>
-        <w:rPr>
-          <w:lang w:val="zh_TW" w:bidi="zh_TW"/>
-        </w:rPr>
-        <w:t>對主要征服行動的描述。</w:t>
+        <w:t>筵席的意象在新、舊約聖經中皆具有重要的意義，是神國度的象徵。以賽亞預言，在列國受審、以色列得拯救之後，耶和華要在祂百姓中掌權（</w:t>
+      </w:r>
+      <w:hyperlink r:id="rId35">
+        <w:r>
+          <w:rPr>
+            <w:lang w:val="zh_TW" w:bidi="zh_TW"/>
+          </w:rPr>
+          <w:rPr>
+            <w:color w:val="0000EE"/>
+            <w:u w:val="single"/>
+          </w:rPr>
+          <w:t>賽24:23</w:t>
+        </w:r>
+      </w:hyperlink>
+      <w:r>
+        <w:rPr>
+          <w:lang w:val="zh_TW" w:bidi="zh_TW"/>
+        </w:rPr>
+        <w:t>）。這個統治的開始，將以一場為萬民所設的盛大筵席來慶祝（</w:t>
+      </w:r>
+      <w:hyperlink r:id="rId36">
+        <w:r>
+          <w:rPr>
+            <w:lang w:val="zh_TW" w:bidi="zh_TW"/>
+          </w:rPr>
+          <w:rPr>
+            <w:color w:val="0000EE"/>
+            <w:u w:val="single"/>
+          </w:rPr>
+          <w:t>賽25:6–8</w:t>
+        </w:r>
+      </w:hyperlink>
+      <w:r>
+        <w:rPr>
+          <w:lang w:val="zh_TW" w:bidi="zh_TW"/>
+        </w:rPr>
+        <w:t>；參</w:t>
+      </w:r>
+      <w:hyperlink r:id="rId37">
+        <w:r>
+          <w:rPr>
+            <w:lang w:val="zh_TW" w:bidi="zh_TW"/>
+          </w:rPr>
+          <w:rPr>
+            <w:color w:val="0000EE"/>
+            <w:u w:val="single"/>
+          </w:rPr>
+          <w:t>路13:29</w:t>
+        </w:r>
+      </w:hyperlink>
+      <w:r>
+        <w:rPr>
+          <w:lang w:val="zh_TW" w:bidi="zh_TW"/>
+        </w:rPr>
+        <w:t>）。舊約聖經中獻祭後的筵席，預表那偉大的宴會——在那裡，神的子民將不再有死亡與悲哀（</w:t>
+      </w:r>
+      <w:hyperlink r:id="rId38">
+        <w:r>
+          <w:rPr>
+            <w:lang w:val="zh_TW" w:bidi="zh_TW"/>
+          </w:rPr>
+          <w:rPr>
+            <w:color w:val="0000EE"/>
+            <w:u w:val="single"/>
+          </w:rPr>
+          <w:t>賽25:7</w:t>
+        </w:r>
+      </w:hyperlink>
+      <w:r>
+        <w:rPr>
+          <w:lang w:val="zh_TW" w:bidi="zh_TW"/>
+        </w:rPr>
+        <w:t>；參</w:t>
+      </w:r>
+      <w:hyperlink r:id="rId39">
+        <w:r>
+          <w:rPr>
+            <w:lang w:val="zh_TW" w:bidi="zh_TW"/>
+          </w:rPr>
+          <w:rPr>
+            <w:color w:val="0000EE"/>
+            <w:u w:val="single"/>
+          </w:rPr>
+          <w:t>啟21:4</w:t>
+        </w:r>
+      </w:hyperlink>
+      <w:r>
+        <w:rPr>
+          <w:lang w:val="zh_TW" w:bidi="zh_TW"/>
+        </w:rPr>
+        <w:t>）。新約聖經中的筵席，則指向將來蒙救贖的人要在神的國裡與基督一同飲那上好的酒（</w:t>
+      </w:r>
+      <w:hyperlink r:id="rId40">
+        <w:r>
+          <w:rPr>
+            <w:lang w:val="zh_TW" w:bidi="zh_TW"/>
+          </w:rPr>
+          <w:rPr>
+            <w:color w:val="0000EE"/>
+            <w:u w:val="single"/>
+          </w:rPr>
+          <w:t>賽25:6</w:t>
+        </w:r>
+      </w:hyperlink>
+      <w:r>
+        <w:rPr>
+          <w:lang w:val="zh_TW" w:bidi="zh_TW"/>
+        </w:rPr>
+        <w:t>；</w:t>
+      </w:r>
+      <w:hyperlink r:id="rId41">
+        <w:r>
+          <w:rPr>
+            <w:lang w:val="zh_TW" w:bidi="zh_TW"/>
+          </w:rPr>
+          <w:rPr>
+            <w:color w:val="0000EE"/>
+            <w:u w:val="single"/>
+          </w:rPr>
+          <w:t>路22:14–20</w:t>
+        </w:r>
+      </w:hyperlink>
+      <w:r>
+        <w:rPr>
+          <w:lang w:val="zh_TW" w:bidi="zh_TW"/>
+        </w:rPr>
+        <w:t>）。基督徒藉著領受主的晚餐（聖餐），預嚐並盼望那將來的筵席。</w:t>
       </w:r>
     </w:p>
     <w:p>
@@ -496,7 +1194,53 @@
         <w:rPr>
           <w:lang w:val="zh_TW" w:bidi="zh_TW"/>
         </w:rPr>
-        <w:t>征服行動最初在約旦河東岸展開，由摩西領導。摩西去世後，約書亞率領以色列人渡過約旦河，先後攻取堅固的耶利哥與艾城。這兩場具有戰略意義的勝利，使以色列人得以進入山地，並在迦南地的中心形成了突破口。隨後展開兩次主要戰役──先南後北──在六年之內奪取迦南的關鍵城邑，擊敗31位王，完成征服的初期與主要階段。</w:t>
+        <w:t>在神國中最後的筵席，也被形容為婚宴。雖然一切都已預備妥當，受邀的人眾多，然而被選上的卻不多（</w:t>
+      </w:r>
+      <w:hyperlink r:id="rId42">
+        <w:r>
+          <w:rPr>
+            <w:lang w:val="zh_TW" w:bidi="zh_TW"/>
+          </w:rPr>
+          <w:rPr>
+            <w:color w:val="0000EE"/>
+            <w:u w:val="single"/>
+          </w:rPr>
+          <w:t>太22:1–14</w:t>
+        </w:r>
+      </w:hyperlink>
+      <w:r>
+        <w:rPr>
+          <w:lang w:val="zh_TW" w:bidi="zh_TW"/>
+        </w:rPr>
+        <w:t>）。教會滿懷盼望，等候羔羊的婚宴（</w:t>
+      </w:r>
+      <w:hyperlink r:id="rId43">
+        <w:r>
+          <w:rPr>
+            <w:lang w:val="zh_TW" w:bidi="zh_TW"/>
+          </w:rPr>
+          <w:rPr>
+            <w:color w:val="0000EE"/>
+            <w:u w:val="single"/>
+          </w:rPr>
+          <w:t>啟19:7–9</w:t>
+        </w:r>
+      </w:hyperlink>
+      <w:r>
+        <w:rPr>
+          <w:lang w:val="zh_TW" w:bidi="zh_TW"/>
+        </w:rPr>
+        <w:t>）。</w:t>
+      </w:r>
+      <w:r>
+        <w:rPr>
+          <w:lang w:val="zh_TW" w:bidi="zh_TW"/>
+        </w:rPr>
+      </w:r>
+      <w:r>
+        <w:rPr>
+          <w:lang w:val="zh_TW" w:bidi="zh_TW"/>
+        </w:rPr>
       </w:r>
     </w:p>
     <w:p>
@@ -506,23 +1250,21 @@
           <w:lang w:val="zh_TW" w:bidi="zh_TW"/>
         </w:rPr>
       </w:r>
-      <w:hyperlink r:id="rId22">
-        <w:r>
-          <w:rPr>
-            <w:lang w:val="zh_TW" w:bidi="zh_TW"/>
-          </w:rPr>
-          <w:rPr>
-            <w:color w:val="0000EE"/>
-            <w:u w:val="single"/>
-          </w:rPr>
-          <w:t>民數記三十二章</w:t>
-        </w:r>
-      </w:hyperlink>
-      <w:r>
-        <w:rPr>
-          <w:lang w:val="zh_TW" w:bidi="zh_TW"/>
-        </w:rPr>
-        <w:t>記載了約旦河東土地（基列與巴珊之地是藉著擊敗亞摩利王西宏與巴珊王噩而得）分給呂便支派、迦得及瑪拿西半支派的情形。儘管這些支派已得產業，但其男丁仍有責任與其它支派一同渡過約旦河，參與迦南地的軍事征服。</w:t>
+    </w:p>
+    <w:p>
+      <w:pPr>
+        <w:pStyle w:val="Heading2"/>
+      </w:pPr>
+      <w:r>
+        <w:rPr>
+          <w:lang w:val="zh_TW" w:bidi="zh_TW"/>
+        </w:rPr>
+        <w:t>顏色</w:t>
+      </w:r>
+      <w:r>
+        <w:rPr>
+          <w:lang w:val="zh_TW" w:bidi="zh_TW"/>
+        </w:rPr>
       </w:r>
     </w:p>
     <w:p>
@@ -532,77 +1274,11 @@
           <w:lang w:val="zh_TW" w:bidi="zh_TW"/>
         </w:rPr>
       </w:r>
-      <w:hyperlink r:id="rId23">
-        <w:r>
-          <w:rPr>
-            <w:lang w:val="zh_TW" w:bidi="zh_TW"/>
-          </w:rPr>
-          <w:rPr>
-            <w:color w:val="0000EE"/>
-            <w:u w:val="single"/>
-          </w:rPr>
-          <w:t>約書亞記二至八章</w:t>
-        </w:r>
-      </w:hyperlink>
-      <w:r>
-        <w:rPr>
-          <w:lang w:val="zh_TW" w:bidi="zh_TW"/>
-        </w:rPr>
-        <w:t xml:space="preserve">記錄了向西推進時耶利哥與艾城被毀的特殊事件，這些勝利打擊了迦南城邦的士氣。 </w:t>
-      </w:r>
-      <w:hyperlink r:id="rId24">
-        <w:r>
-          <w:rPr>
-            <w:lang w:val="zh_TW" w:bidi="zh_TW"/>
-          </w:rPr>
-          <w:rPr>
-            <w:color w:val="0000EE"/>
-            <w:u w:val="single"/>
-          </w:rPr>
-          <w:t>約書亞記第九至十章</w:t>
-        </w:r>
-      </w:hyperlink>
-      <w:r>
-        <w:rPr>
-          <w:lang w:val="zh_TW" w:bidi="zh_TW"/>
-        </w:rPr>
-        <w:t>描述了南方戰役，其中包括基遍人以詭計取得盟約的事件。</w:t>
-      </w:r>
-      <w:hyperlink r:id="rId25">
-        <w:r>
-          <w:rPr>
-            <w:lang w:val="zh_TW" w:bidi="zh_TW"/>
-          </w:rPr>
-          <w:rPr>
-            <w:color w:val="0000EE"/>
-            <w:u w:val="single"/>
-          </w:rPr>
-          <w:t>約書亞記第十章</w:t>
-        </w:r>
-      </w:hyperlink>
-      <w:r>
-        <w:rPr>
-          <w:lang w:val="zh_TW" w:bidi="zh_TW"/>
-        </w:rPr>
-        <w:t>是南方戰役的核心，記述敵軍被大大擊潰（</w:t>
-      </w:r>
-      <w:hyperlink r:id="rId26">
-        <w:r>
-          <w:rPr>
-            <w:lang w:val="zh_TW" w:bidi="zh_TW"/>
-          </w:rPr>
-          <w:rPr>
-            <w:color w:val="0000EE"/>
-            <w:u w:val="single"/>
-          </w:rPr>
-          <w:t>約10:9–12</w:t>
-        </w:r>
-      </w:hyperlink>
-      <w:r>
-        <w:rPr>
-          <w:lang w:val="zh_TW" w:bidi="zh_TW"/>
-        </w:rPr>
-        <w:t>），以及白晝奇蹟般被延長的神蹟。隨後五位亞摩利王聯盟被徹底擊潰、諸王被處死、該地區的城邦亦被摧毀，唯獨耶路撒冷例外（後由大衛攻取）。</w:t>
+      <w:r>
+        <w:rPr>
+          <w:lang w:val="zh_TW" w:bidi="zh_TW"/>
+        </w:rPr>
+        <w:t>舊約和新約中沒有確切提及「顏色」一詞，儘管這個詞在英文聖經譯本中出現過多次。在原文中，譯為「顏色」的詞在意思上有很大的不同。</w:t>
       </w:r>
     </w:p>
     <w:p>
@@ -616,61 +1292,289 @@
         <w:rPr>
           <w:lang w:val="zh_TW" w:bidi="zh_TW"/>
         </w:rPr>
-        <w:t>北方戰役中，約書亞面對更強大的聯盟。然而，即便是迦南諸城中最大城邦夏瑣，其王耶賓與附庸聯合，也無法抵擋以色列的軍隊。</w:t>
-      </w:r>
-      <w:hyperlink r:id="rId27">
-        <w:r>
-          <w:rPr>
-            <w:lang w:val="zh_TW" w:bidi="zh_TW"/>
-          </w:rPr>
-          <w:rPr>
-            <w:color w:val="0000EE"/>
-            <w:u w:val="single"/>
-          </w:rPr>
-          <w:t>約書亞記十一章</w:t>
-        </w:r>
-      </w:hyperlink>
-      <w:r>
-        <w:rPr>
-          <w:lang w:val="zh_TW" w:bidi="zh_TW"/>
-        </w:rPr>
-        <w:t>詳述了此階段，並在</w:t>
-      </w:r>
-      <w:hyperlink r:id="rId28">
-        <w:r>
-          <w:rPr>
-            <w:lang w:val="zh_TW" w:bidi="zh_TW"/>
-          </w:rPr>
-          <w:rPr>
-            <w:color w:val="0000EE"/>
-            <w:u w:val="single"/>
-          </w:rPr>
-          <w:t>16至23節</w:t>
-        </w:r>
-      </w:hyperlink>
-      <w:r>
-        <w:rPr>
-          <w:lang w:val="zh_TW" w:bidi="zh_TW"/>
-        </w:rPr>
-        <w:t>（連同</w:t>
-      </w:r>
-      <w:hyperlink r:id="rId29">
-        <w:r>
-          <w:rPr>
-            <w:lang w:val="zh_TW" w:bidi="zh_TW"/>
-          </w:rPr>
-          <w:rPr>
-            <w:color w:val="0000EE"/>
-            <w:u w:val="single"/>
-          </w:rPr>
-          <w:t>第12章</w:t>
-        </w:r>
-      </w:hyperlink>
-      <w:r>
-        <w:rPr>
-          <w:lang w:val="zh_TW" w:bidi="zh_TW"/>
-        </w:rPr>
-        <w:t>）總結了整個征服行動。</w:t>
+        <w:t>在和合本中，最常被翻譯為「顏色」的詞語字面意思是「眼目」，並引申為「觀看」（</w:t>
+      </w:r>
+      <w:hyperlink r:id="rId44">
+        <w:r>
+          <w:rPr>
+            <w:lang w:val="zh_TW" w:bidi="zh_TW"/>
+          </w:rPr>
+          <w:rPr>
+            <w:color w:val="0000EE"/>
+            <w:u w:val="single"/>
+          </w:rPr>
+          <w:t>利13:55</w:t>
+        </w:r>
+      </w:hyperlink>
+      <w:r>
+        <w:rPr>
+          <w:lang w:val="zh_TW" w:bidi="zh_TW"/>
+        </w:rPr>
+        <w:t>；</w:t>
+      </w:r>
+      <w:hyperlink r:id="rId45">
+        <w:r>
+          <w:rPr>
+            <w:lang w:val="zh_TW" w:bidi="zh_TW"/>
+          </w:rPr>
+          <w:rPr>
+            <w:color w:val="0000EE"/>
+            <w:u w:val="single"/>
+          </w:rPr>
+          <w:t>民11:7</w:t>
+        </w:r>
+      </w:hyperlink>
+      <w:r>
+        <w:rPr>
+          <w:lang w:val="zh_TW" w:bidi="zh_TW"/>
+        </w:rPr>
+        <w:t>；</w:t>
+      </w:r>
+      <w:hyperlink r:id="rId46">
+        <w:r>
+          <w:rPr>
+            <w:lang w:val="zh_TW" w:bidi="zh_TW"/>
+          </w:rPr>
+          <w:rPr>
+            <w:color w:val="0000EE"/>
+            <w:u w:val="single"/>
+          </w:rPr>
+          <w:t>箴23:31</w:t>
+        </w:r>
+      </w:hyperlink>
+      <w:r>
+        <w:rPr>
+          <w:lang w:val="zh_TW" w:bidi="zh_TW"/>
+        </w:rPr>
+        <w:t>；</w:t>
+      </w:r>
+      <w:hyperlink r:id="rId47">
+        <w:r>
+          <w:rPr>
+            <w:lang w:val="zh_TW" w:bidi="zh_TW"/>
+          </w:rPr>
+          <w:rPr>
+            <w:color w:val="0000EE"/>
+            <w:u w:val="single"/>
+          </w:rPr>
+          <w:t>結1:4、7、16、22、27，</w:t>
+        </w:r>
+      </w:hyperlink>
+      <w:hyperlink r:id="rId48">
+        <w:r>
+          <w:rPr>
+            <w:lang w:val="zh_TW" w:bidi="zh_TW"/>
+          </w:rPr>
+          <w:rPr>
+            <w:color w:val="0000EE"/>
+            <w:u w:val="single"/>
+          </w:rPr>
+          <w:t>8:2，</w:t>
+        </w:r>
+      </w:hyperlink>
+      <w:hyperlink r:id="rId49">
+        <w:r>
+          <w:rPr>
+            <w:lang w:val="zh_TW" w:bidi="zh_TW"/>
+          </w:rPr>
+          <w:rPr>
+            <w:color w:val="0000EE"/>
+            <w:u w:val="single"/>
+          </w:rPr>
+          <w:t>10:9</w:t>
+        </w:r>
+      </w:hyperlink>
+      <w:r>
+        <w:rPr>
+          <w:lang w:val="zh_TW" w:bidi="zh_TW"/>
+        </w:rPr>
+        <w:t>；</w:t>
+      </w:r>
+      <w:hyperlink r:id="rId50">
+        <w:r>
+          <w:rPr>
+            <w:lang w:val="zh_TW" w:bidi="zh_TW"/>
+          </w:rPr>
+          <w:rPr>
+            <w:color w:val="0000EE"/>
+            <w:u w:val="single"/>
+          </w:rPr>
+          <w:t>但10:6</w:t>
+        </w:r>
+      </w:hyperlink>
+      <w:r>
+        <w:rPr>
+          <w:lang w:val="zh_TW" w:bidi="zh_TW"/>
+        </w:rPr>
+        <w:t>）。</w:t>
+      </w:r>
+      <w:hyperlink r:id="rId44">
+        <w:r>
+          <w:rPr>
+            <w:lang w:val="zh_TW" w:bidi="zh_TW"/>
+          </w:rPr>
+          <w:rPr>
+            <w:color w:val="0000EE"/>
+            <w:u w:val="single"/>
+          </w:rPr>
+          <w:t>利未記十三章55節</w:t>
+        </w:r>
+      </w:hyperlink>
+      <w:r>
+        <w:rPr>
+          <w:lang w:val="zh_TW" w:bidi="zh_TW"/>
+        </w:rPr>
+        <w:t>在和合本中保留了「色」的翻譯。在和合本中翻譯為「顏色」的其它詞語指的是面部外觀（</w:t>
+      </w:r>
+      <w:hyperlink r:id="rId51">
+        <w:r>
+          <w:rPr>
+            <w:lang w:val="zh_TW" w:bidi="zh_TW"/>
+          </w:rPr>
+          <w:rPr>
+            <w:color w:val="0000EE"/>
+            <w:u w:val="single"/>
+          </w:rPr>
+          <w:t>但5:6–10，</w:t>
+        </w:r>
+      </w:hyperlink>
+      <w:hyperlink r:id="rId52">
+        <w:r>
+          <w:rPr>
+            <w:lang w:val="zh_TW" w:bidi="zh_TW"/>
+          </w:rPr>
+          <w:rPr>
+            <w:color w:val="0000EE"/>
+            <w:u w:val="single"/>
+          </w:rPr>
+          <w:t>7:28</w:t>
+        </w:r>
+      </w:hyperlink>
+      <w:r>
+        <w:rPr>
+          <w:lang w:val="zh_TW" w:bidi="zh_TW"/>
+        </w:rPr>
+        <w:t>）、多色的布料（</w:t>
+      </w:r>
+      <w:hyperlink r:id="rId53">
+        <w:r>
+          <w:rPr>
+            <w:lang w:val="zh_TW" w:bidi="zh_TW"/>
+          </w:rPr>
+          <w:rPr>
+            <w:color w:val="0000EE"/>
+            <w:u w:val="single"/>
+          </w:rPr>
+          <w:t>箴7:16</w:t>
+        </w:r>
+      </w:hyperlink>
+      <w:r>
+        <w:rPr>
+          <w:lang w:val="zh_TW" w:bidi="zh_TW"/>
+        </w:rPr>
+        <w:t>；</w:t>
+      </w:r>
+      <w:hyperlink r:id="rId54">
+        <w:r>
+          <w:rPr>
+            <w:lang w:val="zh_TW" w:bidi="zh_TW"/>
+          </w:rPr>
+          <w:rPr>
+            <w:color w:val="0000EE"/>
+            <w:u w:val="single"/>
+          </w:rPr>
+          <w:t>結17:3，</w:t>
+        </w:r>
+      </w:hyperlink>
+      <w:hyperlink r:id="rId55">
+        <w:r>
+          <w:rPr>
+            <w:lang w:val="zh_TW" w:bidi="zh_TW"/>
+          </w:rPr>
+          <w:rPr>
+            <w:color w:val="0000EE"/>
+            <w:u w:val="single"/>
+          </w:rPr>
+          <w:t>27:24</w:t>
+        </w:r>
+      </w:hyperlink>
+      <w:r>
+        <w:rPr>
+          <w:lang w:val="zh_TW" w:bidi="zh_TW"/>
+        </w:rPr>
+        <w:t>）、寶石（</w:t>
+      </w:r>
+      <w:hyperlink r:id="rId56">
+        <w:r>
+          <w:rPr>
+            <w:lang w:val="zh_TW" w:bidi="zh_TW"/>
+          </w:rPr>
+          <w:rPr>
+            <w:color w:val="0000EE"/>
+            <w:u w:val="single"/>
+          </w:rPr>
+          <w:t>代上29:2</w:t>
+        </w:r>
+      </w:hyperlink>
+      <w:r>
+        <w:rPr>
+          <w:lang w:val="zh_TW" w:bidi="zh_TW"/>
+        </w:rPr>
+        <w:t>），以及胸甲（</w:t>
+      </w:r>
+      <w:hyperlink r:id="rId57">
+        <w:r>
+          <w:rPr>
+            <w:lang w:val="zh_TW" w:bidi="zh_TW"/>
+          </w:rPr>
+          <w:rPr>
+            <w:color w:val="0000EE"/>
+            <w:u w:val="single"/>
+          </w:rPr>
+          <w:t>啟9:17</w:t>
+        </w:r>
+      </w:hyperlink>
+      <w:r>
+        <w:rPr>
+          <w:lang w:val="zh_TW" w:bidi="zh_TW"/>
+        </w:rPr>
+        <w:t>）。約瑟的「彩衣」（</w:t>
+      </w:r>
+      <w:hyperlink r:id="rId58">
+        <w:r>
+          <w:rPr>
+            <w:lang w:val="zh_TW" w:bidi="zh_TW"/>
+          </w:rPr>
+          <w:rPr>
+            <w:color w:val="0000EE"/>
+            <w:u w:val="single"/>
+          </w:rPr>
+          <w:t>創37:3</w:t>
+        </w:r>
+      </w:hyperlink>
+      <w:r>
+        <w:rPr>
+          <w:lang w:val="zh_TW" w:bidi="zh_TW"/>
+        </w:rPr>
+        <w:t>）和她瑪的「彩衣」（</w:t>
+      </w:r>
+      <w:hyperlink r:id="rId59">
+        <w:r>
+          <w:rPr>
+            <w:lang w:val="zh_TW" w:bidi="zh_TW"/>
+          </w:rPr>
+          <w:rPr>
+            <w:color w:val="0000EE"/>
+            <w:u w:val="single"/>
+          </w:rPr>
+          <w:t>撒下13:18–19</w:t>
+        </w:r>
+      </w:hyperlink>
+      <w:r>
+        <w:rPr>
+          <w:lang w:val="zh_TW" w:bidi="zh_TW"/>
+        </w:rPr>
+        <w:t>）實際上是長袖外袍或富麗裝飾的長袍，象徵被偏愛的地位。</w:t>
       </w:r>
     </w:p>
     <w:p>
@@ -682,6 +1586,3113 @@
       </w:r>
       <w:r>
         <w:rPr>
+          <w:lang w:val="zh_TW" w:bidi="zh_TW"/>
+        </w:rPr>
+        <w:t>在新約中，一個意為「假作（pretense）」的詞在</w:t>
+      </w:r>
+      <w:hyperlink r:id="rId60">
+        <w:r>
+          <w:rPr>
+            <w:lang w:val="zh_TW" w:bidi="zh_TW"/>
+          </w:rPr>
+          <w:rPr>
+            <w:color w:val="0000EE"/>
+            <w:u w:val="single"/>
+          </w:rPr>
+          <w:t>使徒行傳二十七章30節</w:t>
+        </w:r>
+      </w:hyperlink>
+      <w:r>
+        <w:rPr>
+          <w:lang w:val="zh_TW" w:bidi="zh_TW"/>
+        </w:rPr>
+        <w:t>中被用於古義，有英文譯本的譯者解釋為「顏色（color）」。他們還在</w:t>
+      </w:r>
+      <w:hyperlink r:id="rId61">
+        <w:r>
+          <w:rPr>
+            <w:lang w:val="zh_TW" w:bidi="zh_TW"/>
+          </w:rPr>
+          <w:rPr>
+            <w:color w:val="0000EE"/>
+            <w:u w:val="single"/>
+          </w:rPr>
+          <w:t>啟示錄十七章4節</w:t>
+        </w:r>
+      </w:hyperlink>
+      <w:r>
+        <w:rPr>
+          <w:lang w:val="zh_TW" w:bidi="zh_TW"/>
+        </w:rPr>
+        <w:t>中添加了「顏色（color）」一詞，顯然是為了闡明其意義。</w:t>
+      </w:r>
+    </w:p>
+    <w:p>
+      <w:pPr/>
+      <w:r>
+        <w:rPr>
+          <w:lang w:val="zh_TW" w:bidi="zh_TW"/>
+        </w:rPr>
+      </w:r>
+      <w:r>
+        <w:rPr>
+          <w:lang w:val="zh_TW" w:bidi="zh_TW"/>
+        </w:rPr>
+        <w:t>儘管聖經提到許多顏色，但顏色並未特別被強調。對於自然顏色的描述很少出現，而出現頻率最高且區別最清楚的顏色則是人造的染料。</w:t>
+      </w:r>
+    </w:p>
+    <w:p>
+      <w:pPr>
+        <w:pStyle w:val="Heading3"/>
+      </w:pPr>
+      <w:r>
+        <w:rPr>
+          <w:lang w:val="zh_TW" w:bidi="zh_TW"/>
+        </w:rPr>
+        <w:t>聖經中提到的顏色</w:t>
+      </w:r>
+    </w:p>
+    <w:p>
+      <w:pPr/>
+      <w:r>
+        <w:rPr>
+          <w:lang w:val="zh_TW" w:bidi="zh_TW"/>
+        </w:rPr>
+      </w:r>
+      <w:r>
+        <w:rPr>
+          <w:lang w:val="zh_TW" w:bidi="zh_TW"/>
+        </w:rPr>
+        <w:t>由於希伯來人對顏色的感知方式與現代西方文化不同，有時很難準確翻譯希伯來文中表示顏色的詞。因此，英文聖經譯本中這些詞的翻譯經常有很大差異。為了提供比較的基礎，本文主要根據和合本經文，但有例外時會另行說明。</w:t>
+      </w:r>
+    </w:p>
+    <w:p>
+      <w:pPr/>
+      <w:r>
+        <w:rPr>
+          <w:lang w:val="zh_TW" w:bidi="zh_TW"/>
+        </w:rPr>
+      </w:r>
+      <w:r>
+        <w:rPr>
+          <w:lang w:val="zh_TW" w:bidi="zh_TW"/>
+        </w:rPr>
+        <w:t>在舊約和新約中最常提到的顏色如下：</w:t>
+      </w:r>
+    </w:p>
+    <w:p>
+      <w:pPr/>
+      <w:r>
+        <w:rPr>
+          <w:lang w:val="zh_TW" w:bidi="zh_TW"/>
+        </w:rPr>
+      </w:r>
+      <w:r>
+        <w:rPr>
+          <w:lang w:val="zh_TW" w:bidi="zh_TW"/>
+        </w:rPr>
+        <w:t>「黑色」在舊約中由五個詞表達，在新約中由一個詞表達，指不同程度的黑暗。這些詞描述了：羊的顏色（</w:t>
+      </w:r>
+      <w:hyperlink r:id="rId62">
+        <w:r>
+          <w:rPr>
+            <w:lang w:val="zh_TW" w:bidi="zh_TW"/>
+          </w:rPr>
+          <w:rPr>
+            <w:color w:val="0000EE"/>
+            <w:u w:val="single"/>
+          </w:rPr>
+          <w:t>創30:32–33、35、40</w:t>
+        </w:r>
+      </w:hyperlink>
+      <w:r>
+        <w:rPr>
+          <w:lang w:val="zh_TW" w:bidi="zh_TW"/>
+        </w:rPr>
+        <w:t>）、頭髮（</w:t>
+      </w:r>
+      <w:hyperlink r:id="rId63">
+        <w:r>
+          <w:rPr>
+            <w:lang w:val="zh_TW" w:bidi="zh_TW"/>
+          </w:rPr>
+          <w:rPr>
+            <w:color w:val="0000EE"/>
+            <w:u w:val="single"/>
+          </w:rPr>
+          <w:t>利13:31、37</w:t>
+        </w:r>
+      </w:hyperlink>
+      <w:r>
+        <w:rPr>
+          <w:lang w:val="zh_TW" w:bidi="zh_TW"/>
+        </w:rPr>
+        <w:t>；</w:t>
+      </w:r>
+      <w:hyperlink r:id="rId64">
+        <w:r>
+          <w:rPr>
+            <w:lang w:val="zh_TW" w:bidi="zh_TW"/>
+          </w:rPr>
+          <w:rPr>
+            <w:color w:val="0000EE"/>
+            <w:u w:val="single"/>
+          </w:rPr>
+          <w:t>歌5:11</w:t>
+        </w:r>
+      </w:hyperlink>
+      <w:r>
+        <w:rPr>
+          <w:lang w:val="zh_TW" w:bidi="zh_TW"/>
+        </w:rPr>
+        <w:t>；</w:t>
+      </w:r>
+      <w:hyperlink r:id="rId65">
+        <w:r>
+          <w:rPr>
+            <w:lang w:val="zh_TW" w:bidi="zh_TW"/>
+          </w:rPr>
+          <w:rPr>
+            <w:color w:val="0000EE"/>
+            <w:u w:val="single"/>
+          </w:rPr>
+          <w:t>太5:36</w:t>
+        </w:r>
+      </w:hyperlink>
+      <w:r>
+        <w:rPr>
+          <w:lang w:val="zh_TW" w:bidi="zh_TW"/>
+        </w:rPr>
+        <w:t>）、皮膚（</w:t>
+      </w:r>
+      <w:hyperlink r:id="rId66">
+        <w:r>
+          <w:rPr>
+            <w:lang w:val="zh_TW" w:bidi="zh_TW"/>
+          </w:rPr>
+          <w:rPr>
+            <w:color w:val="0000EE"/>
+            <w:u w:val="single"/>
+          </w:rPr>
+          <w:t>伯30:30</w:t>
+        </w:r>
+      </w:hyperlink>
+      <w:r>
+        <w:rPr>
+          <w:lang w:val="zh_TW" w:bidi="zh_TW"/>
+        </w:rPr>
+        <w:t>）、馬（</w:t>
+      </w:r>
+      <w:hyperlink r:id="rId67">
+        <w:r>
+          <w:rPr>
+            <w:lang w:val="zh_TW" w:bidi="zh_TW"/>
+          </w:rPr>
+          <w:rPr>
+            <w:color w:val="0000EE"/>
+            <w:u w:val="single"/>
+          </w:rPr>
+          <w:t>亞6:2、6</w:t>
+        </w:r>
+      </w:hyperlink>
+      <w:r>
+        <w:rPr>
+          <w:lang w:val="zh_TW" w:bidi="zh_TW"/>
+        </w:rPr>
+        <w:t>；</w:t>
+      </w:r>
+      <w:hyperlink r:id="rId68">
+        <w:r>
+          <w:rPr>
+            <w:lang w:val="zh_TW" w:bidi="zh_TW"/>
+          </w:rPr>
+          <w:rPr>
+            <w:color w:val="0000EE"/>
+            <w:u w:val="single"/>
+          </w:rPr>
+          <w:t>啟6:5</w:t>
+        </w:r>
+      </w:hyperlink>
+      <w:r>
+        <w:rPr>
+          <w:lang w:val="zh_TW" w:bidi="zh_TW"/>
+        </w:rPr>
+        <w:t>）、天空（</w:t>
+      </w:r>
+      <w:hyperlink r:id="rId69">
+        <w:r>
+          <w:rPr>
+            <w:lang w:val="zh_TW" w:bidi="zh_TW"/>
+          </w:rPr>
+          <w:rPr>
+            <w:color w:val="0000EE"/>
+            <w:u w:val="single"/>
+          </w:rPr>
+          <w:t>王上18:45</w:t>
+        </w:r>
+      </w:hyperlink>
+      <w:r>
+        <w:rPr>
+          <w:lang w:val="zh_TW" w:bidi="zh_TW"/>
+        </w:rPr>
+        <w:t>；</w:t>
+      </w:r>
+      <w:hyperlink r:id="rId70">
+        <w:r>
+          <w:rPr>
+            <w:lang w:val="zh_TW" w:bidi="zh_TW"/>
+          </w:rPr>
+          <w:rPr>
+            <w:color w:val="0000EE"/>
+            <w:u w:val="single"/>
+          </w:rPr>
+          <w:t>賽50:3</w:t>
+        </w:r>
+      </w:hyperlink>
+      <w:r>
+        <w:rPr>
+          <w:lang w:val="zh_TW" w:bidi="zh_TW"/>
+        </w:rPr>
+        <w:t>；</w:t>
+      </w:r>
+      <w:hyperlink r:id="rId71">
+        <w:r>
+          <w:rPr>
+            <w:lang w:val="zh_TW" w:bidi="zh_TW"/>
+          </w:rPr>
+          <w:rPr>
+            <w:color w:val="0000EE"/>
+            <w:u w:val="single"/>
+          </w:rPr>
+          <w:t>耶4:28</w:t>
+        </w:r>
+      </w:hyperlink>
+      <w:r>
+        <w:rPr>
+          <w:lang w:val="zh_TW" w:bidi="zh_TW"/>
+        </w:rPr>
+        <w:t>）、白日（</w:t>
+      </w:r>
+      <w:hyperlink r:id="rId72">
+        <w:r>
+          <w:rPr>
+            <w:lang w:val="zh_TW" w:bidi="zh_TW"/>
+          </w:rPr>
+          <w:rPr>
+            <w:color w:val="0000EE"/>
+            <w:u w:val="single"/>
+          </w:rPr>
+          <w:t>伯3:5</w:t>
+        </w:r>
+      </w:hyperlink>
+      <w:r>
+        <w:rPr>
+          <w:lang w:val="zh_TW" w:bidi="zh_TW"/>
+        </w:rPr>
+        <w:t>；</w:t>
+      </w:r>
+      <w:hyperlink r:id="rId73">
+        <w:r>
+          <w:rPr>
+            <w:lang w:val="zh_TW" w:bidi="zh_TW"/>
+          </w:rPr>
+          <w:rPr>
+            <w:color w:val="0000EE"/>
+            <w:u w:val="single"/>
+          </w:rPr>
+          <w:t>彌3:6</w:t>
+        </w:r>
+      </w:hyperlink>
+      <w:r>
+        <w:rPr>
+          <w:lang w:val="zh_TW" w:bidi="zh_TW"/>
+        </w:rPr>
+        <w:t>）、變黑的太陽（</w:t>
+      </w:r>
+      <w:hyperlink r:id="rId74">
+        <w:r>
+          <w:rPr>
+            <w:lang w:val="zh_TW" w:bidi="zh_TW"/>
+          </w:rPr>
+          <w:rPr>
+            <w:color w:val="0000EE"/>
+            <w:u w:val="single"/>
+          </w:rPr>
+          <w:t>啟6:12</w:t>
+        </w:r>
+      </w:hyperlink>
+      <w:r>
+        <w:rPr>
+          <w:lang w:val="zh_TW" w:bidi="zh_TW"/>
+        </w:rPr>
+        <w:t>），以及入侵的軍隊（</w:t>
+      </w:r>
+      <w:hyperlink r:id="rId75">
+        <w:r>
+          <w:rPr>
+            <w:lang w:val="zh_TW" w:bidi="zh_TW"/>
+          </w:rPr>
+          <w:rPr>
+            <w:color w:val="0000EE"/>
+            <w:u w:val="single"/>
+          </w:rPr>
+          <w:t>珥2:2</w:t>
+        </w:r>
+      </w:hyperlink>
+      <w:r>
+        <w:rPr>
+          <w:lang w:val="zh_TW" w:bidi="zh_TW"/>
+        </w:rPr>
+        <w:t>）。約伯記的「沒有日光」（</w:t>
+      </w:r>
+      <w:hyperlink r:id="rId76">
+        <w:r>
+          <w:rPr>
+            <w:lang w:val="zh_TW" w:bidi="zh_TW"/>
+          </w:rPr>
+          <w:rPr>
+            <w:color w:val="0000EE"/>
+            <w:u w:val="single"/>
+          </w:rPr>
+          <w:t>伯30:28</w:t>
+        </w:r>
+      </w:hyperlink>
+      <w:r>
+        <w:rPr>
+          <w:lang w:val="zh_TW" w:bidi="zh_TW"/>
+        </w:rPr>
+        <w:t>）被理解為災病或悲傷。</w:t>
+      </w:r>
+    </w:p>
+    <w:p>
+      <w:pPr/>
+      <w:r>
+        <w:rPr>
+          <w:lang w:val="zh_TW" w:bidi="zh_TW"/>
+        </w:rPr>
+      </w:r>
+      <w:r>
+        <w:rPr>
+          <w:lang w:val="zh_TW" w:bidi="zh_TW"/>
+        </w:rPr>
+        <w:t>「藍色」可能指的是從地中海軟體動物中獲得的藍紫色染料。這是一種受歡迎的顏色，但古代認為其不如「皇家紫色」高貴。這兩種染料都產於泰爾，泰爾曾一度壟斷藍色和紫色染料的製造（</w:t>
+      </w:r>
+      <w:hyperlink r:id="rId77">
+        <w:r>
+          <w:rPr>
+            <w:lang w:val="zh_TW" w:bidi="zh_TW"/>
+          </w:rPr>
+          <w:rPr>
+            <w:color w:val="0000EE"/>
+            <w:u w:val="single"/>
+          </w:rPr>
+          <w:t>代下2:7、14</w:t>
+        </w:r>
+      </w:hyperlink>
+      <w:r>
+        <w:rPr>
+          <w:lang w:val="zh_TW" w:bidi="zh_TW"/>
+        </w:rPr>
+        <w:t>；</w:t>
+      </w:r>
+      <w:hyperlink r:id="rId55">
+        <w:r>
+          <w:rPr>
+            <w:lang w:val="zh_TW" w:bidi="zh_TW"/>
+          </w:rPr>
+          <w:rPr>
+            <w:color w:val="0000EE"/>
+            <w:u w:val="single"/>
+          </w:rPr>
+          <w:t>結27:24</w:t>
+        </w:r>
+      </w:hyperlink>
+      <w:r>
+        <w:rPr>
+          <w:lang w:val="zh_TW" w:bidi="zh_TW"/>
+        </w:rPr>
+        <w:t>）。泰爾的船使用藍色和紫色作為船篷（</w:t>
+      </w:r>
+      <w:hyperlink r:id="rId78">
+        <w:r>
+          <w:rPr>
+            <w:lang w:val="zh_TW" w:bidi="zh_TW"/>
+          </w:rPr>
+          <w:rPr>
+            <w:color w:val="0000EE"/>
+            <w:u w:val="single"/>
+          </w:rPr>
+          <w:t>結27:7</w:t>
+        </w:r>
+      </w:hyperlink>
+      <w:r>
+        <w:rPr>
+          <w:lang w:val="zh_TW" w:bidi="zh_TW"/>
+        </w:rPr>
+        <w:t>）。藍色被用於會幕的布料（</w:t>
+      </w:r>
+      <w:hyperlink r:id="rId79">
+        <w:r>
+          <w:rPr>
+            <w:lang w:val="zh_TW" w:bidi="zh_TW"/>
+          </w:rPr>
+          <w:rPr>
+            <w:color w:val="0000EE"/>
+            <w:u w:val="single"/>
+          </w:rPr>
+          <w:t>出26:1</w:t>
+        </w:r>
+      </w:hyperlink>
+      <w:r>
+        <w:rPr>
+          <w:lang w:val="zh_TW" w:bidi="zh_TW"/>
+        </w:rPr>
+        <w:t>；</w:t>
+      </w:r>
+      <w:hyperlink r:id="rId80">
+        <w:r>
+          <w:rPr>
+            <w:lang w:val="zh_TW" w:bidi="zh_TW"/>
+          </w:rPr>
+          <w:rPr>
+            <w:color w:val="0000EE"/>
+            <w:u w:val="single"/>
+          </w:rPr>
+          <w:t>民4:6–9</w:t>
+        </w:r>
+      </w:hyperlink>
+      <w:r>
+        <w:rPr>
+          <w:lang w:val="zh_TW" w:bidi="zh_TW"/>
+        </w:rPr>
+        <w:t>）、祭司的衣服（</w:t>
+      </w:r>
+      <w:hyperlink r:id="rId81">
+        <w:r>
+          <w:rPr>
+            <w:lang w:val="zh_TW" w:bidi="zh_TW"/>
+          </w:rPr>
+          <w:rPr>
+            <w:color w:val="0000EE"/>
+            <w:u w:val="single"/>
+          </w:rPr>
+          <w:t>出28:5–6</w:t>
+        </w:r>
+      </w:hyperlink>
+      <w:r>
+        <w:rPr>
+          <w:lang w:val="zh_TW" w:bidi="zh_TW"/>
+        </w:rPr>
+        <w:t>）、所羅門的聖殿（</w:t>
+      </w:r>
+      <w:hyperlink r:id="rId77">
+        <w:r>
+          <w:rPr>
+            <w:lang w:val="zh_TW" w:bidi="zh_TW"/>
+          </w:rPr>
+          <w:rPr>
+            <w:color w:val="0000EE"/>
+            <w:u w:val="single"/>
+          </w:rPr>
+          <w:t>代下2:7、14</w:t>
+        </w:r>
+      </w:hyperlink>
+      <w:r>
+        <w:rPr>
+          <w:lang w:val="zh_TW" w:bidi="zh_TW"/>
+        </w:rPr>
+        <w:t>），以及波斯王宮（</w:t>
+      </w:r>
+      <w:hyperlink r:id="rId29">
+        <w:r>
+          <w:rPr>
+            <w:lang w:val="zh_TW" w:bidi="zh_TW"/>
+          </w:rPr>
+          <w:rPr>
+            <w:color w:val="0000EE"/>
+            <w:u w:val="single"/>
+          </w:rPr>
+          <w:t>斯1:6，</w:t>
+        </w:r>
+      </w:hyperlink>
+      <w:hyperlink r:id="rId82">
+        <w:r>
+          <w:rPr>
+            <w:lang w:val="zh_TW" w:bidi="zh_TW"/>
+          </w:rPr>
+          <w:rPr>
+            <w:color w:val="0000EE"/>
+            <w:u w:val="single"/>
+          </w:rPr>
+          <w:t>8:15</w:t>
+        </w:r>
+      </w:hyperlink>
+      <w:r>
+        <w:rPr>
+          <w:lang w:val="zh_TW" w:bidi="zh_TW"/>
+        </w:rPr>
+        <w:t>）。藍色在新約中沒有被提及。</w:t>
+      </w:r>
+    </w:p>
+    <w:p>
+      <w:pPr/>
+      <w:r>
+        <w:rPr>
+          <w:lang w:val="zh_TW" w:bidi="zh_TW"/>
+        </w:rPr>
+      </w:r>
+      <w:r>
+        <w:rPr>
+          <w:lang w:val="zh_TW" w:bidi="zh_TW"/>
+        </w:rPr>
+        <w:t>「紅色」是三個不同希伯來文的翻譯。這種不同色調的紅色是從某些昆蟲中提取的。這個詞描述了所羅門的聖殿中的某些布料（</w:t>
+      </w:r>
+      <w:hyperlink r:id="rId77">
+        <w:r>
+          <w:rPr>
+            <w:lang w:val="zh_TW" w:bidi="zh_TW"/>
+          </w:rPr>
+          <w:rPr>
+            <w:color w:val="0000EE"/>
+            <w:u w:val="single"/>
+          </w:rPr>
+          <w:t>代下2:7、14，</w:t>
+        </w:r>
+      </w:hyperlink>
+      <w:hyperlink r:id="rId83">
+        <w:r>
+          <w:rPr>
+            <w:lang w:val="zh_TW" w:bidi="zh_TW"/>
+          </w:rPr>
+          <w:rPr>
+            <w:color w:val="0000EE"/>
+            <w:u w:val="single"/>
+          </w:rPr>
+          <w:t>3:14</w:t>
+        </w:r>
+      </w:hyperlink>
+      <w:r>
+        <w:rPr>
+          <w:lang w:val="zh_TW" w:bidi="zh_TW"/>
+        </w:rPr>
+        <w:t>），並被用來比喻罪（</w:t>
+      </w:r>
+      <w:hyperlink r:id="rId84">
+        <w:r>
+          <w:rPr>
+            <w:lang w:val="zh_TW" w:bidi="zh_TW"/>
+          </w:rPr>
+          <w:rPr>
+            <w:color w:val="0000EE"/>
+            <w:u w:val="single"/>
+          </w:rPr>
+          <w:t>賽1:18</w:t>
+        </w:r>
+      </w:hyperlink>
+      <w:r>
+        <w:rPr>
+          <w:lang w:val="zh_TW" w:bidi="zh_TW"/>
+        </w:rPr>
+        <w:t>）。形容波斯拉衣服的「紅」（</w:t>
+      </w:r>
+      <w:hyperlink r:id="rId85">
+        <w:r>
+          <w:rPr>
+            <w:lang w:val="zh_TW" w:bidi="zh_TW"/>
+          </w:rPr>
+          <w:rPr>
+            <w:color w:val="0000EE"/>
+            <w:u w:val="single"/>
+          </w:rPr>
+          <w:t>63:1</w:t>
+        </w:r>
+      </w:hyperlink>
+      <w:r>
+        <w:rPr>
+          <w:lang w:val="zh_TW" w:bidi="zh_TW"/>
+        </w:rPr>
+        <w:t>）可能意味著「鮮豔的顏色」而不是特定的色調。</w:t>
+      </w:r>
+    </w:p>
+    <w:p>
+      <w:pPr/>
+      <w:r>
+        <w:rPr>
+          <w:lang w:val="zh_TW" w:bidi="zh_TW"/>
+        </w:rPr>
+      </w:r>
+      <w:r>
+        <w:rPr>
+          <w:lang w:val="zh_TW" w:bidi="zh_TW"/>
+        </w:rPr>
+        <w:t>「灰色」這個顏色僅在舊約中出現，專門用來形容老年，如灰白的頭髮或白髮（</w:t>
+      </w:r>
+      <w:hyperlink r:id="rId86">
+        <w:r>
+          <w:rPr>
+            <w:lang w:val="zh_TW" w:bidi="zh_TW"/>
+          </w:rPr>
+          <w:rPr>
+            <w:color w:val="0000EE"/>
+            <w:u w:val="single"/>
+          </w:rPr>
+          <w:t>創42:38</w:t>
+        </w:r>
+      </w:hyperlink>
+      <w:r>
+        <w:rPr>
+          <w:lang w:val="zh_TW" w:bidi="zh_TW"/>
+        </w:rPr>
+        <w:t>；</w:t>
+      </w:r>
+      <w:hyperlink r:id="rId87">
+        <w:r>
+          <w:rPr>
+            <w:lang w:val="zh_TW" w:bidi="zh_TW"/>
+          </w:rPr>
+          <w:rPr>
+            <w:color w:val="0000EE"/>
+            <w:u w:val="single"/>
+          </w:rPr>
+          <w:t>44:29–31</w:t>
+        </w:r>
+      </w:hyperlink>
+      <w:r>
+        <w:rPr>
+          <w:lang w:val="zh_TW" w:bidi="zh_TW"/>
+        </w:rPr>
+        <w:t>；</w:t>
+      </w:r>
+      <w:hyperlink r:id="rId88">
+        <w:r>
+          <w:rPr>
+            <w:lang w:val="zh_TW" w:bidi="zh_TW"/>
+          </w:rPr>
+          <w:rPr>
+            <w:color w:val="0000EE"/>
+            <w:u w:val="single"/>
+          </w:rPr>
+          <w:t>申32:25</w:t>
+        </w:r>
+      </w:hyperlink>
+      <w:r>
+        <w:rPr>
+          <w:lang w:val="zh_TW" w:bidi="zh_TW"/>
+        </w:rPr>
+        <w:t>；</w:t>
+      </w:r>
+      <w:hyperlink r:id="rId89">
+        <w:r>
+          <w:rPr>
+            <w:lang w:val="zh_TW" w:bidi="zh_TW"/>
+          </w:rPr>
+          <w:rPr>
+            <w:color w:val="0000EE"/>
+            <w:u w:val="single"/>
+          </w:rPr>
+          <w:t>撒上12:2</w:t>
+        </w:r>
+      </w:hyperlink>
+      <w:r>
+        <w:rPr>
+          <w:lang w:val="zh_TW" w:bidi="zh_TW"/>
+        </w:rPr>
+        <w:t>；</w:t>
+      </w:r>
+      <w:hyperlink r:id="rId90">
+        <w:r>
+          <w:rPr>
+            <w:lang w:val="zh_TW" w:bidi="zh_TW"/>
+          </w:rPr>
+          <w:rPr>
+            <w:color w:val="0000EE"/>
+            <w:u w:val="single"/>
+          </w:rPr>
+          <w:t>王上2:6、9</w:t>
+        </w:r>
+      </w:hyperlink>
+      <w:r>
+        <w:rPr>
+          <w:lang w:val="zh_TW" w:bidi="zh_TW"/>
+        </w:rPr>
+        <w:t>；</w:t>
+      </w:r>
+      <w:hyperlink r:id="rId91">
+        <w:r>
+          <w:rPr>
+            <w:lang w:val="zh_TW" w:bidi="zh_TW"/>
+          </w:rPr>
+          <w:rPr>
+            <w:color w:val="0000EE"/>
+            <w:u w:val="single"/>
+          </w:rPr>
+          <w:t>伯15:10</w:t>
+        </w:r>
+      </w:hyperlink>
+      <w:r>
+        <w:rPr>
+          <w:lang w:val="zh_TW" w:bidi="zh_TW"/>
+        </w:rPr>
+        <w:t>；</w:t>
+      </w:r>
+      <w:hyperlink r:id="rId92">
+        <w:r>
+          <w:rPr>
+            <w:lang w:val="zh_TW" w:bidi="zh_TW"/>
+          </w:rPr>
+          <w:rPr>
+            <w:color w:val="0000EE"/>
+            <w:u w:val="single"/>
+          </w:rPr>
+          <w:t>詩71:18</w:t>
+        </w:r>
+      </w:hyperlink>
+      <w:r>
+        <w:rPr>
+          <w:lang w:val="zh_TW" w:bidi="zh_TW"/>
+        </w:rPr>
+        <w:t>；</w:t>
+      </w:r>
+      <w:hyperlink r:id="rId93">
+        <w:r>
+          <w:rPr>
+            <w:lang w:val="zh_TW" w:bidi="zh_TW"/>
+          </w:rPr>
+          <w:rPr>
+            <w:color w:val="0000EE"/>
+            <w:u w:val="single"/>
+          </w:rPr>
+          <w:t>箴20:29</w:t>
+        </w:r>
+      </w:hyperlink>
+      <w:r>
+        <w:rPr>
+          <w:lang w:val="zh_TW" w:bidi="zh_TW"/>
+        </w:rPr>
+        <w:t>；</w:t>
+      </w:r>
+      <w:hyperlink r:id="rId94">
+        <w:r>
+          <w:rPr>
+            <w:lang w:val="zh_TW" w:bidi="zh_TW"/>
+          </w:rPr>
+          <w:rPr>
+            <w:color w:val="0000EE"/>
+            <w:u w:val="single"/>
+          </w:rPr>
+          <w:t>賽46:4</w:t>
+        </w:r>
+      </w:hyperlink>
+      <w:r>
+        <w:rPr>
+          <w:lang w:val="zh_TW" w:bidi="zh_TW"/>
+        </w:rPr>
+        <w:t>；</w:t>
+      </w:r>
+      <w:hyperlink r:id="rId95">
+        <w:r>
+          <w:rPr>
+            <w:lang w:val="zh_TW" w:bidi="zh_TW"/>
+          </w:rPr>
+          <w:rPr>
+            <w:color w:val="0000EE"/>
+            <w:u w:val="single"/>
+          </w:rPr>
+          <w:t>何7:9</w:t>
+        </w:r>
+      </w:hyperlink>
+      <w:r>
+        <w:rPr>
+          <w:lang w:val="zh_TW" w:bidi="zh_TW"/>
+        </w:rPr>
+        <w:t>）。用來形容雜色灰馬的另一個詞（</w:t>
+      </w:r>
+      <w:hyperlink r:id="rId96">
+        <w:r>
+          <w:rPr>
+            <w:lang w:val="zh_TW" w:bidi="zh_TW"/>
+          </w:rPr>
+          <w:rPr>
+            <w:color w:val="0000EE"/>
+            <w:u w:val="single"/>
+          </w:rPr>
+          <w:t>亞6:3</w:t>
+        </w:r>
+      </w:hyperlink>
+      <w:r>
+        <w:rPr>
+          <w:lang w:val="zh_TW" w:bidi="zh_TW"/>
+        </w:rPr>
+        <w:t>）可能意指「斑點」或「斑駁」。</w:t>
+      </w:r>
+    </w:p>
+    <w:p>
+      <w:pPr/>
+      <w:r>
+        <w:rPr>
+          <w:lang w:val="zh_TW" w:bidi="zh_TW"/>
+        </w:rPr>
+      </w:r>
+      <w:r>
+        <w:rPr>
+          <w:lang w:val="zh_TW" w:bidi="zh_TW"/>
+        </w:rPr>
+        <w:t>「綠色」在舊約中由七個詞表達，在新約中由兩個詞表達。多數詞指植物，描述植物的新鮮或濕潤狀態，而非顏色。被形容為「綠色」的有：植物（</w:t>
+      </w:r>
+      <w:hyperlink r:id="rId97">
+        <w:r>
+          <w:rPr>
+            <w:lang w:val="zh_TW" w:bidi="zh_TW"/>
+          </w:rPr>
+          <w:rPr>
+            <w:color w:val="0000EE"/>
+            <w:u w:val="single"/>
+          </w:rPr>
+          <w:t>創1:30</w:t>
+        </w:r>
+      </w:hyperlink>
+      <w:r>
+        <w:rPr>
+          <w:lang w:val="zh_TW" w:bidi="zh_TW"/>
+        </w:rPr>
+        <w:t>）、樹木（</w:t>
+      </w:r>
+      <w:hyperlink r:id="rId98">
+        <w:r>
+          <w:rPr>
+            <w:lang w:val="zh_TW" w:bidi="zh_TW"/>
+          </w:rPr>
+          <w:rPr>
+            <w:color w:val="0000EE"/>
+            <w:u w:val="single"/>
+          </w:rPr>
+          <w:t>王上14:23</w:t>
+        </w:r>
+      </w:hyperlink>
+      <w:r>
+        <w:rPr>
+          <w:lang w:val="zh_TW" w:bidi="zh_TW"/>
+        </w:rPr>
+        <w:t>）、枝子（</w:t>
+      </w:r>
+      <w:hyperlink r:id="rId99">
+        <w:r>
+          <w:rPr>
+            <w:lang w:val="zh_TW" w:bidi="zh_TW"/>
+          </w:rPr>
+          <w:rPr>
+            <w:color w:val="0000EE"/>
+            <w:u w:val="single"/>
+          </w:rPr>
+          <w:t>伯15:32</w:t>
+        </w:r>
+      </w:hyperlink>
+      <w:r>
+        <w:rPr>
+          <w:lang w:val="zh_TW" w:bidi="zh_TW"/>
+        </w:rPr>
+        <w:t>）、牧場（</w:t>
+      </w:r>
+      <w:hyperlink r:id="rId100">
+        <w:r>
+          <w:rPr>
+            <w:lang w:val="zh_TW" w:bidi="zh_TW"/>
+          </w:rPr>
+          <w:rPr>
+            <w:color w:val="0000EE"/>
+            <w:u w:val="single"/>
+          </w:rPr>
+          <w:t>詩23:2</w:t>
+        </w:r>
+      </w:hyperlink>
+      <w:r>
+        <w:rPr>
+          <w:lang w:val="zh_TW" w:bidi="zh_TW"/>
+        </w:rPr>
+        <w:t>；</w:t>
+      </w:r>
+      <w:hyperlink r:id="rId101">
+        <w:r>
+          <w:rPr>
+            <w:lang w:val="zh_TW" w:bidi="zh_TW"/>
+          </w:rPr>
+          <w:rPr>
+            <w:color w:val="0000EE"/>
+            <w:u w:val="single"/>
+          </w:rPr>
+          <w:t>珥2:22</w:t>
+        </w:r>
+      </w:hyperlink>
+      <w:r>
+        <w:rPr>
+          <w:lang w:val="zh_TW" w:bidi="zh_TW"/>
+        </w:rPr>
+        <w:t>）、草藥（</w:t>
+      </w:r>
+      <w:hyperlink r:id="rId102">
+        <w:r>
+          <w:rPr>
+            <w:lang w:val="zh_TW" w:bidi="zh_TW"/>
+          </w:rPr>
+          <w:rPr>
+            <w:color w:val="0000EE"/>
+            <w:u w:val="single"/>
+          </w:rPr>
+          <w:t>詩37:2</w:t>
+        </w:r>
+      </w:hyperlink>
+      <w:r>
+        <w:rPr>
+          <w:lang w:val="zh_TW" w:bidi="zh_TW"/>
+        </w:rPr>
+        <w:t>）、橄欖樹（</w:t>
+      </w:r>
+      <w:hyperlink r:id="rId103">
+        <w:r>
+          <w:rPr>
+            <w:lang w:val="zh_TW" w:bidi="zh_TW"/>
+          </w:rPr>
+          <w:rPr>
+            <w:color w:val="0000EE"/>
+            <w:u w:val="single"/>
+          </w:rPr>
+          <w:t>詩52:8</w:t>
+        </w:r>
+      </w:hyperlink>
+      <w:r>
+        <w:rPr>
+          <w:lang w:val="zh_TW" w:bidi="zh_TW"/>
+        </w:rPr>
+        <w:t>；</w:t>
+      </w:r>
+      <w:hyperlink r:id="rId104">
+        <w:r>
+          <w:rPr>
+            <w:lang w:val="zh_TW" w:bidi="zh_TW"/>
+          </w:rPr>
+          <w:rPr>
+            <w:color w:val="0000EE"/>
+            <w:u w:val="single"/>
+          </w:rPr>
+          <w:t>耶11:16</w:t>
+        </w:r>
+      </w:hyperlink>
+      <w:r>
+        <w:rPr>
+          <w:lang w:val="zh_TW" w:bidi="zh_TW"/>
+        </w:rPr>
+        <w:t>）、荊棘（</w:t>
+      </w:r>
+      <w:hyperlink r:id="rId105">
+        <w:r>
+          <w:rPr>
+            <w:lang w:val="zh_TW" w:bidi="zh_TW"/>
+          </w:rPr>
+          <w:rPr>
+            <w:color w:val="0000EE"/>
+            <w:u w:val="single"/>
+          </w:rPr>
+          <w:t>詩58:9</w:t>
+        </w:r>
+      </w:hyperlink>
+      <w:r>
+        <w:rPr>
+          <w:lang w:val="zh_TW" w:bidi="zh_TW"/>
+        </w:rPr>
+        <w:t>）、樹葉（</w:t>
+      </w:r>
+      <w:hyperlink r:id="rId106">
+        <w:r>
+          <w:rPr>
+            <w:lang w:val="zh_TW" w:bidi="zh_TW"/>
+          </w:rPr>
+          <w:rPr>
+            <w:color w:val="0000EE"/>
+            <w:u w:val="single"/>
+          </w:rPr>
+          <w:t>耶17:8</w:t>
+        </w:r>
+      </w:hyperlink>
+      <w:r>
+        <w:rPr>
+          <w:lang w:val="zh_TW" w:bidi="zh_TW"/>
+        </w:rPr>
+        <w:t>）、草（</w:t>
+      </w:r>
+      <w:hyperlink r:id="rId107">
+        <w:r>
+          <w:rPr>
+            <w:lang w:val="zh_TW" w:bidi="zh_TW"/>
+          </w:rPr>
+          <w:rPr>
+            <w:color w:val="0000EE"/>
+            <w:u w:val="single"/>
+          </w:rPr>
+          <w:t>可6:39</w:t>
+        </w:r>
+      </w:hyperlink>
+      <w:r>
+        <w:rPr>
+          <w:lang w:val="zh_TW" w:bidi="zh_TW"/>
+        </w:rPr>
+        <w:t>；</w:t>
+      </w:r>
+      <w:hyperlink r:id="rId108">
+        <w:r>
+          <w:rPr>
+            <w:lang w:val="zh_TW" w:bidi="zh_TW"/>
+          </w:rPr>
+          <w:rPr>
+            <w:color w:val="0000EE"/>
+            <w:u w:val="single"/>
+          </w:rPr>
+          <w:t>啟8:7</w:t>
+        </w:r>
+      </w:hyperlink>
+      <w:r>
+        <w:rPr>
+          <w:lang w:val="zh_TW" w:bidi="zh_TW"/>
+        </w:rPr>
+        <w:t>）、木材（</w:t>
+      </w:r>
+      <w:hyperlink r:id="rId109">
+        <w:r>
+          <w:rPr>
+            <w:lang w:val="zh_TW" w:bidi="zh_TW"/>
+          </w:rPr>
+          <w:rPr>
+            <w:color w:val="0000EE"/>
+            <w:u w:val="single"/>
+          </w:rPr>
+          <w:t>路23:31</w:t>
+        </w:r>
+      </w:hyperlink>
+      <w:r>
+        <w:rPr>
+          <w:lang w:val="zh_TW" w:bidi="zh_TW"/>
+        </w:rPr>
+        <w:t>）。除了各種植物之外，鴿子的翅膀（</w:t>
+      </w:r>
+      <w:hyperlink r:id="rId110">
+        <w:r>
+          <w:rPr>
+            <w:lang w:val="zh_TW" w:bidi="zh_TW"/>
+          </w:rPr>
+          <w:rPr>
+            <w:color w:val="0000EE"/>
+            <w:u w:val="single"/>
+          </w:rPr>
+          <w:t>詩68:13</w:t>
+        </w:r>
+      </w:hyperlink>
+      <w:r>
+        <w:rPr>
+          <w:lang w:val="zh_TW" w:bidi="zh_TW"/>
+        </w:rPr>
+        <w:t>）、床榻（</w:t>
+      </w:r>
+      <w:hyperlink r:id="rId111">
+        <w:r>
+          <w:rPr>
+            <w:lang w:val="zh_TW" w:bidi="zh_TW"/>
+          </w:rPr>
+          <w:rPr>
+            <w:color w:val="0000EE"/>
+            <w:u w:val="single"/>
+          </w:rPr>
+          <w:t>歌1:16</w:t>
+        </w:r>
+      </w:hyperlink>
+      <w:r>
+        <w:rPr>
+          <w:lang w:val="zh_TW" w:bidi="zh_TW"/>
+        </w:rPr>
+        <w:t>）和義人（</w:t>
+      </w:r>
+      <w:hyperlink r:id="rId112">
+        <w:r>
+          <w:rPr>
+            <w:lang w:val="zh_TW" w:bidi="zh_TW"/>
+          </w:rPr>
+          <w:rPr>
+            <w:color w:val="0000EE"/>
+            <w:u w:val="single"/>
+          </w:rPr>
+          <w:t>詩92:14</w:t>
+        </w:r>
+      </w:hyperlink>
+      <w:r>
+        <w:rPr>
+          <w:lang w:val="zh_TW" w:bidi="zh_TW"/>
+        </w:rPr>
+        <w:t>）也被描述為「綠色」。偶像崇拜的儀式在「在各青翠樹下」進行（</w:t>
+      </w:r>
+      <w:hyperlink r:id="rId113">
+        <w:r>
+          <w:rPr>
+            <w:lang w:val="zh_TW" w:bidi="zh_TW"/>
+          </w:rPr>
+          <w:rPr>
+            <w:color w:val="0000EE"/>
+            <w:u w:val="single"/>
+          </w:rPr>
+          <w:t>申12:2</w:t>
+        </w:r>
+      </w:hyperlink>
+      <w:r>
+        <w:rPr>
+          <w:lang w:val="zh_TW" w:bidi="zh_TW"/>
+        </w:rPr>
+        <w:t>；</w:t>
+      </w:r>
+      <w:hyperlink r:id="rId114">
+        <w:r>
+          <w:rPr>
+            <w:lang w:val="zh_TW" w:bidi="zh_TW"/>
+          </w:rPr>
+          <w:rPr>
+            <w:color w:val="0000EE"/>
+            <w:u w:val="single"/>
+          </w:rPr>
+          <w:t>王下16:4</w:t>
+        </w:r>
+      </w:hyperlink>
+      <w:r>
+        <w:rPr>
+          <w:lang w:val="zh_TW" w:bidi="zh_TW"/>
+        </w:rPr>
+        <w:t>；</w:t>
+      </w:r>
+      <w:hyperlink r:id="rId115">
+        <w:r>
+          <w:rPr>
+            <w:lang w:val="zh_TW" w:bidi="zh_TW"/>
+          </w:rPr>
+          <w:rPr>
+            <w:color w:val="0000EE"/>
+            <w:u w:val="single"/>
+          </w:rPr>
+          <w:t>賽57:5</w:t>
+        </w:r>
+      </w:hyperlink>
+      <w:r>
+        <w:rPr>
+          <w:lang w:val="zh_TW" w:bidi="zh_TW"/>
+        </w:rPr>
+        <w:t>；</w:t>
+      </w:r>
+      <w:hyperlink r:id="rId116">
+        <w:r>
+          <w:rPr>
+            <w:lang w:val="zh_TW" w:bidi="zh_TW"/>
+          </w:rPr>
+          <w:rPr>
+            <w:color w:val="0000EE"/>
+            <w:u w:val="single"/>
+          </w:rPr>
+          <w:t>耶2:20</w:t>
+        </w:r>
+      </w:hyperlink>
+      <w:r>
+        <w:rPr>
+          <w:lang w:val="zh_TW" w:bidi="zh_TW"/>
+        </w:rPr>
+        <w:t>；</w:t>
+      </w:r>
+      <w:hyperlink r:id="rId117">
+        <w:r>
+          <w:rPr>
+            <w:lang w:val="zh_TW" w:bidi="zh_TW"/>
+          </w:rPr>
+          <w:rPr>
+            <w:color w:val="0000EE"/>
+            <w:u w:val="single"/>
+          </w:rPr>
+          <w:t>結6:13</w:t>
+        </w:r>
+      </w:hyperlink>
+      <w:r>
+        <w:rPr>
+          <w:lang w:val="zh_TW" w:bidi="zh_TW"/>
+        </w:rPr>
+        <w:t>），儘管這個詞實際上描述的是樹葉的茂盛而不是它們的顏色。</w:t>
+      </w:r>
+    </w:p>
+    <w:p>
+      <w:pPr/>
+      <w:r>
+        <w:rPr>
+          <w:lang w:val="zh_TW" w:bidi="zh_TW"/>
+        </w:rPr>
+      </w:r>
+      <w:r>
+        <w:rPr>
+          <w:lang w:val="zh_TW" w:bidi="zh_TW"/>
+        </w:rPr>
+        <w:t>另一個詞「發綠」源自於舊約中一個表示「綠色」的詞，指的是災病（</w:t>
+      </w:r>
+      <w:hyperlink r:id="rId118">
+        <w:r>
+          <w:rPr>
+            <w:lang w:val="zh_TW" w:bidi="zh_TW"/>
+          </w:rPr>
+          <w:rPr>
+            <w:color w:val="0000EE"/>
+            <w:u w:val="single"/>
+          </w:rPr>
+          <w:t>利13:49</w:t>
+        </w:r>
+      </w:hyperlink>
+      <w:r>
+        <w:rPr>
+          <w:lang w:val="zh_TW" w:bidi="zh_TW"/>
+        </w:rPr>
+        <w:t>）和在房屋牆壁上的真菌（</w:t>
+      </w:r>
+      <w:hyperlink r:id="rId119">
+        <w:r>
+          <w:rPr>
+            <w:lang w:val="zh_TW" w:bidi="zh_TW"/>
+          </w:rPr>
+          <w:rPr>
+            <w:color w:val="0000EE"/>
+            <w:u w:val="single"/>
+          </w:rPr>
+          <w:t>14:37</w:t>
+        </w:r>
+      </w:hyperlink>
+      <w:r>
+        <w:rPr>
+          <w:lang w:val="zh_TW" w:bidi="zh_TW"/>
+        </w:rPr>
+        <w:t>）。</w:t>
+      </w:r>
+    </w:p>
+    <w:p>
+      <w:pPr/>
+      <w:r>
+        <w:rPr>
+          <w:lang w:val="zh_TW" w:bidi="zh_TW"/>
+        </w:rPr>
+      </w:r>
+      <w:r>
+        <w:rPr>
+          <w:lang w:val="zh_TW" w:bidi="zh_TW"/>
+        </w:rPr>
+        <w:t>「紫色」在古代世界中是最珍貴的染料，涵蓋了從真正的紫色到紅色的色調，提取自腹足綱的軟體動物。最早使用這種染料的人可能是古代的腓尼基人，他們的名字或許源於一個希臘文詞語，意為「血紅色」。無論如何，腓尼基人多年來壟斷了紫色染料的製造業。一些布料被描述為紫色，例如用於：帳幕的布料（</w:t>
+      </w:r>
+      <w:hyperlink r:id="rId120">
+        <w:r>
+          <w:rPr>
+            <w:lang w:val="zh_TW" w:bidi="zh_TW"/>
+          </w:rPr>
+          <w:rPr>
+            <w:color w:val="0000EE"/>
+            <w:u w:val="single"/>
+          </w:rPr>
+          <w:t>出25:4</w:t>
+        </w:r>
+      </w:hyperlink>
+      <w:r>
+        <w:rPr>
+          <w:lang w:val="zh_TW" w:bidi="zh_TW"/>
+        </w:rPr>
+        <w:t>；</w:t>
+      </w:r>
+      <w:hyperlink r:id="rId79">
+        <w:r>
+          <w:rPr>
+            <w:lang w:val="zh_TW" w:bidi="zh_TW"/>
+          </w:rPr>
+          <w:rPr>
+            <w:color w:val="0000EE"/>
+            <w:u w:val="single"/>
+          </w:rPr>
+          <w:t>26:1</w:t>
+        </w:r>
+      </w:hyperlink>
+      <w:r>
+        <w:rPr>
+          <w:lang w:val="zh_TW" w:bidi="zh_TW"/>
+        </w:rPr>
+        <w:t>），祭司衣服（</w:t>
+      </w:r>
+      <w:hyperlink r:id="rId121">
+        <w:r>
+          <w:rPr>
+            <w:lang w:val="zh_TW" w:bidi="zh_TW"/>
+          </w:rPr>
+          <w:rPr>
+            <w:color w:val="0000EE"/>
+            <w:u w:val="single"/>
+          </w:rPr>
+          <w:t>28:5–8、15、33</w:t>
+        </w:r>
+      </w:hyperlink>
+      <w:r>
+        <w:rPr>
+          <w:lang w:val="zh_TW" w:bidi="zh_TW"/>
+        </w:rPr>
+        <w:t>），所羅門的聖殿（</w:t>
+      </w:r>
+      <w:hyperlink r:id="rId122">
+        <w:r>
+          <w:rPr>
+            <w:lang w:val="zh_TW" w:bidi="zh_TW"/>
+          </w:rPr>
+          <w:rPr>
+            <w:color w:val="0000EE"/>
+            <w:u w:val="single"/>
+          </w:rPr>
+          <w:t>代下2:7</w:t>
+        </w:r>
+      </w:hyperlink>
+      <w:r>
+        <w:rPr>
+          <w:lang w:val="zh_TW" w:bidi="zh_TW"/>
+        </w:rPr>
+        <w:t>），所羅門戰車的內襯（</w:t>
+      </w:r>
+      <w:hyperlink r:id="rId123">
+        <w:r>
+          <w:rPr>
+            <w:lang w:val="zh_TW" w:bidi="zh_TW"/>
+          </w:rPr>
+          <w:rPr>
+            <w:color w:val="0000EE"/>
+            <w:u w:val="single"/>
+          </w:rPr>
+          <w:t>歌3:10</w:t>
+        </w:r>
+      </w:hyperlink>
+      <w:r>
+        <w:rPr>
+          <w:lang w:val="zh_TW" w:bidi="zh_TW"/>
+        </w:rPr>
+        <w:t>），以及波斯王宮裝飾（</w:t>
+      </w:r>
+      <w:hyperlink r:id="rId29">
+        <w:r>
+          <w:rPr>
+            <w:lang w:val="zh_TW" w:bidi="zh_TW"/>
+          </w:rPr>
+          <w:rPr>
+            <w:color w:val="0000EE"/>
+            <w:u w:val="single"/>
+          </w:rPr>
+          <w:t>斯1:6</w:t>
+        </w:r>
+      </w:hyperlink>
+      <w:r>
+        <w:rPr>
+          <w:lang w:val="zh_TW" w:bidi="zh_TW"/>
+        </w:rPr>
+        <w:t>）。紫色通常是富人和皇室穿著的顏色（</w:t>
+      </w:r>
+      <w:hyperlink r:id="rId124">
+        <w:r>
+          <w:rPr>
+            <w:lang w:val="zh_TW" w:bidi="zh_TW"/>
+          </w:rPr>
+          <w:rPr>
+            <w:color w:val="0000EE"/>
+            <w:u w:val="single"/>
+          </w:rPr>
+          <w:t>士8:26</w:t>
+        </w:r>
+      </w:hyperlink>
+      <w:r>
+        <w:rPr>
+          <w:lang w:val="zh_TW" w:bidi="zh_TW"/>
+        </w:rPr>
+        <w:t>；</w:t>
+      </w:r>
+      <w:hyperlink r:id="rId125">
+        <w:r>
+          <w:rPr>
+            <w:lang w:val="zh_TW" w:bidi="zh_TW"/>
+          </w:rPr>
+          <w:rPr>
+            <w:color w:val="0000EE"/>
+            <w:u w:val="single"/>
+          </w:rPr>
+          <w:t>箴31:22</w:t>
+        </w:r>
+      </w:hyperlink>
+      <w:r>
+        <w:rPr>
+          <w:lang w:val="zh_TW" w:bidi="zh_TW"/>
+        </w:rPr>
+        <w:t>；</w:t>
+      </w:r>
+      <w:hyperlink r:id="rId126">
+        <w:r>
+          <w:rPr>
+            <w:lang w:val="zh_TW" w:bidi="zh_TW"/>
+          </w:rPr>
+          <w:rPr>
+            <w:color w:val="0000EE"/>
+            <w:u w:val="single"/>
+          </w:rPr>
+          <w:t>但5:7</w:t>
+        </w:r>
+      </w:hyperlink>
+      <w:r>
+        <w:rPr>
+          <w:lang w:val="zh_TW" w:bidi="zh_TW"/>
+        </w:rPr>
+        <w:t>）。末底改因受賞賜而穿紫袍（</w:t>
+      </w:r>
+      <w:hyperlink r:id="rId82">
+        <w:r>
+          <w:rPr>
+            <w:lang w:val="zh_TW" w:bidi="zh_TW"/>
+          </w:rPr>
+          <w:rPr>
+            <w:color w:val="0000EE"/>
+            <w:u w:val="single"/>
+          </w:rPr>
+          <w:t>斯8:15</w:t>
+        </w:r>
+      </w:hyperlink>
+      <w:r>
+        <w:rPr>
+          <w:lang w:val="zh_TW" w:bidi="zh_TW"/>
+        </w:rPr>
+        <w:t>）。但以理也得到了類似的衣服（</w:t>
+      </w:r>
+      <w:hyperlink r:id="rId127">
+        <w:r>
+          <w:rPr>
+            <w:lang w:val="zh_TW" w:bidi="zh_TW"/>
+          </w:rPr>
+          <w:rPr>
+            <w:color w:val="0000EE"/>
+            <w:u w:val="single"/>
+          </w:rPr>
+          <w:t>但5:29</w:t>
+        </w:r>
+      </w:hyperlink>
+      <w:r>
+        <w:rPr>
+          <w:lang w:val="zh_TW" w:bidi="zh_TW"/>
+        </w:rPr>
+        <w:t>）。亞述士兵也穿著紫色衣服（</w:t>
+      </w:r>
+      <w:hyperlink r:id="rId128">
+        <w:r>
+          <w:rPr>
+            <w:lang w:val="zh_TW" w:bidi="zh_TW"/>
+          </w:rPr>
+          <w:rPr>
+            <w:color w:val="0000EE"/>
+            <w:u w:val="single"/>
+          </w:rPr>
+          <w:t>結23:6</w:t>
+        </w:r>
+      </w:hyperlink>
+      <w:r>
+        <w:rPr>
+          <w:lang w:val="zh_TW" w:bidi="zh_TW"/>
+        </w:rPr>
+        <w:t>）。耶利米書描述偶像穿著藍色和紫色的衣服（</w:t>
+      </w:r>
+      <w:hyperlink r:id="rId129">
+        <w:r>
+          <w:rPr>
+            <w:lang w:val="zh_TW" w:bidi="zh_TW"/>
+          </w:rPr>
+          <w:rPr>
+            <w:color w:val="0000EE"/>
+            <w:u w:val="single"/>
+          </w:rPr>
+          <w:t>耶10:9</w:t>
+        </w:r>
+      </w:hyperlink>
+      <w:r>
+        <w:rPr>
+          <w:lang w:val="zh_TW" w:bidi="zh_TW"/>
+        </w:rPr>
+        <w:t>）。泰爾的船有藍色和紫色的遮篷（</w:t>
+      </w:r>
+      <w:hyperlink r:id="rId78">
+        <w:r>
+          <w:rPr>
+            <w:lang w:val="zh_TW" w:bidi="zh_TW"/>
+          </w:rPr>
+          <w:rPr>
+            <w:color w:val="0000EE"/>
+            <w:u w:val="single"/>
+          </w:rPr>
+          <w:t>結27:7</w:t>
+        </w:r>
+      </w:hyperlink>
+      <w:r>
+        <w:rPr>
+          <w:lang w:val="zh_TW" w:bidi="zh_TW"/>
+        </w:rPr>
+        <w:t>），紫色染料是泰爾與亞蘭人之間的貿易商品（見</w:t>
+      </w:r>
+      <w:hyperlink r:id="rId130">
+        <w:r>
+          <w:rPr>
+            <w:lang w:val="zh_TW" w:bidi="zh_TW"/>
+          </w:rPr>
+          <w:rPr>
+            <w:color w:val="0000EE"/>
+            <w:u w:val="single"/>
+          </w:rPr>
+          <w:t>16節</w:t>
+        </w:r>
+      </w:hyperlink>
+      <w:r>
+        <w:rPr>
+          <w:lang w:val="zh_TW" w:bidi="zh_TW"/>
+        </w:rPr>
+        <w:t>）。「紫色」也用來形容頭髮的顏色（</w:t>
+      </w:r>
+      <w:hyperlink r:id="rId131">
+        <w:r>
+          <w:rPr>
+            <w:lang w:val="zh_TW" w:bidi="zh_TW"/>
+          </w:rPr>
+          <w:rPr>
+            <w:color w:val="0000EE"/>
+            <w:u w:val="single"/>
+          </w:rPr>
+          <w:t>歌7:5</w:t>
+        </w:r>
+      </w:hyperlink>
+      <w:r>
+        <w:rPr>
+          <w:lang w:val="zh_TW" w:bidi="zh_TW"/>
+        </w:rPr>
+        <w:t>）。</w:t>
+      </w:r>
+    </w:p>
+    <w:p>
+      <w:pPr/>
+      <w:r>
+        <w:rPr>
+          <w:lang w:val="zh_TW" w:bidi="zh_TW"/>
+        </w:rPr>
+      </w:r>
+      <w:r>
+        <w:rPr>
+          <w:lang w:val="zh_TW" w:bidi="zh_TW"/>
+        </w:rPr>
+        <w:t>新約中提到紫色的次數少於舊約，但肯定了該染料的經濟重要性。紫色衣服象徵財富（</w:t>
+      </w:r>
+      <w:hyperlink r:id="rId132">
+        <w:r>
+          <w:rPr>
+            <w:lang w:val="zh_TW" w:bidi="zh_TW"/>
+          </w:rPr>
+          <w:rPr>
+            <w:color w:val="0000EE"/>
+            <w:u w:val="single"/>
+          </w:rPr>
+          <w:t>路16:19</w:t>
+        </w:r>
+      </w:hyperlink>
+      <w:r>
+        <w:rPr>
+          <w:lang w:val="zh_TW" w:bidi="zh_TW"/>
+        </w:rPr>
+        <w:t>）。羅馬兵丁為耶穌披上紫袍（</w:t>
+      </w:r>
+      <w:hyperlink r:id="rId133">
+        <w:r>
+          <w:rPr>
+            <w:lang w:val="zh_TW" w:bidi="zh_TW"/>
+          </w:rPr>
+          <w:rPr>
+            <w:color w:val="0000EE"/>
+            <w:u w:val="single"/>
+          </w:rPr>
+          <w:t>可15:17、20</w:t>
+        </w:r>
+      </w:hyperlink>
+      <w:r>
+        <w:rPr>
+          <w:lang w:val="zh_TW" w:bidi="zh_TW"/>
+        </w:rPr>
+        <w:t>；</w:t>
+      </w:r>
+      <w:hyperlink r:id="rId134">
+        <w:r>
+          <w:rPr>
+            <w:lang w:val="zh_TW" w:bidi="zh_TW"/>
+          </w:rPr>
+          <w:rPr>
+            <w:color w:val="0000EE"/>
+            <w:u w:val="single"/>
+          </w:rPr>
+          <w:t>約19:2、5</w:t>
+        </w:r>
+      </w:hyperlink>
+      <w:r>
+        <w:rPr>
+          <w:lang w:val="zh_TW" w:bidi="zh_TW"/>
+        </w:rPr>
+        <w:t>；參</w:t>
+      </w:r>
+      <w:hyperlink r:id="rId135">
+        <w:r>
+          <w:rPr>
+            <w:lang w:val="zh_TW" w:bidi="zh_TW"/>
+          </w:rPr>
+          <w:rPr>
+            <w:color w:val="0000EE"/>
+            <w:u w:val="single"/>
+          </w:rPr>
+          <w:t>太27:28</w:t>
+        </w:r>
+      </w:hyperlink>
+      <w:r>
+        <w:rPr>
+          <w:lang w:val="zh_TW" w:bidi="zh_TW"/>
+        </w:rPr>
+        <w:t>，「朱紅色」）。啟示錄中的大淫婦穿著紫色和朱紅色衣服，象徵王室地位（</w:t>
+      </w:r>
+      <w:hyperlink r:id="rId61">
+        <w:r>
+          <w:rPr>
+            <w:lang w:val="zh_TW" w:bidi="zh_TW"/>
+          </w:rPr>
+          <w:rPr>
+            <w:color w:val="0000EE"/>
+            <w:u w:val="single"/>
+          </w:rPr>
+          <w:t>啟17:4</w:t>
+        </w:r>
+      </w:hyperlink>
+      <w:r>
+        <w:rPr>
+          <w:lang w:val="zh_TW" w:bidi="zh_TW"/>
+        </w:rPr>
+        <w:t>）。推雅推喇的呂底亞是紫色布料的商人（</w:t>
+      </w:r>
+      <w:hyperlink r:id="rId136">
+        <w:r>
+          <w:rPr>
+            <w:lang w:val="zh_TW" w:bidi="zh_TW"/>
+          </w:rPr>
+          <w:rPr>
+            <w:color w:val="0000EE"/>
+            <w:u w:val="single"/>
+          </w:rPr>
+          <w:t>徒16:14</w:t>
+        </w:r>
+      </w:hyperlink>
+      <w:r>
+        <w:rPr>
+          <w:lang w:val="zh_TW" w:bidi="zh_TW"/>
+        </w:rPr>
+        <w:t>）。</w:t>
+      </w:r>
+    </w:p>
+    <w:p>
+      <w:pPr/>
+      <w:r>
+        <w:rPr>
+          <w:lang w:val="zh_TW" w:bidi="zh_TW"/>
+        </w:rPr>
+      </w:r>
+      <w:r>
+        <w:rPr>
+          <w:lang w:val="zh_TW" w:bidi="zh_TW"/>
+        </w:rPr>
+        <w:t>「紅色」經常指聖經中提到的某些物體的自然顏色，例如：皮膚（</w:t>
+      </w:r>
+      <w:hyperlink r:id="rId137">
+        <w:r>
+          <w:rPr>
+            <w:lang w:val="zh_TW" w:bidi="zh_TW"/>
+          </w:rPr>
+          <w:rPr>
+            <w:color w:val="0000EE"/>
+            <w:u w:val="single"/>
+          </w:rPr>
+          <w:t>創25:25</w:t>
+        </w:r>
+      </w:hyperlink>
+      <w:r>
+        <w:rPr>
+          <w:lang w:val="zh_TW" w:bidi="zh_TW"/>
+        </w:rPr>
+        <w:t>）、紅湯（</w:t>
+      </w:r>
+      <w:hyperlink r:id="rId138">
+        <w:r>
+          <w:rPr>
+            <w:lang w:val="zh_TW" w:bidi="zh_TW"/>
+          </w:rPr>
+          <w:rPr>
+            <w:color w:val="0000EE"/>
+            <w:u w:val="single"/>
+          </w:rPr>
+          <w:t>30</w:t>
+        </w:r>
+      </w:hyperlink>
+      <w:r>
+        <w:rPr>
+          <w:lang w:val="zh_TW" w:bidi="zh_TW"/>
+        </w:rPr>
+        <w:t>節）、眼睛（</w:t>
+      </w:r>
+      <w:hyperlink r:id="rId139">
+        <w:r>
+          <w:rPr>
+            <w:lang w:val="zh_TW" w:bidi="zh_TW"/>
+          </w:rPr>
+          <w:rPr>
+            <w:color w:val="0000EE"/>
+            <w:u w:val="single"/>
+          </w:rPr>
+          <w:t>49:12</w:t>
+        </w:r>
+      </w:hyperlink>
+      <w:r>
+        <w:rPr>
+          <w:lang w:val="zh_TW" w:bidi="zh_TW"/>
+        </w:rPr>
+        <w:t>，雖然這裡使用的詞可能意味著「閃亮」或「暗色」）、獻祭的母牛（</w:t>
+      </w:r>
+      <w:hyperlink r:id="rId140">
+        <w:r>
+          <w:rPr>
+            <w:lang w:val="zh_TW" w:bidi="zh_TW"/>
+          </w:rPr>
+          <w:rPr>
+            <w:color w:val="0000EE"/>
+            <w:u w:val="single"/>
+          </w:rPr>
+          <w:t>民19:2</w:t>
+        </w:r>
+      </w:hyperlink>
+      <w:r>
+        <w:rPr>
+          <w:lang w:val="zh_TW" w:bidi="zh_TW"/>
+        </w:rPr>
+        <w:t>）、水（</w:t>
+      </w:r>
+      <w:hyperlink r:id="rId141">
+        <w:r>
+          <w:rPr>
+            <w:lang w:val="zh_TW" w:bidi="zh_TW"/>
+          </w:rPr>
+          <w:rPr>
+            <w:color w:val="0000EE"/>
+            <w:u w:val="single"/>
+          </w:rPr>
+          <w:t>王下3:22</w:t>
+        </w:r>
+      </w:hyperlink>
+      <w:r>
+        <w:rPr>
+          <w:lang w:val="zh_TW" w:bidi="zh_TW"/>
+        </w:rPr>
+        <w:t>）、哭泣者的臉（</w:t>
+      </w:r>
+      <w:hyperlink r:id="rId142">
+        <w:r>
+          <w:rPr>
+            <w:lang w:val="zh_TW" w:bidi="zh_TW"/>
+          </w:rPr>
+          <w:rPr>
+            <w:color w:val="0000EE"/>
+            <w:u w:val="single"/>
+          </w:rPr>
+          <w:t>伯16:16</w:t>
+        </w:r>
+      </w:hyperlink>
+      <w:r>
+        <w:rPr>
+          <w:lang w:val="zh_TW" w:bidi="zh_TW"/>
+        </w:rPr>
+        <w:t>）、酒（</w:t>
+      </w:r>
+      <w:hyperlink r:id="rId46">
+        <w:r>
+          <w:rPr>
+            <w:lang w:val="zh_TW" w:bidi="zh_TW"/>
+          </w:rPr>
+          <w:rPr>
+            <w:color w:val="0000EE"/>
+            <w:u w:val="single"/>
+          </w:rPr>
+          <w:t>箴23:31</w:t>
+        </w:r>
+      </w:hyperlink>
+      <w:r>
+        <w:rPr>
+          <w:lang w:val="zh_TW" w:bidi="zh_TW"/>
+        </w:rPr>
+        <w:t>）、喝酒的人的眼睛（</w:t>
+      </w:r>
+      <w:hyperlink r:id="rId143">
+        <w:r>
+          <w:rPr>
+            <w:lang w:val="zh_TW" w:bidi="zh_TW"/>
+          </w:rPr>
+          <w:rPr>
+            <w:color w:val="0000EE"/>
+            <w:u w:val="single"/>
+          </w:rPr>
+          <w:t>29</w:t>
+        </w:r>
+      </w:hyperlink>
+      <w:r>
+        <w:rPr>
+          <w:lang w:val="zh_TW" w:bidi="zh_TW"/>
+        </w:rPr>
+        <w:t>節）、衣服（</w:t>
+      </w:r>
+      <w:hyperlink r:id="rId144">
+        <w:r>
+          <w:rPr>
+            <w:lang w:val="zh_TW" w:bidi="zh_TW"/>
+          </w:rPr>
+          <w:rPr>
+            <w:color w:val="0000EE"/>
+            <w:u w:val="single"/>
+          </w:rPr>
+          <w:t>賽63:2</w:t>
+        </w:r>
+      </w:hyperlink>
+      <w:r>
+        <w:rPr>
+          <w:lang w:val="zh_TW" w:bidi="zh_TW"/>
+        </w:rPr>
+        <w:t>）、盾牌（</w:t>
+      </w:r>
+      <w:hyperlink r:id="rId145">
+        <w:r>
+          <w:rPr>
+            <w:lang w:val="zh_TW" w:bidi="zh_TW"/>
+          </w:rPr>
+          <w:rPr>
+            <w:color w:val="0000EE"/>
+            <w:u w:val="single"/>
+          </w:rPr>
+          <w:t>鴻2:3</w:t>
+        </w:r>
+      </w:hyperlink>
+      <w:r>
+        <w:rPr>
+          <w:lang w:val="zh_TW" w:bidi="zh_TW"/>
+        </w:rPr>
+        <w:t>）和馬（</w:t>
+      </w:r>
+      <w:hyperlink r:id="rId146">
+        <w:r>
+          <w:rPr>
+            <w:lang w:val="zh_TW" w:bidi="zh_TW"/>
+          </w:rPr>
+          <w:rPr>
+            <w:color w:val="0000EE"/>
+            <w:u w:val="single"/>
+          </w:rPr>
+          <w:t>亞1:8，</w:t>
+        </w:r>
+      </w:hyperlink>
+      <w:hyperlink r:id="rId147">
+        <w:r>
+          <w:rPr>
+            <w:lang w:val="zh_TW" w:bidi="zh_TW"/>
+          </w:rPr>
+          <w:rPr>
+            <w:color w:val="0000EE"/>
+            <w:u w:val="single"/>
+          </w:rPr>
+          <w:t>6:2</w:t>
+        </w:r>
+      </w:hyperlink>
+      <w:r>
+        <w:rPr>
+          <w:lang w:val="zh_TW" w:bidi="zh_TW"/>
+        </w:rPr>
+        <w:t>）。「紅色」也用來比喻罪（</w:t>
+      </w:r>
+      <w:hyperlink r:id="rId84">
+        <w:r>
+          <w:rPr>
+            <w:lang w:val="zh_TW" w:bidi="zh_TW"/>
+          </w:rPr>
+          <w:rPr>
+            <w:color w:val="0000EE"/>
+            <w:u w:val="single"/>
+          </w:rPr>
+          <w:t>賽1:18</w:t>
+        </w:r>
+      </w:hyperlink>
+      <w:r>
+        <w:rPr>
+          <w:lang w:val="zh_TW" w:bidi="zh_TW"/>
+        </w:rPr>
+        <w:t>）。痲瘋病（</w:t>
+      </w:r>
+      <w:hyperlink r:id="rId118">
+        <w:r>
+          <w:rPr>
+            <w:lang w:val="zh_TW" w:bidi="zh_TW"/>
+          </w:rPr>
+          <w:rPr>
+            <w:color w:val="0000EE"/>
+            <w:u w:val="single"/>
+          </w:rPr>
+          <w:t>利13:49</w:t>
+        </w:r>
+      </w:hyperlink>
+      <w:r>
+        <w:rPr>
+          <w:lang w:val="zh_TW" w:bidi="zh_TW"/>
+        </w:rPr>
+        <w:t>）、皮膚上的斑點（</w:t>
+      </w:r>
+      <w:hyperlink r:id="rId148">
+        <w:r>
+          <w:rPr>
+            <w:lang w:val="zh_TW" w:bidi="zh_TW"/>
+          </w:rPr>
+          <w:rPr>
+            <w:color w:val="0000EE"/>
+            <w:u w:val="single"/>
+          </w:rPr>
+          <w:t>19、24、42–43</w:t>
+        </w:r>
+      </w:hyperlink>
+      <w:r>
+        <w:rPr>
+          <w:lang w:val="zh_TW" w:bidi="zh_TW"/>
+        </w:rPr>
+        <w:t>節）、和房屋牆上的真菌（</w:t>
+      </w:r>
+      <w:hyperlink r:id="rId119">
+        <w:r>
+          <w:rPr>
+            <w:lang w:val="zh_TW" w:bidi="zh_TW"/>
+          </w:rPr>
+          <w:rPr>
+            <w:color w:val="0000EE"/>
+            <w:u w:val="single"/>
+          </w:rPr>
+          <w:t>14:37</w:t>
+        </w:r>
+      </w:hyperlink>
+      <w:r>
+        <w:rPr>
+          <w:lang w:val="zh_TW" w:bidi="zh_TW"/>
+        </w:rPr>
+        <w:t>）都被染上了紅色的色調。舊約中經常提到紅海（</w:t>
+      </w:r>
+      <w:hyperlink r:id="rId149">
+        <w:r>
+          <w:rPr>
+            <w:lang w:val="zh_TW" w:bidi="zh_TW"/>
+          </w:rPr>
+          <w:rPr>
+            <w:color w:val="0000EE"/>
+            <w:u w:val="single"/>
+          </w:rPr>
+          <w:t>出10:19，</w:t>
+        </w:r>
+      </w:hyperlink>
+      <w:hyperlink r:id="rId150">
+        <w:r>
+          <w:rPr>
+            <w:lang w:val="zh_TW" w:bidi="zh_TW"/>
+          </w:rPr>
+          <w:rPr>
+            <w:color w:val="0000EE"/>
+            <w:u w:val="single"/>
+          </w:rPr>
+          <w:t>15:4</w:t>
+        </w:r>
+      </w:hyperlink>
+      <w:r>
+        <w:rPr>
+          <w:lang w:val="zh_TW" w:bidi="zh_TW"/>
+        </w:rPr>
+        <w:t>），但希伯來文實際意為「蘆葦海」。然而，新約中的希臘文確實表示「紅色」（</w:t>
+      </w:r>
+      <w:hyperlink r:id="rId151">
+        <w:r>
+          <w:rPr>
+            <w:lang w:val="zh_TW" w:bidi="zh_TW"/>
+          </w:rPr>
+          <w:rPr>
+            <w:color w:val="0000EE"/>
+            <w:u w:val="single"/>
+          </w:rPr>
+          <w:t>徒7:36</w:t>
+        </w:r>
+      </w:hyperlink>
+      <w:r>
+        <w:rPr>
+          <w:lang w:val="zh_TW" w:bidi="zh_TW"/>
+        </w:rPr>
+        <w:t>；</w:t>
+      </w:r>
+      <w:hyperlink r:id="rId152">
+        <w:r>
+          <w:rPr>
+            <w:lang w:val="zh_TW" w:bidi="zh_TW"/>
+          </w:rPr>
+          <w:rPr>
+            <w:color w:val="0000EE"/>
+            <w:u w:val="single"/>
+          </w:rPr>
+          <w:t>來11:29</w:t>
+        </w:r>
+      </w:hyperlink>
+      <w:r>
+        <w:rPr>
+          <w:lang w:val="zh_TW" w:bidi="zh_TW"/>
+        </w:rPr>
+        <w:t>）。在新約中，紅色用來描述天空（</w:t>
+      </w:r>
+      <w:hyperlink r:id="rId153">
+        <w:r>
+          <w:rPr>
+            <w:lang w:val="zh_TW" w:bidi="zh_TW"/>
+          </w:rPr>
+          <w:rPr>
+            <w:color w:val="0000EE"/>
+            <w:u w:val="single"/>
+          </w:rPr>
+          <w:t>太16:2–3</w:t>
+        </w:r>
+      </w:hyperlink>
+      <w:r>
+        <w:rPr>
+          <w:lang w:val="zh_TW" w:bidi="zh_TW"/>
+        </w:rPr>
+        <w:t>）、馬（</w:t>
+      </w:r>
+      <w:hyperlink r:id="rId154">
+        <w:r>
+          <w:rPr>
+            <w:lang w:val="zh_TW" w:bidi="zh_TW"/>
+          </w:rPr>
+          <w:rPr>
+            <w:color w:val="0000EE"/>
+            <w:u w:val="single"/>
+          </w:rPr>
+          <w:t>啟6:4</w:t>
+        </w:r>
+      </w:hyperlink>
+      <w:r>
+        <w:rPr>
+          <w:lang w:val="zh_TW" w:bidi="zh_TW"/>
+        </w:rPr>
+        <w:t>）和龍（</w:t>
+      </w:r>
+      <w:hyperlink r:id="rId155">
+        <w:r>
+          <w:rPr>
+            <w:lang w:val="zh_TW" w:bidi="zh_TW"/>
+          </w:rPr>
+          <w:rPr>
+            <w:color w:val="0000EE"/>
+            <w:u w:val="single"/>
+          </w:rPr>
+          <w:t>12:3</w:t>
+        </w:r>
+      </w:hyperlink>
+      <w:r>
+        <w:rPr>
+          <w:lang w:val="zh_TW" w:bidi="zh_TW"/>
+        </w:rPr>
+        <w:t>）。</w:t>
+      </w:r>
+    </w:p>
+    <w:p>
+      <w:pPr/>
+      <w:r>
+        <w:rPr>
+          <w:lang w:val="zh_TW" w:bidi="zh_TW"/>
+        </w:rPr>
+      </w:r>
+      <w:r>
+        <w:rPr>
+          <w:lang w:val="zh_TW" w:bidi="zh_TW"/>
+        </w:rPr>
+        <w:t>「朱紅色」是一種鮮紅色染料，來源於某些昆蟲，常用於布料和紗線，是古代世界中極為珍貴的顏色（</w:t>
+      </w:r>
+      <w:hyperlink r:id="rId156">
+        <w:r>
+          <w:rPr>
+            <w:lang w:val="zh_TW" w:bidi="zh_TW"/>
+          </w:rPr>
+          <w:rPr>
+            <w:color w:val="0000EE"/>
+            <w:u w:val="single"/>
+          </w:rPr>
+          <w:t>啟18:12</w:t>
+        </w:r>
+      </w:hyperlink>
+      <w:r>
+        <w:rPr>
+          <w:lang w:val="zh_TW" w:bidi="zh_TW"/>
+        </w:rPr>
+        <w:t>）。在聖經中，很難區分「朱紅色」和「深紅色」。在謝拉出生時，一根朱紅線被綁在他的手上（</w:t>
+      </w:r>
+      <w:hyperlink r:id="rId157">
+        <w:r>
+          <w:rPr>
+            <w:lang w:val="zh_TW" w:bidi="zh_TW"/>
+          </w:rPr>
+          <w:rPr>
+            <w:color w:val="0000EE"/>
+            <w:u w:val="single"/>
+          </w:rPr>
+          <w:t>創38:28、30</w:t>
+        </w:r>
+      </w:hyperlink>
+      <w:r>
+        <w:rPr>
+          <w:lang w:val="zh_TW" w:bidi="zh_TW"/>
+        </w:rPr>
+        <w:t>）。這個詞描述了會幕中的某些布料（</w:t>
+      </w:r>
+      <w:hyperlink r:id="rId120">
+        <w:r>
+          <w:rPr>
+            <w:lang w:val="zh_TW" w:bidi="zh_TW"/>
+          </w:rPr>
+          <w:rPr>
+            <w:color w:val="0000EE"/>
+            <w:u w:val="single"/>
+          </w:rPr>
+          <w:t>出25:4</w:t>
+        </w:r>
+      </w:hyperlink>
+      <w:r>
+        <w:rPr>
+          <w:lang w:val="zh_TW" w:bidi="zh_TW"/>
+        </w:rPr>
+        <w:t>；</w:t>
+      </w:r>
+      <w:hyperlink r:id="rId158">
+        <w:r>
+          <w:rPr>
+            <w:lang w:val="zh_TW" w:bidi="zh_TW"/>
+          </w:rPr>
+          <w:rPr>
+            <w:color w:val="0000EE"/>
+            <w:u w:val="single"/>
+          </w:rPr>
+          <w:t>26:1、31、36，</w:t>
+        </w:r>
+      </w:hyperlink>
+      <w:hyperlink r:id="rId159">
+        <w:r>
+          <w:rPr>
+            <w:lang w:val="zh_TW" w:bidi="zh_TW"/>
+          </w:rPr>
+          <w:rPr>
+            <w:color w:val="0000EE"/>
+            <w:u w:val="single"/>
+          </w:rPr>
+          <w:t>27:16</w:t>
+        </w:r>
+      </w:hyperlink>
+      <w:r>
+        <w:rPr>
+          <w:lang w:val="zh_TW" w:bidi="zh_TW"/>
+        </w:rPr>
+        <w:t>）、祭司的衣服（</w:t>
+      </w:r>
+      <w:hyperlink r:id="rId121">
+        <w:r>
+          <w:rPr>
+            <w:lang w:val="zh_TW" w:bidi="zh_TW"/>
+          </w:rPr>
+          <w:rPr>
+            <w:color w:val="0000EE"/>
+            <w:u w:val="single"/>
+          </w:rPr>
+          <w:t>28:5–8、15、33</w:t>
+        </w:r>
+      </w:hyperlink>
+      <w:r>
+        <w:rPr>
+          <w:lang w:val="zh_TW" w:bidi="zh_TW"/>
+        </w:rPr>
+        <w:t>）、繩子（</w:t>
+      </w:r>
+      <w:hyperlink r:id="rId160">
+        <w:r>
+          <w:rPr>
+            <w:lang w:val="zh_TW" w:bidi="zh_TW"/>
+          </w:rPr>
+          <w:rPr>
+            <w:color w:val="0000EE"/>
+            <w:u w:val="single"/>
+          </w:rPr>
+          <w:t>書2:18、21</w:t>
+        </w:r>
+      </w:hyperlink>
+      <w:r>
+        <w:rPr>
+          <w:lang w:val="zh_TW" w:bidi="zh_TW"/>
+        </w:rPr>
+        <w:t>）、衣服（</w:t>
+      </w:r>
+      <w:hyperlink r:id="rId161">
+        <w:r>
+          <w:rPr>
+            <w:lang w:val="zh_TW" w:bidi="zh_TW"/>
+          </w:rPr>
+          <w:rPr>
+            <w:color w:val="0000EE"/>
+            <w:u w:val="single"/>
+          </w:rPr>
+          <w:t>撒下1:24</w:t>
+        </w:r>
+      </w:hyperlink>
+      <w:r>
+        <w:rPr>
+          <w:lang w:val="zh_TW" w:bidi="zh_TW"/>
+        </w:rPr>
+        <w:t>；</w:t>
+      </w:r>
+      <w:hyperlink r:id="rId162">
+        <w:r>
+          <w:rPr>
+            <w:lang w:val="zh_TW" w:bidi="zh_TW"/>
+          </w:rPr>
+          <w:rPr>
+            <w:color w:val="0000EE"/>
+            <w:u w:val="single"/>
+          </w:rPr>
+          <w:t>箴31:21</w:t>
+        </w:r>
+      </w:hyperlink>
+      <w:r>
+        <w:rPr>
+          <w:lang w:val="zh_TW" w:bidi="zh_TW"/>
+        </w:rPr>
+        <w:t>；</w:t>
+      </w:r>
+      <w:hyperlink r:id="rId163">
+        <w:r>
+          <w:rPr>
+            <w:lang w:val="zh_TW" w:bidi="zh_TW"/>
+          </w:rPr>
+          <w:rPr>
+            <w:color w:val="0000EE"/>
+            <w:u w:val="single"/>
+          </w:rPr>
+          <w:t>耶4:30</w:t>
+        </w:r>
+      </w:hyperlink>
+      <w:r>
+        <w:rPr>
+          <w:lang w:val="zh_TW" w:bidi="zh_TW"/>
+        </w:rPr>
+        <w:t>）、嘴唇（</w:t>
+      </w:r>
+      <w:hyperlink r:id="rId164">
+        <w:r>
+          <w:rPr>
+            <w:lang w:val="zh_TW" w:bidi="zh_TW"/>
+          </w:rPr>
+          <w:rPr>
+            <w:color w:val="0000EE"/>
+            <w:u w:val="single"/>
+          </w:rPr>
+          <w:t>歌4:3</w:t>
+        </w:r>
+      </w:hyperlink>
+      <w:r>
+        <w:rPr>
+          <w:lang w:val="zh_TW" w:bidi="zh_TW"/>
+        </w:rPr>
+        <w:t>）和士兵的制服（</w:t>
+      </w:r>
+      <w:hyperlink r:id="rId145">
+        <w:r>
+          <w:rPr>
+            <w:lang w:val="zh_TW" w:bidi="zh_TW"/>
+          </w:rPr>
+          <w:rPr>
+            <w:color w:val="0000EE"/>
+            <w:u w:val="single"/>
+          </w:rPr>
+          <w:t>鴻2:3</w:t>
+        </w:r>
+      </w:hyperlink>
+      <w:r>
+        <w:rPr>
+          <w:lang w:val="zh_TW" w:bidi="zh_TW"/>
+        </w:rPr>
+        <w:t>）。某種朱紅材料用於西奈山立約（</w:t>
+      </w:r>
+      <w:hyperlink r:id="rId165">
+        <w:r>
+          <w:rPr>
+            <w:lang w:val="zh_TW" w:bidi="zh_TW"/>
+          </w:rPr>
+          <w:rPr>
+            <w:color w:val="0000EE"/>
+            <w:u w:val="single"/>
+          </w:rPr>
+          <w:t>來9:19</w:t>
+        </w:r>
+      </w:hyperlink>
+      <w:r>
+        <w:rPr>
+          <w:lang w:val="zh_TW" w:bidi="zh_TW"/>
+        </w:rPr>
+        <w:t>）、潔淨痲瘋病人（</w:t>
+      </w:r>
+      <w:hyperlink r:id="rId166">
+        <w:r>
+          <w:rPr>
+            <w:lang w:val="zh_TW" w:bidi="zh_TW"/>
+          </w:rPr>
+          <w:rPr>
+            <w:color w:val="0000EE"/>
+            <w:u w:val="single"/>
+          </w:rPr>
+          <w:t>利14:4–6</w:t>
+        </w:r>
+      </w:hyperlink>
+      <w:r>
+        <w:rPr>
+          <w:lang w:val="zh_TW" w:bidi="zh_TW"/>
+        </w:rPr>
+        <w:t>）和房屋（</w:t>
+      </w:r>
+      <w:hyperlink r:id="rId167">
+        <w:r>
+          <w:rPr>
+            <w:lang w:val="zh_TW" w:bidi="zh_TW"/>
+          </w:rPr>
+          <w:rPr>
+            <w:color w:val="0000EE"/>
+            <w:u w:val="single"/>
+          </w:rPr>
+          <w:t>49–52節</w:t>
+        </w:r>
+      </w:hyperlink>
+      <w:r>
+        <w:rPr>
+          <w:lang w:val="zh_TW" w:bidi="zh_TW"/>
+        </w:rPr>
+        <w:t>）、遮蓋陳設餅桌子的器物（</w:t>
+      </w:r>
+      <w:hyperlink r:id="rId168">
+        <w:r>
+          <w:rPr>
+            <w:lang w:val="zh_TW" w:bidi="zh_TW"/>
+          </w:rPr>
+          <w:rPr>
+            <w:color w:val="0000EE"/>
+            <w:u w:val="single"/>
+          </w:rPr>
+          <w:t>民4:8</w:t>
+        </w:r>
+      </w:hyperlink>
+      <w:r>
+        <w:rPr>
+          <w:lang w:val="zh_TW" w:bidi="zh_TW"/>
+        </w:rPr>
+        <w:t>），以及潔淨母牛的儀式（</w:t>
+      </w:r>
+      <w:hyperlink r:id="rId169">
+        <w:r>
+          <w:rPr>
+            <w:lang w:val="zh_TW" w:bidi="zh_TW"/>
+          </w:rPr>
+          <w:rPr>
+            <w:color w:val="0000EE"/>
+            <w:u w:val="single"/>
+          </w:rPr>
+          <w:t>19:6</w:t>
+        </w:r>
+      </w:hyperlink>
+      <w:r>
+        <w:rPr>
+          <w:lang w:val="zh_TW" w:bidi="zh_TW"/>
+        </w:rPr>
+        <w:t>）。馬太福音描述耶穌在受審時的袍子為朱紅色（</w:t>
+      </w:r>
+      <w:hyperlink r:id="rId135">
+        <w:r>
+          <w:rPr>
+            <w:lang w:val="zh_TW" w:bidi="zh_TW"/>
+          </w:rPr>
+          <w:rPr>
+            <w:color w:val="0000EE"/>
+            <w:u w:val="single"/>
+          </w:rPr>
+          <w:t>太27:28</w:t>
+        </w:r>
+      </w:hyperlink>
+      <w:r>
+        <w:rPr>
+          <w:lang w:val="zh_TW" w:bidi="zh_TW"/>
+        </w:rPr>
+        <w:t>）。啟示錄中，大淫婦穿著紫色和朱紅色，坐在朱紅色的獸上（</w:t>
+      </w:r>
+      <w:hyperlink r:id="rId170">
+        <w:r>
+          <w:rPr>
+            <w:lang w:val="zh_TW" w:bidi="zh_TW"/>
+          </w:rPr>
+          <w:rPr>
+            <w:color w:val="0000EE"/>
+            <w:u w:val="single"/>
+          </w:rPr>
+          <w:t>啟17:3–4</w:t>
+        </w:r>
+      </w:hyperlink>
+      <w:r>
+        <w:rPr>
+          <w:lang w:val="zh_TW" w:bidi="zh_TW"/>
+        </w:rPr>
+        <w:t>）。羅馬的奢華也透過紫色和朱紅色的衣物表現出來（</w:t>
+      </w:r>
+      <w:hyperlink r:id="rId171">
+        <w:r>
+          <w:rPr>
+            <w:lang w:val="zh_TW" w:bidi="zh_TW"/>
+          </w:rPr>
+          <w:rPr>
+            <w:color w:val="0000EE"/>
+            <w:u w:val="single"/>
+          </w:rPr>
+          <w:t>啟18:16</w:t>
+        </w:r>
+      </w:hyperlink>
+      <w:r>
+        <w:rPr>
+          <w:lang w:val="zh_TW" w:bidi="zh_TW"/>
+        </w:rPr>
+        <w:t>）。像紅色和深紅色一樣，朱紅色也比喻罪（</w:t>
+      </w:r>
+      <w:hyperlink r:id="rId84">
+        <w:r>
+          <w:rPr>
+            <w:lang w:val="zh_TW" w:bidi="zh_TW"/>
+          </w:rPr>
+          <w:rPr>
+            <w:color w:val="0000EE"/>
+            <w:u w:val="single"/>
+          </w:rPr>
+          <w:t>賽1:18</w:t>
+        </w:r>
+      </w:hyperlink>
+      <w:r>
+        <w:rPr>
+          <w:lang w:val="zh_TW" w:bidi="zh_TW"/>
+        </w:rPr>
+        <w:t>）。</w:t>
+      </w:r>
+    </w:p>
+    <w:p>
+      <w:pPr/>
+      <w:r>
+        <w:rPr>
+          <w:lang w:val="zh_TW" w:bidi="zh_TW"/>
+        </w:rPr>
+      </w:r>
+      <w:r>
+        <w:rPr>
+          <w:lang w:val="zh_TW" w:bidi="zh_TW"/>
+        </w:rPr>
+        <w:t>「白色」翻譯了聖經中的多個詞語。通常用於描述自然物體的顏色，例如：山羊（</w:t>
+      </w:r>
+      <w:hyperlink r:id="rId172">
+        <w:r>
+          <w:rPr>
+            <w:lang w:val="zh_TW" w:bidi="zh_TW"/>
+          </w:rPr>
+          <w:rPr>
+            <w:color w:val="0000EE"/>
+            <w:u w:val="single"/>
+          </w:rPr>
+          <w:t>創30:35</w:t>
+        </w:r>
+      </w:hyperlink>
+      <w:r>
+        <w:rPr>
+          <w:lang w:val="zh_TW" w:bidi="zh_TW"/>
+        </w:rPr>
+        <w:t>）、頭髮（</w:t>
+      </w:r>
+      <w:hyperlink r:id="rId173">
+        <w:r>
+          <w:rPr>
+            <w:lang w:val="zh_TW" w:bidi="zh_TW"/>
+          </w:rPr>
+          <w:rPr>
+            <w:color w:val="0000EE"/>
+            <w:u w:val="single"/>
+          </w:rPr>
+          <w:t>利13:10</w:t>
+        </w:r>
+      </w:hyperlink>
+      <w:r>
+        <w:rPr>
+          <w:lang w:val="zh_TW" w:bidi="zh_TW"/>
+        </w:rPr>
+        <w:t>；</w:t>
+      </w:r>
+      <w:hyperlink r:id="rId65">
+        <w:r>
+          <w:rPr>
+            <w:lang w:val="zh_TW" w:bidi="zh_TW"/>
+          </w:rPr>
+          <w:rPr>
+            <w:color w:val="0000EE"/>
+            <w:u w:val="single"/>
+          </w:rPr>
+          <w:t>太5:36</w:t>
+        </w:r>
+      </w:hyperlink>
+      <w:r>
+        <w:rPr>
+          <w:lang w:val="zh_TW" w:bidi="zh_TW"/>
+        </w:rPr>
+        <w:t>；</w:t>
+      </w:r>
+      <w:hyperlink r:id="rId174">
+        <w:r>
+          <w:rPr>
+            <w:lang w:val="zh_TW" w:bidi="zh_TW"/>
+          </w:rPr>
+          <w:rPr>
+            <w:color w:val="0000EE"/>
+            <w:u w:val="single"/>
+          </w:rPr>
+          <w:t>啟1:14</w:t>
+        </w:r>
+      </w:hyperlink>
+      <w:r>
+        <w:rPr>
+          <w:lang w:val="zh_TW" w:bidi="zh_TW"/>
+        </w:rPr>
+        <w:t>）、患病的皮膚（</w:t>
+      </w:r>
+      <w:hyperlink r:id="rId175">
+        <w:r>
+          <w:rPr>
+            <w:lang w:val="zh_TW" w:bidi="zh_TW"/>
+          </w:rPr>
+          <w:rPr>
+            <w:color w:val="0000EE"/>
+            <w:u w:val="single"/>
+          </w:rPr>
+          <w:t>出4:6</w:t>
+        </w:r>
+      </w:hyperlink>
+      <w:r>
+        <w:rPr>
+          <w:lang w:val="zh_TW" w:bidi="zh_TW"/>
+        </w:rPr>
+        <w:t>；</w:t>
+      </w:r>
+      <w:hyperlink r:id="rId176">
+        <w:r>
+          <w:rPr>
+            <w:lang w:val="zh_TW" w:bidi="zh_TW"/>
+          </w:rPr>
+          <w:rPr>
+            <w:color w:val="0000EE"/>
+            <w:u w:val="single"/>
+          </w:rPr>
+          <w:t>利13:4、17</w:t>
+        </w:r>
+      </w:hyperlink>
+      <w:r>
+        <w:rPr>
+          <w:lang w:val="zh_TW" w:bidi="zh_TW"/>
+        </w:rPr>
+        <w:t>）、嗎哪（</w:t>
+      </w:r>
+      <w:hyperlink r:id="rId177">
+        <w:r>
+          <w:rPr>
+            <w:lang w:val="zh_TW" w:bidi="zh_TW"/>
+          </w:rPr>
+          <w:rPr>
+            <w:color w:val="0000EE"/>
+            <w:u w:val="single"/>
+          </w:rPr>
+          <w:t>出16:31</w:t>
+        </w:r>
+      </w:hyperlink>
+      <w:r>
+        <w:rPr>
+          <w:lang w:val="zh_TW" w:bidi="zh_TW"/>
+        </w:rPr>
+        <w:t>）、雪（</w:t>
+      </w:r>
+      <w:hyperlink r:id="rId178">
+        <w:r>
+          <w:rPr>
+            <w:lang w:val="zh_TW" w:bidi="zh_TW"/>
+          </w:rPr>
+          <w:rPr>
+            <w:color w:val="0000EE"/>
+            <w:u w:val="single"/>
+          </w:rPr>
+          <w:t>王下5:27</w:t>
+        </w:r>
+      </w:hyperlink>
+      <w:r>
+        <w:rPr>
+          <w:lang w:val="zh_TW" w:bidi="zh_TW"/>
+        </w:rPr>
+        <w:t>）、牛奶和牙齒（</w:t>
+      </w:r>
+      <w:hyperlink r:id="rId139">
+        <w:r>
+          <w:rPr>
+            <w:lang w:val="zh_TW" w:bidi="zh_TW"/>
+          </w:rPr>
+          <w:rPr>
+            <w:color w:val="0000EE"/>
+            <w:u w:val="single"/>
+          </w:rPr>
+          <w:t>創49:12</w:t>
+        </w:r>
+      </w:hyperlink>
+      <w:r>
+        <w:rPr>
+          <w:lang w:val="zh_TW" w:bidi="zh_TW"/>
+        </w:rPr>
+        <w:t>）、馬（</w:t>
+      </w:r>
+      <w:hyperlink r:id="rId146">
+        <w:r>
+          <w:rPr>
+            <w:lang w:val="zh_TW" w:bidi="zh_TW"/>
+          </w:rPr>
+          <w:rPr>
+            <w:color w:val="0000EE"/>
+            <w:u w:val="single"/>
+          </w:rPr>
+          <w:t>亞1:8，</w:t>
+        </w:r>
+      </w:hyperlink>
+      <w:hyperlink r:id="rId96">
+        <w:r>
+          <w:rPr>
+            <w:lang w:val="zh_TW" w:bidi="zh_TW"/>
+          </w:rPr>
+          <w:rPr>
+            <w:color w:val="0000EE"/>
+            <w:u w:val="single"/>
+          </w:rPr>
+          <w:t>6:3</w:t>
+        </w:r>
+      </w:hyperlink>
+      <w:r>
+        <w:rPr>
+          <w:lang w:val="zh_TW" w:bidi="zh_TW"/>
+        </w:rPr>
+        <w:t>；</w:t>
+      </w:r>
+      <w:hyperlink r:id="rId179">
+        <w:r>
+          <w:rPr>
+            <w:lang w:val="zh_TW" w:bidi="zh_TW"/>
+          </w:rPr>
+          <w:rPr>
+            <w:color w:val="0000EE"/>
+            <w:u w:val="single"/>
+          </w:rPr>
+          <w:t>啟6:2，</w:t>
+        </w:r>
+      </w:hyperlink>
+      <w:hyperlink r:id="rId180">
+        <w:r>
+          <w:rPr>
+            <w:lang w:val="zh_TW" w:bidi="zh_TW"/>
+          </w:rPr>
+          <w:rPr>
+            <w:color w:val="0000EE"/>
+            <w:u w:val="single"/>
+          </w:rPr>
+          <w:t>19:11</w:t>
+        </w:r>
+      </w:hyperlink>
+      <w:r>
+        <w:rPr>
+          <w:lang w:val="zh_TW" w:bidi="zh_TW"/>
+        </w:rPr>
+        <w:t>）、驢（</w:t>
+      </w:r>
+      <w:hyperlink r:id="rId181">
+        <w:r>
+          <w:rPr>
+            <w:lang w:val="zh_TW" w:bidi="zh_TW"/>
+          </w:rPr>
+          <w:rPr>
+            <w:color w:val="0000EE"/>
+            <w:u w:val="single"/>
+          </w:rPr>
+          <w:t>士5:10</w:t>
+        </w:r>
+      </w:hyperlink>
+      <w:r>
+        <w:rPr>
+          <w:lang w:val="zh_TW" w:bidi="zh_TW"/>
+        </w:rPr>
+        <w:t>，有英文譯本譯為「茶褐色（tawny）」）、羊毛（</w:t>
+      </w:r>
+      <w:hyperlink r:id="rId182">
+        <w:r>
+          <w:rPr>
+            <w:lang w:val="zh_TW" w:bidi="zh_TW"/>
+          </w:rPr>
+          <w:rPr>
+            <w:color w:val="0000EE"/>
+            <w:u w:val="single"/>
+          </w:rPr>
+          <w:t>結27:18</w:t>
+        </w:r>
+      </w:hyperlink>
+      <w:r>
+        <w:rPr>
+          <w:lang w:val="zh_TW" w:bidi="zh_TW"/>
+        </w:rPr>
+        <w:t>）、特殊的石頭（</w:t>
+      </w:r>
+      <w:hyperlink r:id="rId183">
+        <w:r>
+          <w:rPr>
+            <w:lang w:val="zh_TW" w:bidi="zh_TW"/>
+          </w:rPr>
+          <w:rPr>
+            <w:color w:val="0000EE"/>
+            <w:u w:val="single"/>
+          </w:rPr>
+          <w:t>啟2:17</w:t>
+        </w:r>
+      </w:hyperlink>
+      <w:r>
+        <w:rPr>
+          <w:lang w:val="zh_TW" w:bidi="zh_TW"/>
+        </w:rPr>
+        <w:t>）、光（</w:t>
+      </w:r>
+      <w:hyperlink r:id="rId184">
+        <w:r>
+          <w:rPr>
+            <w:lang w:val="zh_TW" w:bidi="zh_TW"/>
+          </w:rPr>
+          <w:rPr>
+            <w:color w:val="0000EE"/>
+            <w:u w:val="single"/>
+          </w:rPr>
+          <w:t>太17:2</w:t>
+        </w:r>
+      </w:hyperlink>
+      <w:r>
+        <w:rPr>
+          <w:lang w:val="zh_TW" w:bidi="zh_TW"/>
+        </w:rPr>
+        <w:t>）、雲（</w:t>
+      </w:r>
+      <w:hyperlink r:id="rId185">
+        <w:r>
+          <w:rPr>
+            <w:lang w:val="zh_TW" w:bidi="zh_TW"/>
+          </w:rPr>
+          <w:rPr>
+            <w:color w:val="0000EE"/>
+            <w:u w:val="single"/>
+          </w:rPr>
+          <w:t>啟14:14</w:t>
+        </w:r>
+      </w:hyperlink>
+      <w:r>
+        <w:rPr>
+          <w:lang w:val="zh_TW" w:bidi="zh_TW"/>
+        </w:rPr>
+        <w:t>），以及已熟的莊稼（</w:t>
+      </w:r>
+      <w:hyperlink r:id="rId186">
+        <w:r>
+          <w:rPr>
+            <w:lang w:val="zh_TW" w:bidi="zh_TW"/>
+          </w:rPr>
+          <w:rPr>
+            <w:color w:val="0000EE"/>
+            <w:u w:val="single"/>
+          </w:rPr>
+          <w:t>約4:35</w:t>
+        </w:r>
+      </w:hyperlink>
+      <w:r>
+        <w:rPr>
+          <w:lang w:val="zh_TW" w:bidi="zh_TW"/>
+        </w:rPr>
+        <w:t>）。「白色」也用來形容簾子（</w:t>
+      </w:r>
+      <w:hyperlink r:id="rId29">
+        <w:r>
+          <w:rPr>
+            <w:lang w:val="zh_TW" w:bidi="zh_TW"/>
+          </w:rPr>
+          <w:rPr>
+            <w:color w:val="0000EE"/>
+            <w:u w:val="single"/>
+          </w:rPr>
+          <w:t>斯1:6</w:t>
+        </w:r>
+      </w:hyperlink>
+      <w:r>
+        <w:rPr>
+          <w:lang w:val="zh_TW" w:bidi="zh_TW"/>
+        </w:rPr>
+        <w:t>）、衣服（</w:t>
+      </w:r>
+      <w:hyperlink r:id="rId82">
+        <w:r>
+          <w:rPr>
+            <w:lang w:val="zh_TW" w:bidi="zh_TW"/>
+          </w:rPr>
+          <w:rPr>
+            <w:color w:val="0000EE"/>
+            <w:u w:val="single"/>
+          </w:rPr>
+          <w:t>斯8:15</w:t>
+        </w:r>
+      </w:hyperlink>
+      <w:r>
+        <w:rPr>
+          <w:lang w:val="zh_TW" w:bidi="zh_TW"/>
+        </w:rPr>
+        <w:t>；</w:t>
+      </w:r>
+      <w:hyperlink r:id="rId187">
+        <w:r>
+          <w:rPr>
+            <w:lang w:val="zh_TW" w:bidi="zh_TW"/>
+          </w:rPr>
+          <w:rPr>
+            <w:color w:val="0000EE"/>
+            <w:u w:val="single"/>
+          </w:rPr>
+          <w:t>傳9:8</w:t>
+        </w:r>
+      </w:hyperlink>
+      <w:r>
+        <w:rPr>
+          <w:lang w:val="zh_TW" w:bidi="zh_TW"/>
+        </w:rPr>
+        <w:t>；</w:t>
+      </w:r>
+      <w:hyperlink r:id="rId188">
+        <w:r>
+          <w:rPr>
+            <w:lang w:val="zh_TW" w:bidi="zh_TW"/>
+          </w:rPr>
+          <w:rPr>
+            <w:color w:val="0000EE"/>
+            <w:u w:val="single"/>
+          </w:rPr>
+          <w:t>但7:9</w:t>
+        </w:r>
+      </w:hyperlink>
+      <w:r>
+        <w:rPr>
+          <w:lang w:val="zh_TW" w:bidi="zh_TW"/>
+        </w:rPr>
+        <w:t>；</w:t>
+      </w:r>
+      <w:hyperlink r:id="rId189">
+        <w:r>
+          <w:rPr>
+            <w:lang w:val="zh_TW" w:bidi="zh_TW"/>
+          </w:rPr>
+          <w:rPr>
+            <w:color w:val="0000EE"/>
+            <w:u w:val="single"/>
+          </w:rPr>
+          <w:t>可16:5</w:t>
+        </w:r>
+      </w:hyperlink>
+      <w:r>
+        <w:rPr>
+          <w:lang w:val="zh_TW" w:bidi="zh_TW"/>
+        </w:rPr>
+        <w:t>；</w:t>
+      </w:r>
+      <w:hyperlink r:id="rId190">
+        <w:r>
+          <w:rPr>
+            <w:lang w:val="zh_TW" w:bidi="zh_TW"/>
+          </w:rPr>
+          <w:rPr>
+            <w:color w:val="0000EE"/>
+            <w:u w:val="single"/>
+          </w:rPr>
+          <w:t>啟3:5、18，</w:t>
+        </w:r>
+      </w:hyperlink>
+      <w:hyperlink r:id="rId191">
+        <w:r>
+          <w:rPr>
+            <w:lang w:val="zh_TW" w:bidi="zh_TW"/>
+          </w:rPr>
+          <w:rPr>
+            <w:color w:val="0000EE"/>
+            <w:u w:val="single"/>
+          </w:rPr>
+          <w:t>4:4</w:t>
+        </w:r>
+      </w:hyperlink>
+      <w:r>
+        <w:rPr>
+          <w:lang w:val="zh_TW" w:bidi="zh_TW"/>
+        </w:rPr>
+        <w:t>）、天使的衣服（</w:t>
+      </w:r>
+      <w:hyperlink r:id="rId192">
+        <w:r>
+          <w:rPr>
+            <w:lang w:val="zh_TW" w:bidi="zh_TW"/>
+          </w:rPr>
+          <w:rPr>
+            <w:color w:val="0000EE"/>
+            <w:u w:val="single"/>
+          </w:rPr>
+          <w:t>約20:12</w:t>
+        </w:r>
+      </w:hyperlink>
+      <w:r>
+        <w:rPr>
+          <w:lang w:val="zh_TW" w:bidi="zh_TW"/>
+        </w:rPr>
+        <w:t>；</w:t>
+      </w:r>
+      <w:hyperlink r:id="rId193">
+        <w:r>
+          <w:rPr>
+            <w:lang w:val="zh_TW" w:bidi="zh_TW"/>
+          </w:rPr>
+          <w:rPr>
+            <w:color w:val="0000EE"/>
+            <w:u w:val="single"/>
+          </w:rPr>
+          <w:t>徒1:10</w:t>
+        </w:r>
+      </w:hyperlink>
+      <w:r>
+        <w:rPr>
+          <w:lang w:val="zh_TW" w:bidi="zh_TW"/>
+        </w:rPr>
+        <w:t>），以及寶座（</w:t>
+      </w:r>
+      <w:hyperlink r:id="rId194">
+        <w:r>
+          <w:rPr>
+            <w:lang w:val="zh_TW" w:bidi="zh_TW"/>
+          </w:rPr>
+          <w:rPr>
+            <w:color w:val="0000EE"/>
+            <w:u w:val="single"/>
+          </w:rPr>
+          <w:t>啟20:11</w:t>
+        </w:r>
+      </w:hyperlink>
+      <w:r>
+        <w:rPr>
+          <w:lang w:val="zh_TW" w:bidi="zh_TW"/>
+        </w:rPr>
+        <w:t>）。此外，「白色」還象徵從罪中的潔淨（</w:t>
+      </w:r>
+      <w:hyperlink r:id="rId195">
+        <w:r>
+          <w:rPr>
+            <w:lang w:val="zh_TW" w:bidi="zh_TW"/>
+          </w:rPr>
+          <w:rPr>
+            <w:color w:val="0000EE"/>
+            <w:u w:val="single"/>
+          </w:rPr>
+          <w:t>詩51:7</w:t>
+        </w:r>
+      </w:hyperlink>
+      <w:r>
+        <w:rPr>
+          <w:lang w:val="zh_TW" w:bidi="zh_TW"/>
+        </w:rPr>
+        <w:t>；</w:t>
+      </w:r>
+      <w:hyperlink r:id="rId84">
+        <w:r>
+          <w:rPr>
+            <w:lang w:val="zh_TW" w:bidi="zh_TW"/>
+          </w:rPr>
+          <w:rPr>
+            <w:color w:val="0000EE"/>
+            <w:u w:val="single"/>
+          </w:rPr>
+          <w:t>賽1:18</w:t>
+        </w:r>
+      </w:hyperlink>
+      <w:r>
+        <w:rPr>
+          <w:lang w:val="zh_TW" w:bidi="zh_TW"/>
+        </w:rPr>
+        <w:t>；</w:t>
+      </w:r>
+      <w:hyperlink r:id="rId196">
+        <w:r>
+          <w:rPr>
+            <w:lang w:val="zh_TW" w:bidi="zh_TW"/>
+          </w:rPr>
+          <w:rPr>
+            <w:color w:val="0000EE"/>
+            <w:u w:val="single"/>
+          </w:rPr>
+          <w:t>但12:10</w:t>
+        </w:r>
+      </w:hyperlink>
+      <w:r>
+        <w:rPr>
+          <w:lang w:val="zh_TW" w:bidi="zh_TW"/>
+        </w:rPr>
+        <w:t>）和王子的外貌（</w:t>
+      </w:r>
+      <w:hyperlink r:id="rId197">
+        <w:r>
+          <w:rPr>
+            <w:lang w:val="zh_TW" w:bidi="zh_TW"/>
+          </w:rPr>
+          <w:rPr>
+            <w:color w:val="0000EE"/>
+            <w:u w:val="single"/>
+          </w:rPr>
+          <w:t>哀4:7</w:t>
+        </w:r>
+      </w:hyperlink>
+      <w:r>
+        <w:rPr>
+          <w:lang w:val="zh_TW" w:bidi="zh_TW"/>
+        </w:rPr>
+        <w:t>）。</w:t>
+      </w:r>
+    </w:p>
+    <w:p>
+      <w:pPr/>
+      <w:r>
+        <w:rPr>
+          <w:lang w:val="zh_TW" w:bidi="zh_TW"/>
+        </w:rPr>
+      </w:r>
+      <w:r>
+        <w:rPr>
           <w:i/>
           <w:lang w:val="zh_TW" w:bidi="zh_TW"/>
         </w:rPr>
@@ -697,7 +4708,19 @@
         <w:rPr>
           <w:lang w:val="zh_TW" w:bidi="zh_TW"/>
         </w:rPr>
-        <w:t>土地分配</w:t>
+        <w:t>布料和布料製造</w:t>
+      </w:r>
+      <w:r>
+        <w:rPr>
+          <w:lang w:val="zh_TW" w:bidi="zh_TW"/>
+        </w:rPr>
+        <w:t>；</w:t>
+      </w:r>
+      <w:r>
+        <w:rPr>
+          <w:lang w:val="zh_TW" w:bidi="zh_TW"/>
+        </w:rPr>
+        <w:t>染料，染色，染匠</w:t>
       </w:r>
       <w:r>
         <w:rPr>
@@ -2606,6 +6629,12 @@
   <w:num w:numId="13" w16cid:durableId="592781308">
     <w:abstractNumId w:val="11"/>
   </w:num>
+  <w:num w:numId="14">
+    <w:abstractNumId w:val="3"/>
+    <w:lvlOverride w:ilvl="0">
+      <w:startOverride w:val="1"/>
+    </w:lvlOverride>
+  </w:num>
   <w:numIdMacAtCleanup w:val="10"/>
 </w:numbering>
 </file>

--- a/zht/docx/184.content.docx
+++ b/zht/docx/184.content.docx
@@ -149,7 +149,7 @@
         <w:rPr>
           <w:lang w:val="zh_TW" w:bidi="zh_TW"/>
         </w:rPr>
-        <w:t>xie</w:t>
+        <w:t>xia</w:t>
       </w:r>
       <w:r>
         <w:rPr>
@@ -212,7 +212,7 @@
         <w:rPr>
           <w:lang w:val="zh_TW" w:bidi="zh_TW"/>
         </w:rPr>
-        <w:t>褻瀆</w:t>
+        <w:t>瞎眼</w:t>
       </w:r>
       <w:r>
         <w:rPr>
@@ -231,7 +231,7 @@
         <w:rPr>
           <w:lang w:val="zh_TW" w:bidi="zh_TW"/>
         </w:rPr>
-        <w:t>指褻瀆或輕蔑神的言語或文字（或對神的行為）。在一般意義上，「褻瀆（blasphemy）」可以指任何誹謗，包括任何侮辱或貶低他人的言語或行為。在希臘文獻中，這個詞用於侮辱或嘲笑活人或死人。這個詞的用法被延伸至神，包括質疑神的大能和嘲笑神的本性。</w:t>
+        <w:t>無法看見的態狀。瞎眼在古代近東地區十分普遍，至今仍在許多貧困和部落社區中常見，特別是在缺乏現代醫療資源的地方。</w:t>
       </w:r>
     </w:p>
     <w:p>
@@ -242,7 +242,7 @@
         <w:rPr>
           <w:lang w:val="zh_TW" w:bidi="zh_TW"/>
         </w:rPr>
-        <w:t>舊約中的褻瀆</w:t>
+        <w:t>什麼原因導致失明？</w:t>
       </w:r>
     </w:p>
     <w:p>
@@ -256,7 +256,7 @@
         <w:rPr>
           <w:lang w:val="zh_TW" w:bidi="zh_TW"/>
         </w:rPr>
-        <w:t>在舊約中，「褻瀆」總是指侮辱神，可能是直接攻擊神，或是間接嘲弄神。無論哪種方式，都會減損神的榮耀和尊嚴，所以褻瀆是讚美的反面。以色列人可能會透過詛咒神（</w:t>
+        <w:t>聖經沒有討論瞎眼的醫學原因，但可能與個人衛生欠佳和不衛生（不清潔或骯髒）的生活環境有關。新生嬰兒最容易受影響。大多數天生瞎眼（</w:t>
       </w:r>
       <w:hyperlink r:id="rId13">
         <w:r>
@@ -267,16 +267,16 @@
             <w:color w:val="0000EE"/>
             <w:u w:val="single"/>
           </w:rPr>
-          <w:t>利24:10–16</w:t>
+          <w:t>約9:1</w:t>
         </w:r>
       </w:hyperlink>
       <w:r>
         <w:rPr>
           <w:lang w:val="zh_TW" w:bidi="zh_TW"/>
         </w:rPr>
-        <w:t>）或故意違背神的律法（</w:t>
-      </w:r>
-      <w:hyperlink r:id="rId14">
+        <w:t>–</w:t>
+      </w:r>
+      <w:hyperlink r:id="rId13">
         <w:r>
           <w:rPr>
             <w:lang w:val="zh_TW" w:bidi="zh_TW"/>
@@ -285,32 +285,14 @@
             <w:color w:val="0000EE"/>
             <w:u w:val="single"/>
           </w:rPr>
-          <w:t>民15:30</w:t>
+          <w:t>3</w:t>
         </w:r>
       </w:hyperlink>
       <w:r>
         <w:rPr>
           <w:lang w:val="zh_TW" w:bidi="zh_TW"/>
         </w:rPr>
-        <w:t>）來直接侮辱祂的「名」（神的名字：耶和華）。任何一種褻瀆神的行為都會被處死刑，就像拜偶像一樣，這是最嚴重的褻瀆神（</w:t>
-      </w:r>
-      <w:hyperlink r:id="rId15">
-        <w:r>
-          <w:rPr>
-            <w:lang w:val="zh_TW" w:bidi="zh_TW"/>
-          </w:rPr>
-          <w:rPr>
-            <w:color w:val="0000EE"/>
-            <w:u w:val="single"/>
-          </w:rPr>
-          <w:t>賽66:3</w:t>
-        </w:r>
-      </w:hyperlink>
-      <w:r>
-        <w:rPr>
-          <w:lang w:val="zh_TW" w:bidi="zh_TW"/>
-        </w:rPr>
-        <w:t>）。</w:t>
+        <w:t>）可能是母親將細菌（如淋病菌）傳給嬰兒眼睛所致。感染後，眼睛會在三天內出現炎症、膿液和腫脹。當時的基本醫療無法防止眼睛的受害。</w:t>
       </w:r>
     </w:p>
     <w:p>
@@ -324,108 +306,7 @@
         <w:rPr>
           <w:lang w:val="zh_TW" w:bidi="zh_TW"/>
         </w:rPr>
-        <w:t>人們認為外邦人從未體驗過耶和華的大能和威嚴，最有可能褻瀆神。因此，在亞述王將耶和華等同於他已征服的列國的神時，就犯了褻瀆神的罪（</w:t>
-      </w:r>
-      <w:hyperlink r:id="rId16">
-        <w:r>
-          <w:rPr>
-            <w:lang w:val="zh_TW" w:bidi="zh_TW"/>
-          </w:rPr>
-          <w:rPr>
-            <w:color w:val="0000EE"/>
-            <w:u w:val="single"/>
-          </w:rPr>
-          <w:t>王下19:4–6、22</w:t>
-        </w:r>
-      </w:hyperlink>
-      <w:r>
-        <w:rPr>
-          <w:lang w:val="zh_TW" w:bidi="zh_TW"/>
-        </w:rPr>
-        <w:t>）。由於亞述王的傲慢，先知以賽亞預言他必會滅亡。當以色列被擄時（</w:t>
-      </w:r>
-      <w:hyperlink r:id="rId17">
-        <w:r>
-          <w:rPr>
-            <w:lang w:val="zh_TW" w:bidi="zh_TW"/>
-          </w:rPr>
-          <w:rPr>
-            <w:color w:val="0000EE"/>
-            <w:u w:val="single"/>
-          </w:rPr>
-          <w:t>賽52:5</w:t>
-        </w:r>
-      </w:hyperlink>
-      <w:r>
-        <w:rPr>
-          <w:lang w:val="zh_TW" w:bidi="zh_TW"/>
-        </w:rPr>
-        <w:t>），當以東嘲笑荒涼的「以色列山」時（</w:t>
-      </w:r>
-      <w:hyperlink r:id="rId18">
-        <w:r>
-          <w:rPr>
-            <w:lang w:val="zh_TW" w:bidi="zh_TW"/>
-          </w:rPr>
-          <w:rPr>
-            <w:color w:val="0000EE"/>
-            <w:u w:val="single"/>
-          </w:rPr>
-          <w:t>結35:12</w:t>
-        </w:r>
-      </w:hyperlink>
-      <w:r>
-        <w:rPr>
-          <w:lang w:val="zh_TW" w:bidi="zh_TW"/>
-        </w:rPr>
-        <w:t>），當敵人嘲笑神沒有保護耶路撒冷時（</w:t>
-      </w:r>
-      <w:hyperlink r:id="rId19">
-        <w:r>
-          <w:rPr>
-            <w:lang w:val="zh_TW" w:bidi="zh_TW"/>
-          </w:rPr>
-          <w:rPr>
-            <w:color w:val="0000EE"/>
-            <w:u w:val="single"/>
-          </w:rPr>
-          <w:t>詩74:18</w:t>
-        </w:r>
-      </w:hyperlink>
-      <w:r>
-        <w:rPr>
-          <w:lang w:val="zh_TW" w:bidi="zh_TW"/>
-        </w:rPr>
-        <w:t>；</w:t>
-      </w:r>
-      <w:hyperlink r:id="rId20">
-        <w:r>
-          <w:rPr>
-            <w:lang w:val="zh_TW" w:bidi="zh_TW"/>
-          </w:rPr>
-          <w:rPr>
-            <w:color w:val="0000EE"/>
-            <w:u w:val="single"/>
-          </w:rPr>
-          <w:t>馬加比一書2:6</w:t>
-        </w:r>
-      </w:hyperlink>
-      <w:r>
-        <w:rPr>
-          <w:lang w:val="zh_TW" w:bidi="zh_TW"/>
-        </w:rPr>
-        <w:t>），神也受到嘲笑。</w:t>
-      </w:r>
-    </w:p>
-    <w:p>
-      <w:pPr>
-        <w:pStyle w:val="Heading3"/>
-      </w:pPr>
-      <w:r>
-        <w:rPr>
-          <w:lang w:val="zh_TW" w:bidi="zh_TW"/>
-        </w:rPr>
-        <w:t>新約中的褻瀆</w:t>
+        <w:t>現代醫學可以用眼藥水醫治嬰兒的眼疾，但對於貧困的人來說，並不總是可以獲得這些藥物，今天在中東的某些地區甚至拒絕使用藥物。嬰兒和幼兒還面臨其它由害蟲傳播的眼疾的威脅。這些疾病會導致嚴重的結痂、眼瞼下垂、睫毛脫落，最終完全瞎眼。在世界的某些地方，有民間迷信仍然容許蒼蠅在嬰兒身上飛來飛去。</w:t>
       </w:r>
     </w:p>
     <w:p>
@@ -439,9 +320,99 @@
         <w:rPr>
           <w:lang w:val="zh_TW" w:bidi="zh_TW"/>
         </w:rPr>
-        <w:t>在新約中，褻瀆具有更廣泛的希臘語含義。它包括誹謗人以及神（</w:t>
-      </w:r>
-      <w:hyperlink r:id="rId21">
+        <w:t>成年人瞎眼的原因可能包括：</w:t>
+      </w:r>
+    </w:p>
+    <w:p>
+      <w:pPr>
+        <w:pStyle w:val="ListBullet"/>
+        <w:spacing w:line="240" w:lineRule="auto"/>
+        <w:ind w:left="720"/>
+      </w:pPr>
+      <w:r>
+        <w:rPr>
+          <w:lang w:val="zh_TW" w:bidi="zh_TW"/>
+        </w:rPr>
+      </w:r>
+      <w:r>
+        <w:rPr>
+          <w:lang w:val="zh_TW" w:bidi="zh_TW"/>
+        </w:rPr>
+        <w:t>瘧疾</w:t>
+      </w:r>
+    </w:p>
+    <w:p>
+      <w:pPr>
+        <w:pStyle w:val="ListBullet"/>
+        <w:spacing w:line="240" w:lineRule="auto"/>
+        <w:ind w:left="720"/>
+      </w:pPr>
+      <w:r>
+        <w:rPr>
+          <w:lang w:val="zh_TW" w:bidi="zh_TW"/>
+        </w:rPr>
+      </w:r>
+      <w:r>
+        <w:rPr>
+          <w:lang w:val="zh_TW" w:bidi="zh_TW"/>
+        </w:rPr>
+        <w:t>長時間暴露在沙塵暴中</w:t>
+      </w:r>
+    </w:p>
+    <w:p>
+      <w:pPr>
+        <w:pStyle w:val="ListBullet"/>
+        <w:spacing w:line="240" w:lineRule="auto"/>
+        <w:ind w:left="720"/>
+      </w:pPr>
+      <w:r>
+        <w:rPr>
+          <w:lang w:val="zh_TW" w:bidi="zh_TW"/>
+        </w:rPr>
+      </w:r>
+      <w:r>
+        <w:rPr>
+          <w:lang w:val="zh_TW" w:bidi="zh_TW"/>
+        </w:rPr>
+        <w:t>曠野中的陽光刺眼</w:t>
+      </w:r>
+    </w:p>
+    <w:p>
+      <w:pPr>
+        <w:pStyle w:val="ListBullet"/>
+        <w:spacing w:line="240" w:lineRule="auto"/>
+        <w:ind w:left="720"/>
+      </w:pPr>
+      <w:r>
+        <w:rPr>
+          <w:lang w:val="zh_TW" w:bidi="zh_TW"/>
+        </w:rPr>
+      </w:r>
+      <w:r>
+        <w:rPr>
+          <w:lang w:val="zh_TW" w:bidi="zh_TW"/>
+        </w:rPr>
+        <w:t>意外受傷</w:t>
+      </w:r>
+    </w:p>
+    <w:p>
+      <w:pPr>
+        <w:pStyle w:val="ListBullet"/>
+        <w:spacing w:line="240" w:lineRule="auto"/>
+        <w:ind w:left="720"/>
+      </w:pPr>
+      <w:r>
+        <w:rPr>
+          <w:lang w:val="zh_TW" w:bidi="zh_TW"/>
+        </w:rPr>
+      </w:r>
+      <w:r>
+        <w:rPr>
+          <w:lang w:val="zh_TW" w:bidi="zh_TW"/>
+        </w:rPr>
+        <w:t>懲罰（如參孫，</w:t>
+      </w:r>
+      <w:hyperlink r:id="rId14">
         <w:r>
           <w:rPr>
             <w:lang w:val="zh_TW" w:bidi="zh_TW"/>
@@ -450,16 +421,34 @@
             <w:color w:val="0000EE"/>
             <w:u w:val="single"/>
           </w:rPr>
-          <w:t>太15:19</w:t>
+          <w:t>士16:21</w:t>
         </w:r>
       </w:hyperlink>
       <w:r>
         <w:rPr>
           <w:lang w:val="zh_TW" w:bidi="zh_TW"/>
         </w:rPr>
-        <w:t>；另見</w:t>
-      </w:r>
-      <w:hyperlink r:id="rId22">
+        <w:t>）</w:t>
+      </w:r>
+    </w:p>
+    <w:p>
+      <w:pPr>
+        <w:pStyle w:val="ListBullet"/>
+        <w:spacing w:line="240" w:lineRule="auto"/>
+        <w:ind w:left="720"/>
+      </w:pPr>
+      <w:r>
+        <w:rPr>
+          <w:lang w:val="zh_TW" w:bidi="zh_TW"/>
+        </w:rPr>
+      </w:r>
+      <w:r>
+        <w:rPr>
+          <w:lang w:val="zh_TW" w:bidi="zh_TW"/>
+        </w:rPr>
+        <w:t>年老（</w:t>
+      </w:r>
+      <w:hyperlink r:id="rId15">
         <w:r>
           <w:rPr>
             <w:lang w:val="zh_TW" w:bidi="zh_TW"/>
@@ -468,7 +457,7 @@
             <w:color w:val="0000EE"/>
             <w:u w:val="single"/>
           </w:rPr>
-          <w:t>羅3:8</w:t>
+          <w:t>創27:1</w:t>
         </w:r>
       </w:hyperlink>
       <w:r>
@@ -477,7 +466,7 @@
         </w:rPr>
         <w:t>；</w:t>
       </w:r>
-      <w:hyperlink r:id="rId23">
+      <w:hyperlink r:id="rId16">
         <w:r>
           <w:rPr>
             <w:lang w:val="zh_TW" w:bidi="zh_TW"/>
@@ -486,7 +475,7 @@
             <w:color w:val="0000EE"/>
             <w:u w:val="single"/>
           </w:rPr>
-          <w:t>林前10:30</w:t>
+          <w:t>撒上4:15</w:t>
         </w:r>
       </w:hyperlink>
       <w:r>
@@ -495,7 +484,7 @@
         </w:rPr>
         <w:t>；</w:t>
       </w:r>
-      <w:hyperlink r:id="rId24">
+      <w:hyperlink r:id="rId17">
         <w:r>
           <w:rPr>
             <w:lang w:val="zh_TW" w:bidi="zh_TW"/>
@@ -504,62 +493,25 @@
             <w:color w:val="0000EE"/>
             <w:u w:val="single"/>
           </w:rPr>
-          <w:t>弗4:31</w:t>
+          <w:t>王上14:4</w:t>
         </w:r>
       </w:hyperlink>
       <w:r>
         <w:rPr>
           <w:lang w:val="zh_TW" w:bidi="zh_TW"/>
         </w:rPr>
-        <w:t>；</w:t>
-      </w:r>
-      <w:hyperlink r:id="rId25">
-        <w:r>
-          <w:rPr>
-            <w:lang w:val="zh_TW" w:bidi="zh_TW"/>
-          </w:rPr>
-          <w:rPr>
-            <w:color w:val="0000EE"/>
-            <w:u w:val="single"/>
-          </w:rPr>
-          <w:t>多3:2</w:t>
-        </w:r>
-      </w:hyperlink>
-      <w:r>
-        <w:rPr>
-          <w:lang w:val="zh_TW" w:bidi="zh_TW"/>
-        </w:rPr>
-        <w:t>）。它甚至包括嘲笑天使或惡魔的勢力，這與嘲笑任何其它存在物一樣都是錯的（</w:t>
-      </w:r>
-      <w:hyperlink r:id="rId26">
-        <w:r>
-          <w:rPr>
-            <w:lang w:val="zh_TW" w:bidi="zh_TW"/>
-          </w:rPr>
-          <w:rPr>
-            <w:color w:val="0000EE"/>
-            <w:u w:val="single"/>
-          </w:rPr>
-          <w:t>彼後2:10–12；</w:t>
-        </w:r>
-      </w:hyperlink>
-      <w:hyperlink r:id="rId27">
-        <w:r>
-          <w:rPr>
-            <w:lang w:val="zh_TW" w:bidi="zh_TW"/>
-          </w:rPr>
-          <w:rPr>
-            <w:color w:val="0000EE"/>
-            <w:u w:val="single"/>
-          </w:rPr>
-          <w:t>猶1:8–10</w:t>
-        </w:r>
-      </w:hyperlink>
-      <w:r>
-        <w:rPr>
-          <w:lang w:val="zh_TW" w:bidi="zh_TW"/>
-        </w:rPr>
-        <w:t>）。換句話說，任何形式的誹謗、嘲笑和嘲諷在新約中都是完全受到譴責的。</w:t>
+        <w:t>）</w:t>
+      </w:r>
+    </w:p>
+    <w:p>
+      <w:pPr>
+        <w:pStyle w:val="Heading3"/>
+      </w:pPr>
+      <w:r>
+        <w:rPr>
+          <w:lang w:val="zh_TW" w:bidi="zh_TW"/>
+        </w:rPr>
+        <w:t>舊約中的瞎眼</w:t>
       </w:r>
     </w:p>
     <w:p>
@@ -573,9 +525,9 @@
         <w:rPr>
           <w:lang w:val="zh_TW" w:bidi="zh_TW"/>
         </w:rPr>
-        <w:t>新約中最常見的褻瀆是對神的褻瀆。人們可能會直接冒犯神（</w:t>
-      </w:r>
-      <w:hyperlink r:id="rId28">
+        <w:t>舊約聖經要求特別關心瞎子（</w:t>
+      </w:r>
+      <w:hyperlink r:id="rId18">
         <w:r>
           <w:rPr>
             <w:lang w:val="zh_TW" w:bidi="zh_TW"/>
@@ -584,10 +536,16 @@
             <w:color w:val="0000EE"/>
             <w:u w:val="single"/>
           </w:rPr>
-          <w:t>啟13:6，</w:t>
+          <w:t>利19:14</w:t>
         </w:r>
       </w:hyperlink>
-      <w:hyperlink r:id="rId29">
+      <w:r>
+        <w:rPr>
+          <w:lang w:val="zh_TW" w:bidi="zh_TW"/>
+        </w:rPr>
+        <w:t>）。誤導瞎子的人會受到懲罰（</w:t>
+      </w:r>
+      <w:hyperlink r:id="rId19">
         <w:r>
           <w:rPr>
             <w:lang w:val="zh_TW" w:bidi="zh_TW"/>
@@ -596,16 +554,16 @@
             <w:color w:val="0000EE"/>
             <w:u w:val="single"/>
           </w:rPr>
-          <w:t>16:9</w:t>
+          <w:t>申27:18</w:t>
         </w:r>
       </w:hyperlink>
       <w:r>
         <w:rPr>
           <w:lang w:val="zh_TW" w:bidi="zh_TW"/>
         </w:rPr>
-        <w:t>），毀謗神的道理（</w:t>
-      </w:r>
-      <w:hyperlink r:id="rId30">
+        <w:t>）。不允許瞎子擔任祭司（</w:t>
+      </w:r>
+      <w:hyperlink r:id="rId20">
         <w:r>
           <w:rPr>
             <w:lang w:val="zh_TW" w:bidi="zh_TW"/>
@@ -614,104 +572,25 @@
             <w:color w:val="0000EE"/>
             <w:u w:val="single"/>
           </w:rPr>
-          <w:t>多2:5</w:t>
+          <w:t>利21:18</w:t>
         </w:r>
       </w:hyperlink>
       <w:r>
         <w:rPr>
           <w:lang w:val="zh_TW" w:bidi="zh_TW"/>
         </w:rPr>
-        <w:t>），或拒絕神的啟示及其使者（</w:t>
-      </w:r>
-      <w:hyperlink r:id="rId31">
-        <w:r>
-          <w:rPr>
-            <w:lang w:val="zh_TW" w:bidi="zh_TW"/>
-          </w:rPr>
-          <w:rPr>
-            <w:color w:val="0000EE"/>
-            <w:u w:val="single"/>
-          </w:rPr>
-          <w:t>徒6:11</w:t>
-        </w:r>
-      </w:hyperlink>
-      <w:r>
-        <w:rPr>
-          <w:lang w:val="zh_TW" w:bidi="zh_TW"/>
-        </w:rPr>
-        <w:t>）。當耶穌自稱擁有屬於神的特權——赦罪的權柄時，祂被指控褻瀆神（</w:t>
-      </w:r>
-      <w:hyperlink r:id="rId32">
-        <w:r>
-          <w:rPr>
-            <w:lang w:val="zh_TW" w:bidi="zh_TW"/>
-          </w:rPr>
-          <w:rPr>
-            <w:color w:val="0000EE"/>
-            <w:u w:val="single"/>
-          </w:rPr>
-          <w:t>可2:7</w:t>
-        </w:r>
-      </w:hyperlink>
-      <w:r>
-        <w:rPr>
-          <w:lang w:val="zh_TW" w:bidi="zh_TW"/>
-        </w:rPr>
         <w:t>）。</w:t>
       </w:r>
-      <w:hyperlink r:id="rId33">
-        <w:r>
-          <w:rPr>
-            <w:lang w:val="zh_TW" w:bidi="zh_TW"/>
-          </w:rPr>
-          <w:rPr>
-            <w:color w:val="0000EE"/>
-            <w:u w:val="single"/>
-          </w:rPr>
-          <w:t>約翰福音10:33–36</w:t>
-        </w:r>
-      </w:hyperlink>
-      <w:r>
-        <w:rPr>
-          <w:lang w:val="zh_TW" w:bidi="zh_TW"/>
-        </w:rPr>
-        <w:t>記載有人試圖用石頭砸死耶穌，指控祂的人對祂說：「你是個人，反將自己當作神」（</w:t>
-      </w:r>
-      <w:hyperlink r:id="rId34">
-        <w:r>
-          <w:rPr>
-            <w:lang w:val="zh_TW" w:bidi="zh_TW"/>
-          </w:rPr>
-          <w:rPr>
-            <w:color w:val="0000EE"/>
-            <w:u w:val="single"/>
-          </w:rPr>
-          <w:t>33</w:t>
-        </w:r>
-      </w:hyperlink>
-      <w:r>
-        <w:rPr>
-          <w:lang w:val="zh_TW" w:bidi="zh_TW"/>
-        </w:rPr>
-        <w:t>節）。猶太最高法院（公會）以褻瀆罪判處耶穌死刑，因為祂聲稱自己是人子（彌賽亞）。在他們看來，耶穌並沒有提供任何證據表明祂是如此崇高的人物。耶穌似乎在嘲諷彌賽亞，並進而嘲諷神本身（</w:t>
-      </w:r>
-      <w:hyperlink r:id="rId35">
-        <w:r>
-          <w:rPr>
-            <w:lang w:val="zh_TW" w:bidi="zh_TW"/>
-          </w:rPr>
-          <w:rPr>
-            <w:color w:val="0000EE"/>
-            <w:u w:val="single"/>
-          </w:rPr>
-          <w:t>可14:64</w:t>
-        </w:r>
-      </w:hyperlink>
-      <w:r>
-        <w:rPr>
-          <w:lang w:val="zh_TW" w:bidi="zh_TW"/>
-        </w:rPr>
-        <w:t>）。</w:t>
+    </w:p>
+    <w:p>
+      <w:pPr>
+        <w:pStyle w:val="Heading3"/>
+      </w:pPr>
+      <w:r>
+        <w:rPr>
+          <w:lang w:val="zh_TW" w:bidi="zh_TW"/>
+        </w:rPr>
+        <w:t>新約中的瞎眼</w:t>
       </w:r>
     </w:p>
     <w:p>
@@ -725,9 +604,9 @@
         <w:rPr>
           <w:lang w:val="zh_TW" w:bidi="zh_TW"/>
         </w:rPr>
-        <w:t>聖經明確指出，褻瀆罪是可以被赦免的（</w:t>
-      </w:r>
-      <w:hyperlink r:id="rId36">
+        <w:t>耶穌的醫治事工應驗了預言，讓瞎子得看見（</w:t>
+      </w:r>
+      <w:hyperlink r:id="rId21">
         <w:r>
           <w:rPr>
             <w:lang w:val="zh_TW" w:bidi="zh_TW"/>
@@ -736,16 +615,16 @@
             <w:color w:val="0000EE"/>
             <w:u w:val="single"/>
           </w:rPr>
-          <w:t>太12:32</w:t>
+          <w:t>路4:18</w:t>
         </w:r>
       </w:hyperlink>
       <w:r>
         <w:rPr>
           <w:lang w:val="zh_TW" w:bidi="zh_TW"/>
         </w:rPr>
-        <w:t>；</w:t>
-      </w:r>
-      <w:hyperlink r:id="rId37">
+        <w:t>）。耶穌恢復視力的能力證明給施洗約翰看，祂就是彌賽亞（</w:t>
+      </w:r>
+      <w:hyperlink r:id="rId22">
         <w:r>
           <w:rPr>
             <w:lang w:val="zh_TW" w:bidi="zh_TW"/>
@@ -754,16 +633,34 @@
             <w:color w:val="0000EE"/>
             <w:u w:val="single"/>
           </w:rPr>
-          <w:t>可3:28–29</w:t>
+          <w:t>太11:5</w:t>
         </w:r>
       </w:hyperlink>
       <w:r>
         <w:rPr>
           <w:lang w:val="zh_TW" w:bidi="zh_TW"/>
         </w:rPr>
-        <w:t>）。但是，如果一個人不願悔改，唯一的補救辦法就是將他或她「交給撒但，使他們受責罰就不再謗瀆了」（</w:t>
-      </w:r>
-      <w:hyperlink r:id="rId38">
+        <w:t>）。耶穌曾醫治：</w:t>
+      </w:r>
+    </w:p>
+    <w:p>
+      <w:pPr>
+        <w:pStyle w:val="ListBullet"/>
+        <w:spacing w:line="240" w:lineRule="auto"/>
+        <w:ind w:left="720"/>
+      </w:pPr>
+      <w:r>
+        <w:rPr>
+          <w:lang w:val="zh_TW" w:bidi="zh_TW"/>
+        </w:rPr>
+      </w:r>
+      <w:r>
+        <w:rPr>
+          <w:lang w:val="zh_TW" w:bidi="zh_TW"/>
+        </w:rPr>
+        <w:t>加利利的兩個瞎子（</w:t>
+      </w:r>
+      <w:hyperlink r:id="rId23">
         <w:r>
           <w:rPr>
             <w:lang w:val="zh_TW" w:bidi="zh_TW"/>
@@ -772,24 +669,248 @@
             <w:color w:val="0000EE"/>
             <w:u w:val="single"/>
           </w:rPr>
-          <w:t>提前1:20</w:t>
+          <w:t>太9:27</w:t>
         </w:r>
       </w:hyperlink>
       <w:r>
         <w:rPr>
           <w:lang w:val="zh_TW" w:bidi="zh_TW"/>
         </w:rPr>
-        <w:t>）。</w:t>
-      </w:r>
-      <w:r>
-        <w:rPr>
-          <w:lang w:val="zh_TW" w:bidi="zh_TW"/>
-        </w:rPr>
-      </w:r>
-      <w:r>
-        <w:rPr>
-          <w:lang w:val="zh_TW" w:bidi="zh_TW"/>
-        </w:rPr>
+        <w:t>–</w:t>
+      </w:r>
+      <w:hyperlink r:id="rId23">
+        <w:r>
+          <w:rPr>
+            <w:lang w:val="zh_TW" w:bidi="zh_TW"/>
+          </w:rPr>
+          <w:rPr>
+            <w:color w:val="0000EE"/>
+            <w:u w:val="single"/>
+          </w:rPr>
+          <w:t>30</w:t>
+        </w:r>
+      </w:hyperlink>
+      <w:r>
+        <w:rPr>
+          <w:lang w:val="zh_TW" w:bidi="zh_TW"/>
+        </w:rPr>
+        <w:t>）</w:t>
+      </w:r>
+    </w:p>
+    <w:p>
+      <w:pPr>
+        <w:pStyle w:val="ListBullet"/>
+        <w:spacing w:line="240" w:lineRule="auto"/>
+        <w:ind w:left="720"/>
+      </w:pPr>
+      <w:r>
+        <w:rPr>
+          <w:lang w:val="zh_TW" w:bidi="zh_TW"/>
+        </w:rPr>
+      </w:r>
+      <w:r>
+        <w:rPr>
+          <w:lang w:val="zh_TW" w:bidi="zh_TW"/>
+        </w:rPr>
+        <w:t>伯賽大的一個瞎子（</w:t>
+      </w:r>
+      <w:hyperlink r:id="rId24">
+        <w:r>
+          <w:rPr>
+            <w:lang w:val="zh_TW" w:bidi="zh_TW"/>
+          </w:rPr>
+          <w:rPr>
+            <w:color w:val="0000EE"/>
+            <w:u w:val="single"/>
+          </w:rPr>
+          <w:t>可8:22</w:t>
+        </w:r>
+      </w:hyperlink>
+      <w:r>
+        <w:rPr>
+          <w:lang w:val="zh_TW" w:bidi="zh_TW"/>
+        </w:rPr>
+        <w:t>–</w:t>
+      </w:r>
+      <w:hyperlink r:id="rId24">
+        <w:r>
+          <w:rPr>
+            <w:lang w:val="zh_TW" w:bidi="zh_TW"/>
+          </w:rPr>
+          <w:rPr>
+            <w:color w:val="0000EE"/>
+            <w:u w:val="single"/>
+          </w:rPr>
+          <w:t>26</w:t>
+        </w:r>
+      </w:hyperlink>
+      <w:r>
+        <w:rPr>
+          <w:lang w:val="zh_TW" w:bidi="zh_TW"/>
+        </w:rPr>
+        <w:t>）</w:t>
+      </w:r>
+    </w:p>
+    <w:p>
+      <w:pPr>
+        <w:pStyle w:val="ListBullet"/>
+        <w:spacing w:line="240" w:lineRule="auto"/>
+        <w:ind w:left="720"/>
+      </w:pPr>
+      <w:r>
+        <w:rPr>
+          <w:lang w:val="zh_TW" w:bidi="zh_TW"/>
+        </w:rPr>
+      </w:r>
+      <w:r>
+        <w:rPr>
+          <w:lang w:val="zh_TW" w:bidi="zh_TW"/>
+        </w:rPr>
+        <w:t>耶路撒冷一個生來瞎眼的人（</w:t>
+      </w:r>
+      <w:hyperlink r:id="rId25">
+        <w:r>
+          <w:rPr>
+            <w:lang w:val="zh_TW" w:bidi="zh_TW"/>
+          </w:rPr>
+          <w:rPr>
+            <w:color w:val="0000EE"/>
+            <w:u w:val="single"/>
+          </w:rPr>
+          <w:t>約9章</w:t>
+        </w:r>
+      </w:hyperlink>
+      <w:r>
+        <w:rPr>
+          <w:lang w:val="zh_TW" w:bidi="zh_TW"/>
+        </w:rPr>
+        <w:t>）</w:t>
+      </w:r>
+    </w:p>
+    <w:p>
+      <w:pPr>
+        <w:pStyle w:val="ListBullet"/>
+        <w:spacing w:line="240" w:lineRule="auto"/>
+        <w:ind w:left="720"/>
+      </w:pPr>
+      <w:r>
+        <w:rPr>
+          <w:lang w:val="zh_TW" w:bidi="zh_TW"/>
+        </w:rPr>
+      </w:r>
+      <w:r>
+        <w:rPr>
+          <w:lang w:val="zh_TW" w:bidi="zh_TW"/>
+        </w:rPr>
+        <w:t>在耶利哥，名叫巴底買的乞丐及其朋友（</w:t>
+      </w:r>
+      <w:hyperlink r:id="rId26">
+        <w:r>
+          <w:rPr>
+            <w:lang w:val="zh_TW" w:bidi="zh_TW"/>
+          </w:rPr>
+          <w:rPr>
+            <w:color w:val="0000EE"/>
+            <w:u w:val="single"/>
+          </w:rPr>
+          <w:t>可10:46</w:t>
+        </w:r>
+      </w:hyperlink>
+      <w:r>
+        <w:rPr>
+          <w:lang w:val="zh_TW" w:bidi="zh_TW"/>
+        </w:rPr>
+        <w:t>–</w:t>
+      </w:r>
+      <w:hyperlink r:id="rId26">
+        <w:r>
+          <w:rPr>
+            <w:lang w:val="zh_TW" w:bidi="zh_TW"/>
+          </w:rPr>
+          <w:rPr>
+            <w:color w:val="0000EE"/>
+            <w:u w:val="single"/>
+          </w:rPr>
+          <w:t>52</w:t>
+        </w:r>
+      </w:hyperlink>
+      <w:r>
+        <w:rPr>
+          <w:lang w:val="zh_TW" w:bidi="zh_TW"/>
+        </w:rPr>
+        <w:t>；參</w:t>
+      </w:r>
+      <w:hyperlink r:id="rId27">
+        <w:r>
+          <w:rPr>
+            <w:lang w:val="zh_TW" w:bidi="zh_TW"/>
+          </w:rPr>
+          <w:rPr>
+            <w:color w:val="0000EE"/>
+            <w:u w:val="single"/>
+          </w:rPr>
+          <w:t>太20:30</w:t>
+        </w:r>
+      </w:hyperlink>
+      <w:r>
+        <w:rPr>
+          <w:lang w:val="zh_TW" w:bidi="zh_TW"/>
+        </w:rPr>
+        <w:t>–</w:t>
+      </w:r>
+      <w:hyperlink r:id="rId27">
+        <w:r>
+          <w:rPr>
+            <w:lang w:val="zh_TW" w:bidi="zh_TW"/>
+          </w:rPr>
+          <w:rPr>
+            <w:color w:val="0000EE"/>
+            <w:u w:val="single"/>
+          </w:rPr>
+          <w:t>34</w:t>
+        </w:r>
+      </w:hyperlink>
+      <w:r>
+        <w:rPr>
+          <w:lang w:val="zh_TW" w:bidi="zh_TW"/>
+        </w:rPr>
+        <w:t>；</w:t>
+      </w:r>
+      <w:hyperlink r:id="rId28">
+        <w:r>
+          <w:rPr>
+            <w:lang w:val="zh_TW" w:bidi="zh_TW"/>
+          </w:rPr>
+          <w:rPr>
+            <w:color w:val="0000EE"/>
+            <w:u w:val="single"/>
+          </w:rPr>
+          <w:t>路18:35</w:t>
+        </w:r>
+      </w:hyperlink>
+      <w:r>
+        <w:rPr>
+          <w:lang w:val="zh_TW" w:bidi="zh_TW"/>
+        </w:rPr>
+        <w:t>–</w:t>
+      </w:r>
+      <w:hyperlink r:id="rId28">
+        <w:r>
+          <w:rPr>
+            <w:lang w:val="zh_TW" w:bidi="zh_TW"/>
+          </w:rPr>
+          <w:rPr>
+            <w:color w:val="0000EE"/>
+            <w:u w:val="single"/>
+          </w:rPr>
+          <w:t>43</w:t>
+        </w:r>
+      </w:hyperlink>
+      <w:r>
+        <w:rPr>
+          <w:lang w:val="zh_TW" w:bidi="zh_TW"/>
+        </w:rPr>
+        <w:t>）</w:t>
       </w:r>
     </w:p>
     <w:p>
@@ -799,45 +920,13 @@
           <w:lang w:val="zh_TW" w:bidi="zh_TW"/>
         </w:rPr>
       </w:r>
-    </w:p>
-    <w:p>
-      <w:pPr>
-        <w:pStyle w:val="Heading2"/>
-      </w:pPr>
-      <w:r>
-        <w:rPr>
-          <w:lang w:val="zh_TW" w:bidi="zh_TW"/>
-        </w:rPr>
-        <w:t>謝拉</w:t>
-      </w:r>
-      <w:r>
-        <w:rPr>
-          <w:lang w:val="zh_TW" w:bidi="zh_TW"/>
-        </w:rPr>
-      </w:r>
-    </w:p>
-    <w:p>
-      <w:pPr>
-        <w:pStyle w:val="ListNumber"/>
-        <w:numPr>
-          <w:ilvl w:val="0"/>
-          <w:numId w:val="14"/>
-        </w:numPr>
-        <w:spacing w:line="240" w:lineRule="auto"/>
-        <w:ind w:left="720"/>
-      </w:pPr>
-      <w:r>
-        <w:rPr>
-          <w:lang w:val="zh_TW" w:bidi="zh_TW"/>
-        </w:rPr>
-      </w:r>
-      <w:r>
-        <w:rPr>
-          <w:lang w:val="zh_TW" w:bidi="zh_TW"/>
-        </w:rPr>
-        <w:t>以東人的族長之一（</w:t>
-      </w:r>
-      <w:hyperlink r:id="rId39">
+      <w:r>
+        <w:rPr>
+          <w:lang w:val="zh_TW" w:bidi="zh_TW"/>
+        </w:rPr>
+        <w:t>有時，耶穌即時醫治瞎子（</w:t>
+      </w:r>
+      <w:hyperlink r:id="rId29">
         <w:r>
           <w:rPr>
             <w:lang w:val="zh_TW" w:bidi="zh_TW"/>
@@ -846,16 +935,16 @@
             <w:color w:val="0000EE"/>
             <w:u w:val="single"/>
           </w:rPr>
-          <w:t>創36:17</w:t>
+          <w:t>可10:52</w:t>
         </w:r>
       </w:hyperlink>
       <w:r>
         <w:rPr>
           <w:lang w:val="zh_TW" w:bidi="zh_TW"/>
         </w:rPr>
-        <w:t>；</w:t>
-      </w:r>
-      <w:hyperlink r:id="rId40">
+        <w:t>）。有時，祂藉由行動進行醫治，例如用泥和水（</w:t>
+      </w:r>
+      <w:hyperlink r:id="rId30">
         <w:r>
           <w:rPr>
             <w:lang w:val="zh_TW" w:bidi="zh_TW"/>
@@ -864,16 +953,16 @@
             <w:color w:val="0000EE"/>
             <w:u w:val="single"/>
           </w:rPr>
-          <w:t>代上1:37</w:t>
+          <w:t>約9:6</w:t>
         </w:r>
       </w:hyperlink>
       <w:r>
         <w:rPr>
           <w:lang w:val="zh_TW" w:bidi="zh_TW"/>
         </w:rPr>
-        <w:t>）。他是以掃和妻子巴實抹所生之子流珥的兒子。謝拉很可能是後來成為以東王的約巴之祖先（</w:t>
-      </w:r>
-      <w:hyperlink r:id="rId41">
+        <w:t>–</w:t>
+      </w:r>
+      <w:hyperlink r:id="rId30">
         <w:r>
           <w:rPr>
             <w:lang w:val="zh_TW" w:bidi="zh_TW"/>
@@ -882,16 +971,16 @@
             <w:color w:val="0000EE"/>
             <w:u w:val="single"/>
           </w:rPr>
-          <w:t>創36:13</w:t>
+          <w:t>11</w:t>
         </w:r>
       </w:hyperlink>
       <w:r>
         <w:rPr>
           <w:lang w:val="zh_TW" w:bidi="zh_TW"/>
         </w:rPr>
-        <w:t>、</w:t>
-      </w:r>
-      <w:hyperlink r:id="rId41">
+        <w:t>）或唾沫（</w:t>
+      </w:r>
+      <w:hyperlink r:id="rId31">
         <w:r>
           <w:rPr>
             <w:lang w:val="zh_TW" w:bidi="zh_TW"/>
@@ -900,7 +989,7 @@
             <w:color w:val="0000EE"/>
             <w:u w:val="single"/>
           </w:rPr>
-          <w:t>33</w:t>
+          <w:t>可8:23</w:t>
         </w:r>
       </w:hyperlink>
       <w:r>
@@ -908,484 +997,6 @@
           <w:lang w:val="zh_TW" w:bidi="zh_TW"/>
         </w:rPr>
         <w:t>）。</w:t>
-      </w:r>
-    </w:p>
-    <w:p>
-      <w:pPr>
-        <w:pStyle w:val="ListNumber"/>
-        <w:spacing w:line="240" w:lineRule="auto"/>
-        <w:ind w:left="720"/>
-      </w:pPr>
-      <w:r>
-        <w:rPr>
-          <w:lang w:val="zh_TW" w:bidi="zh_TW"/>
-        </w:rPr>
-      </w:r>
-      <w:r>
-        <w:rPr>
-          <w:lang w:val="zh_TW" w:bidi="zh_TW"/>
-        </w:rPr>
-        <w:t>猶大從其兒媳她瑪所生的雙胞胎兒子之一（</w:t>
-      </w:r>
-      <w:hyperlink r:id="rId42">
-        <w:r>
-          <w:rPr>
-            <w:lang w:val="zh_TW" w:bidi="zh_TW"/>
-          </w:rPr>
-          <w:rPr>
-            <w:color w:val="0000EE"/>
-            <w:u w:val="single"/>
-          </w:rPr>
-          <w:t>創38:30</w:t>
-        </w:r>
-      </w:hyperlink>
-      <w:r>
-        <w:rPr>
-          <w:lang w:val="zh_TW" w:bidi="zh_TW"/>
-        </w:rPr>
-        <w:t>，</w:t>
-      </w:r>
-      <w:hyperlink r:id="rId43">
-        <w:r>
-          <w:rPr>
-            <w:lang w:val="zh_TW" w:bidi="zh_TW"/>
-          </w:rPr>
-          <w:rPr>
-            <w:color w:val="0000EE"/>
-            <w:u w:val="single"/>
-          </w:rPr>
-          <w:t>46:12</w:t>
-        </w:r>
-      </w:hyperlink>
-      <w:r>
-        <w:rPr>
-          <w:lang w:val="zh_TW" w:bidi="zh_TW"/>
-        </w:rPr>
-        <w:t>；</w:t>
-      </w:r>
-      <w:hyperlink r:id="rId44">
-        <w:r>
-          <w:rPr>
-            <w:lang w:val="zh_TW" w:bidi="zh_TW"/>
-          </w:rPr>
-          <w:rPr>
-            <w:color w:val="0000EE"/>
-            <w:u w:val="single"/>
-          </w:rPr>
-          <w:t>太1:3</w:t>
-        </w:r>
-      </w:hyperlink>
-      <w:r>
-        <w:rPr>
-          <w:lang w:val="zh_TW" w:bidi="zh_TW"/>
-        </w:rPr>
-        <w:t>）。謝拉雖然先伸出手來，卻又收回去，讓兄弟法勒斯先出生。謝拉的後裔（謝拉族）後來成為猶大支派中最有影響力的宗族之一（</w:t>
-      </w:r>
-      <w:hyperlink r:id="rId45">
-        <w:r>
-          <w:rPr>
-            <w:lang w:val="zh_TW" w:bidi="zh_TW"/>
-          </w:rPr>
-          <w:rPr>
-            <w:color w:val="0000EE"/>
-            <w:u w:val="single"/>
-          </w:rPr>
-          <w:t>民26:20</w:t>
-        </w:r>
-      </w:hyperlink>
-      <w:r>
-        <w:rPr>
-          <w:lang w:val="zh_TW" w:bidi="zh_TW"/>
-        </w:rPr>
-        <w:t>；</w:t>
-      </w:r>
-      <w:hyperlink r:id="rId46">
-        <w:r>
-          <w:rPr>
-            <w:lang w:val="zh_TW" w:bidi="zh_TW"/>
-          </w:rPr>
-          <w:rPr>
-            <w:color w:val="0000EE"/>
-            <w:u w:val="single"/>
-          </w:rPr>
-          <w:t>書7:1</w:t>
-        </w:r>
-      </w:hyperlink>
-      <w:r>
-        <w:rPr>
-          <w:lang w:val="zh_TW" w:bidi="zh_TW"/>
-        </w:rPr>
-        <w:t>、</w:t>
-      </w:r>
-      <w:hyperlink r:id="rId46">
-        <w:r>
-          <w:rPr>
-            <w:lang w:val="zh_TW" w:bidi="zh_TW"/>
-          </w:rPr>
-          <w:rPr>
-            <w:color w:val="0000EE"/>
-            <w:u w:val="single"/>
-          </w:rPr>
-          <w:t>18</w:t>
-        </w:r>
-      </w:hyperlink>
-      <w:r>
-        <w:rPr>
-          <w:lang w:val="zh_TW" w:bidi="zh_TW"/>
-        </w:rPr>
-        <w:t>，</w:t>
-      </w:r>
-      <w:hyperlink r:id="rId47">
-        <w:r>
-          <w:rPr>
-            <w:lang w:val="zh_TW" w:bidi="zh_TW"/>
-          </w:rPr>
-          <w:rPr>
-            <w:color w:val="0000EE"/>
-            <w:u w:val="single"/>
-          </w:rPr>
-          <w:t>22:20</w:t>
-        </w:r>
-      </w:hyperlink>
-      <w:r>
-        <w:rPr>
-          <w:lang w:val="zh_TW" w:bidi="zh_TW"/>
-        </w:rPr>
-        <w:t>；</w:t>
-      </w:r>
-      <w:hyperlink r:id="rId48">
-        <w:r>
-          <w:rPr>
-            <w:lang w:val="zh_TW" w:bidi="zh_TW"/>
-          </w:rPr>
-          <w:rPr>
-            <w:color w:val="0000EE"/>
-            <w:u w:val="single"/>
-          </w:rPr>
-          <w:t>代上2:4–6</w:t>
-        </w:r>
-      </w:hyperlink>
-      <w:r>
-        <w:rPr>
-          <w:lang w:val="zh_TW" w:bidi="zh_TW"/>
-        </w:rPr>
-        <w:t>，</w:t>
-      </w:r>
-      <w:hyperlink r:id="rId49">
-        <w:r>
-          <w:rPr>
-            <w:lang w:val="zh_TW" w:bidi="zh_TW"/>
-          </w:rPr>
-          <w:rPr>
-            <w:color w:val="0000EE"/>
-            <w:u w:val="single"/>
-          </w:rPr>
-          <w:t>9:6</w:t>
-        </w:r>
-      </w:hyperlink>
-      <w:r>
-        <w:rPr>
-          <w:lang w:val="zh_TW" w:bidi="zh_TW"/>
-        </w:rPr>
-        <w:t>）。</w:t>
-      </w:r>
-      <w:hyperlink r:id="rId50">
-        <w:r>
-          <w:rPr>
-            <w:lang w:val="zh_TW" w:bidi="zh_TW"/>
-          </w:rPr>
-          <w:rPr>
-            <w:color w:val="0000EE"/>
-            <w:u w:val="single"/>
-          </w:rPr>
-          <w:t>歷代志上二章6節</w:t>
-        </w:r>
-      </w:hyperlink>
-      <w:r>
-        <w:rPr>
-          <w:lang w:val="zh_TW" w:bidi="zh_TW"/>
-        </w:rPr>
-        <w:t>把以探和希幔列為謝拉的兒子，因此</w:t>
-      </w:r>
-      <w:hyperlink r:id="rId51">
-        <w:r>
-          <w:rPr>
-            <w:lang w:val="zh_TW" w:bidi="zh_TW"/>
-          </w:rPr>
-          <w:rPr>
-            <w:color w:val="0000EE"/>
-            <w:u w:val="single"/>
-          </w:rPr>
-          <w:t>列王紀上四章31節</w:t>
-        </w:r>
-      </w:hyperlink>
-      <w:r>
-        <w:rPr>
-          <w:lang w:val="zh_TW" w:bidi="zh_TW"/>
-        </w:rPr>
-        <w:t>及</w:t>
-      </w:r>
-      <w:hyperlink r:id="rId52">
-        <w:r>
-          <w:rPr>
-            <w:lang w:val="zh_TW" w:bidi="zh_TW"/>
-          </w:rPr>
-          <w:rPr>
-            <w:color w:val="0000EE"/>
-            <w:u w:val="single"/>
-          </w:rPr>
-          <w:t>詩篇八十八</w:t>
-        </w:r>
-      </w:hyperlink>
-      <w:r>
-        <w:rPr>
-          <w:lang w:val="zh_TW" w:bidi="zh_TW"/>
-        </w:rPr>
-        <w:t>和</w:t>
-      </w:r>
-      <w:hyperlink r:id="rId53">
-        <w:r>
-          <w:rPr>
-            <w:lang w:val="zh_TW" w:bidi="zh_TW"/>
-          </w:rPr>
-          <w:rPr>
-            <w:color w:val="0000EE"/>
-            <w:u w:val="single"/>
-          </w:rPr>
-          <w:t>八十九篇</w:t>
-        </w:r>
-      </w:hyperlink>
-      <w:r>
-        <w:rPr>
-          <w:lang w:val="zh_TW" w:bidi="zh_TW"/>
-        </w:rPr>
-        <w:t>中提到的以斯拉人，也常被認為是謝拉的後裔。然而，</w:t>
-      </w:r>
-      <w:hyperlink r:id="rId54">
-        <w:r>
-          <w:rPr>
-            <w:lang w:val="zh_TW" w:bidi="zh_TW"/>
-          </w:rPr>
-          <w:rPr>
-            <w:color w:val="0000EE"/>
-            <w:u w:val="single"/>
-          </w:rPr>
-          <w:t>歷代志上十五章17節</w:t>
-        </w:r>
-      </w:hyperlink>
-      <w:r>
-        <w:rPr>
-          <w:lang w:val="zh_TW" w:bidi="zh_TW"/>
-        </w:rPr>
-        <w:t>又把以探和希幔列為利未人。因此，以斯拉人更可能是一個利未人的宗族。</w:t>
-      </w:r>
-    </w:p>
-    <w:p>
-      <w:pPr>
-        <w:pStyle w:val="ListNumber"/>
-        <w:spacing w:line="240" w:lineRule="auto"/>
-        <w:ind w:left="720"/>
-      </w:pPr>
-      <w:r>
-        <w:rPr>
-          <w:lang w:val="zh_TW" w:bidi="zh_TW"/>
-        </w:rPr>
-      </w:r>
-      <w:r>
-        <w:rPr>
-          <w:lang w:val="zh_TW" w:bidi="zh_TW"/>
-        </w:rPr>
-        <w:t>西緬的兒子之一，謝拉族由他而出（</w:t>
-      </w:r>
-      <w:hyperlink r:id="rId55">
-        <w:r>
-          <w:rPr>
-            <w:lang w:val="zh_TW" w:bidi="zh_TW"/>
-          </w:rPr>
-          <w:rPr>
-            <w:color w:val="0000EE"/>
-            <w:u w:val="single"/>
-          </w:rPr>
-          <w:t>民26:13</w:t>
-        </w:r>
-      </w:hyperlink>
-      <w:r>
-        <w:rPr>
-          <w:lang w:val="zh_TW" w:bidi="zh_TW"/>
-        </w:rPr>
-        <w:t>；</w:t>
-      </w:r>
-      <w:hyperlink r:id="rId56">
-        <w:r>
-          <w:rPr>
-            <w:lang w:val="zh_TW" w:bidi="zh_TW"/>
-          </w:rPr>
-          <w:rPr>
-            <w:color w:val="0000EE"/>
-            <w:u w:val="single"/>
-          </w:rPr>
-          <w:t>代上4:24</w:t>
-        </w:r>
-      </w:hyperlink>
-      <w:r>
-        <w:rPr>
-          <w:lang w:val="zh_TW" w:bidi="zh_TW"/>
-        </w:rPr>
-        <w:t>）。他在</w:t>
-      </w:r>
-      <w:hyperlink r:id="rId57">
-        <w:r>
-          <w:rPr>
-            <w:lang w:val="zh_TW" w:bidi="zh_TW"/>
-          </w:rPr>
-          <w:rPr>
-            <w:color w:val="0000EE"/>
-            <w:u w:val="single"/>
-          </w:rPr>
-          <w:t>創世記四十六章10節</w:t>
-        </w:r>
-      </w:hyperlink>
-      <w:r>
-        <w:rPr>
-          <w:lang w:val="zh_TW" w:bidi="zh_TW"/>
-        </w:rPr>
-        <w:t>和</w:t>
-      </w:r>
-      <w:hyperlink r:id="rId58">
-        <w:r>
-          <w:rPr>
-            <w:lang w:val="zh_TW" w:bidi="zh_TW"/>
-          </w:rPr>
-          <w:rPr>
-            <w:color w:val="0000EE"/>
-            <w:u w:val="single"/>
-          </w:rPr>
-          <w:t>出埃及記六章15節</w:t>
-        </w:r>
-      </w:hyperlink>
-      <w:r>
-        <w:rPr>
-          <w:lang w:val="zh_TW" w:bidi="zh_TW"/>
-        </w:rPr>
-        <w:t>又名瑣轄。</w:t>
-      </w:r>
-    </w:p>
-    <w:p>
-      <w:pPr>
-        <w:pStyle w:val="ListNumber"/>
-        <w:spacing w:line="240" w:lineRule="auto"/>
-        <w:ind w:left="720"/>
-      </w:pPr>
-      <w:r>
-        <w:rPr>
-          <w:lang w:val="zh_TW" w:bidi="zh_TW"/>
-        </w:rPr>
-      </w:r>
-      <w:r>
-        <w:rPr>
-          <w:lang w:val="zh_TW" w:bidi="zh_TW"/>
-        </w:rPr>
-        <w:t>利未支派革順族易多的兒子之一（</w:t>
-      </w:r>
-      <w:hyperlink r:id="rId59">
-        <w:r>
-          <w:rPr>
-            <w:lang w:val="zh_TW" w:bidi="zh_TW"/>
-          </w:rPr>
-          <w:rPr>
-            <w:color w:val="0000EE"/>
-            <w:u w:val="single"/>
-          </w:rPr>
-          <w:t>代上6:21</w:t>
-        </w:r>
-      </w:hyperlink>
-      <w:r>
-        <w:rPr>
-          <w:lang w:val="zh_TW" w:bidi="zh_TW"/>
-        </w:rPr>
-        <w:t>）。</w:t>
-      </w:r>
-    </w:p>
-    <w:p>
-      <w:pPr>
-        <w:pStyle w:val="ListNumber"/>
-        <w:spacing w:line="240" w:lineRule="auto"/>
-        <w:ind w:left="720"/>
-      </w:pPr>
-      <w:r>
-        <w:rPr>
-          <w:lang w:val="zh_TW" w:bidi="zh_TW"/>
-        </w:rPr>
-      </w:r>
-      <w:r>
-        <w:rPr>
-          <w:lang w:val="zh_TW" w:bidi="zh_TW"/>
-        </w:rPr>
-        <w:t>利未支派中亞薩的祖先之一。他是亞大雅的兒子、伊特尼的父親（</w:t>
-      </w:r>
-      <w:hyperlink r:id="rId60">
-        <w:r>
-          <w:rPr>
-            <w:lang w:val="zh_TW" w:bidi="zh_TW"/>
-          </w:rPr>
-          <w:rPr>
-            <w:color w:val="0000EE"/>
-            <w:u w:val="single"/>
-          </w:rPr>
-          <w:t>代上6:41</w:t>
-        </w:r>
-      </w:hyperlink>
-      <w:r>
-        <w:rPr>
-          <w:lang w:val="zh_TW" w:bidi="zh_TW"/>
-        </w:rPr>
-        <w:t>）。有些學者認為他就是上述第4項的謝拉。</w:t>
-      </w:r>
-    </w:p>
-    <w:p>
-      <w:pPr>
-        <w:pStyle w:val="ListNumber"/>
-        <w:spacing w:line="240" w:lineRule="auto"/>
-        <w:ind w:left="720"/>
-      </w:pPr>
-      <w:r>
-        <w:rPr>
-          <w:lang w:val="zh_TW" w:bidi="zh_TW"/>
-        </w:rPr>
-      </w:r>
-      <w:r>
-        <w:rPr>
-          <w:lang w:val="zh_TW" w:bidi="zh_TW"/>
-        </w:rPr>
-        <w:t>攻打猶大王亞撒的古實（衣索比亞人）軍兵統帥（</w:t>
-      </w:r>
-      <w:hyperlink r:id="rId61">
-        <w:r>
-          <w:rPr>
-            <w:lang w:val="zh_TW" w:bidi="zh_TW"/>
-          </w:rPr>
-          <w:rPr>
-            <w:color w:val="0000EE"/>
-            <w:u w:val="single"/>
-          </w:rPr>
-          <w:t>代下14:9</w:t>
-        </w:r>
-      </w:hyperlink>
-      <w:r>
-        <w:rPr>
-          <w:lang w:val="zh_TW" w:bidi="zh_TW"/>
-        </w:rPr>
-        <w:t>）。此人的身分及這場爭戰都難以確定。最常見的看法認為他就是埃及王奧索康二世（Osorkon II）。爭戰的記載與奧索康二世在埃及作王的年代相符，軍兵的人數和族群組成也與此說吻合。</w:t>
-      </w:r>
-      <w:r>
-        <w:rPr>
-          <w:lang w:val="zh_TW" w:bidi="zh_TW"/>
-        </w:rPr>
-      </w:r>
-      <w:r>
-        <w:rPr>
-          <w:lang w:val="zh_TW" w:bidi="zh_TW"/>
-        </w:rPr>
       </w:r>
     </w:p>
     <w:p>
@@ -1395,21 +1006,65 @@
           <w:lang w:val="zh_TW" w:bidi="zh_TW"/>
         </w:rPr>
       </w:r>
-    </w:p>
-    <w:p>
-      <w:pPr>
-        <w:pStyle w:val="Heading2"/>
-      </w:pPr>
-      <w:r>
-        <w:rPr>
-          <w:lang w:val="zh_TW" w:bidi="zh_TW"/>
-        </w:rPr>
-        <w:t>謝拉（Zara, Zarah）</w:t>
-      </w:r>
-      <w:r>
-        <w:rPr>
-          <w:lang w:val="zh_TW" w:bidi="zh_TW"/>
-        </w:rPr>
+      <w:r>
+        <w:rPr>
+          <w:lang w:val="zh_TW" w:bidi="zh_TW"/>
+        </w:rPr>
+        <w:t>使徒保羅在歸信時一度失明，並在亞拿尼亞面前得醫治（</w:t>
+      </w:r>
+      <w:hyperlink r:id="rId32">
+        <w:r>
+          <w:rPr>
+            <w:lang w:val="zh_TW" w:bidi="zh_TW"/>
+          </w:rPr>
+          <w:rPr>
+            <w:color w:val="0000EE"/>
+            <w:u w:val="single"/>
+          </w:rPr>
+          <w:t>徒9:1</w:t>
+        </w:r>
+      </w:hyperlink>
+      <w:r>
+        <w:rPr>
+          <w:lang w:val="zh_TW" w:bidi="zh_TW"/>
+        </w:rPr>
+        <w:t>–</w:t>
+      </w:r>
+      <w:hyperlink r:id="rId32">
+        <w:r>
+          <w:rPr>
+            <w:lang w:val="zh_TW" w:bidi="zh_TW"/>
+          </w:rPr>
+          <w:rPr>
+            <w:color w:val="0000EE"/>
+            <w:u w:val="single"/>
+          </w:rPr>
+          <w:t>9、18</w:t>
+        </w:r>
+      </w:hyperlink>
+      <w:r>
+        <w:rPr>
+          <w:lang w:val="zh_TW" w:bidi="zh_TW"/>
+        </w:rPr>
+        <w:t>）。後來，保羅因為行法術的以呂馬在塞浦路斯反對他的事工，而使他暫時瞎眼（</w:t>
+      </w:r>
+      <w:hyperlink r:id="rId33">
+        <w:r>
+          <w:rPr>
+            <w:lang w:val="zh_TW" w:bidi="zh_TW"/>
+          </w:rPr>
+          <w:rPr>
+            <w:color w:val="0000EE"/>
+            <w:u w:val="single"/>
+          </w:rPr>
+          <w:t>徒13:11</w:t>
+        </w:r>
+      </w:hyperlink>
+      <w:r>
+        <w:rPr>
+          <w:lang w:val="zh_TW" w:bidi="zh_TW"/>
+        </w:rPr>
+        <w:t>）。</w:t>
       </w:r>
     </w:p>
     <w:p>
@@ -1421,63 +1076,50 @@
       </w:r>
       <w:r>
         <w:rPr>
-          <w:lang w:val="zh_TW" w:bidi="zh_TW"/>
-        </w:rPr>
-        <w:t>某英文譯本在</w:t>
-      </w:r>
-      <w:hyperlink r:id="rId42">
-        <w:r>
-          <w:rPr>
-            <w:lang w:val="zh_TW" w:bidi="zh_TW"/>
-          </w:rPr>
-          <w:rPr>
-            <w:color w:val="0000EE"/>
-            <w:u w:val="single"/>
-          </w:rPr>
-          <w:t>創世記三十八章30節</w:t>
-        </w:r>
-      </w:hyperlink>
-      <w:r>
-        <w:rPr>
-          <w:lang w:val="zh_TW" w:bidi="zh_TW"/>
-        </w:rPr>
-        <w:t>，</w:t>
-      </w:r>
-      <w:hyperlink r:id="rId43">
-        <w:r>
-          <w:rPr>
-            <w:lang w:val="zh_TW" w:bidi="zh_TW"/>
-          </w:rPr>
-          <w:rPr>
-            <w:color w:val="0000EE"/>
-            <w:u w:val="single"/>
-          </w:rPr>
-          <w:t>四十六章12節</w:t>
-        </w:r>
-      </w:hyperlink>
-      <w:r>
-        <w:rPr>
-          <w:lang w:val="zh_TW" w:bidi="zh_TW"/>
-        </w:rPr>
-        <w:t>和</w:t>
-      </w:r>
-      <w:hyperlink r:id="rId44">
-        <w:r>
-          <w:rPr>
-            <w:lang w:val="zh_TW" w:bidi="zh_TW"/>
-          </w:rPr>
-          <w:rPr>
-            <w:color w:val="0000EE"/>
-            <w:u w:val="single"/>
-          </w:rPr>
-          <w:t>馬太福音一章3節</w:t>
-        </w:r>
-      </w:hyperlink>
-      <w:r>
-        <w:rPr>
-          <w:lang w:val="zh_TW" w:bidi="zh_TW"/>
-        </w:rPr>
-        <w:t>將猶大的兒子謝拉（Zerah）拼成Zara和Zarah。</w:t>
+          <w:i/>
+          <w:lang w:val="zh_TW" w:bidi="zh_TW"/>
+        </w:rPr>
+        <w:t>另見</w:t>
+      </w:r>
+      <w:r>
+        <w:rPr>
+          <w:lang w:val="zh_TW" w:bidi="zh_TW"/>
+        </w:rPr>
+        <w:t xml:space="preserve"> </w:t>
+      </w:r>
+      <w:r>
+        <w:rPr>
+          <w:lang w:val="zh_TW" w:bidi="zh_TW"/>
+        </w:rPr>
+        <w:t>藥物與醫療實踐</w:t>
+      </w:r>
+      <w:r>
+        <w:rPr>
+          <w:lang w:val="zh_TW" w:bidi="zh_TW"/>
+        </w:rPr>
+        <w:t>；</w:t>
+      </w:r>
+      <w:r>
+        <w:rPr>
+          <w:lang w:val="zh_TW" w:bidi="zh_TW"/>
+        </w:rPr>
+        <w:t>災病</w:t>
+      </w:r>
+      <w:r>
+        <w:rPr>
+          <w:lang w:val="zh_TW" w:bidi="zh_TW"/>
+        </w:rPr>
+        <w:t>。</w:t>
+      </w:r>
+      <w:r>
+        <w:rPr>
+          <w:lang w:val="zh_TW" w:bidi="zh_TW"/>
+        </w:rPr>
+      </w:r>
+      <w:r>
+        <w:rPr>
+          <w:lang w:val="zh_TW" w:bidi="zh_TW"/>
+        </w:rPr>
       </w:r>
     </w:p>
     <w:p>
@@ -1487,12 +1129,837 @@
           <w:lang w:val="zh_TW" w:bidi="zh_TW"/>
         </w:rPr>
       </w:r>
+    </w:p>
+    <w:p>
+      <w:pPr>
+        <w:pStyle w:val="Heading2"/>
+      </w:pPr>
+      <w:r>
+        <w:rPr>
+          <w:lang w:val="zh_TW" w:bidi="zh_TW"/>
+        </w:rPr>
+        <w:t>夏甲</w:t>
+      </w:r>
+      <w:r>
+        <w:rPr>
+          <w:lang w:val="zh_TW" w:bidi="zh_TW"/>
+        </w:rPr>
+      </w:r>
+    </w:p>
+    <w:p>
+      <w:pPr/>
+      <w:r>
+        <w:rPr>
+          <w:lang w:val="zh_TW" w:bidi="zh_TW"/>
+        </w:rPr>
+      </w:r>
+      <w:r>
+        <w:rPr>
+          <w:lang w:val="zh_TW" w:bidi="zh_TW"/>
+        </w:rPr>
+        <w:t>來自埃及的使女，她的主母是撒萊（後來稱為撒拉），撒萊是亞伯蘭（後來稱為亞伯拉罕）的妻子。由於撒萊執意如此，所以亞伯蘭將夏甲納為妾（地位較低的第二位妻子）。夏甲是亞伯蘭的第一個兒子以實瑪利的母親（</w:t>
+      </w:r>
+      <w:hyperlink r:id="rId34">
+        <w:r>
+          <w:rPr>
+            <w:lang w:val="zh_TW" w:bidi="zh_TW"/>
+          </w:rPr>
+          <w:rPr>
+            <w:color w:val="0000EE"/>
+            <w:u w:val="single"/>
+          </w:rPr>
+          <w:t>創16:1–16</w:t>
+        </w:r>
+      </w:hyperlink>
+      <w:r>
+        <w:rPr>
+          <w:lang w:val="zh_TW" w:bidi="zh_TW"/>
+        </w:rPr>
+        <w:t>，</w:t>
+      </w:r>
+      <w:hyperlink r:id="rId35">
+        <w:r>
+          <w:rPr>
+            <w:lang w:val="zh_TW" w:bidi="zh_TW"/>
+          </w:rPr>
+          <w:rPr>
+            <w:color w:val="0000EE"/>
+            <w:u w:val="single"/>
+          </w:rPr>
+          <w:t>21:9</w:t>
+        </w:r>
+      </w:hyperlink>
+      <w:hyperlink r:id="rId34">
+        <w:r>
+          <w:rPr>
+            <w:lang w:val="zh_TW" w:bidi="zh_TW"/>
+          </w:rPr>
+          <w:rPr>
+            <w:color w:val="0000EE"/>
+            <w:u w:val="single"/>
+          </w:rPr>
+          <w:t>–</w:t>
+        </w:r>
+      </w:hyperlink>
+      <w:hyperlink r:id="rId35">
+        <w:r>
+          <w:rPr>
+            <w:lang w:val="zh_TW" w:bidi="zh_TW"/>
+          </w:rPr>
+          <w:rPr>
+            <w:color w:val="0000EE"/>
+            <w:u w:val="single"/>
+          </w:rPr>
+          <w:t>21</w:t>
+        </w:r>
+      </w:hyperlink>
+      <w:r>
+        <w:rPr>
+          <w:lang w:val="zh_TW" w:bidi="zh_TW"/>
+        </w:rPr>
+        <w:t>）。</w:t>
+      </w:r>
+    </w:p>
+    <w:p>
+      <w:pPr>
+        <w:pStyle w:val="Heading3"/>
+      </w:pPr>
+      <w:r>
+        <w:rPr>
+          <w:lang w:val="zh_TW" w:bidi="zh_TW"/>
+        </w:rPr>
+        <w:t>夏甲的故事</w:t>
+      </w:r>
+    </w:p>
+    <w:p>
+      <w:pPr/>
+      <w:r>
+        <w:rPr>
+          <w:lang w:val="zh_TW" w:bidi="zh_TW"/>
+        </w:rPr>
+      </w:r>
+      <w:r>
+        <w:rPr>
+          <w:lang w:val="zh_TW" w:bidi="zh_TW"/>
+        </w:rPr>
+        <w:t>當神命令亞伯蘭離開美索不達米亞時，祂應許要使亞伯蘭的後裔成為大國，並賜給他的後裔一片新的土地（</w:t>
+      </w:r>
+      <w:hyperlink r:id="rId36">
+        <w:r>
+          <w:rPr>
+            <w:lang w:val="zh_TW" w:bidi="zh_TW"/>
+          </w:rPr>
+          <w:rPr>
+            <w:color w:val="0000EE"/>
+            <w:u w:val="single"/>
+          </w:rPr>
+          <w:t>創12:2、7</w:t>
+        </w:r>
+      </w:hyperlink>
+      <w:r>
+        <w:rPr>
+          <w:lang w:val="zh_TW" w:bidi="zh_TW"/>
+        </w:rPr>
+        <w:t>）。在迦南待了十年後，撒萊和亞伯蘭仍然沒有孩子。撒萊建議亞伯蘭娶夏甲為妾，並通過她得孩子。在美索不達米亞東北部的習俗中，如果妻子不能生育，她可以給丈夫一個使女來達成這個目的。妾所生的任何兒子，都被視為是妻子的孩子（參</w:t>
+      </w:r>
+      <w:hyperlink r:id="rId37">
+        <w:r>
+          <w:rPr>
+            <w:lang w:val="zh_TW" w:bidi="zh_TW"/>
+          </w:rPr>
+          <w:rPr>
+            <w:color w:val="0000EE"/>
+            <w:u w:val="single"/>
+          </w:rPr>
+          <w:t>30:1</w:t>
+        </w:r>
+      </w:hyperlink>
+      <w:hyperlink r:id="rId34">
+        <w:r>
+          <w:rPr>
+            <w:lang w:val="zh_TW" w:bidi="zh_TW"/>
+          </w:rPr>
+          <w:rPr>
+            <w:color w:val="0000EE"/>
+            <w:u w:val="single"/>
+          </w:rPr>
+          <w:t>–</w:t>
+        </w:r>
+      </w:hyperlink>
+      <w:hyperlink r:id="rId37">
+        <w:r>
+          <w:rPr>
+            <w:lang w:val="zh_TW" w:bidi="zh_TW"/>
+          </w:rPr>
+          <w:rPr>
+            <w:color w:val="0000EE"/>
+            <w:u w:val="single"/>
+          </w:rPr>
+          <w:t>6</w:t>
+        </w:r>
+      </w:hyperlink>
+      <w:r>
+        <w:rPr>
+          <w:lang w:val="zh_TW" w:bidi="zh_TW"/>
+        </w:rPr>
+        <w:t>）。</w:t>
+      </w:r>
+    </w:p>
+    <w:p>
+      <w:pPr/>
+      <w:r>
+        <w:rPr>
+          <w:lang w:val="zh_TW" w:bidi="zh_TW"/>
+        </w:rPr>
+      </w:r>
+      <w:r>
+        <w:rPr>
+          <w:lang w:val="zh_TW" w:bidi="zh_TW"/>
+        </w:rPr>
+        <w:t>當夏甲懷孕後，就開始小看撒萊。撒萊苦待夏甲，致使她逃到曠野。神的使者在曠野的一口井旁向她顯現，並告訴夏甲要回到亞伯蘭家中。使者應許說她將生一個兒子，以實瑪利（意思是「神聽見」）；這個兒子意志堅定，經常與他人發生衝突。夏甲稱那地方為庇耳拉海萊，意思是「在這裡看見那看顧我的」。</w:t>
+      </w:r>
+    </w:p>
+    <w:p>
+      <w:pPr/>
+      <w:r>
+        <w:rPr>
+          <w:lang w:val="zh_TW" w:bidi="zh_TW"/>
+        </w:rPr>
+      </w:r>
+      <w:r>
+        <w:rPr>
+          <w:lang w:val="zh_TW" w:bidi="zh_TW"/>
+        </w:rPr>
+        <w:t>以實瑪利出生時，亞伯蘭已經86歲。十四年後，神賜給亞伯拉罕和撒拉應許中的兒子以撒。在以撒斷奶時（大約三歲），舉行了一場筵席。在筵席上，以實瑪利戲笑以撒（</w:t>
+      </w:r>
+      <w:hyperlink r:id="rId38">
+        <w:r>
+          <w:rPr>
+            <w:lang w:val="zh_TW" w:bidi="zh_TW"/>
+          </w:rPr>
+          <w:rPr>
+            <w:color w:val="0000EE"/>
+            <w:u w:val="single"/>
+          </w:rPr>
+          <w:t>創21:9</w:t>
+        </w:r>
+      </w:hyperlink>
+      <w:r>
+        <w:rPr>
+          <w:lang w:val="zh_TW" w:bidi="zh_TW"/>
+        </w:rPr>
+        <w:t>），使撒拉很生氣。因此，她要求亞伯拉罕趕走夏甲和以實瑪利。亞伯拉罕起初不願意這樣做，但神對他說，讓他聽從撒拉的要求（</w:t>
+      </w:r>
+      <w:hyperlink r:id="rId39">
+        <w:r>
+          <w:rPr>
+            <w:lang w:val="zh_TW" w:bidi="zh_TW"/>
+          </w:rPr>
+          <w:rPr>
+            <w:color w:val="0000EE"/>
+            <w:u w:val="single"/>
+          </w:rPr>
+          <w:t>12</w:t>
+        </w:r>
+      </w:hyperlink>
+      <w:r>
+        <w:rPr>
+          <w:lang w:val="zh_TW" w:bidi="zh_TW"/>
+        </w:rPr>
+        <w:t>節）。</w:t>
+      </w:r>
+    </w:p>
+    <w:p>
+      <w:pPr/>
+      <w:r>
+        <w:rPr>
+          <w:lang w:val="zh_TW" w:bidi="zh_TW"/>
+        </w:rPr>
+      </w:r>
+      <w:r>
+        <w:rPr>
+          <w:lang w:val="zh_TW" w:bidi="zh_TW"/>
+        </w:rPr>
+        <w:t>夏甲和以實瑪利離開後，在別是巴的曠野中徘徊。當他們沒有水的時候，神拯救夏甲和以實瑪利免於死亡。神應許夏甲說，以實瑪利的後裔將成為大國（</w:t>
+      </w:r>
+      <w:hyperlink r:id="rId40">
+        <w:r>
+          <w:rPr>
+            <w:lang w:val="zh_TW" w:bidi="zh_TW"/>
+          </w:rPr>
+          <w:rPr>
+            <w:color w:val="0000EE"/>
+            <w:u w:val="single"/>
+          </w:rPr>
+          <w:t>創21:17</w:t>
+        </w:r>
+      </w:hyperlink>
+      <w:hyperlink r:id="rId34">
+        <w:r>
+          <w:rPr>
+            <w:lang w:val="zh_TW" w:bidi="zh_TW"/>
+          </w:rPr>
+          <w:rPr>
+            <w:color w:val="0000EE"/>
+            <w:u w:val="single"/>
+          </w:rPr>
+          <w:t>–</w:t>
+        </w:r>
+      </w:hyperlink>
+      <w:hyperlink r:id="rId40">
+        <w:r>
+          <w:rPr>
+            <w:lang w:val="zh_TW" w:bidi="zh_TW"/>
+          </w:rPr>
+          <w:rPr>
+            <w:color w:val="0000EE"/>
+            <w:u w:val="single"/>
+          </w:rPr>
+          <w:t>19</w:t>
+        </w:r>
+      </w:hyperlink>
+      <w:r>
+        <w:rPr>
+          <w:lang w:val="zh_TW" w:bidi="zh_TW"/>
+        </w:rPr>
+        <w:t>）。以實瑪利住在巴蘭的曠野，成為獵人。他娶了一位埃及女子，並成為以實瑪利人的先祖。</w:t>
+      </w:r>
+    </w:p>
+    <w:p>
+      <w:pPr>
+        <w:pStyle w:val="Heading3"/>
+      </w:pPr>
+      <w:r>
+        <w:rPr>
+          <w:lang w:val="zh_TW" w:bidi="zh_TW"/>
+        </w:rPr>
+        <w:t>保羅關於夏甲的教導</w:t>
+      </w:r>
+    </w:p>
+    <w:p>
+      <w:pPr/>
+      <w:r>
+        <w:rPr>
+          <w:lang w:val="zh_TW" w:bidi="zh_TW"/>
+        </w:rPr>
+      </w:r>
+      <w:r>
+        <w:rPr>
+          <w:lang w:val="zh_TW" w:bidi="zh_TW"/>
+        </w:rPr>
+        <w:t>在新約聖經中，保羅使用夏甲的故事解釋一個重要的屬靈真理（</w:t>
+      </w:r>
+      <w:hyperlink r:id="rId41">
+        <w:r>
+          <w:rPr>
+            <w:lang w:val="zh_TW" w:bidi="zh_TW"/>
+          </w:rPr>
+          <w:rPr>
+            <w:color w:val="0000EE"/>
+            <w:u w:val="single"/>
+          </w:rPr>
+          <w:t>加4:22</w:t>
+        </w:r>
+      </w:hyperlink>
+      <w:hyperlink r:id="rId34">
+        <w:r>
+          <w:rPr>
+            <w:lang w:val="zh_TW" w:bidi="zh_TW"/>
+          </w:rPr>
+          <w:rPr>
+            <w:color w:val="0000EE"/>
+            <w:u w:val="single"/>
+          </w:rPr>
+          <w:t>–</w:t>
+        </w:r>
+      </w:hyperlink>
+      <w:hyperlink r:id="rId41">
+        <w:r>
+          <w:rPr>
+            <w:lang w:val="zh_TW" w:bidi="zh_TW"/>
+          </w:rPr>
+          <w:rPr>
+            <w:color w:val="0000EE"/>
+            <w:u w:val="single"/>
+          </w:rPr>
+          <w:t>31</w:t>
+        </w:r>
+      </w:hyperlink>
+      <w:r>
+        <w:rPr>
+          <w:lang w:val="zh_TW" w:bidi="zh_TW"/>
+        </w:rPr>
+        <w:t>）：夏甲代表神在西奈山與摩西立的舊約。由於以實瑪利是透過人的計劃而生，猶太化的基督徒就像夏甲的兒子，是為奴的。他們教導所有信徒都必須遵守摩西律法，並且必須做到律法所說的一切。撒拉是自主的婦人，代表耶穌基督的新約。由於以撒是亞伯拉罕憑著對神應許的信心所生的兒子，那些不受律法捆綁的基督徒是撒拉屬靈的兒女。最大的不同在於是被律法束縛，要靠行為得救，還是有自由，靠恩典和信心得救。</w:t>
+      </w:r>
+    </w:p>
+    <w:p>
+      <w:pPr/>
+      <w:r>
+        <w:rPr>
+          <w:lang w:val="zh_TW" w:bidi="zh_TW"/>
+        </w:rPr>
+      </w:r>
       <w:r>
         <w:rPr>
           <w:i/>
           <w:lang w:val="zh_TW" w:bidi="zh_TW"/>
         </w:rPr>
-        <w:t>見</w:t>
+        <w:t>另見</w:t>
+      </w:r>
+      <w:r>
+        <w:rPr>
+          <w:lang w:val="zh_TW" w:bidi="zh_TW"/>
+        </w:rPr>
+        <w:t>亞伯拉罕</w:t>
+      </w:r>
+      <w:r>
+        <w:rPr>
+          <w:lang w:val="zh_TW" w:bidi="zh_TW"/>
+        </w:rPr>
+        <w:t>；</w:t>
+      </w:r>
+      <w:r>
+        <w:rPr>
+          <w:lang w:val="zh_TW" w:bidi="zh_TW"/>
+        </w:rPr>
+        <w:t>撒拉#1</w:t>
+      </w:r>
+      <w:r>
+        <w:rPr>
+          <w:lang w:val="zh_TW" w:bidi="zh_TW"/>
+        </w:rPr>
+        <w:t>。</w:t>
+      </w:r>
+      <w:r>
+        <w:rPr>
+          <w:lang w:val="zh_TW" w:bidi="zh_TW"/>
+        </w:rPr>
+      </w:r>
+      <w:r>
+        <w:rPr>
+          <w:lang w:val="zh_TW" w:bidi="zh_TW"/>
+        </w:rPr>
+      </w:r>
+    </w:p>
+    <w:p>
+      <w:pPr/>
+      <w:r>
+        <w:rPr>
+          <w:lang w:val="zh_TW" w:bidi="zh_TW"/>
+        </w:rPr>
+      </w:r>
+    </w:p>
+    <w:p>
+      <w:pPr>
+        <w:pStyle w:val="Heading2"/>
+      </w:pPr>
+      <w:r>
+        <w:rPr>
+          <w:lang w:val="zh_TW" w:bidi="zh_TW"/>
+        </w:rPr>
+        <w:t>夏娃</w:t>
+      </w:r>
+      <w:r>
+        <w:rPr>
+          <w:lang w:val="zh_TW" w:bidi="zh_TW"/>
+        </w:rPr>
+      </w:r>
+    </w:p>
+    <w:p>
+      <w:pPr/>
+      <w:r>
+        <w:rPr>
+          <w:lang w:val="zh_TW" w:bidi="zh_TW"/>
+        </w:rPr>
+      </w:r>
+      <w:r>
+        <w:rPr>
+          <w:lang w:val="zh_TW" w:bidi="zh_TW"/>
+        </w:rPr>
+        <w:t>第一位女子，被稱為「眾生之母」（</w:t>
+      </w:r>
+      <w:hyperlink r:id="rId42">
+        <w:r>
+          <w:rPr>
+            <w:lang w:val="zh_TW" w:bidi="zh_TW"/>
+          </w:rPr>
+          <w:rPr>
+            <w:color w:val="0000EE"/>
+            <w:u w:val="single"/>
+          </w:rPr>
+          <w:t>創3:20</w:t>
+        </w:r>
+      </w:hyperlink>
+      <w:r>
+        <w:rPr>
+          <w:lang w:val="zh_TW" w:bidi="zh_TW"/>
+        </w:rPr>
+        <w:t>）。創世記記載，神造亞當之後，看見亞當獨居不好，便決定為他造一個「配偶幫助他」（</w:t>
+      </w:r>
+      <w:hyperlink r:id="rId43">
+        <w:r>
+          <w:rPr>
+            <w:lang w:val="zh_TW" w:bidi="zh_TW"/>
+          </w:rPr>
+          <w:rPr>
+            <w:color w:val="0000EE"/>
+            <w:u w:val="single"/>
+          </w:rPr>
+          <w:t>2:18</w:t>
+        </w:r>
+      </w:hyperlink>
+      <w:r>
+        <w:rPr>
+          <w:lang w:val="zh_TW" w:bidi="zh_TW"/>
+        </w:rPr>
+        <w:t>）。「幫助」一詞的希伯來文是</w:t>
+      </w:r>
+      <w:r>
+        <w:rPr>
+          <w:i/>
+          <w:lang w:val="zh_TW" w:bidi="zh_TW"/>
+        </w:rPr>
+        <w:t>ezer</w:t>
+      </w:r>
+      <w:r>
+        <w:rPr>
+          <w:lang w:val="zh_TW" w:bidi="zh_TW"/>
+        </w:rPr>
+        <w:t>，舊約聖經其它地方也用此字詞來描述神如何幫助以色列。神使亞當沉睡，取下他的一根肋骨，用那肋骨造了夏娃（</w:t>
+      </w:r>
+      <w:hyperlink r:id="rId44">
+        <w:r>
+          <w:rPr>
+            <w:lang w:val="zh_TW" w:bidi="zh_TW"/>
+          </w:rPr>
+          <w:rPr>
+            <w:color w:val="0000EE"/>
+            <w:u w:val="single"/>
+          </w:rPr>
+          <w:t>21–25</w:t>
+        </w:r>
+      </w:hyperlink>
+      <w:r>
+        <w:rPr>
+          <w:lang w:val="zh_TW" w:bidi="zh_TW"/>
+        </w:rPr>
+        <w:t>節）。</w:t>
+      </w:r>
+    </w:p>
+    <w:p>
+      <w:pPr>
+        <w:pStyle w:val="Heading3"/>
+      </w:pPr>
+      <w:r>
+        <w:rPr>
+          <w:lang w:val="zh_TW" w:bidi="zh_TW"/>
+        </w:rPr>
+        <w:t>她的名字</w:t>
+      </w:r>
+    </w:p>
+    <w:p>
+      <w:pPr/>
+      <w:r>
+        <w:rPr>
+          <w:lang w:val="zh_TW" w:bidi="zh_TW"/>
+        </w:rPr>
+      </w:r>
+      <w:r>
+        <w:rPr>
+          <w:lang w:val="zh_TW" w:bidi="zh_TW"/>
+        </w:rPr>
+        <w:t>亞當給妻子夏娃起了兩個名字。起初，他稱她為「女人」，表明了她與男人之間的關聯（</w:t>
+      </w:r>
+      <w:hyperlink r:id="rId45">
+        <w:r>
+          <w:rPr>
+            <w:lang w:val="zh_TW" w:bidi="zh_TW"/>
+          </w:rPr>
+          <w:rPr>
+            <w:color w:val="0000EE"/>
+            <w:u w:val="single"/>
+          </w:rPr>
+          <w:t>創2:23</w:t>
+        </w:r>
+      </w:hyperlink>
+      <w:r>
+        <w:rPr>
+          <w:lang w:val="zh_TW" w:bidi="zh_TW"/>
+        </w:rPr>
+        <w:t>）。後來，在他們違背神之後，他給她起名為夏娃，意思是「生命」，指她作為人類始祖之母的身分（</w:t>
+      </w:r>
+      <w:hyperlink r:id="rId42">
+        <w:r>
+          <w:rPr>
+            <w:lang w:val="zh_TW" w:bidi="zh_TW"/>
+          </w:rPr>
+          <w:rPr>
+            <w:color w:val="0000EE"/>
+            <w:u w:val="single"/>
+          </w:rPr>
+          <w:t>3:20</w:t>
+        </w:r>
+      </w:hyperlink>
+      <w:r>
+        <w:rPr>
+          <w:lang w:val="zh_TW" w:bidi="zh_TW"/>
+        </w:rPr>
+        <w:t>）。</w:t>
+      </w:r>
+    </w:p>
+    <w:p>
+      <w:pPr>
+        <w:pStyle w:val="Heading3"/>
+      </w:pPr>
+      <w:r>
+        <w:rPr>
+          <w:lang w:val="zh_TW" w:bidi="zh_TW"/>
+        </w:rPr>
+        <w:t>她的故事</w:t>
+      </w:r>
+    </w:p>
+    <w:p>
+      <w:pPr/>
+      <w:r>
+        <w:rPr>
+          <w:lang w:val="zh_TW" w:bidi="zh_TW"/>
+        </w:rPr>
+      </w:r>
+      <w:r>
+        <w:rPr>
+          <w:lang w:val="zh_TW" w:bidi="zh_TW"/>
+        </w:rPr>
+        <w:t>亞當與夏娃最初住在伊甸園中，他們順服神，事奉祂，並彼此照顧。後來，邪惡進入世界，蛇引誘夏娃違背神的命令。神曾吩咐他們不可吃分別善惡樹上的果子（</w:t>
+      </w:r>
+      <w:hyperlink r:id="rId46">
+        <w:r>
+          <w:rPr>
+            <w:lang w:val="zh_TW" w:bidi="zh_TW"/>
+          </w:rPr>
+          <w:rPr>
+            <w:color w:val="0000EE"/>
+            <w:u w:val="single"/>
+          </w:rPr>
+          <w:t>創2:17</w:t>
+        </w:r>
+      </w:hyperlink>
+      <w:r>
+        <w:rPr>
+          <w:lang w:val="zh_TW" w:bidi="zh_TW"/>
+        </w:rPr>
+        <w:t>，</w:t>
+      </w:r>
+      <w:hyperlink r:id="rId47">
+        <w:r>
+          <w:rPr>
+            <w:lang w:val="zh_TW" w:bidi="zh_TW"/>
+          </w:rPr>
+          <w:rPr>
+            <w:color w:val="0000EE"/>
+            <w:u w:val="single"/>
+          </w:rPr>
+          <w:t>3:3</w:t>
+        </w:r>
+      </w:hyperlink>
+      <w:r>
+        <w:rPr>
+          <w:lang w:val="zh_TW" w:bidi="zh_TW"/>
+        </w:rPr>
+        <w:t>）。蛇用巧言欺騙夏娃，她便吃了果子，又給亞當一些，亞當雖不像她那樣被欺騙，卻也吃了。吃了果子之後，他們意識到自己赤身露體，便用無花果樹的葉子為自己編作衣服。</w:t>
+      </w:r>
+    </w:p>
+    <w:p>
+      <w:pPr/>
+      <w:r>
+        <w:rPr>
+          <w:lang w:val="zh_TW" w:bidi="zh_TW"/>
+        </w:rPr>
+      </w:r>
+      <w:r>
+        <w:rPr>
+          <w:lang w:val="zh_TW" w:bidi="zh_TW"/>
+        </w:rPr>
+        <w:t>當神來與他們說話時，他們躲避祂。神問他們發生了甚麼事，亞當怪罪夏娃，夏娃則怪罪那蛇。神對夏娃說，因他們違命，她生產時必多受痛苦，丈夫也必管轄她（</w:t>
+      </w:r>
+      <w:hyperlink r:id="rId48">
+        <w:r>
+          <w:rPr>
+            <w:lang w:val="zh_TW" w:bidi="zh_TW"/>
+          </w:rPr>
+          <w:rPr>
+            <w:color w:val="0000EE"/>
+            <w:u w:val="single"/>
+          </w:rPr>
+          <w:t>創3:16</w:t>
+        </w:r>
+      </w:hyperlink>
+      <w:r>
+        <w:rPr>
+          <w:lang w:val="zh_TW" w:bidi="zh_TW"/>
+        </w:rPr>
+        <w:t>）。後來，夏娃生了該隱、亞伯、塞特，以及其他兒女（</w:t>
+      </w:r>
+      <w:hyperlink r:id="rId49">
+        <w:r>
+          <w:rPr>
+            <w:lang w:val="zh_TW" w:bidi="zh_TW"/>
+          </w:rPr>
+          <w:rPr>
+            <w:color w:val="0000EE"/>
+            <w:u w:val="single"/>
+          </w:rPr>
+          <w:t>4:1–2</w:t>
+        </w:r>
+      </w:hyperlink>
+      <w:r>
+        <w:rPr>
+          <w:lang w:val="zh_TW" w:bidi="zh_TW"/>
+        </w:rPr>
+        <w:t>、</w:t>
+      </w:r>
+      <w:hyperlink r:id="rId49">
+        <w:r>
+          <w:rPr>
+            <w:lang w:val="zh_TW" w:bidi="zh_TW"/>
+          </w:rPr>
+          <w:rPr>
+            <w:color w:val="0000EE"/>
+            <w:u w:val="single"/>
+          </w:rPr>
+          <w:t>25</w:t>
+        </w:r>
+      </w:hyperlink>
+      <w:r>
+        <w:rPr>
+          <w:lang w:val="zh_TW" w:bidi="zh_TW"/>
+        </w:rPr>
+        <w:t>，</w:t>
+      </w:r>
+      <w:hyperlink r:id="rId50">
+        <w:r>
+          <w:rPr>
+            <w:lang w:val="zh_TW" w:bidi="zh_TW"/>
+          </w:rPr>
+          <w:rPr>
+            <w:color w:val="0000EE"/>
+            <w:u w:val="single"/>
+          </w:rPr>
+          <w:t>5:4</w:t>
+        </w:r>
+      </w:hyperlink>
+      <w:r>
+        <w:rPr>
+          <w:lang w:val="zh_TW" w:bidi="zh_TW"/>
+        </w:rPr>
+        <w:t>）。</w:t>
+      </w:r>
+    </w:p>
+    <w:p>
+      <w:pPr>
+        <w:pStyle w:val="Heading3"/>
+      </w:pPr>
+      <w:r>
+        <w:rPr>
+          <w:lang w:val="zh_TW" w:bidi="zh_TW"/>
+        </w:rPr>
+        <w:t>新約聖經中的夏娃</w:t>
+      </w:r>
+    </w:p>
+    <w:p>
+      <w:pPr/>
+      <w:r>
+        <w:rPr>
+          <w:lang w:val="zh_TW" w:bidi="zh_TW"/>
+        </w:rPr>
+      </w:r>
+      <w:r>
+        <w:rPr>
+          <w:lang w:val="zh_TW" w:bidi="zh_TW"/>
+        </w:rPr>
+        <w:t>新約聖經中有兩次提到夏娃。使徒保羅在談論婦女是否可以在教會中教導時引用了夏娃的例子。他寫道：「我不許女人講道，也不許她轄管男人」（</w:t>
+      </w:r>
+      <w:hyperlink r:id="rId51">
+        <w:r>
+          <w:rPr>
+            <w:lang w:val="zh_TW" w:bidi="zh_TW"/>
+          </w:rPr>
+          <w:rPr>
+            <w:color w:val="0000EE"/>
+            <w:u w:val="single"/>
+          </w:rPr>
+          <w:t>提前2:12</w:t>
+        </w:r>
+      </w:hyperlink>
+      <w:r>
+        <w:rPr>
+          <w:lang w:val="zh_TW" w:bidi="zh_TW"/>
+        </w:rPr>
+        <w:t>）。希臘文中「男人」一詞與「丈夫」同字，因此有些學者認為，保羅在此可能特別是指婦女與丈夫之間的關係，而非泛指所有男人。保羅的推論是：男人先被造，而女人被引誘，成為第一個犯罪的人（</w:t>
+      </w:r>
+      <w:hyperlink r:id="rId52">
+        <w:r>
+          <w:rPr>
+            <w:lang w:val="zh_TW" w:bidi="zh_TW"/>
+          </w:rPr>
+          <w:rPr>
+            <w:color w:val="0000EE"/>
+            <w:u w:val="single"/>
+          </w:rPr>
+          <w:t>提前2:12–15</w:t>
+        </w:r>
+      </w:hyperlink>
+      <w:r>
+        <w:rPr>
+          <w:lang w:val="zh_TW" w:bidi="zh_TW"/>
+        </w:rPr>
+        <w:t>；</w:t>
+      </w:r>
+      <w:hyperlink r:id="rId53">
+        <w:r>
+          <w:rPr>
+            <w:lang w:val="zh_TW" w:bidi="zh_TW"/>
+          </w:rPr>
+          <w:rPr>
+            <w:color w:val="0000EE"/>
+            <w:u w:val="single"/>
+          </w:rPr>
+          <w:t>林後11:3</w:t>
+        </w:r>
+      </w:hyperlink>
+      <w:r>
+        <w:rPr>
+          <w:lang w:val="zh_TW" w:bidi="zh_TW"/>
+        </w:rPr>
+        <w:t>）。</w:t>
+      </w:r>
+    </w:p>
+    <w:p>
+      <w:pPr/>
+      <w:r>
+        <w:rPr>
+          <w:lang w:val="zh_TW" w:bidi="zh_TW"/>
+        </w:rPr>
+      </w:r>
+      <w:r>
+        <w:rPr>
+          <w:lang w:val="zh_TW" w:bidi="zh_TW"/>
+        </w:rPr>
+        <w:t>有些人認為，保羅在這裡強調的是創造的次序與人類墮落（亞當與夏娃犯罪）這兩個事實，並以此作為限制婦女在教會中行使權柄的理由。另一些人則認為保羅的指示是針對當時以弗所教會的具體情況（那裡出現錯誤教導的問題），因此保羅的話應理解為處理當時特定的情境，而非在所有教會中普遍禁止婦女教導的永久規條。</w:t>
+      </w:r>
+    </w:p>
+    <w:p>
+      <w:pPr/>
+      <w:r>
+        <w:rPr>
+          <w:lang w:val="zh_TW" w:bidi="zh_TW"/>
+        </w:rPr>
+      </w:r>
+      <w:r>
+        <w:rPr>
+          <w:i/>
+          <w:lang w:val="zh_TW" w:bidi="zh_TW"/>
+        </w:rPr>
+        <w:t>另見</w:t>
       </w:r>
       <w:r>
         <w:rPr>
@@ -1504,7 +1971,19 @@
         <w:rPr>
           <w:lang w:val="zh_TW" w:bidi="zh_TW"/>
         </w:rPr>
-        <w:t>謝拉2</w:t>
+        <w:t>亞當（人物）</w:t>
+      </w:r>
+      <w:r>
+        <w:rPr>
+          <w:lang w:val="zh_TW" w:bidi="zh_TW"/>
+        </w:rPr>
+        <w:t>；</w:t>
+      </w:r>
+      <w:r>
+        <w:rPr>
+          <w:lang w:val="zh_TW" w:bidi="zh_TW"/>
+        </w:rPr>
+        <w:t>伊甸園</w:t>
       </w:r>
       <w:r>
         <w:rPr>
@@ -3412,12 +3891,6 @@
   </w:num>
   <w:num w:numId="13" w16cid:durableId="592781308">
     <w:abstractNumId w:val="11"/>
-  </w:num>
-  <w:num w:numId="14">
-    <w:abstractNumId w:val="3"/>
-    <w:lvlOverride w:ilvl="0">
-      <w:startOverride w:val="1"/>
-    </w:lvlOverride>
   </w:num>
   <w:numIdMacAtCleanup w:val="10"/>
 </w:numbering>

--- a/zht/docx/184.content.docx
+++ b/zht/docx/184.content.docx
@@ -149,7 +149,7 @@
         <w:rPr>
           <w:lang w:val="zh_TW" w:bidi="zh_TW"/>
         </w:rPr>
-        <w:t>xia</w:t>
+        <w:t>wen</w:t>
       </w:r>
       <w:r>
         <w:rPr>
@@ -212,7 +212,7 @@
         <w:rPr>
           <w:lang w:val="zh_TW" w:bidi="zh_TW"/>
         </w:rPr>
-        <w:t>瞎眼</w:t>
+        <w:t>溫柔</w:t>
       </w:r>
       <w:r>
         <w:rPr>
@@ -231,18 +231,133 @@
         <w:rPr>
           <w:lang w:val="zh_TW" w:bidi="zh_TW"/>
         </w:rPr>
-        <w:t>無法看見的態狀。瞎眼在古代近東地區十分普遍，至今仍在許多貧困和部落社區中常見，特別是在缺乏現代醫療資源的地方。</w:t>
-      </w:r>
-    </w:p>
-    <w:p>
-      <w:pPr>
-        <w:pStyle w:val="Heading3"/>
-      </w:pPr>
-      <w:r>
-        <w:rPr>
-          <w:lang w:val="zh_TW" w:bidi="zh_TW"/>
-        </w:rPr>
-        <w:t>什麼原因導致失明？</w:t>
+        <w:t>舊約聖經將溫柔描述為謙卑或屈身的態度（</w:t>
+      </w:r>
+      <w:hyperlink r:id="rId13">
+        <w:r>
+          <w:rPr>
+            <w:lang w:val="zh_TW" w:bidi="zh_TW"/>
+          </w:rPr>
+          <w:rPr>
+            <w:color w:val="0000EE"/>
+            <w:u w:val="single"/>
+          </w:rPr>
+          <w:t>撒下22:36</w:t>
+        </w:r>
+      </w:hyperlink>
+      <w:r>
+        <w:rPr>
+          <w:lang w:val="zh_TW" w:bidi="zh_TW"/>
+        </w:rPr>
+        <w:t>；參</w:t>
+      </w:r>
+      <w:hyperlink r:id="rId14">
+        <w:r>
+          <w:rPr>
+            <w:lang w:val="zh_TW" w:bidi="zh_TW"/>
+          </w:rPr>
+          <w:rPr>
+            <w:color w:val="0000EE"/>
+            <w:u w:val="single"/>
+          </w:rPr>
+          <w:t>詩18:35</w:t>
+        </w:r>
+      </w:hyperlink>
+      <w:r>
+        <w:rPr>
+          <w:lang w:val="zh_TW" w:bidi="zh_TW"/>
+        </w:rPr>
+        <w:t>）。「溫柔」或「溫柔地」可以指禮貌和不做作（</w:t>
+      </w:r>
+      <w:hyperlink r:id="rId15">
+        <w:r>
+          <w:rPr>
+            <w:lang w:val="zh_TW" w:bidi="zh_TW"/>
+          </w:rPr>
+          <w:rPr>
+            <w:color w:val="0000EE"/>
+            <w:u w:val="single"/>
+          </w:rPr>
+          <w:t>箴15:4</w:t>
+        </w:r>
+      </w:hyperlink>
+      <w:r>
+        <w:rPr>
+          <w:lang w:val="zh_TW" w:bidi="zh_TW"/>
+        </w:rPr>
+        <w:t>），安靜而柔和（</w:t>
+      </w:r>
+      <w:hyperlink r:id="rId16">
+        <w:r>
+          <w:rPr>
+            <w:lang w:val="zh_TW" w:bidi="zh_TW"/>
+          </w:rPr>
+          <w:rPr>
+            <w:color w:val="0000EE"/>
+            <w:u w:val="single"/>
+          </w:rPr>
+          <w:t>申32:2</w:t>
+        </w:r>
+      </w:hyperlink>
+      <w:r>
+        <w:rPr>
+          <w:lang w:val="zh_TW" w:bidi="zh_TW"/>
+        </w:rPr>
+        <w:t>；</w:t>
+      </w:r>
+      <w:hyperlink r:id="rId17">
+        <w:r>
+          <w:rPr>
+            <w:lang w:val="zh_TW" w:bidi="zh_TW"/>
+          </w:rPr>
+          <w:rPr>
+            <w:color w:val="0000EE"/>
+            <w:u w:val="single"/>
+          </w:rPr>
+          <w:t>賽8:6</w:t>
+        </w:r>
+      </w:hyperlink>
+      <w:r>
+        <w:rPr>
+          <w:lang w:val="zh_TW" w:bidi="zh_TW"/>
+        </w:rPr>
+        <w:t>），或柔軟且寬容（</w:t>
+      </w:r>
+      <w:hyperlink r:id="rId18">
+        <w:r>
+          <w:rPr>
+            <w:lang w:val="zh_TW" w:bidi="zh_TW"/>
+          </w:rPr>
+          <w:rPr>
+            <w:color w:val="0000EE"/>
+            <w:u w:val="single"/>
+          </w:rPr>
+          <w:t>撒下18:5</w:t>
+        </w:r>
+      </w:hyperlink>
+      <w:r>
+        <w:rPr>
+          <w:lang w:val="zh_TW" w:bidi="zh_TW"/>
+        </w:rPr>
+        <w:t>；</w:t>
+      </w:r>
+      <w:hyperlink r:id="rId19">
+        <w:r>
+          <w:rPr>
+            <w:lang w:val="zh_TW" w:bidi="zh_TW"/>
+          </w:rPr>
+          <w:rPr>
+            <w:color w:val="0000EE"/>
+            <w:u w:val="single"/>
+          </w:rPr>
+          <w:t>伯15:11</w:t>
+        </w:r>
+      </w:hyperlink>
+      <w:r>
+        <w:rPr>
+          <w:lang w:val="zh_TW" w:bidi="zh_TW"/>
+        </w:rPr>
+        <w:t>）。</w:t>
       </w:r>
     </w:p>
     <w:p>
@@ -256,43 +371,281 @@
         <w:rPr>
           <w:lang w:val="zh_TW" w:bidi="zh_TW"/>
         </w:rPr>
-        <w:t>聖經沒有討論瞎眼的醫學原因，但可能與個人衛生欠佳和不衛生（不清潔或骯髒）的生活環境有關。新生嬰兒最容易受影響。大多數天生瞎眼（</w:t>
-      </w:r>
-      <w:hyperlink r:id="rId13">
-        <w:r>
-          <w:rPr>
-            <w:lang w:val="zh_TW" w:bidi="zh_TW"/>
-          </w:rPr>
-          <w:rPr>
-            <w:color w:val="0000EE"/>
-            <w:u w:val="single"/>
-          </w:rPr>
-          <w:t>約9:1</w:t>
-        </w:r>
-      </w:hyperlink>
-      <w:r>
-        <w:rPr>
-          <w:lang w:val="zh_TW" w:bidi="zh_TW"/>
-        </w:rPr>
-        <w:t>–</w:t>
-      </w:r>
-      <w:hyperlink r:id="rId13">
-        <w:r>
-          <w:rPr>
-            <w:lang w:val="zh_TW" w:bidi="zh_TW"/>
-          </w:rPr>
-          <w:rPr>
-            <w:color w:val="0000EE"/>
-            <w:u w:val="single"/>
-          </w:rPr>
-          <w:t>3</w:t>
-        </w:r>
-      </w:hyperlink>
-      <w:r>
-        <w:rPr>
-          <w:lang w:val="zh_TW" w:bidi="zh_TW"/>
-        </w:rPr>
-        <w:t>）可能是母親將細菌（如淋病菌）傳給嬰兒眼睛所致。感染後，眼睛會在三天內出現炎症、膿液和腫脹。當時的基本醫療無法防止眼睛的受害。</w:t>
+        <w:t>在新約聖經中，有幾個詞被翻譯為「溫柔」、「溫和」或「溫柔地」。其不同的意思包括：</w:t>
+      </w:r>
+    </w:p>
+    <w:p>
+      <w:pPr>
+        <w:pStyle w:val="ListNumber"/>
+        <w:numPr>
+          <w:ilvl w:val="0"/>
+          <w:numId w:val="14"/>
+        </w:numPr>
+        <w:spacing w:line="240" w:lineRule="auto"/>
+        <w:ind w:left="720"/>
+      </w:pPr>
+      <w:r>
+        <w:rPr>
+          <w:lang w:val="zh_TW" w:bidi="zh_TW"/>
+        </w:rPr>
+      </w:r>
+      <w:r>
+        <w:rPr>
+          <w:lang w:val="zh_TW" w:bidi="zh_TW"/>
+        </w:rPr>
+        <w:t>柔和、柔順、忍耐（</w:t>
+      </w:r>
+      <w:hyperlink r:id="rId20">
+        <w:r>
+          <w:rPr>
+            <w:lang w:val="zh_TW" w:bidi="zh_TW"/>
+          </w:rPr>
+          <w:rPr>
+            <w:color w:val="0000EE"/>
+            <w:u w:val="single"/>
+          </w:rPr>
+          <w:t>太11:29</w:t>
+        </w:r>
+      </w:hyperlink>
+      <w:r>
+        <w:rPr>
+          <w:lang w:val="zh_TW" w:bidi="zh_TW"/>
+        </w:rPr>
+        <w:t>；</w:t>
+      </w:r>
+      <w:hyperlink r:id="rId21">
+        <w:r>
+          <w:rPr>
+            <w:lang w:val="zh_TW" w:bidi="zh_TW"/>
+          </w:rPr>
+          <w:rPr>
+            <w:color w:val="0000EE"/>
+            <w:u w:val="single"/>
+          </w:rPr>
+          <w:t>林前4:21</w:t>
+        </w:r>
+      </w:hyperlink>
+      <w:r>
+        <w:rPr>
+          <w:lang w:val="zh_TW" w:bidi="zh_TW"/>
+        </w:rPr>
+        <w:t>；</w:t>
+      </w:r>
+      <w:hyperlink r:id="rId22">
+        <w:r>
+          <w:rPr>
+            <w:lang w:val="zh_TW" w:bidi="zh_TW"/>
+          </w:rPr>
+          <w:rPr>
+            <w:color w:val="0000EE"/>
+            <w:u w:val="single"/>
+          </w:rPr>
+          <w:t>林後10:1</w:t>
+        </w:r>
+      </w:hyperlink>
+      <w:r>
+        <w:rPr>
+          <w:lang w:val="zh_TW" w:bidi="zh_TW"/>
+        </w:rPr>
+        <w:t>；</w:t>
+      </w:r>
+      <w:hyperlink r:id="rId23">
+        <w:r>
+          <w:rPr>
+            <w:lang w:val="zh_TW" w:bidi="zh_TW"/>
+          </w:rPr>
+          <w:rPr>
+            <w:color w:val="0000EE"/>
+            <w:u w:val="single"/>
+          </w:rPr>
+          <w:t>加5:23</w:t>
+        </w:r>
+      </w:hyperlink>
+      <w:r>
+        <w:rPr>
+          <w:lang w:val="zh_TW" w:bidi="zh_TW"/>
+        </w:rPr>
+        <w:t>；</w:t>
+      </w:r>
+      <w:hyperlink r:id="rId24">
+        <w:r>
+          <w:rPr>
+            <w:lang w:val="zh_TW" w:bidi="zh_TW"/>
+          </w:rPr>
+          <w:rPr>
+            <w:color w:val="0000EE"/>
+            <w:u w:val="single"/>
+          </w:rPr>
+          <w:t>提前6:11</w:t>
+        </w:r>
+      </w:hyperlink>
+      <w:r>
+        <w:rPr>
+          <w:lang w:val="zh_TW" w:bidi="zh_TW"/>
+        </w:rPr>
+        <w:t>；</w:t>
+      </w:r>
+      <w:hyperlink r:id="rId25">
+        <w:r>
+          <w:rPr>
+            <w:lang w:val="zh_TW" w:bidi="zh_TW"/>
+          </w:rPr>
+          <w:rPr>
+            <w:color w:val="0000EE"/>
+            <w:u w:val="single"/>
+          </w:rPr>
+          <w:t>彼前3:4、15</w:t>
+        </w:r>
+      </w:hyperlink>
+      <w:r>
+        <w:rPr>
+          <w:lang w:val="zh_TW" w:bidi="zh_TW"/>
+        </w:rPr>
+        <w:t>），或禮貌和謙遜的態度（</w:t>
+      </w:r>
+      <w:hyperlink r:id="rId26">
+        <w:r>
+          <w:rPr>
+            <w:lang w:val="zh_TW" w:bidi="zh_TW"/>
+          </w:rPr>
+          <w:rPr>
+            <w:color w:val="0000EE"/>
+            <w:u w:val="single"/>
+          </w:rPr>
+          <w:t>提後2:25</w:t>
+        </w:r>
+      </w:hyperlink>
+      <w:r>
+        <w:rPr>
+          <w:lang w:val="zh_TW" w:bidi="zh_TW"/>
+        </w:rPr>
+        <w:t>）；</w:t>
+      </w:r>
+    </w:p>
+    <w:p>
+      <w:pPr>
+        <w:pStyle w:val="ListNumber"/>
+        <w:spacing w:line="240" w:lineRule="auto"/>
+        <w:ind w:left="720"/>
+      </w:pPr>
+      <w:r>
+        <w:rPr>
+          <w:lang w:val="zh_TW" w:bidi="zh_TW"/>
+        </w:rPr>
+      </w:r>
+      <w:r>
+        <w:rPr>
+          <w:lang w:val="zh_TW" w:bidi="zh_TW"/>
+        </w:rPr>
+        <w:t>對他人表達的善意（</w:t>
+      </w:r>
+      <w:hyperlink r:id="rId27">
+        <w:r>
+          <w:rPr>
+            <w:lang w:val="zh_TW" w:bidi="zh_TW"/>
+          </w:rPr>
+          <w:rPr>
+            <w:color w:val="0000EE"/>
+            <w:u w:val="single"/>
+          </w:rPr>
+          <w:t>帖前2:7</w:t>
+        </w:r>
+      </w:hyperlink>
+      <w:r>
+        <w:rPr>
+          <w:lang w:val="zh_TW" w:bidi="zh_TW"/>
+        </w:rPr>
+        <w:t>；</w:t>
+      </w:r>
+      <w:hyperlink r:id="rId28">
+        <w:r>
+          <w:rPr>
+            <w:lang w:val="zh_TW" w:bidi="zh_TW"/>
+          </w:rPr>
+          <w:rPr>
+            <w:color w:val="0000EE"/>
+            <w:u w:val="single"/>
+          </w:rPr>
+          <w:t>提後2:24</w:t>
+        </w:r>
+      </w:hyperlink>
+      <w:r>
+        <w:rPr>
+          <w:lang w:val="zh_TW" w:bidi="zh_TW"/>
+        </w:rPr>
+        <w:t>）；</w:t>
+      </w:r>
+    </w:p>
+    <w:p>
+      <w:pPr>
+        <w:pStyle w:val="ListNumber"/>
+        <w:spacing w:line="240" w:lineRule="auto"/>
+        <w:ind w:left="720"/>
+      </w:pPr>
+      <w:r>
+        <w:rPr>
+          <w:lang w:val="zh_TW" w:bidi="zh_TW"/>
+        </w:rPr>
+      </w:r>
+      <w:r>
+        <w:rPr>
+          <w:lang w:val="zh_TW" w:bidi="zh_TW"/>
+        </w:rPr>
+        <w:t>在各種情況下適當、公平或合適的行為（</w:t>
+      </w:r>
+      <w:hyperlink r:id="rId29">
+        <w:r>
+          <w:rPr>
+            <w:lang w:val="zh_TW" w:bidi="zh_TW"/>
+          </w:rPr>
+          <w:rPr>
+            <w:color w:val="0000EE"/>
+            <w:u w:val="single"/>
+          </w:rPr>
+          <w:t>提前3:3</w:t>
+        </w:r>
+      </w:hyperlink>
+      <w:r>
+        <w:rPr>
+          <w:lang w:val="zh_TW" w:bidi="zh_TW"/>
+        </w:rPr>
+        <w:t>；</w:t>
+      </w:r>
+      <w:hyperlink r:id="rId30">
+        <w:r>
+          <w:rPr>
+            <w:lang w:val="zh_TW" w:bidi="zh_TW"/>
+          </w:rPr>
+          <w:rPr>
+            <w:color w:val="0000EE"/>
+            <w:u w:val="single"/>
+          </w:rPr>
+          <w:t>多3:2</w:t>
+        </w:r>
+      </w:hyperlink>
+      <w:r>
+        <w:rPr>
+          <w:lang w:val="zh_TW" w:bidi="zh_TW"/>
+        </w:rPr>
+        <w:t>；</w:t>
+      </w:r>
+      <w:hyperlink r:id="rId31">
+        <w:r>
+          <w:rPr>
+            <w:lang w:val="zh_TW" w:bidi="zh_TW"/>
+          </w:rPr>
+          <w:rPr>
+            <w:color w:val="0000EE"/>
+            <w:u w:val="single"/>
+          </w:rPr>
+          <w:t>彼前2:18</w:t>
+        </w:r>
+      </w:hyperlink>
+      <w:r>
+        <w:rPr>
+          <w:lang w:val="zh_TW" w:bidi="zh_TW"/>
+        </w:rPr>
+        <w:t>）。</w:t>
       </w:r>
     </w:p>
     <w:p>
@@ -306,7 +659,71 @@
         <w:rPr>
           <w:lang w:val="zh_TW" w:bidi="zh_TW"/>
         </w:rPr>
-        <w:t>現代醫學可以用眼藥水醫治嬰兒的眼疾，但對於貧困的人來說，並不總是可以獲得這些藥物，今天在中東的某些地區甚至拒絕使用藥物。嬰兒和幼兒還面臨其它由害蟲傳播的眼疾的威脅。這些疾病會導致嚴重的結痂、眼瞼下垂、睫毛脫落，最終完全瞎眼。在世界的某些地方，有民間迷信仍然容許蒼蠅在嬰兒身上飛來飛去。</w:t>
+        <w:t>教會領袖和其他信徒被教導要溫柔地對待犯錯的人（</w:t>
+      </w:r>
+      <w:hyperlink r:id="rId32">
+        <w:r>
+          <w:rPr>
+            <w:lang w:val="zh_TW" w:bidi="zh_TW"/>
+          </w:rPr>
+          <w:rPr>
+            <w:color w:val="0000EE"/>
+            <w:u w:val="single"/>
+          </w:rPr>
+          <w:t>加6:1</w:t>
+        </w:r>
+      </w:hyperlink>
+      <w:r>
+        <w:rPr>
+          <w:lang w:val="zh_TW" w:bidi="zh_TW"/>
+        </w:rPr>
+        <w:t>），反對信仰的人（</w:t>
+      </w:r>
+      <w:hyperlink r:id="rId26">
+        <w:r>
+          <w:rPr>
+            <w:lang w:val="zh_TW" w:bidi="zh_TW"/>
+          </w:rPr>
+          <w:rPr>
+            <w:color w:val="0000EE"/>
+            <w:u w:val="single"/>
+          </w:rPr>
+          <w:t>提後2:25</w:t>
+        </w:r>
+      </w:hyperlink>
+      <w:r>
+        <w:rPr>
+          <w:lang w:val="zh_TW" w:bidi="zh_TW"/>
+        </w:rPr>
+        <w:t>），或無知和被誤導的人（</w:t>
+      </w:r>
+      <w:hyperlink r:id="rId33">
+        <w:r>
+          <w:rPr>
+            <w:lang w:val="zh_TW" w:bidi="zh_TW"/>
+          </w:rPr>
+          <w:rPr>
+            <w:color w:val="0000EE"/>
+            <w:u w:val="single"/>
+          </w:rPr>
+          <w:t>來5:2</w:t>
+        </w:r>
+      </w:hyperlink>
+      <w:r>
+        <w:rPr>
+          <w:lang w:val="zh_TW" w:bidi="zh_TW"/>
+        </w:rPr>
+        <w:t>）。</w:t>
+      </w:r>
+      <w:r>
+        <w:rPr>
+          <w:lang w:val="zh_TW" w:bidi="zh_TW"/>
+        </w:rPr>
+      </w:r>
+      <w:r>
+        <w:rPr>
+          <w:lang w:val="zh_TW" w:bidi="zh_TW"/>
+        </w:rPr>
       </w:r>
     </w:p>
     <w:p>
@@ -316,11 +733,435 @@
           <w:lang w:val="zh_TW" w:bidi="zh_TW"/>
         </w:rPr>
       </w:r>
-      <w:r>
-        <w:rPr>
-          <w:lang w:val="zh_TW" w:bidi="zh_TW"/>
-        </w:rPr>
-        <w:t>成年人瞎眼的原因可能包括：</w:t>
+    </w:p>
+    <w:p>
+      <w:pPr>
+        <w:pStyle w:val="Heading2"/>
+      </w:pPr>
+      <w:r>
+        <w:rPr>
+          <w:lang w:val="zh_TW" w:bidi="zh_TW"/>
+        </w:rPr>
+        <w:t>瘟疫</w:t>
+      </w:r>
+      <w:r>
+        <w:rPr>
+          <w:lang w:val="zh_TW" w:bidi="zh_TW"/>
+        </w:rPr>
+      </w:r>
+    </w:p>
+    <w:p>
+      <w:pPr/>
+      <w:r>
+        <w:rPr>
+          <w:lang w:val="zh_TW" w:bidi="zh_TW"/>
+        </w:rPr>
+      </w:r>
+      <w:r>
+        <w:rPr>
+          <w:lang w:val="zh_TW" w:bidi="zh_TW"/>
+        </w:rPr>
+        <w:t>這是指疾病、災害或疫病的詞語（一種廣泛流行並造成大量死亡的疾病）。聖經中的「瘟疫」並不是指某一種特定疾病，而是泛指各種疾病（</w:t>
+      </w:r>
+      <w:hyperlink r:id="rId34">
+        <w:r>
+          <w:rPr>
+            <w:lang w:val="zh_TW" w:bidi="zh_TW"/>
+          </w:rPr>
+          <w:rPr>
+            <w:color w:val="0000EE"/>
+            <w:u w:val="single"/>
+          </w:rPr>
+          <w:t>王上8:37</w:t>
+        </w:r>
+      </w:hyperlink>
+      <w:r>
+        <w:rPr>
+          <w:lang w:val="zh_TW" w:bidi="zh_TW"/>
+        </w:rPr>
+        <w:t>；</w:t>
+      </w:r>
+      <w:hyperlink r:id="rId35">
+        <w:r>
+          <w:rPr>
+            <w:lang w:val="zh_TW" w:bidi="zh_TW"/>
+          </w:rPr>
+          <w:rPr>
+            <w:color w:val="0000EE"/>
+            <w:u w:val="single"/>
+          </w:rPr>
+          <w:t>路7:21</w:t>
+        </w:r>
+      </w:hyperlink>
+      <w:r>
+        <w:rPr>
+          <w:lang w:val="zh_TW" w:bidi="zh_TW"/>
+        </w:rPr>
+        <w:t>）。「瘟疫」也可以指大規模流行的疾病或廣泛性的災害，也可指埃及的十災（</w:t>
+      </w:r>
+      <w:hyperlink r:id="rId36">
+        <w:r>
+          <w:rPr>
+            <w:lang w:val="zh_TW" w:bidi="zh_TW"/>
+          </w:rPr>
+          <w:rPr>
+            <w:color w:val="0000EE"/>
+            <w:u w:val="single"/>
+          </w:rPr>
+          <w:t>出7–12章</w:t>
+        </w:r>
+      </w:hyperlink>
+      <w:r>
+        <w:rPr>
+          <w:lang w:val="zh_TW" w:bidi="zh_TW"/>
+        </w:rPr>
+        <w:t>）。</w:t>
+      </w:r>
+    </w:p>
+    <w:p>
+      <w:pPr/>
+      <w:r>
+        <w:rPr>
+          <w:lang w:val="zh_TW" w:bidi="zh_TW"/>
+        </w:rPr>
+      </w:r>
+      <w:r>
+        <w:rPr>
+          <w:lang w:val="zh_TW" w:bidi="zh_TW"/>
+        </w:rPr>
+        <w:t>希伯來人認為，瘟疫是神審判人的一種方式。神曾警告以色列人，如果他們犯罪，祂就會降瘟疫懲罰他們（</w:t>
+      </w:r>
+      <w:hyperlink r:id="rId37">
+        <w:r>
+          <w:rPr>
+            <w:lang w:val="zh_TW" w:bidi="zh_TW"/>
+          </w:rPr>
+          <w:rPr>
+            <w:color w:val="0000EE"/>
+            <w:u w:val="single"/>
+          </w:rPr>
+          <w:t>利26:21</w:t>
+        </w:r>
+      </w:hyperlink>
+      <w:r>
+        <w:rPr>
+          <w:lang w:val="zh_TW" w:bidi="zh_TW"/>
+        </w:rPr>
+        <w:t>），埃及所遭受的災禍，也完全出於神（</w:t>
+      </w:r>
+      <w:hyperlink r:id="rId38">
+        <w:r>
+          <w:rPr>
+            <w:lang w:val="zh_TW" w:bidi="zh_TW"/>
+          </w:rPr>
+          <w:rPr>
+            <w:color w:val="0000EE"/>
+            <w:u w:val="single"/>
+          </w:rPr>
+          <w:t>書24:5</w:t>
+        </w:r>
+      </w:hyperlink>
+      <w:r>
+        <w:rPr>
+          <w:lang w:val="zh_TW" w:bidi="zh_TW"/>
+        </w:rPr>
+        <w:t>）。舊約聖經中的瘟疫顯明神掌管自然界的運行，正如基督在新約聖經中所行的神蹟一樣。</w:t>
+      </w:r>
+    </w:p>
+    <w:p>
+      <w:pPr/>
+      <w:r>
+        <w:rPr>
+          <w:lang w:val="zh_TW" w:bidi="zh_TW"/>
+        </w:rPr>
+      </w:r>
+      <w:r>
+        <w:rPr>
+          <w:lang w:val="zh_TW" w:bidi="zh_TW"/>
+        </w:rPr>
+        <w:t>以色列歷史上有一段時期，非利士人在爭戰中獲勝，擄去了神的約櫃（</w:t>
+      </w:r>
+      <w:hyperlink r:id="rId39">
+        <w:r>
+          <w:rPr>
+            <w:lang w:val="zh_TW" w:bidi="zh_TW"/>
+          </w:rPr>
+          <w:rPr>
+            <w:color w:val="0000EE"/>
+            <w:u w:val="single"/>
+          </w:rPr>
+          <w:t>撒上4:10–11</w:t>
+        </w:r>
+      </w:hyperlink>
+      <w:r>
+        <w:rPr>
+          <w:lang w:val="zh_TW" w:bidi="zh_TW"/>
+        </w:rPr>
+        <w:t>）。約櫃安放在亞實突時，神彰顯大能，叫一種致命的疾病開始蔓延，使人長出毒瘡或腫瘤（</w:t>
+      </w:r>
+      <w:hyperlink r:id="rId40">
+        <w:r>
+          <w:rPr>
+            <w:lang w:val="zh_TW" w:bidi="zh_TW"/>
+          </w:rPr>
+          <w:rPr>
+            <w:color w:val="0000EE"/>
+            <w:u w:val="single"/>
+          </w:rPr>
+          <w:t>撒上5:6</w:t>
+        </w:r>
+      </w:hyperlink>
+      <w:r>
+        <w:rPr>
+          <w:lang w:val="zh_TW" w:bidi="zh_TW"/>
+        </w:rPr>
+        <w:t>）。非利士人把約櫃送到迦特後，那裡男女老幼的腹股溝部位長出腫瘤（</w:t>
+      </w:r>
+      <w:hyperlink r:id="rId41">
+        <w:r>
+          <w:rPr>
+            <w:lang w:val="zh_TW" w:bidi="zh_TW"/>
+          </w:rPr>
+          <w:rPr>
+            <w:color w:val="0000EE"/>
+            <w:u w:val="single"/>
+          </w:rPr>
+          <w:t>撒上5:9</w:t>
+        </w:r>
+      </w:hyperlink>
+      <w:r>
+        <w:rPr>
+          <w:lang w:val="zh_TW" w:bidi="zh_TW"/>
+        </w:rPr>
+        <w:t>）。後來，約櫃又被送到下一座城以革倫，也發生了同樣的事，導致許多人死亡（</w:t>
+      </w:r>
+      <w:hyperlink r:id="rId42">
+        <w:r>
+          <w:rPr>
+            <w:lang w:val="zh_TW" w:bidi="zh_TW"/>
+          </w:rPr>
+          <w:rPr>
+            <w:color w:val="0000EE"/>
+            <w:u w:val="single"/>
+          </w:rPr>
+          <w:t>撒上5:12</w:t>
+        </w:r>
+      </w:hyperlink>
+      <w:r>
+        <w:rPr>
+          <w:lang w:val="zh_TW" w:bidi="zh_TW"/>
+        </w:rPr>
+        <w:t>）。</w:t>
+      </w:r>
+    </w:p>
+    <w:p>
+      <w:pPr/>
+      <w:r>
+        <w:rPr>
+          <w:lang w:val="zh_TW" w:bidi="zh_TW"/>
+        </w:rPr>
+      </w:r>
+      <w:r>
+        <w:rPr>
+          <w:lang w:val="zh_TW" w:bidi="zh_TW"/>
+        </w:rPr>
+        <w:t>七個月後，非利士人決定把神的約櫃送回以色列。他們同時獻上贖愆祭，就是五個金老鼠和五個金痔瘡（</w:t>
+      </w:r>
+      <w:hyperlink r:id="rId43">
+        <w:r>
+          <w:rPr>
+            <w:lang w:val="zh_TW" w:bidi="zh_TW"/>
+          </w:rPr>
+          <w:rPr>
+            <w:color w:val="0000EE"/>
+            <w:u w:val="single"/>
+          </w:rPr>
+          <w:t>撒上6:1–4</w:t>
+        </w:r>
+      </w:hyperlink>
+      <w:r>
+        <w:rPr>
+          <w:lang w:val="zh_TW" w:bidi="zh_TW"/>
+        </w:rPr>
+        <w:t>）。非利士人的祭司和占卜者認為，他們遭受的瘟疫與遍布全地的鼠群有關，因此選擇這樣的供物（</w:t>
+      </w:r>
+      <w:hyperlink r:id="rId44">
+        <w:r>
+          <w:rPr>
+            <w:lang w:val="zh_TW" w:bidi="zh_TW"/>
+          </w:rPr>
+          <w:rPr>
+            <w:color w:val="0000EE"/>
+            <w:u w:val="single"/>
+          </w:rPr>
+          <w:t>撒上6:5</w:t>
+        </w:r>
+      </w:hyperlink>
+      <w:r>
+        <w:rPr>
+          <w:lang w:val="zh_TW" w:bidi="zh_TW"/>
+        </w:rPr>
+        <w:t>）。神的約櫃從非利士人那裡送回後，首先來到的以色列村莊是伯·示麥。當地的人因觀看約櫃而受罰，也染上同樣的疾病（</w:t>
+      </w:r>
+      <w:hyperlink r:id="rId45">
+        <w:r>
+          <w:rPr>
+            <w:lang w:val="zh_TW" w:bidi="zh_TW"/>
+          </w:rPr>
+          <w:rPr>
+            <w:color w:val="0000EE"/>
+            <w:u w:val="single"/>
+          </w:rPr>
+          <w:t>撒上6:19</w:t>
+        </w:r>
+      </w:hyperlink>
+      <w:r>
+        <w:rPr>
+          <w:lang w:val="zh_TW" w:bidi="zh_TW"/>
+        </w:rPr>
+        <w:t>）。伯·示麥因此有50,070人死亡。</w:t>
+      </w:r>
+    </w:p>
+    <w:p>
+      <w:pPr/>
+      <w:r>
+        <w:rPr>
+          <w:lang w:val="zh_TW" w:bidi="zh_TW"/>
+        </w:rPr>
+      </w:r>
+      <w:r>
+        <w:rPr>
+          <w:i/>
+          <w:lang w:val="zh_TW" w:bidi="zh_TW"/>
+        </w:rPr>
+        <w:t>另見</w:t>
+      </w:r>
+      <w:r>
+        <w:rPr>
+          <w:lang w:val="zh_TW" w:bidi="zh_TW"/>
+        </w:rPr>
+        <w:t xml:space="preserve"> </w:t>
+      </w:r>
+      <w:r>
+        <w:rPr>
+          <w:lang w:val="zh_TW" w:bidi="zh_TW"/>
+        </w:rPr>
+        <w:t>災病</w:t>
+      </w:r>
+      <w:r>
+        <w:rPr>
+          <w:lang w:val="zh_TW" w:bidi="zh_TW"/>
+        </w:rPr>
+        <w:t>；</w:t>
+      </w:r>
+      <w:r>
+        <w:rPr>
+          <w:lang w:val="zh_TW" w:bidi="zh_TW"/>
+        </w:rPr>
+        <w:t>出埃及記</w:t>
+      </w:r>
+      <w:r>
+        <w:rPr>
+          <w:lang w:val="zh_TW" w:bidi="zh_TW"/>
+        </w:rPr>
+        <w:t>；</w:t>
+      </w:r>
+      <w:r>
+        <w:rPr>
+          <w:lang w:val="zh_TW" w:bidi="zh_TW"/>
+        </w:rPr>
+        <w:t>瘟疫</w:t>
+      </w:r>
+      <w:r>
+        <w:rPr>
+          <w:lang w:val="zh_TW" w:bidi="zh_TW"/>
+        </w:rPr>
+        <w:t>；</w:t>
+      </w:r>
+      <w:r>
+        <w:rPr>
+          <w:lang w:val="zh_TW" w:bidi="zh_TW"/>
+        </w:rPr>
+        <w:t>埃及十災</w:t>
+      </w:r>
+      <w:r>
+        <w:rPr>
+          <w:lang w:val="zh_TW" w:bidi="zh_TW"/>
+        </w:rPr>
+        <w:t>。</w:t>
+      </w:r>
+      <w:r>
+        <w:rPr>
+          <w:lang w:val="zh_TW" w:bidi="zh_TW"/>
+        </w:rPr>
+      </w:r>
+      <w:r>
+        <w:rPr>
+          <w:lang w:val="zh_TW" w:bidi="zh_TW"/>
+        </w:rPr>
+      </w:r>
+    </w:p>
+    <w:p>
+      <w:pPr/>
+      <w:r>
+        <w:rPr>
+          <w:lang w:val="zh_TW" w:bidi="zh_TW"/>
+        </w:rPr>
+      </w:r>
+    </w:p>
+    <w:p>
+      <w:pPr>
+        <w:pStyle w:val="Heading2"/>
+      </w:pPr>
+      <w:r>
+        <w:rPr>
+          <w:lang w:val="zh_TW" w:bidi="zh_TW"/>
+        </w:rPr>
+        <w:t>文士</w:t>
+      </w:r>
+      <w:r>
+        <w:rPr>
+          <w:lang w:val="zh_TW" w:bidi="zh_TW"/>
+        </w:rPr>
+      </w:r>
+    </w:p>
+    <w:p>
+      <w:pPr/>
+      <w:r>
+        <w:rPr>
+          <w:lang w:val="zh_TW" w:bidi="zh_TW"/>
+        </w:rPr>
+      </w:r>
+      <w:r>
+        <w:rPr>
+          <w:lang w:val="zh_TW" w:bidi="zh_TW"/>
+        </w:rPr>
+        <w:t>指舊約時代早期，那些負責書寫和記錄資訊的人。在巴比倫被擄歸回之後，文士成為一個學者階層，為百姓做教導、抄寫和解釋猶太律法的工作。他們在福音書中主要作為耶穌的對手出現。</w:t>
+      </w:r>
+    </w:p>
+    <w:p>
+      <w:pPr>
+        <w:pStyle w:val="Heading3"/>
+      </w:pPr>
+      <w:r>
+        <w:rPr>
+          <w:lang w:val="zh_TW" w:bidi="zh_TW"/>
+        </w:rPr>
+        <w:t>巴比倫被擄前的文士</w:t>
+      </w:r>
+    </w:p>
+    <w:p>
+      <w:pPr/>
+      <w:r>
+        <w:rPr>
+          <w:lang w:val="zh_TW" w:bidi="zh_TW"/>
+        </w:rPr>
+      </w:r>
+      <w:r>
+        <w:rPr>
+          <w:lang w:val="zh_TW" w:bidi="zh_TW"/>
+        </w:rPr>
+        <w:t>在古代以色列，閱讀和書寫的能力並不普及，公共生活的各個方面都需要專業人士。這似乎是聖經對「文士」一詞最早的理解，並無特別的宗教意涵。文士負責保存記錄或抄寫</w:t>
       </w:r>
     </w:p>
     <w:p>
@@ -338,7 +1179,25 @@
         <w:rPr>
           <w:lang w:val="zh_TW" w:bidi="zh_TW"/>
         </w:rPr>
-        <w:t>瘧疾</w:t>
+        <w:t>法律文件（</w:t>
+      </w:r>
+      <w:hyperlink r:id="rId46">
+        <w:r>
+          <w:rPr>
+            <w:lang w:val="zh_TW" w:bidi="zh_TW"/>
+          </w:rPr>
+          <w:rPr>
+            <w:color w:val="0000EE"/>
+            <w:u w:val="single"/>
+          </w:rPr>
+          <w:t>耶32:12</w:t>
+        </w:r>
+      </w:hyperlink>
+      <w:r>
+        <w:rPr>
+          <w:lang w:val="zh_TW" w:bidi="zh_TW"/>
+        </w:rPr>
+        <w:t>），</w:t>
       </w:r>
     </w:p>
     <w:p>
@@ -356,7 +1215,25 @@
         <w:rPr>
           <w:lang w:val="zh_TW" w:bidi="zh_TW"/>
         </w:rPr>
-        <w:t>長時間暴露在沙塵暴中</w:t>
+        <w:t>軍事檔案（</w:t>
+      </w:r>
+      <w:hyperlink r:id="rId47">
+        <w:r>
+          <w:rPr>
+            <w:lang w:val="zh_TW" w:bidi="zh_TW"/>
+          </w:rPr>
+          <w:rPr>
+            <w:color w:val="0000EE"/>
+            <w:u w:val="single"/>
+          </w:rPr>
+          <w:t>代下26:11</w:t>
+        </w:r>
+      </w:hyperlink>
+      <w:r>
+        <w:rPr>
+          <w:lang w:val="zh_TW" w:bidi="zh_TW"/>
+        </w:rPr>
+        <w:t>），</w:t>
       </w:r>
     </w:p>
     <w:p>
@@ -374,7 +1251,43 @@
         <w:rPr>
           <w:lang w:val="zh_TW" w:bidi="zh_TW"/>
         </w:rPr>
-        <w:t>曠野中的陽光刺眼</w:t>
+        <w:t>其它公文（</w:t>
+      </w:r>
+      <w:hyperlink r:id="rId48">
+        <w:r>
+          <w:rPr>
+            <w:lang w:val="zh_TW" w:bidi="zh_TW"/>
+          </w:rPr>
+          <w:rPr>
+            <w:color w:val="0000EE"/>
+            <w:u w:val="single"/>
+          </w:rPr>
+          <w:t>士8:14</w:t>
+        </w:r>
+      </w:hyperlink>
+      <w:r>
+        <w:rPr>
+          <w:lang w:val="zh_TW" w:bidi="zh_TW"/>
+        </w:rPr>
+        <w:t>；</w:t>
+      </w:r>
+      <w:hyperlink r:id="rId49">
+        <w:r>
+          <w:rPr>
+            <w:lang w:val="zh_TW" w:bidi="zh_TW"/>
+          </w:rPr>
+          <w:rPr>
+            <w:color w:val="0000EE"/>
+            <w:u w:val="single"/>
+          </w:rPr>
+          <w:t>賽50:1</w:t>
+        </w:r>
+      </w:hyperlink>
+      <w:r>
+        <w:rPr>
+          <w:lang w:val="zh_TW" w:bidi="zh_TW"/>
+        </w:rPr>
+        <w:t>），或</w:t>
       </w:r>
     </w:p>
     <w:p>
@@ -392,7 +1305,39 @@
         <w:rPr>
           <w:lang w:val="zh_TW" w:bidi="zh_TW"/>
         </w:rPr>
-        <w:t>意外受傷</w:t>
+        <w:t>私人書信（</w:t>
+      </w:r>
+      <w:hyperlink r:id="rId50">
+        <w:r>
+          <w:rPr>
+            <w:lang w:val="zh_TW" w:bidi="zh_TW"/>
+          </w:rPr>
+          <w:rPr>
+            <w:color w:val="0000EE"/>
+            <w:u w:val="single"/>
+          </w:rPr>
+          <w:t>耶36:18</w:t>
+        </w:r>
+      </w:hyperlink>
+      <w:r>
+        <w:rPr>
+          <w:lang w:val="zh_TW" w:bidi="zh_TW"/>
+        </w:rPr>
+        <w:t>）。</w:t>
+      </w:r>
+    </w:p>
+    <w:p>
+      <w:pPr/>
+      <w:r>
+        <w:rPr>
+          <w:lang w:val="zh_TW" w:bidi="zh_TW"/>
+        </w:rPr>
+      </w:r>
+      <w:r>
+        <w:rPr>
+          <w:lang w:val="zh_TW" w:bidi="zh_TW"/>
+        </w:rPr>
+        <w:t>文士對於王室行政至關重要。文士長通常擔任</w:t>
       </w:r>
     </w:p>
     <w:p>
@@ -410,25 +1355,43 @@
         <w:rPr>
           <w:lang w:val="zh_TW" w:bidi="zh_TW"/>
         </w:rPr>
-        <w:t>懲罰（如參孫，</w:t>
-      </w:r>
-      <w:hyperlink r:id="rId14">
-        <w:r>
-          <w:rPr>
-            <w:lang w:val="zh_TW" w:bidi="zh_TW"/>
-          </w:rPr>
-          <w:rPr>
-            <w:color w:val="0000EE"/>
-            <w:u w:val="single"/>
-          </w:rPr>
-          <w:t>士16:21</w:t>
-        </w:r>
-      </w:hyperlink>
-      <w:r>
-        <w:rPr>
-          <w:lang w:val="zh_TW" w:bidi="zh_TW"/>
-        </w:rPr>
-        <w:t>）</w:t>
+        <w:t>王室書記（</w:t>
+      </w:r>
+      <w:hyperlink r:id="rId51">
+        <w:r>
+          <w:rPr>
+            <w:lang w:val="zh_TW" w:bidi="zh_TW"/>
+          </w:rPr>
+          <w:rPr>
+            <w:color w:val="0000EE"/>
+            <w:u w:val="single"/>
+          </w:rPr>
+          <w:t>王上4:3</w:t>
+        </w:r>
+      </w:hyperlink>
+      <w:r>
+        <w:rPr>
+          <w:lang w:val="zh_TW" w:bidi="zh_TW"/>
+        </w:rPr>
+        <w:t>；</w:t>
+      </w:r>
+      <w:hyperlink r:id="rId52">
+        <w:r>
+          <w:rPr>
+            <w:lang w:val="zh_TW" w:bidi="zh_TW"/>
+          </w:rPr>
+          <w:rPr>
+            <w:color w:val="0000EE"/>
+            <w:u w:val="single"/>
+          </w:rPr>
+          <w:t>代下24:11</w:t>
+        </w:r>
+      </w:hyperlink>
+      <w:r>
+        <w:rPr>
+          <w:lang w:val="zh_TW" w:bidi="zh_TW"/>
+        </w:rPr>
+        <w:t>），</w:t>
       </w:r>
     </w:p>
     <w:p>
@@ -446,18 +1409,18 @@
         <w:rPr>
           <w:lang w:val="zh_TW" w:bidi="zh_TW"/>
         </w:rPr>
-        <w:t>年老（</w:t>
-      </w:r>
-      <w:hyperlink r:id="rId15">
-        <w:r>
-          <w:rPr>
-            <w:lang w:val="zh_TW" w:bidi="zh_TW"/>
-          </w:rPr>
-          <w:rPr>
-            <w:color w:val="0000EE"/>
-            <w:u w:val="single"/>
-          </w:rPr>
-          <w:t>創27:1</w:t>
+        <w:t>謀士（</w:t>
+      </w:r>
+      <w:hyperlink r:id="rId53">
+        <w:r>
+          <w:rPr>
+            <w:lang w:val="zh_TW" w:bidi="zh_TW"/>
+          </w:rPr>
+          <w:rPr>
+            <w:color w:val="0000EE"/>
+            <w:u w:val="single"/>
+          </w:rPr>
+          <w:t>撒下8:16–17</w:t>
         </w:r>
       </w:hyperlink>
       <w:r>
@@ -466,16 +1429,34 @@
         </w:rPr>
         <w:t>；</w:t>
       </w:r>
-      <w:hyperlink r:id="rId16">
-        <w:r>
-          <w:rPr>
-            <w:lang w:val="zh_TW" w:bidi="zh_TW"/>
-          </w:rPr>
-          <w:rPr>
-            <w:color w:val="0000EE"/>
-            <w:u w:val="single"/>
-          </w:rPr>
-          <w:t>撒上4:15</w:t>
+      <w:hyperlink r:id="rId54">
+        <w:r>
+          <w:rPr>
+            <w:lang w:val="zh_TW" w:bidi="zh_TW"/>
+          </w:rPr>
+          <w:rPr>
+            <w:color w:val="0000EE"/>
+            <w:u w:val="single"/>
+          </w:rPr>
+          <w:t>王下18:18</w:t>
+        </w:r>
+      </w:hyperlink>
+      <w:r>
+        <w:rPr>
+          <w:lang w:val="zh_TW" w:bidi="zh_TW"/>
+        </w:rPr>
+        <w:t>，</w:t>
+      </w:r>
+      <w:hyperlink r:id="rId55">
+        <w:r>
+          <w:rPr>
+            <w:lang w:val="zh_TW" w:bidi="zh_TW"/>
+          </w:rPr>
+          <w:rPr>
+            <w:color w:val="0000EE"/>
+            <w:u w:val="single"/>
+          </w:rPr>
+          <w:t>22:12</w:t>
         </w:r>
       </w:hyperlink>
       <w:r>
@@ -484,34 +1465,77 @@
         </w:rPr>
         <w:t>；</w:t>
       </w:r>
-      <w:hyperlink r:id="rId17">
-        <w:r>
-          <w:rPr>
-            <w:lang w:val="zh_TW" w:bidi="zh_TW"/>
-          </w:rPr>
-          <w:rPr>
-            <w:color w:val="0000EE"/>
-            <w:u w:val="single"/>
-          </w:rPr>
-          <w:t>王上14:4</w:t>
-        </w:r>
-      </w:hyperlink>
-      <w:r>
-        <w:rPr>
-          <w:lang w:val="zh_TW" w:bidi="zh_TW"/>
-        </w:rPr>
-        <w:t>）</w:t>
+      <w:hyperlink r:id="rId56">
+        <w:r>
+          <w:rPr>
+            <w:lang w:val="zh_TW" w:bidi="zh_TW"/>
+          </w:rPr>
+          <w:rPr>
+            <w:color w:val="0000EE"/>
+            <w:u w:val="single"/>
+          </w:rPr>
+          <w:t>代上27:32</w:t>
+        </w:r>
+      </w:hyperlink>
+      <w:r>
+        <w:rPr>
+          <w:lang w:val="zh_TW" w:bidi="zh_TW"/>
+        </w:rPr>
+        <w:t>；</w:t>
+      </w:r>
+      <w:hyperlink r:id="rId57">
+        <w:r>
+          <w:rPr>
+            <w:lang w:val="zh_TW" w:bidi="zh_TW"/>
+          </w:rPr>
+          <w:rPr>
+            <w:color w:val="0000EE"/>
+            <w:u w:val="single"/>
+          </w:rPr>
+          <w:t>賽36:3</w:t>
+        </w:r>
+      </w:hyperlink>
+      <w:r>
+        <w:rPr>
+          <w:lang w:val="zh_TW" w:bidi="zh_TW"/>
+        </w:rPr>
+        <w:t>），和</w:t>
       </w:r>
     </w:p>
     <w:p>
       <w:pPr>
-        <w:pStyle w:val="Heading3"/>
-      </w:pPr>
-      <w:r>
-        <w:rPr>
-          <w:lang w:val="zh_TW" w:bidi="zh_TW"/>
-        </w:rPr>
-        <w:t>舊約中的瞎眼</w:t>
+        <w:pStyle w:val="ListBullet"/>
+        <w:spacing w:line="240" w:lineRule="auto"/>
+        <w:ind w:left="720"/>
+      </w:pPr>
+      <w:r>
+        <w:rPr>
+          <w:lang w:val="zh_TW" w:bidi="zh_TW"/>
+        </w:rPr>
+      </w:r>
+      <w:r>
+        <w:rPr>
+          <w:lang w:val="zh_TW" w:bidi="zh_TW"/>
+        </w:rPr>
+        <w:t>財務監督（</w:t>
+      </w:r>
+      <w:hyperlink r:id="rId58">
+        <w:r>
+          <w:rPr>
+            <w:lang w:val="zh_TW" w:bidi="zh_TW"/>
+          </w:rPr>
+          <w:rPr>
+            <w:color w:val="0000EE"/>
+            <w:u w:val="single"/>
+          </w:rPr>
+          <w:t>王下22:3–4</w:t>
+        </w:r>
+      </w:hyperlink>
+      <w:r>
+        <w:rPr>
+          <w:lang w:val="zh_TW" w:bidi="zh_TW"/>
+        </w:rPr>
+        <w:t>）。</w:t>
       </w:r>
     </w:p>
     <w:p>
@@ -525,54 +1549,36 @@
         <w:rPr>
           <w:lang w:val="zh_TW" w:bidi="zh_TW"/>
         </w:rPr>
-        <w:t>舊約聖經要求特別關心瞎子（</w:t>
-      </w:r>
-      <w:hyperlink r:id="rId18">
-        <w:r>
-          <w:rPr>
-            <w:lang w:val="zh_TW" w:bidi="zh_TW"/>
-          </w:rPr>
-          <w:rPr>
-            <w:color w:val="0000EE"/>
-            <w:u w:val="single"/>
-          </w:rPr>
-          <w:t>利19:14</w:t>
-        </w:r>
-      </w:hyperlink>
-      <w:r>
-        <w:rPr>
-          <w:lang w:val="zh_TW" w:bidi="zh_TW"/>
-        </w:rPr>
-        <w:t>）。誤導瞎子的人會受到懲罰（</w:t>
-      </w:r>
-      <w:hyperlink r:id="rId19">
-        <w:r>
-          <w:rPr>
-            <w:lang w:val="zh_TW" w:bidi="zh_TW"/>
-          </w:rPr>
-          <w:rPr>
-            <w:color w:val="0000EE"/>
-            <w:u w:val="single"/>
-          </w:rPr>
-          <w:t>申27:18</w:t>
-        </w:r>
-      </w:hyperlink>
-      <w:r>
-        <w:rPr>
-          <w:lang w:val="zh_TW" w:bidi="zh_TW"/>
-        </w:rPr>
-        <w:t>）。不允許瞎子擔任祭司（</w:t>
-      </w:r>
-      <w:hyperlink r:id="rId20">
-        <w:r>
-          <w:rPr>
-            <w:lang w:val="zh_TW" w:bidi="zh_TW"/>
-          </w:rPr>
-          <w:rPr>
-            <w:color w:val="0000EE"/>
-            <w:u w:val="single"/>
-          </w:rPr>
-          <w:t>利21:18</w:t>
+        <w:t>書記也與祭司職分有關，負責聖殿的紀錄工作（</w:t>
+      </w:r>
+      <w:hyperlink r:id="rId59">
+        <w:r>
+          <w:rPr>
+            <w:lang w:val="zh_TW" w:bidi="zh_TW"/>
+          </w:rPr>
+          <w:rPr>
+            <w:color w:val="0000EE"/>
+            <w:u w:val="single"/>
+          </w:rPr>
+          <w:t>代上24:6</w:t>
+        </w:r>
+      </w:hyperlink>
+      <w:r>
+        <w:rPr>
+          <w:lang w:val="zh_TW" w:bidi="zh_TW"/>
+        </w:rPr>
+        <w:t>；</w:t>
+      </w:r>
+      <w:hyperlink r:id="rId60">
+        <w:r>
+          <w:rPr>
+            <w:lang w:val="zh_TW" w:bidi="zh_TW"/>
+          </w:rPr>
+          <w:rPr>
+            <w:color w:val="0000EE"/>
+            <w:u w:val="single"/>
+          </w:rPr>
+          <w:t>代下34:13–15</w:t>
         </w:r>
       </w:hyperlink>
       <w:r>
@@ -590,7 +1596,7 @@
         <w:rPr>
           <w:lang w:val="zh_TW" w:bidi="zh_TW"/>
         </w:rPr>
-        <w:t>新約中的瞎眼</w:t>
+        <w:t>巴比倫被擄歸回後的文士</w:t>
       </w:r>
     </w:p>
     <w:p>
@@ -604,43 +1610,609 @@
         <w:rPr>
           <w:lang w:val="zh_TW" w:bidi="zh_TW"/>
         </w:rPr>
-        <w:t>耶穌的醫治事工應驗了預言，讓瞎子得看見（</w:t>
-      </w:r>
-      <w:hyperlink r:id="rId21">
-        <w:r>
-          <w:rPr>
-            <w:lang w:val="zh_TW" w:bidi="zh_TW"/>
-          </w:rPr>
-          <w:rPr>
-            <w:color w:val="0000EE"/>
-            <w:u w:val="single"/>
-          </w:rPr>
-          <w:t>路4:18</w:t>
-        </w:r>
-      </w:hyperlink>
-      <w:r>
-        <w:rPr>
-          <w:lang w:val="zh_TW" w:bidi="zh_TW"/>
-        </w:rPr>
-        <w:t>）。耶穌恢復視力的能力證明給施洗約翰看，祂就是彌賽亞（</w:t>
-      </w:r>
-      <w:hyperlink r:id="rId22">
-        <w:r>
-          <w:rPr>
-            <w:lang w:val="zh_TW" w:bidi="zh_TW"/>
-          </w:rPr>
-          <w:rPr>
-            <w:color w:val="0000EE"/>
-            <w:u w:val="single"/>
-          </w:rPr>
-          <w:t>太11:5</w:t>
-        </w:r>
-      </w:hyperlink>
-      <w:r>
-        <w:rPr>
-          <w:lang w:val="zh_TW" w:bidi="zh_TW"/>
-        </w:rPr>
-        <w:t>）。耶穌曾醫治：</w:t>
+        <w:t>猶太人被擄歸回後，在以斯拉和尼希米的領導下，猶太信仰傳統得以重建。此時「文士」一詞更具體地指那些聚集在一起，研究並解釋妥拉（猶太律法）的人。文士成為教師的專業，能給猶太百姓準確保存並解釋摩西律法。在這時期的開始，以斯拉被視為理想的文士，他是「通達耶和華誡命和賜以色列之律例的文士」（</w:t>
+      </w:r>
+      <w:hyperlink r:id="rId61">
+        <w:r>
+          <w:rPr>
+            <w:lang w:val="zh_TW" w:bidi="zh_TW"/>
+          </w:rPr>
+          <w:rPr>
+            <w:color w:val="0000EE"/>
+            <w:u w:val="single"/>
+          </w:rPr>
+          <w:t>拉7:11</w:t>
+        </w:r>
+      </w:hyperlink>
+      <w:r>
+        <w:rPr>
+          <w:lang w:val="zh_TW" w:bidi="zh_TW"/>
+        </w:rPr>
+        <w:t>）。</w:t>
+      </w:r>
+    </w:p>
+    <w:p>
+      <w:pPr/>
+      <w:r>
+        <w:rPr>
+          <w:lang w:val="zh_TW" w:bidi="zh_TW"/>
+        </w:rPr>
+      </w:r>
+      <w:r>
+        <w:rPr>
+          <w:lang w:val="zh_TW" w:bidi="zh_TW"/>
+        </w:rPr>
+        <w:t>便西拉智訓（</w:t>
+      </w:r>
+      <w:r>
+        <w:rPr>
+          <w:lang w:val="zh_TW" w:bidi="zh_TW"/>
+        </w:rPr>
+        <w:t>The book of Sirach</w:t>
+      </w:r>
+      <w:r>
+        <w:rPr>
+          <w:lang w:val="zh_TW" w:bidi="zh_TW"/>
+        </w:rPr>
+        <w:t>）</w:t>
+      </w:r>
+      <w:r>
+        <w:rPr>
+          <w:lang w:val="zh_TW" w:bidi="zh_TW"/>
+        </w:rPr>
+        <w:t>描述文士是能夠深刻理解經文的隱含意義的人（</w:t>
+      </w:r>
+      <w:hyperlink r:id="rId62">
+        <w:r>
+          <w:rPr>
+            <w:lang w:val="zh_TW" w:bidi="zh_TW"/>
+          </w:rPr>
+          <w:rPr>
+            <w:color w:val="0000EE"/>
+            <w:u w:val="single"/>
+          </w:rPr>
+          <w:t>便西拉智訓39:2–3</w:t>
+        </w:r>
+      </w:hyperlink>
+      <w:r>
+        <w:rPr>
+          <w:lang w:val="zh_TW" w:bidi="zh_TW"/>
+        </w:rPr>
+        <w:t>），這種理解源於他勤奮研究律法、先知書和聖卷的結果（</w:t>
+      </w:r>
+      <w:hyperlink r:id="rId63">
+        <w:r>
+          <w:rPr>
+            <w:lang w:val="zh_TW" w:bidi="zh_TW"/>
+          </w:rPr>
+          <w:rPr>
+            <w:color w:val="0000EE"/>
+            <w:u w:val="single"/>
+          </w:rPr>
+          <w:t>38:24</w:t>
+        </w:r>
+      </w:hyperlink>
+      <w:r>
+        <w:rPr>
+          <w:lang w:val="zh_TW" w:bidi="zh_TW"/>
+        </w:rPr>
+        <w:t>及以下，</w:t>
+      </w:r>
+      <w:hyperlink r:id="rId64">
+        <w:r>
+          <w:rPr>
+            <w:lang w:val="zh_TW" w:bidi="zh_TW"/>
+          </w:rPr>
+          <w:rPr>
+            <w:color w:val="0000EE"/>
+            <w:u w:val="single"/>
+          </w:rPr>
+          <w:t>39:1</w:t>
+        </w:r>
+      </w:hyperlink>
+      <w:r>
+        <w:rPr>
+          <w:lang w:val="zh_TW" w:bidi="zh_TW"/>
+        </w:rPr>
+        <w:t>）。因此，文士能夠為百姓和國擔任審判官和謀士（</w:t>
+      </w:r>
+      <w:hyperlink r:id="rId65">
+        <w:r>
+          <w:rPr>
+            <w:lang w:val="zh_TW" w:bidi="zh_TW"/>
+          </w:rPr>
+          <w:rPr>
+            <w:color w:val="0000EE"/>
+            <w:u w:val="single"/>
+          </w:rPr>
+          <w:t>38:33</w:t>
+        </w:r>
+      </w:hyperlink>
+      <w:r>
+        <w:rPr>
+          <w:lang w:val="zh_TW" w:bidi="zh_TW"/>
+        </w:rPr>
+        <w:t>，</w:t>
+      </w:r>
+      <w:hyperlink r:id="rId66">
+        <w:r>
+          <w:rPr>
+            <w:lang w:val="zh_TW" w:bidi="zh_TW"/>
+          </w:rPr>
+          <w:rPr>
+            <w:color w:val="0000EE"/>
+            <w:u w:val="single"/>
+          </w:rPr>
+          <w:t>39:4–8</w:t>
+        </w:r>
+      </w:hyperlink>
+      <w:r>
+        <w:rPr>
+          <w:lang w:val="zh_TW" w:bidi="zh_TW"/>
+        </w:rPr>
+        <w:t>）。由於文士在一個由律法統治的社會中有不可或缺的地位，他應當受到世世代代的讚譽和尊敬（</w:t>
+      </w:r>
+      <w:hyperlink r:id="rId67">
+        <w:r>
+          <w:rPr>
+            <w:lang w:val="zh_TW" w:bidi="zh_TW"/>
+          </w:rPr>
+          <w:rPr>
+            <w:color w:val="0000EE"/>
+            <w:u w:val="single"/>
+          </w:rPr>
+          <w:t>39:9</w:t>
+        </w:r>
+      </w:hyperlink>
+      <w:r>
+        <w:rPr>
+          <w:lang w:val="zh_TW" w:bidi="zh_TW"/>
+        </w:rPr>
+        <w:t>）。到公元前二世紀，文士成為猶太社會中一個相當獨特的階級。從這時期開始，文士與法利賽人的興起有密切聯繫，多數文士都隸屬於他們（見新約中的密切關係：</w:t>
+      </w:r>
+      <w:hyperlink r:id="rId68">
+        <w:r>
+          <w:rPr>
+            <w:lang w:val="zh_TW" w:bidi="zh_TW"/>
+          </w:rPr>
+          <w:rPr>
+            <w:color w:val="0000EE"/>
+            <w:u w:val="single"/>
+          </w:rPr>
+          <w:t>太5:20</w:t>
+        </w:r>
+      </w:hyperlink>
+      <w:r>
+        <w:rPr>
+          <w:lang w:val="zh_TW" w:bidi="zh_TW"/>
+        </w:rPr>
+        <w:t>，</w:t>
+      </w:r>
+      <w:hyperlink r:id="rId69">
+        <w:r>
+          <w:rPr>
+            <w:lang w:val="zh_TW" w:bidi="zh_TW"/>
+          </w:rPr>
+          <w:rPr>
+            <w:color w:val="0000EE"/>
+            <w:u w:val="single"/>
+          </w:rPr>
+          <w:t>12:38，</w:t>
+        </w:r>
+      </w:hyperlink>
+      <w:hyperlink r:id="rId70">
+        <w:r>
+          <w:rPr>
+            <w:lang w:val="zh_TW" w:bidi="zh_TW"/>
+          </w:rPr>
+          <w:rPr>
+            <w:color w:val="0000EE"/>
+            <w:u w:val="single"/>
+          </w:rPr>
+          <w:t>15:1</w:t>
+        </w:r>
+      </w:hyperlink>
+      <w:r>
+        <w:rPr>
+          <w:lang w:val="zh_TW" w:bidi="zh_TW"/>
+        </w:rPr>
+        <w:t>；</w:t>
+      </w:r>
+      <w:hyperlink r:id="rId71">
+        <w:r>
+          <w:rPr>
+            <w:lang w:val="zh_TW" w:bidi="zh_TW"/>
+          </w:rPr>
+          <w:rPr>
+            <w:color w:val="0000EE"/>
+            <w:u w:val="single"/>
+          </w:rPr>
+          <w:t>可7:5</w:t>
+        </w:r>
+      </w:hyperlink>
+      <w:r>
+        <w:rPr>
+          <w:lang w:val="zh_TW" w:bidi="zh_TW"/>
+        </w:rPr>
+        <w:t>；</w:t>
+      </w:r>
+      <w:hyperlink r:id="rId72">
+        <w:r>
+          <w:rPr>
+            <w:lang w:val="zh_TW" w:bidi="zh_TW"/>
+          </w:rPr>
+          <w:rPr>
+            <w:color w:val="0000EE"/>
+            <w:u w:val="single"/>
+          </w:rPr>
+          <w:t>路6:7</w:t>
+        </w:r>
+      </w:hyperlink>
+      <w:r>
+        <w:rPr>
+          <w:lang w:val="zh_TW" w:bidi="zh_TW"/>
+        </w:rPr>
+        <w:t>）。</w:t>
+      </w:r>
+    </w:p>
+    <w:p>
+      <w:pPr>
+        <w:pStyle w:val="Heading3"/>
+      </w:pPr>
+      <w:r>
+        <w:rPr>
+          <w:lang w:val="zh_TW" w:bidi="zh_TW"/>
+        </w:rPr>
+        <w:t>訓練和地位</w:t>
+      </w:r>
+    </w:p>
+    <w:p>
+      <w:pPr/>
+      <w:r>
+        <w:rPr>
+          <w:lang w:val="zh_TW" w:bidi="zh_TW"/>
+        </w:rPr>
+      </w:r>
+      <w:r>
+        <w:rPr>
+          <w:lang w:val="zh_TW" w:bidi="zh_TW"/>
+        </w:rPr>
+        <w:t>最初，文士都是在祭司家族中接受訓練，這些家族成員從事同樣的職業，且代代相傳。身為這些家族的一員，他們的工作就有了保障（</w:t>
+      </w:r>
+      <w:hyperlink r:id="rId73">
+        <w:r>
+          <w:rPr>
+            <w:lang w:val="zh_TW" w:bidi="zh_TW"/>
+          </w:rPr>
+          <w:rPr>
+            <w:color w:val="0000EE"/>
+            <w:u w:val="single"/>
+          </w:rPr>
+          <w:t>代上2:55</w:t>
+        </w:r>
+      </w:hyperlink>
+      <w:r>
+        <w:rPr>
+          <w:lang w:val="zh_TW" w:bidi="zh_TW"/>
+        </w:rPr>
+        <w:t>）。後來，所有社會階層的人都可接受相關訓練。到耶穌時代，許多有影響力的文士來自非祭司家庭。訓練從年幼時開始，在教師或拉比的個別指導下進行。拉比教導有關猶太律法的所有內容及其解釋。</w:t>
+      </w:r>
+    </w:p>
+    <w:p>
+      <w:pPr/>
+      <w:r>
+        <w:rPr>
+          <w:lang w:val="zh_TW" w:bidi="zh_TW"/>
+        </w:rPr>
+      </w:r>
+      <w:r>
+        <w:rPr>
+          <w:lang w:val="zh_TW" w:bidi="zh_TW"/>
+        </w:rPr>
+        <w:t>由於摩西書寫的律法無法直接應對被擄歸回後的各種情況，文士的技能成為了一個極其重要的貢獻。他們建立的「口傳律法（oral law）」被視為與書面猶太律法同等重要。因此，對於那些渴望取悅神的人來說，這些律法同樣具有約束力（見</w:t>
+      </w:r>
+      <w:hyperlink r:id="rId74">
+        <w:r>
+          <w:rPr>
+            <w:lang w:val="zh_TW" w:bidi="zh_TW"/>
+          </w:rPr>
+          <w:rPr>
+            <w:color w:val="0000EE"/>
+            <w:u w:val="single"/>
+          </w:rPr>
+          <w:t>可7:6–13</w:t>
+        </w:r>
+      </w:hyperlink>
+      <w:r>
+        <w:rPr>
+          <w:lang w:val="zh_TW" w:bidi="zh_TW"/>
+        </w:rPr>
+        <w:t>）。由於文士有專業知識，他們參與猶太公會，即充當以色列最高法院的長老議會。文士是該公會中唯一來自非大祭司和長老等最高社會階層的成員（</w:t>
+      </w:r>
+      <w:hyperlink r:id="rId75">
+        <w:r>
+          <w:rPr>
+            <w:lang w:val="zh_TW" w:bidi="zh_TW"/>
+          </w:rPr>
+          <w:rPr>
+            <w:color w:val="0000EE"/>
+            <w:u w:val="single"/>
+          </w:rPr>
+          <w:t>太26:57</w:t>
+        </w:r>
+      </w:hyperlink>
+      <w:r>
+        <w:rPr>
+          <w:lang w:val="zh_TW" w:bidi="zh_TW"/>
+        </w:rPr>
+        <w:t>；</w:t>
+      </w:r>
+      <w:hyperlink r:id="rId76">
+        <w:r>
+          <w:rPr>
+            <w:lang w:val="zh_TW" w:bidi="zh_TW"/>
+          </w:rPr>
+          <w:rPr>
+            <w:color w:val="0000EE"/>
+            <w:u w:val="single"/>
+          </w:rPr>
+          <w:t>可14:43、53</w:t>
+        </w:r>
+      </w:hyperlink>
+      <w:r>
+        <w:rPr>
+          <w:lang w:val="zh_TW" w:bidi="zh_TW"/>
+        </w:rPr>
+        <w:t>；</w:t>
+      </w:r>
+      <w:hyperlink r:id="rId77">
+        <w:r>
+          <w:rPr>
+            <w:lang w:val="zh_TW" w:bidi="zh_TW"/>
+          </w:rPr>
+          <w:rPr>
+            <w:color w:val="0000EE"/>
+            <w:u w:val="single"/>
+          </w:rPr>
+          <w:t>路22:66</w:t>
+        </w:r>
+      </w:hyperlink>
+      <w:r>
+        <w:rPr>
+          <w:lang w:val="zh_TW" w:bidi="zh_TW"/>
+        </w:rPr>
+        <w:t>；</w:t>
+      </w:r>
+      <w:hyperlink r:id="rId78">
+        <w:r>
+          <w:rPr>
+            <w:lang w:val="zh_TW" w:bidi="zh_TW"/>
+          </w:rPr>
+          <w:rPr>
+            <w:color w:val="0000EE"/>
+            <w:u w:val="single"/>
+          </w:rPr>
+          <w:t>徒23:9</w:t>
+        </w:r>
+      </w:hyperlink>
+      <w:r>
+        <w:rPr>
+          <w:lang w:val="zh_TW" w:bidi="zh_TW"/>
+        </w:rPr>
+        <w:t>）。</w:t>
+      </w:r>
+    </w:p>
+    <w:p>
+      <w:pPr/>
+      <w:r>
+        <w:rPr>
+          <w:lang w:val="zh_TW" w:bidi="zh_TW"/>
+        </w:rPr>
+      </w:r>
+      <w:r>
+        <w:rPr>
+          <w:lang w:val="zh_TW" w:bidi="zh_TW"/>
+        </w:rPr>
+        <w:t>文士在猶太社區中備受尊敬。他們是猶太律法的權威教師，不僅在聖殿內（</w:t>
+      </w:r>
+      <w:hyperlink r:id="rId79">
+        <w:r>
+          <w:rPr>
+            <w:lang w:val="zh_TW" w:bidi="zh_TW"/>
+          </w:rPr>
+          <w:rPr>
+            <w:color w:val="0000EE"/>
+            <w:u w:val="single"/>
+          </w:rPr>
+          <w:t>路2:46</w:t>
+        </w:r>
+      </w:hyperlink>
+      <w:r>
+        <w:rPr>
+          <w:lang w:val="zh_TW" w:bidi="zh_TW"/>
+        </w:rPr>
+        <w:t>），也在猶太和加利利的各會堂中（</w:t>
+      </w:r>
+      <w:hyperlink r:id="rId80">
+        <w:r>
+          <w:rPr>
+            <w:lang w:val="zh_TW" w:bidi="zh_TW"/>
+          </w:rPr>
+          <w:rPr>
+            <w:color w:val="0000EE"/>
+            <w:u w:val="single"/>
+          </w:rPr>
+          <w:t>5:17</w:t>
+        </w:r>
+      </w:hyperlink>
+      <w:r>
+        <w:rPr>
+          <w:lang w:val="zh_TW" w:bidi="zh_TW"/>
+        </w:rPr>
+        <w:t>）教導。他們同時也是公會的重要成員，穿著特製的長衣（</w:t>
+      </w:r>
+      <w:hyperlink r:id="rId81">
+        <w:r>
+          <w:rPr>
+            <w:lang w:val="zh_TW" w:bidi="zh_TW"/>
+          </w:rPr>
+          <w:rPr>
+            <w:color w:val="0000EE"/>
+            <w:u w:val="single"/>
+          </w:rPr>
+          <w:t>可12:38</w:t>
+        </w:r>
+      </w:hyperlink>
+      <w:r>
+        <w:rPr>
+          <w:lang w:val="zh_TW" w:bidi="zh_TW"/>
+        </w:rPr>
+        <w:t>），下擺有作為紀念的穗子，並在手臂上佩戴裝有經文的「佩經盒（</w:t>
+      </w:r>
+      <w:r>
+        <w:rPr>
+          <w:lang w:val="zh_TW" w:bidi="zh_TW"/>
+        </w:rPr>
+        <w:t>prayer boxes</w:t>
+      </w:r>
+      <w:r>
+        <w:rPr>
+          <w:lang w:val="zh_TW" w:bidi="zh_TW"/>
+        </w:rPr>
+        <w:t>）」（</w:t>
+      </w:r>
+      <w:hyperlink r:id="rId82">
+        <w:r>
+          <w:rPr>
+            <w:lang w:val="zh_TW" w:bidi="zh_TW"/>
+          </w:rPr>
+          <w:rPr>
+            <w:color w:val="0000EE"/>
+            <w:u w:val="single"/>
+          </w:rPr>
+          <w:t>太23:5</w:t>
+        </w:r>
+      </w:hyperlink>
+      <w:r>
+        <w:rPr>
+          <w:lang w:val="zh_TW" w:bidi="zh_TW"/>
+        </w:rPr>
+        <w:t>）。這樣的服裝使他們備受注目，吸引人在街上向他們問安（</w:t>
+      </w:r>
+      <w:hyperlink r:id="rId81">
+        <w:r>
+          <w:rPr>
+            <w:lang w:val="zh_TW" w:bidi="zh_TW"/>
+          </w:rPr>
+          <w:rPr>
+            <w:color w:val="0000EE"/>
+            <w:u w:val="single"/>
+          </w:rPr>
+          <w:t>可12:38</w:t>
+        </w:r>
+      </w:hyperlink>
+      <w:r>
+        <w:rPr>
+          <w:lang w:val="zh_TW" w:bidi="zh_TW"/>
+        </w:rPr>
+        <w:t>）。他們被尊稱為「拉比」或「師傅」（</w:t>
+      </w:r>
+      <w:hyperlink r:id="rId83">
+        <w:r>
+          <w:rPr>
+            <w:lang w:val="zh_TW" w:bidi="zh_TW"/>
+          </w:rPr>
+          <w:rPr>
+            <w:color w:val="0000EE"/>
+            <w:u w:val="single"/>
+          </w:rPr>
+          <w:t>太23:7</w:t>
+        </w:r>
+      </w:hyperlink>
+      <w:r>
+        <w:rPr>
+          <w:lang w:val="zh_TW" w:bidi="zh_TW"/>
+        </w:rPr>
+        <w:t>），在敬拜和社交場合中享有首座（</w:t>
+      </w:r>
+      <w:hyperlink r:id="rId84">
+        <w:r>
+          <w:rPr>
+            <w:lang w:val="zh_TW" w:bidi="zh_TW"/>
+          </w:rPr>
+          <w:rPr>
+            <w:color w:val="0000EE"/>
+            <w:u w:val="single"/>
+          </w:rPr>
+          <w:t>太23:2</w:t>
+        </w:r>
+      </w:hyperlink>
+      <w:r>
+        <w:rPr>
+          <w:lang w:val="zh_TW" w:bidi="zh_TW"/>
+        </w:rPr>
+        <w:t>；</w:t>
+      </w:r>
+      <w:hyperlink r:id="rId85">
+        <w:r>
+          <w:rPr>
+            <w:lang w:val="zh_TW" w:bidi="zh_TW"/>
+          </w:rPr>
+          <w:rPr>
+            <w:color w:val="0000EE"/>
+            <w:u w:val="single"/>
+          </w:rPr>
+          <w:t>可12:39</w:t>
+        </w:r>
+      </w:hyperlink>
+      <w:r>
+        <w:rPr>
+          <w:lang w:val="zh_TW" w:bidi="zh_TW"/>
+        </w:rPr>
+        <w:t>；</w:t>
+      </w:r>
+      <w:hyperlink r:id="rId86">
+        <w:r>
+          <w:rPr>
+            <w:lang w:val="zh_TW" w:bidi="zh_TW"/>
+          </w:rPr>
+          <w:rPr>
+            <w:color w:val="0000EE"/>
+            <w:u w:val="single"/>
+          </w:rPr>
+          <w:t>路20:46</w:t>
+        </w:r>
+      </w:hyperlink>
+      <w:r>
+        <w:rPr>
+          <w:lang w:val="zh_TW" w:bidi="zh_TW"/>
+        </w:rPr>
+        <w:t>）。</w:t>
+      </w:r>
+    </w:p>
+    <w:p>
+      <w:pPr>
+        <w:pStyle w:val="Heading3"/>
+      </w:pPr>
+      <w:r>
+        <w:rPr>
+          <w:lang w:val="zh_TW" w:bidi="zh_TW"/>
+        </w:rPr>
+        <w:t>耶穌時代的文士</w:t>
+      </w:r>
+    </w:p>
+    <w:p>
+      <w:pPr/>
+      <w:r>
+        <w:rPr>
+          <w:lang w:val="zh_TW" w:bidi="zh_TW"/>
+        </w:rPr>
+      </w:r>
+      <w:r>
+        <w:rPr>
+          <w:lang w:val="zh_TW" w:bidi="zh_TW"/>
+        </w:rPr>
+        <w:t>在耶穌的事工期間，文士主要是那些對猶太律法的要求極為關注的人。路加稱文士為「律法師」，藉此向他的外邦（非猶太）聽眾和讀者說明文士的主要職責是解釋猶太律法。文士經常批評耶穌，他們多次指責耶穌違反猶太律法，例如：</w:t>
       </w:r>
     </w:p>
     <w:p>
@@ -658,36 +2230,36 @@
         <w:rPr>
           <w:lang w:val="zh_TW" w:bidi="zh_TW"/>
         </w:rPr>
-        <w:t>加利利的兩個瞎子（</w:t>
-      </w:r>
-      <w:hyperlink r:id="rId23">
-        <w:r>
-          <w:rPr>
-            <w:lang w:val="zh_TW" w:bidi="zh_TW"/>
-          </w:rPr>
-          <w:rPr>
-            <w:color w:val="0000EE"/>
-            <w:u w:val="single"/>
-          </w:rPr>
-          <w:t>太9:27</w:t>
-        </w:r>
-      </w:hyperlink>
-      <w:r>
-        <w:rPr>
-          <w:lang w:val="zh_TW" w:bidi="zh_TW"/>
-        </w:rPr>
-        <w:t>–</w:t>
-      </w:r>
-      <w:hyperlink r:id="rId23">
-        <w:r>
-          <w:rPr>
-            <w:lang w:val="zh_TW" w:bidi="zh_TW"/>
-          </w:rPr>
-          <w:rPr>
-            <w:color w:val="0000EE"/>
-            <w:u w:val="single"/>
-          </w:rPr>
-          <w:t>30</w:t>
+        <w:t>當耶穌赦免罪人時（</w:t>
+      </w:r>
+      <w:hyperlink r:id="rId87">
+        <w:r>
+          <w:rPr>
+            <w:lang w:val="zh_TW" w:bidi="zh_TW"/>
+          </w:rPr>
+          <w:rPr>
+            <w:color w:val="0000EE"/>
+            <w:u w:val="single"/>
+          </w:rPr>
+          <w:t>太9:1–3</w:t>
+        </w:r>
+      </w:hyperlink>
+      <w:r>
+        <w:rPr>
+          <w:lang w:val="zh_TW" w:bidi="zh_TW"/>
+        </w:rPr>
+        <w:t>；</w:t>
+      </w:r>
+      <w:hyperlink r:id="rId88">
+        <w:r>
+          <w:rPr>
+            <w:lang w:val="zh_TW" w:bidi="zh_TW"/>
+          </w:rPr>
+          <w:rPr>
+            <w:color w:val="0000EE"/>
+            <w:u w:val="single"/>
+          </w:rPr>
+          <w:t>路5:17–26</w:t>
         </w:r>
       </w:hyperlink>
       <w:r>
@@ -712,43 +2284,43 @@
         <w:rPr>
           <w:lang w:val="zh_TW" w:bidi="zh_TW"/>
         </w:rPr>
-        <w:t>伯賽大的一個瞎子（</w:t>
-      </w:r>
-      <w:hyperlink r:id="rId24">
-        <w:r>
-          <w:rPr>
-            <w:lang w:val="zh_TW" w:bidi="zh_TW"/>
-          </w:rPr>
-          <w:rPr>
-            <w:color w:val="0000EE"/>
-            <w:u w:val="single"/>
-          </w:rPr>
-          <w:t>可8:22</w:t>
-        </w:r>
-      </w:hyperlink>
-      <w:r>
-        <w:rPr>
-          <w:lang w:val="zh_TW" w:bidi="zh_TW"/>
-        </w:rPr>
-        <w:t>–</w:t>
-      </w:r>
-      <w:hyperlink r:id="rId24">
-        <w:r>
-          <w:rPr>
-            <w:lang w:val="zh_TW" w:bidi="zh_TW"/>
-          </w:rPr>
-          <w:rPr>
-            <w:color w:val="0000EE"/>
-            <w:u w:val="single"/>
-          </w:rPr>
-          <w:t>26</w:t>
-        </w:r>
-      </w:hyperlink>
-      <w:r>
-        <w:rPr>
-          <w:lang w:val="zh_TW" w:bidi="zh_TW"/>
-        </w:rPr>
-        <w:t>）</w:t>
+        <w:t>當他們認為耶穌在安息日工作（</w:t>
+      </w:r>
+      <w:hyperlink r:id="rId89">
+        <w:r>
+          <w:rPr>
+            <w:lang w:val="zh_TW" w:bidi="zh_TW"/>
+          </w:rPr>
+          <w:rPr>
+            <w:color w:val="0000EE"/>
+            <w:u w:val="single"/>
+          </w:rPr>
+          <w:t>路6:1–2</w:t>
+        </w:r>
+      </w:hyperlink>
+      <w:r>
+        <w:rPr>
+          <w:lang w:val="zh_TW" w:bidi="zh_TW"/>
+        </w:rPr>
+        <w:t>）或醫治人時（</w:t>
+      </w:r>
+      <w:hyperlink r:id="rId90">
+        <w:r>
+          <w:rPr>
+            <w:lang w:val="zh_TW" w:bidi="zh_TW"/>
+          </w:rPr>
+          <w:rPr>
+            <w:color w:val="0000EE"/>
+            <w:u w:val="single"/>
+          </w:rPr>
+          <w:t>6–11</w:t>
+        </w:r>
+      </w:hyperlink>
+      <w:r>
+        <w:rPr>
+          <w:lang w:val="zh_TW" w:bidi="zh_TW"/>
+        </w:rPr>
+        <w:t>節），沒有適當遵守安息日</w:t>
       </w:r>
     </w:p>
     <w:p>
@@ -766,144 +2338,36 @@
         <w:rPr>
           <w:lang w:val="zh_TW" w:bidi="zh_TW"/>
         </w:rPr>
-        <w:t>耶路撒冷一個生來瞎眼的人（</w:t>
-      </w:r>
-      <w:hyperlink r:id="rId25">
-        <w:r>
-          <w:rPr>
-            <w:lang w:val="zh_TW" w:bidi="zh_TW"/>
-          </w:rPr>
-          <w:rPr>
-            <w:color w:val="0000EE"/>
-            <w:u w:val="single"/>
-          </w:rPr>
-          <w:t>約9章</w:t>
-        </w:r>
-      </w:hyperlink>
-      <w:r>
-        <w:rPr>
-          <w:lang w:val="zh_TW" w:bidi="zh_TW"/>
-        </w:rPr>
-        <w:t>）</w:t>
-      </w:r>
-    </w:p>
-    <w:p>
-      <w:pPr>
-        <w:pStyle w:val="ListBullet"/>
-        <w:spacing w:line="240" w:lineRule="auto"/>
-        <w:ind w:left="720"/>
-      </w:pPr>
-      <w:r>
-        <w:rPr>
-          <w:lang w:val="zh_TW" w:bidi="zh_TW"/>
-        </w:rPr>
-      </w:r>
-      <w:r>
-        <w:rPr>
-          <w:lang w:val="zh_TW" w:bidi="zh_TW"/>
-        </w:rPr>
-        <w:t>在耶利哥，名叫巴底買的乞丐及其朋友（</w:t>
-      </w:r>
-      <w:hyperlink r:id="rId26">
-        <w:r>
-          <w:rPr>
-            <w:lang w:val="zh_TW" w:bidi="zh_TW"/>
-          </w:rPr>
-          <w:rPr>
-            <w:color w:val="0000EE"/>
-            <w:u w:val="single"/>
-          </w:rPr>
-          <w:t>可10:46</w:t>
-        </w:r>
-      </w:hyperlink>
-      <w:r>
-        <w:rPr>
-          <w:lang w:val="zh_TW" w:bidi="zh_TW"/>
-        </w:rPr>
-        <w:t>–</w:t>
-      </w:r>
-      <w:hyperlink r:id="rId26">
-        <w:r>
-          <w:rPr>
-            <w:lang w:val="zh_TW" w:bidi="zh_TW"/>
-          </w:rPr>
-          <w:rPr>
-            <w:color w:val="0000EE"/>
-            <w:u w:val="single"/>
-          </w:rPr>
-          <w:t>52</w:t>
-        </w:r>
-      </w:hyperlink>
-      <w:r>
-        <w:rPr>
-          <w:lang w:val="zh_TW" w:bidi="zh_TW"/>
-        </w:rPr>
-        <w:t>；參</w:t>
-      </w:r>
-      <w:hyperlink r:id="rId27">
-        <w:r>
-          <w:rPr>
-            <w:lang w:val="zh_TW" w:bidi="zh_TW"/>
-          </w:rPr>
-          <w:rPr>
-            <w:color w:val="0000EE"/>
-            <w:u w:val="single"/>
-          </w:rPr>
-          <w:t>太20:30</w:t>
-        </w:r>
-      </w:hyperlink>
-      <w:r>
-        <w:rPr>
-          <w:lang w:val="zh_TW" w:bidi="zh_TW"/>
-        </w:rPr>
-        <w:t>–</w:t>
-      </w:r>
-      <w:hyperlink r:id="rId27">
-        <w:r>
-          <w:rPr>
-            <w:lang w:val="zh_TW" w:bidi="zh_TW"/>
-          </w:rPr>
-          <w:rPr>
-            <w:color w:val="0000EE"/>
-            <w:u w:val="single"/>
-          </w:rPr>
-          <w:t>34</w:t>
-        </w:r>
-      </w:hyperlink>
-      <w:r>
-        <w:rPr>
-          <w:lang w:val="zh_TW" w:bidi="zh_TW"/>
-        </w:rPr>
-        <w:t>；</w:t>
-      </w:r>
-      <w:hyperlink r:id="rId28">
-        <w:r>
-          <w:rPr>
-            <w:lang w:val="zh_TW" w:bidi="zh_TW"/>
-          </w:rPr>
-          <w:rPr>
-            <w:color w:val="0000EE"/>
-            <w:u w:val="single"/>
-          </w:rPr>
-          <w:t>路18:35</w:t>
-        </w:r>
-      </w:hyperlink>
-      <w:r>
-        <w:rPr>
-          <w:lang w:val="zh_TW" w:bidi="zh_TW"/>
-        </w:rPr>
-        <w:t>–</w:t>
-      </w:r>
-      <w:hyperlink r:id="rId28">
-        <w:r>
-          <w:rPr>
-            <w:lang w:val="zh_TW" w:bidi="zh_TW"/>
-          </w:rPr>
-          <w:rPr>
-            <w:color w:val="0000EE"/>
-            <w:u w:val="single"/>
-          </w:rPr>
-          <w:t>43</w:t>
+        <w:t>當他們發現耶穌不遵守他們的儀式性洗手禮（</w:t>
+      </w:r>
+      <w:hyperlink r:id="rId91">
+        <w:r>
+          <w:rPr>
+            <w:lang w:val="zh_TW" w:bidi="zh_TW"/>
+          </w:rPr>
+          <w:rPr>
+            <w:color w:val="0000EE"/>
+            <w:u w:val="single"/>
+          </w:rPr>
+          <w:t>可7:2–5</w:t>
+        </w:r>
+      </w:hyperlink>
+      <w:r>
+        <w:rPr>
+          <w:lang w:val="zh_TW" w:bidi="zh_TW"/>
+        </w:rPr>
+        <w:t>）且忽視禁食的做法時（</w:t>
+      </w:r>
+      <w:hyperlink r:id="rId92">
+        <w:r>
+          <w:rPr>
+            <w:lang w:val="zh_TW" w:bidi="zh_TW"/>
+          </w:rPr>
+          <w:rPr>
+            <w:color w:val="0000EE"/>
+            <w:u w:val="single"/>
+          </w:rPr>
+          <w:t>路5:33–39</w:t>
         </w:r>
       </w:hyperlink>
       <w:r>
@@ -924,72 +2388,288 @@
         <w:rPr>
           <w:lang w:val="zh_TW" w:bidi="zh_TW"/>
         </w:rPr>
-        <w:t>有時，耶穌即時醫治瞎子（</w:t>
-      </w:r>
-      <w:hyperlink r:id="rId29">
-        <w:r>
-          <w:rPr>
-            <w:lang w:val="zh_TW" w:bidi="zh_TW"/>
-          </w:rPr>
-          <w:rPr>
-            <w:color w:val="0000EE"/>
-            <w:u w:val="single"/>
-          </w:rPr>
-          <w:t>可10:52</w:t>
-        </w:r>
-      </w:hyperlink>
-      <w:r>
-        <w:rPr>
-          <w:lang w:val="zh_TW" w:bidi="zh_TW"/>
-        </w:rPr>
-        <w:t>）。有時，祂藉由行動進行醫治，例如用泥和水（</w:t>
-      </w:r>
-      <w:hyperlink r:id="rId30">
-        <w:r>
-          <w:rPr>
-            <w:lang w:val="zh_TW" w:bidi="zh_TW"/>
-          </w:rPr>
-          <w:rPr>
-            <w:color w:val="0000EE"/>
-            <w:u w:val="single"/>
-          </w:rPr>
-          <w:t>約9:6</w:t>
-        </w:r>
-      </w:hyperlink>
-      <w:r>
-        <w:rPr>
-          <w:lang w:val="zh_TW" w:bidi="zh_TW"/>
-        </w:rPr>
-        <w:t>–</w:t>
-      </w:r>
-      <w:hyperlink r:id="rId30">
-        <w:r>
-          <w:rPr>
-            <w:lang w:val="zh_TW" w:bidi="zh_TW"/>
-          </w:rPr>
-          <w:rPr>
-            <w:color w:val="0000EE"/>
-            <w:u w:val="single"/>
-          </w:rPr>
-          <w:t>11</w:t>
-        </w:r>
-      </w:hyperlink>
-      <w:r>
-        <w:rPr>
-          <w:lang w:val="zh_TW" w:bidi="zh_TW"/>
-        </w:rPr>
-        <w:t>）或唾沫（</w:t>
-      </w:r>
-      <w:hyperlink r:id="rId31">
-        <w:r>
-          <w:rPr>
-            <w:lang w:val="zh_TW" w:bidi="zh_TW"/>
-          </w:rPr>
-          <w:rPr>
-            <w:color w:val="0000EE"/>
-            <w:u w:val="single"/>
-          </w:rPr>
-          <w:t>可8:23</w:t>
+        <w:t>不出意料，他們特別反對耶穌與猶太社會中的不潔淨者（禮儀上不潔）和被排斥者交往（</w:t>
+      </w:r>
+      <w:hyperlink r:id="rId93">
+        <w:r>
+          <w:rPr>
+            <w:lang w:val="zh_TW" w:bidi="zh_TW"/>
+          </w:rPr>
+          <w:rPr>
+            <w:color w:val="0000EE"/>
+            <w:u w:val="single"/>
+          </w:rPr>
+          <w:t>可2:16–17</w:t>
+        </w:r>
+      </w:hyperlink>
+      <w:r>
+        <w:rPr>
+          <w:lang w:val="zh_TW" w:bidi="zh_TW"/>
+        </w:rPr>
+        <w:t>；</w:t>
+      </w:r>
+      <w:hyperlink r:id="rId94">
+        <w:r>
+          <w:rPr>
+            <w:lang w:val="zh_TW" w:bidi="zh_TW"/>
+          </w:rPr>
+          <w:rPr>
+            <w:color w:val="0000EE"/>
+            <w:u w:val="single"/>
+          </w:rPr>
+          <w:t>路15:1–2</w:t>
+        </w:r>
+      </w:hyperlink>
+      <w:r>
+        <w:rPr>
+          <w:lang w:val="zh_TW" w:bidi="zh_TW"/>
+        </w:rPr>
+        <w:t>）。他們經常試圖用有關猶太律法的問題來陷害耶穌（</w:t>
+      </w:r>
+      <w:hyperlink r:id="rId71">
+        <w:r>
+          <w:rPr>
+            <w:lang w:val="zh_TW" w:bidi="zh_TW"/>
+          </w:rPr>
+          <w:rPr>
+            <w:color w:val="0000EE"/>
+            <w:u w:val="single"/>
+          </w:rPr>
+          <w:t>可7:5</w:t>
+        </w:r>
+      </w:hyperlink>
+      <w:r>
+        <w:rPr>
+          <w:lang w:val="zh_TW" w:bidi="zh_TW"/>
+        </w:rPr>
+        <w:t>，</w:t>
+      </w:r>
+      <w:hyperlink r:id="rId95">
+        <w:r>
+          <w:rPr>
+            <w:lang w:val="zh_TW" w:bidi="zh_TW"/>
+          </w:rPr>
+          <w:rPr>
+            <w:color w:val="0000EE"/>
+            <w:u w:val="single"/>
+          </w:rPr>
+          <w:t>12:28、35</w:t>
+        </w:r>
+      </w:hyperlink>
+      <w:r>
+        <w:rPr>
+          <w:lang w:val="zh_TW" w:bidi="zh_TW"/>
+        </w:rPr>
+        <w:t>；</w:t>
+      </w:r>
+      <w:hyperlink r:id="rId96">
+        <w:r>
+          <w:rPr>
+            <w:lang w:val="zh_TW" w:bidi="zh_TW"/>
+          </w:rPr>
+          <w:rPr>
+            <w:color w:val="0000EE"/>
+            <w:u w:val="single"/>
+          </w:rPr>
+          <w:t>路11:53</w:t>
+        </w:r>
+      </w:hyperlink>
+      <w:r>
+        <w:rPr>
+          <w:lang w:val="zh_TW" w:bidi="zh_TW"/>
+        </w:rPr>
+        <w:t>；</w:t>
+      </w:r>
+      <w:hyperlink r:id="rId97">
+        <w:r>
+          <w:rPr>
+            <w:lang w:val="zh_TW" w:bidi="zh_TW"/>
+          </w:rPr>
+          <w:rPr>
+            <w:color w:val="0000EE"/>
+            <w:u w:val="single"/>
+          </w:rPr>
+          <w:t>約8:3–4</w:t>
+        </w:r>
+      </w:hyperlink>
+      <w:r>
+        <w:rPr>
+          <w:lang w:val="zh_TW" w:bidi="zh_TW"/>
+        </w:rPr>
+        <w:t>）。他們要求耶穌明確表明自己的身份（</w:t>
+      </w:r>
+      <w:hyperlink r:id="rId69">
+        <w:r>
+          <w:rPr>
+            <w:lang w:val="zh_TW" w:bidi="zh_TW"/>
+          </w:rPr>
+          <w:rPr>
+            <w:color w:val="0000EE"/>
+            <w:u w:val="single"/>
+          </w:rPr>
+          <w:t>太12:38</w:t>
+        </w:r>
+      </w:hyperlink>
+      <w:r>
+        <w:rPr>
+          <w:lang w:val="zh_TW" w:bidi="zh_TW"/>
+        </w:rPr>
+        <w:t>），並揭示祂行神蹟的權柄來源（</w:t>
+      </w:r>
+      <w:hyperlink r:id="rId98">
+        <w:r>
+          <w:rPr>
+            <w:lang w:val="zh_TW" w:bidi="zh_TW"/>
+          </w:rPr>
+          <w:rPr>
+            <w:color w:val="0000EE"/>
+            <w:u w:val="single"/>
+          </w:rPr>
+          <w:t>可3:22</w:t>
+        </w:r>
+      </w:hyperlink>
+      <w:r>
+        <w:rPr>
+          <w:lang w:val="zh_TW" w:bidi="zh_TW"/>
+        </w:rPr>
+        <w:t>；</w:t>
+      </w:r>
+      <w:hyperlink r:id="rId99">
+        <w:r>
+          <w:rPr>
+            <w:lang w:val="zh_TW" w:bidi="zh_TW"/>
+          </w:rPr>
+          <w:rPr>
+            <w:color w:val="0000EE"/>
+            <w:u w:val="single"/>
+          </w:rPr>
+          <w:t>路20:1–4</w:t>
+        </w:r>
+      </w:hyperlink>
+      <w:r>
+        <w:rPr>
+          <w:lang w:val="zh_TW" w:bidi="zh_TW"/>
+        </w:rPr>
+        <w:t>）。儘管有少數文士接受耶穌（</w:t>
+      </w:r>
+      <w:hyperlink r:id="rId100">
+        <w:r>
+          <w:rPr>
+            <w:lang w:val="zh_TW" w:bidi="zh_TW"/>
+          </w:rPr>
+          <w:rPr>
+            <w:color w:val="0000EE"/>
+            <w:u w:val="single"/>
+          </w:rPr>
+          <w:t>太8:19</w:t>
+        </w:r>
+      </w:hyperlink>
+      <w:r>
+        <w:rPr>
+          <w:lang w:val="zh_TW" w:bidi="zh_TW"/>
+        </w:rPr>
+        <w:t>，</w:t>
+      </w:r>
+      <w:hyperlink r:id="rId101">
+        <w:r>
+          <w:rPr>
+            <w:lang w:val="zh_TW" w:bidi="zh_TW"/>
+          </w:rPr>
+          <w:rPr>
+            <w:color w:val="0000EE"/>
+            <w:u w:val="single"/>
+          </w:rPr>
+          <w:t>13:52</w:t>
+        </w:r>
+      </w:hyperlink>
+      <w:r>
+        <w:rPr>
+          <w:lang w:val="zh_TW" w:bidi="zh_TW"/>
+        </w:rPr>
+        <w:t>；</w:t>
+      </w:r>
+      <w:hyperlink r:id="rId102">
+        <w:r>
+          <w:rPr>
+            <w:lang w:val="zh_TW" w:bidi="zh_TW"/>
+          </w:rPr>
+          <w:rPr>
+            <w:color w:val="0000EE"/>
+            <w:u w:val="single"/>
+          </w:rPr>
+          <w:t>可12:32</w:t>
+        </w:r>
+      </w:hyperlink>
+      <w:r>
+        <w:rPr>
+          <w:lang w:val="zh_TW" w:bidi="zh_TW"/>
+        </w:rPr>
+        <w:t>；</w:t>
+      </w:r>
+      <w:hyperlink r:id="rId103">
+        <w:r>
+          <w:rPr>
+            <w:lang w:val="zh_TW" w:bidi="zh_TW"/>
+          </w:rPr>
+          <w:rPr>
+            <w:color w:val="0000EE"/>
+            <w:u w:val="single"/>
+          </w:rPr>
+          <w:t>約3:1–2</w:t>
+        </w:r>
+      </w:hyperlink>
+      <w:r>
+        <w:rPr>
+          <w:lang w:val="zh_TW" w:bidi="zh_TW"/>
+        </w:rPr>
+        <w:t>），但大多數文士對耶穌充滿敵意，這也是由於耶穌的聲望日漸高漲，威脅到他們的權威（</w:t>
+      </w:r>
+      <w:hyperlink r:id="rId104">
+        <w:r>
+          <w:rPr>
+            <w:lang w:val="zh_TW" w:bidi="zh_TW"/>
+          </w:rPr>
+          <w:rPr>
+            <w:color w:val="0000EE"/>
+            <w:u w:val="single"/>
+          </w:rPr>
+          <w:t>太7:29</w:t>
+        </w:r>
+      </w:hyperlink>
+      <w:r>
+        <w:rPr>
+          <w:lang w:val="zh_TW" w:bidi="zh_TW"/>
+        </w:rPr>
+        <w:t>），並危及城鎮的安全（</w:t>
+      </w:r>
+      <w:hyperlink r:id="rId105">
+        <w:r>
+          <w:rPr>
+            <w:lang w:val="zh_TW" w:bidi="zh_TW"/>
+          </w:rPr>
+          <w:rPr>
+            <w:color w:val="0000EE"/>
+            <w:u w:val="single"/>
+          </w:rPr>
+          <w:t>太21:15</w:t>
+        </w:r>
+      </w:hyperlink>
+      <w:r>
+        <w:rPr>
+          <w:lang w:val="zh_TW" w:bidi="zh_TW"/>
+        </w:rPr>
+        <w:t>；</w:t>
+      </w:r>
+      <w:hyperlink r:id="rId106">
+        <w:r>
+          <w:rPr>
+            <w:lang w:val="zh_TW" w:bidi="zh_TW"/>
+          </w:rPr>
+          <w:rPr>
+            <w:color w:val="0000EE"/>
+            <w:u w:val="single"/>
+          </w:rPr>
+          <w:t>可11:18</w:t>
         </w:r>
       </w:hyperlink>
       <w:r>
@@ -1010,61 +2690,97 @@
         <w:rPr>
           <w:lang w:val="zh_TW" w:bidi="zh_TW"/>
         </w:rPr>
-        <w:t>使徒保羅在歸信時一度失明，並在亞拿尼亞面前得醫治（</w:t>
-      </w:r>
-      <w:hyperlink r:id="rId32">
-        <w:r>
-          <w:rPr>
-            <w:lang w:val="zh_TW" w:bidi="zh_TW"/>
-          </w:rPr>
-          <w:rPr>
-            <w:color w:val="0000EE"/>
-            <w:u w:val="single"/>
-          </w:rPr>
-          <w:t>徒9:1</w:t>
-        </w:r>
-      </w:hyperlink>
-      <w:r>
-        <w:rPr>
-          <w:lang w:val="zh_TW" w:bidi="zh_TW"/>
-        </w:rPr>
-        <w:t>–</w:t>
-      </w:r>
-      <w:hyperlink r:id="rId32">
-        <w:r>
-          <w:rPr>
-            <w:lang w:val="zh_TW" w:bidi="zh_TW"/>
-          </w:rPr>
-          <w:rPr>
-            <w:color w:val="0000EE"/>
-            <w:u w:val="single"/>
-          </w:rPr>
-          <w:t>9、18</w:t>
-        </w:r>
-      </w:hyperlink>
-      <w:r>
-        <w:rPr>
-          <w:lang w:val="zh_TW" w:bidi="zh_TW"/>
-        </w:rPr>
-        <w:t>）。後來，保羅因為行法術的以呂馬在塞浦路斯反對他的事工，而使他暫時瞎眼（</w:t>
-      </w:r>
-      <w:hyperlink r:id="rId33">
-        <w:r>
-          <w:rPr>
-            <w:lang w:val="zh_TW" w:bidi="zh_TW"/>
-          </w:rPr>
-          <w:rPr>
-            <w:color w:val="0000EE"/>
-            <w:u w:val="single"/>
-          </w:rPr>
-          <w:t>徒13:11</w:t>
-        </w:r>
-      </w:hyperlink>
-      <w:r>
-        <w:rPr>
-          <w:lang w:val="zh_TW" w:bidi="zh_TW"/>
-        </w:rPr>
-        <w:t>）。</w:t>
+        <w:t>他們反對耶穌的另一個重要原因是耶穌揭露了他們的假冒為善與腐敗。耶穌公開指責他們追求公眾的認可（</w:t>
+      </w:r>
+      <w:hyperlink r:id="rId107">
+        <w:r>
+          <w:rPr>
+            <w:lang w:val="zh_TW" w:bidi="zh_TW"/>
+          </w:rPr>
+          <w:rPr>
+            <w:color w:val="0000EE"/>
+            <w:u w:val="single"/>
+          </w:rPr>
+          <w:t>太23:5–7</w:t>
+        </w:r>
+      </w:hyperlink>
+      <w:r>
+        <w:rPr>
+          <w:lang w:val="zh_TW" w:bidi="zh_TW"/>
+        </w:rPr>
+        <w:t>；</w:t>
+      </w:r>
+      <w:hyperlink r:id="rId108">
+        <w:r>
+          <w:rPr>
+            <w:lang w:val="zh_TW" w:bidi="zh_TW"/>
+          </w:rPr>
+          <w:rPr>
+            <w:color w:val="0000EE"/>
+            <w:u w:val="single"/>
+          </w:rPr>
+          <w:t>可12:38–39</w:t>
+        </w:r>
+      </w:hyperlink>
+      <w:r>
+        <w:rPr>
+          <w:lang w:val="zh_TW" w:bidi="zh_TW"/>
+        </w:rPr>
+        <w:t>；</w:t>
+      </w:r>
+      <w:hyperlink r:id="rId109">
+        <w:r>
+          <w:rPr>
+            <w:lang w:val="zh_TW" w:bidi="zh_TW"/>
+          </w:rPr>
+          <w:rPr>
+            <w:color w:val="0000EE"/>
+            <w:u w:val="single"/>
+          </w:rPr>
+          <w:t>路11:43</w:t>
+        </w:r>
+      </w:hyperlink>
+      <w:r>
+        <w:rPr>
+          <w:lang w:val="zh_TW" w:bidi="zh_TW"/>
+        </w:rPr>
+        <w:t>）。他們外表看似正確和聖潔，內心卻充滿腐敗（</w:t>
+      </w:r>
+      <w:hyperlink r:id="rId110">
+        <w:r>
+          <w:rPr>
+            <w:lang w:val="zh_TW" w:bidi="zh_TW"/>
+          </w:rPr>
+          <w:rPr>
+            <w:color w:val="0000EE"/>
+            <w:u w:val="single"/>
+          </w:rPr>
+          <w:t>太23:25–28</w:t>
+        </w:r>
+      </w:hyperlink>
+      <w:r>
+        <w:rPr>
+          <w:lang w:val="zh_TW" w:bidi="zh_TW"/>
+        </w:rPr>
+        <w:t>；</w:t>
+      </w:r>
+      <w:hyperlink r:id="rId111">
+        <w:r>
+          <w:rPr>
+            <w:lang w:val="zh_TW" w:bidi="zh_TW"/>
+          </w:rPr>
+          <w:rPr>
+            <w:color w:val="0000EE"/>
+            <w:u w:val="single"/>
+          </w:rPr>
+          <w:t>路11:39–41</w:t>
+        </w:r>
+      </w:hyperlink>
+      <w:r>
+        <w:rPr>
+          <w:lang w:val="zh_TW" w:bidi="zh_TW"/>
+        </w:rPr>
+        <w:t>）。換句話說，他們看似遵守所有的規則，但卻缺乏真誠。</w:t>
       </w:r>
     </w:p>
     <w:p>
@@ -1076,50 +2792,135 @@
       </w:r>
       <w:r>
         <w:rPr>
-          <w:i/>
-          <w:lang w:val="zh_TW" w:bidi="zh_TW"/>
-        </w:rPr>
-        <w:t>另見</w:t>
-      </w:r>
-      <w:r>
-        <w:rPr>
-          <w:lang w:val="zh_TW" w:bidi="zh_TW"/>
-        </w:rPr>
-        <w:t xml:space="preserve"> </w:t>
-      </w:r>
-      <w:r>
-        <w:rPr>
-          <w:lang w:val="zh_TW" w:bidi="zh_TW"/>
-        </w:rPr>
-        <w:t>藥物與醫療實踐</w:t>
-      </w:r>
+          <w:lang w:val="zh_TW" w:bidi="zh_TW"/>
+        </w:rPr>
+        <w:t>耶穌也攻擊文士所教導的口傳猶太律法的原則，稱這律法是「重擔」，連文士自己都不遵守（</w:t>
+      </w:r>
+      <w:hyperlink r:id="rId112">
+        <w:r>
+          <w:rPr>
+            <w:lang w:val="zh_TW" w:bidi="zh_TW"/>
+          </w:rPr>
+          <w:rPr>
+            <w:color w:val="0000EE"/>
+            <w:u w:val="single"/>
+          </w:rPr>
+          <w:t>太23:2–4、13–22</w:t>
+        </w:r>
+      </w:hyperlink>
       <w:r>
         <w:rPr>
           <w:lang w:val="zh_TW" w:bidi="zh_TW"/>
         </w:rPr>
         <w:t>；</w:t>
       </w:r>
-      <w:r>
-        <w:rPr>
-          <w:lang w:val="zh_TW" w:bidi="zh_TW"/>
-        </w:rPr>
-        <w:t>災病</w:t>
-      </w:r>
-      <w:r>
-        <w:rPr>
-          <w:lang w:val="zh_TW" w:bidi="zh_TW"/>
-        </w:rPr>
-        <w:t>。</w:t>
-      </w:r>
-      <w:r>
-        <w:rPr>
-          <w:lang w:val="zh_TW" w:bidi="zh_TW"/>
-        </w:rPr>
-      </w:r>
-      <w:r>
-        <w:rPr>
-          <w:lang w:val="zh_TW" w:bidi="zh_TW"/>
-        </w:rPr>
+      <w:hyperlink r:id="rId113">
+        <w:r>
+          <w:rPr>
+            <w:lang w:val="zh_TW" w:bidi="zh_TW"/>
+          </w:rPr>
+          <w:rPr>
+            <w:color w:val="0000EE"/>
+            <w:u w:val="single"/>
+          </w:rPr>
+          <w:t>路11:46</w:t>
+        </w:r>
+      </w:hyperlink>
+      <w:r>
+        <w:rPr>
+          <w:lang w:val="zh_TW" w:bidi="zh_TW"/>
+        </w:rPr>
+        <w:t>）。他們強調律法的細節，卻忽視了更重要的公義、憐憫和信實（</w:t>
+      </w:r>
+      <w:hyperlink r:id="rId114">
+        <w:r>
+          <w:rPr>
+            <w:lang w:val="zh_TW" w:bidi="zh_TW"/>
+          </w:rPr>
+          <w:rPr>
+            <w:color w:val="0000EE"/>
+            <w:u w:val="single"/>
+          </w:rPr>
+          <w:t>太23:23–24</w:t>
+        </w:r>
+      </w:hyperlink>
+      <w:r>
+        <w:rPr>
+          <w:lang w:val="zh_TW" w:bidi="zh_TW"/>
+        </w:rPr>
+        <w:t>；</w:t>
+      </w:r>
+      <w:hyperlink r:id="rId115">
+        <w:r>
+          <w:rPr>
+            <w:lang w:val="zh_TW" w:bidi="zh_TW"/>
+          </w:rPr>
+          <w:rPr>
+            <w:color w:val="0000EE"/>
+            <w:u w:val="single"/>
+          </w:rPr>
+          <w:t>可12:40</w:t>
+        </w:r>
+      </w:hyperlink>
+      <w:r>
+        <w:rPr>
+          <w:lang w:val="zh_TW" w:bidi="zh_TW"/>
+        </w:rPr>
+        <w:t>；</w:t>
+      </w:r>
+      <w:hyperlink r:id="rId116">
+        <w:r>
+          <w:rPr>
+            <w:lang w:val="zh_TW" w:bidi="zh_TW"/>
+          </w:rPr>
+          <w:rPr>
+            <w:color w:val="0000EE"/>
+            <w:u w:val="single"/>
+          </w:rPr>
+          <w:t>路11:42</w:t>
+        </w:r>
+      </w:hyperlink>
+      <w:r>
+        <w:rPr>
+          <w:lang w:val="zh_TW" w:bidi="zh_TW"/>
+        </w:rPr>
+        <w:t>）。他們自視為舊約先知的後裔，但耶穌告訴他們，如果他們活在先知的時代，他們也會殺害那些先知（</w:t>
+      </w:r>
+      <w:hyperlink r:id="rId117">
+        <w:r>
+          <w:rPr>
+            <w:lang w:val="zh_TW" w:bidi="zh_TW"/>
+          </w:rPr>
+          <w:rPr>
+            <w:color w:val="0000EE"/>
+            <w:u w:val="single"/>
+          </w:rPr>
+          <w:t>太23:29–36</w:t>
+        </w:r>
+      </w:hyperlink>
+      <w:r>
+        <w:rPr>
+          <w:lang w:val="zh_TW" w:bidi="zh_TW"/>
+        </w:rPr>
+        <w:t>；</w:t>
+      </w:r>
+      <w:hyperlink r:id="rId118">
+        <w:r>
+          <w:rPr>
+            <w:lang w:val="zh_TW" w:bidi="zh_TW"/>
+          </w:rPr>
+          <w:rPr>
+            <w:color w:val="0000EE"/>
+            <w:u w:val="single"/>
+          </w:rPr>
+          <w:t>路20:9–19</w:t>
+        </w:r>
+      </w:hyperlink>
+      <w:r>
+        <w:rPr>
+          <w:lang w:val="zh_TW" w:bidi="zh_TW"/>
+        </w:rPr>
+        <w:t>）。</w:t>
       </w:r>
     </w:p>
     <w:p>
@@ -1129,21 +2930,137 @@
           <w:lang w:val="zh_TW" w:bidi="zh_TW"/>
         </w:rPr>
       </w:r>
-    </w:p>
-    <w:p>
-      <w:pPr>
-        <w:pStyle w:val="Heading2"/>
-      </w:pPr>
-      <w:r>
-        <w:rPr>
-          <w:lang w:val="zh_TW" w:bidi="zh_TW"/>
-        </w:rPr>
-        <w:t>夏甲</w:t>
-      </w:r>
-      <w:r>
-        <w:rPr>
-          <w:lang w:val="zh_TW" w:bidi="zh_TW"/>
-        </w:rPr>
+      <w:r>
+        <w:rPr>
+          <w:lang w:val="zh_TW" w:bidi="zh_TW"/>
+        </w:rPr>
+        <w:t>因此，文士急於逮捕耶穌並不令人驚訝（</w:t>
+      </w:r>
+      <w:hyperlink r:id="rId119">
+        <w:r>
+          <w:rPr>
+            <w:lang w:val="zh_TW" w:bidi="zh_TW"/>
+          </w:rPr>
+          <w:rPr>
+            <w:color w:val="0000EE"/>
+            <w:u w:val="single"/>
+          </w:rPr>
+          <w:t>可14:1</w:t>
+        </w:r>
+      </w:hyperlink>
+      <w:r>
+        <w:rPr>
+          <w:lang w:val="zh_TW" w:bidi="zh_TW"/>
+        </w:rPr>
+        <w:t>；</w:t>
+      </w:r>
+      <w:hyperlink r:id="rId96">
+        <w:r>
+          <w:rPr>
+            <w:lang w:val="zh_TW" w:bidi="zh_TW"/>
+          </w:rPr>
+          <w:rPr>
+            <w:color w:val="0000EE"/>
+            <w:u w:val="single"/>
+          </w:rPr>
+          <w:t>路11:53</w:t>
+        </w:r>
+      </w:hyperlink>
+      <w:r>
+        <w:rPr>
+          <w:lang w:val="zh_TW" w:bidi="zh_TW"/>
+        </w:rPr>
+        <w:t>）。耶穌對猶太律法的解釋，威脅到了他們在社會中的地位和權柄。文士與他們的對手（猶太祭司）聯手策劃逮捕耶穌（</w:t>
+      </w:r>
+      <w:hyperlink r:id="rId120">
+        <w:r>
+          <w:rPr>
+            <w:lang w:val="zh_TW" w:bidi="zh_TW"/>
+          </w:rPr>
+          <w:rPr>
+            <w:color w:val="0000EE"/>
+            <w:u w:val="single"/>
+          </w:rPr>
+          <w:t>可14:43</w:t>
+        </w:r>
+      </w:hyperlink>
+      <w:r>
+        <w:rPr>
+          <w:lang w:val="zh_TW" w:bidi="zh_TW"/>
+        </w:rPr>
+        <w:t>）。當耶穌在他們和公會其他成員面前受審時，他們參與構建了一個足以判耶穌死刑的罪名（</w:t>
+      </w:r>
+      <w:hyperlink r:id="rId121">
+        <w:r>
+          <w:rPr>
+            <w:lang w:val="zh_TW" w:bidi="zh_TW"/>
+          </w:rPr>
+          <w:rPr>
+            <w:color w:val="0000EE"/>
+            <w:u w:val="single"/>
+          </w:rPr>
+          <w:t>太26:57–66</w:t>
+        </w:r>
+      </w:hyperlink>
+      <w:r>
+        <w:rPr>
+          <w:lang w:val="zh_TW" w:bidi="zh_TW"/>
+        </w:rPr>
+        <w:t>）。當耶穌被帶到希律面前時，他們與其他人一起極力指控耶穌（</w:t>
+      </w:r>
+      <w:hyperlink r:id="rId122">
+        <w:r>
+          <w:rPr>
+            <w:lang w:val="zh_TW" w:bidi="zh_TW"/>
+          </w:rPr>
+          <w:rPr>
+            <w:color w:val="0000EE"/>
+            <w:u w:val="single"/>
+          </w:rPr>
+          <w:t>路23:10</w:t>
+        </w:r>
+      </w:hyperlink>
+      <w:r>
+        <w:rPr>
+          <w:lang w:val="zh_TW" w:bidi="zh_TW"/>
+        </w:rPr>
+        <w:t>）。最終，他們與公會的其他成員一起戲弄在十字架上的耶穌（</w:t>
+      </w:r>
+      <w:hyperlink r:id="rId123">
+        <w:r>
+          <w:rPr>
+            <w:lang w:val="zh_TW" w:bidi="zh_TW"/>
+          </w:rPr>
+          <w:rPr>
+            <w:color w:val="0000EE"/>
+            <w:u w:val="single"/>
+          </w:rPr>
+          <w:t>太27:41–43</w:t>
+        </w:r>
+      </w:hyperlink>
+      <w:r>
+        <w:rPr>
+          <w:lang w:val="zh_TW" w:bidi="zh_TW"/>
+        </w:rPr>
+        <w:t>）。在公元70年耶路撒冷被毀之前，文士繼續與公會合作，反對早期的基督教會。他們還促使司提反的殉道（</w:t>
+      </w:r>
+      <w:hyperlink r:id="rId124">
+        <w:r>
+          <w:rPr>
+            <w:lang w:val="zh_TW" w:bidi="zh_TW"/>
+          </w:rPr>
+          <w:rPr>
+            <w:color w:val="0000EE"/>
+            <w:u w:val="single"/>
+          </w:rPr>
+          <w:t>徒6:12–14</w:t>
+        </w:r>
+      </w:hyperlink>
+      <w:r>
+        <w:rPr>
+          <w:lang w:val="zh_TW" w:bidi="zh_TW"/>
+        </w:rPr>
+        <w:t>）。</w:t>
       </w:r>
     </w:p>
     <w:p>
@@ -1155,352 +3072,6 @@
       </w:r>
       <w:r>
         <w:rPr>
-          <w:lang w:val="zh_TW" w:bidi="zh_TW"/>
-        </w:rPr>
-        <w:t>來自埃及的使女，她的主母是撒萊（後來稱為撒拉），撒萊是亞伯蘭（後來稱為亞伯拉罕）的妻子。由於撒萊執意如此，所以亞伯蘭將夏甲納為妾（地位較低的第二位妻子）。夏甲是亞伯蘭的第一個兒子以實瑪利的母親（</w:t>
-      </w:r>
-      <w:hyperlink r:id="rId34">
-        <w:r>
-          <w:rPr>
-            <w:lang w:val="zh_TW" w:bidi="zh_TW"/>
-          </w:rPr>
-          <w:rPr>
-            <w:color w:val="0000EE"/>
-            <w:u w:val="single"/>
-          </w:rPr>
-          <w:t>創16:1–16</w:t>
-        </w:r>
-      </w:hyperlink>
-      <w:r>
-        <w:rPr>
-          <w:lang w:val="zh_TW" w:bidi="zh_TW"/>
-        </w:rPr>
-        <w:t>，</w:t>
-      </w:r>
-      <w:hyperlink r:id="rId35">
-        <w:r>
-          <w:rPr>
-            <w:lang w:val="zh_TW" w:bidi="zh_TW"/>
-          </w:rPr>
-          <w:rPr>
-            <w:color w:val="0000EE"/>
-            <w:u w:val="single"/>
-          </w:rPr>
-          <w:t>21:9</w:t>
-        </w:r>
-      </w:hyperlink>
-      <w:hyperlink r:id="rId34">
-        <w:r>
-          <w:rPr>
-            <w:lang w:val="zh_TW" w:bidi="zh_TW"/>
-          </w:rPr>
-          <w:rPr>
-            <w:color w:val="0000EE"/>
-            <w:u w:val="single"/>
-          </w:rPr>
-          <w:t>–</w:t>
-        </w:r>
-      </w:hyperlink>
-      <w:hyperlink r:id="rId35">
-        <w:r>
-          <w:rPr>
-            <w:lang w:val="zh_TW" w:bidi="zh_TW"/>
-          </w:rPr>
-          <w:rPr>
-            <w:color w:val="0000EE"/>
-            <w:u w:val="single"/>
-          </w:rPr>
-          <w:t>21</w:t>
-        </w:r>
-      </w:hyperlink>
-      <w:r>
-        <w:rPr>
-          <w:lang w:val="zh_TW" w:bidi="zh_TW"/>
-        </w:rPr>
-        <w:t>）。</w:t>
-      </w:r>
-    </w:p>
-    <w:p>
-      <w:pPr>
-        <w:pStyle w:val="Heading3"/>
-      </w:pPr>
-      <w:r>
-        <w:rPr>
-          <w:lang w:val="zh_TW" w:bidi="zh_TW"/>
-        </w:rPr>
-        <w:t>夏甲的故事</w:t>
-      </w:r>
-    </w:p>
-    <w:p>
-      <w:pPr/>
-      <w:r>
-        <w:rPr>
-          <w:lang w:val="zh_TW" w:bidi="zh_TW"/>
-        </w:rPr>
-      </w:r>
-      <w:r>
-        <w:rPr>
-          <w:lang w:val="zh_TW" w:bidi="zh_TW"/>
-        </w:rPr>
-        <w:t>當神命令亞伯蘭離開美索不達米亞時，祂應許要使亞伯蘭的後裔成為大國，並賜給他的後裔一片新的土地（</w:t>
-      </w:r>
-      <w:hyperlink r:id="rId36">
-        <w:r>
-          <w:rPr>
-            <w:lang w:val="zh_TW" w:bidi="zh_TW"/>
-          </w:rPr>
-          <w:rPr>
-            <w:color w:val="0000EE"/>
-            <w:u w:val="single"/>
-          </w:rPr>
-          <w:t>創12:2、7</w:t>
-        </w:r>
-      </w:hyperlink>
-      <w:r>
-        <w:rPr>
-          <w:lang w:val="zh_TW" w:bidi="zh_TW"/>
-        </w:rPr>
-        <w:t>）。在迦南待了十年後，撒萊和亞伯蘭仍然沒有孩子。撒萊建議亞伯蘭娶夏甲為妾，並通過她得孩子。在美索不達米亞東北部的習俗中，如果妻子不能生育，她可以給丈夫一個使女來達成這個目的。妾所生的任何兒子，都被視為是妻子的孩子（參</w:t>
-      </w:r>
-      <w:hyperlink r:id="rId37">
-        <w:r>
-          <w:rPr>
-            <w:lang w:val="zh_TW" w:bidi="zh_TW"/>
-          </w:rPr>
-          <w:rPr>
-            <w:color w:val="0000EE"/>
-            <w:u w:val="single"/>
-          </w:rPr>
-          <w:t>30:1</w:t>
-        </w:r>
-      </w:hyperlink>
-      <w:hyperlink r:id="rId34">
-        <w:r>
-          <w:rPr>
-            <w:lang w:val="zh_TW" w:bidi="zh_TW"/>
-          </w:rPr>
-          <w:rPr>
-            <w:color w:val="0000EE"/>
-            <w:u w:val="single"/>
-          </w:rPr>
-          <w:t>–</w:t>
-        </w:r>
-      </w:hyperlink>
-      <w:hyperlink r:id="rId37">
-        <w:r>
-          <w:rPr>
-            <w:lang w:val="zh_TW" w:bidi="zh_TW"/>
-          </w:rPr>
-          <w:rPr>
-            <w:color w:val="0000EE"/>
-            <w:u w:val="single"/>
-          </w:rPr>
-          <w:t>6</w:t>
-        </w:r>
-      </w:hyperlink>
-      <w:r>
-        <w:rPr>
-          <w:lang w:val="zh_TW" w:bidi="zh_TW"/>
-        </w:rPr>
-        <w:t>）。</w:t>
-      </w:r>
-    </w:p>
-    <w:p>
-      <w:pPr/>
-      <w:r>
-        <w:rPr>
-          <w:lang w:val="zh_TW" w:bidi="zh_TW"/>
-        </w:rPr>
-      </w:r>
-      <w:r>
-        <w:rPr>
-          <w:lang w:val="zh_TW" w:bidi="zh_TW"/>
-        </w:rPr>
-        <w:t>當夏甲懷孕後，就開始小看撒萊。撒萊苦待夏甲，致使她逃到曠野。神的使者在曠野的一口井旁向她顯現，並告訴夏甲要回到亞伯蘭家中。使者應許說她將生一個兒子，以實瑪利（意思是「神聽見」）；這個兒子意志堅定，經常與他人發生衝突。夏甲稱那地方為庇耳拉海萊，意思是「在這裡看見那看顧我的」。</w:t>
-      </w:r>
-    </w:p>
-    <w:p>
-      <w:pPr/>
-      <w:r>
-        <w:rPr>
-          <w:lang w:val="zh_TW" w:bidi="zh_TW"/>
-        </w:rPr>
-      </w:r>
-      <w:r>
-        <w:rPr>
-          <w:lang w:val="zh_TW" w:bidi="zh_TW"/>
-        </w:rPr>
-        <w:t>以實瑪利出生時，亞伯蘭已經86歲。十四年後，神賜給亞伯拉罕和撒拉應許中的兒子以撒。在以撒斷奶時（大約三歲），舉行了一場筵席。在筵席上，以實瑪利戲笑以撒（</w:t>
-      </w:r>
-      <w:hyperlink r:id="rId38">
-        <w:r>
-          <w:rPr>
-            <w:lang w:val="zh_TW" w:bidi="zh_TW"/>
-          </w:rPr>
-          <w:rPr>
-            <w:color w:val="0000EE"/>
-            <w:u w:val="single"/>
-          </w:rPr>
-          <w:t>創21:9</w:t>
-        </w:r>
-      </w:hyperlink>
-      <w:r>
-        <w:rPr>
-          <w:lang w:val="zh_TW" w:bidi="zh_TW"/>
-        </w:rPr>
-        <w:t>），使撒拉很生氣。因此，她要求亞伯拉罕趕走夏甲和以實瑪利。亞伯拉罕起初不願意這樣做，但神對他說，讓他聽從撒拉的要求（</w:t>
-      </w:r>
-      <w:hyperlink r:id="rId39">
-        <w:r>
-          <w:rPr>
-            <w:lang w:val="zh_TW" w:bidi="zh_TW"/>
-          </w:rPr>
-          <w:rPr>
-            <w:color w:val="0000EE"/>
-            <w:u w:val="single"/>
-          </w:rPr>
-          <w:t>12</w:t>
-        </w:r>
-      </w:hyperlink>
-      <w:r>
-        <w:rPr>
-          <w:lang w:val="zh_TW" w:bidi="zh_TW"/>
-        </w:rPr>
-        <w:t>節）。</w:t>
-      </w:r>
-    </w:p>
-    <w:p>
-      <w:pPr/>
-      <w:r>
-        <w:rPr>
-          <w:lang w:val="zh_TW" w:bidi="zh_TW"/>
-        </w:rPr>
-      </w:r>
-      <w:r>
-        <w:rPr>
-          <w:lang w:val="zh_TW" w:bidi="zh_TW"/>
-        </w:rPr>
-        <w:t>夏甲和以實瑪利離開後，在別是巴的曠野中徘徊。當他們沒有水的時候，神拯救夏甲和以實瑪利免於死亡。神應許夏甲說，以實瑪利的後裔將成為大國（</w:t>
-      </w:r>
-      <w:hyperlink r:id="rId40">
-        <w:r>
-          <w:rPr>
-            <w:lang w:val="zh_TW" w:bidi="zh_TW"/>
-          </w:rPr>
-          <w:rPr>
-            <w:color w:val="0000EE"/>
-            <w:u w:val="single"/>
-          </w:rPr>
-          <w:t>創21:17</w:t>
-        </w:r>
-      </w:hyperlink>
-      <w:hyperlink r:id="rId34">
-        <w:r>
-          <w:rPr>
-            <w:lang w:val="zh_TW" w:bidi="zh_TW"/>
-          </w:rPr>
-          <w:rPr>
-            <w:color w:val="0000EE"/>
-            <w:u w:val="single"/>
-          </w:rPr>
-          <w:t>–</w:t>
-        </w:r>
-      </w:hyperlink>
-      <w:hyperlink r:id="rId40">
-        <w:r>
-          <w:rPr>
-            <w:lang w:val="zh_TW" w:bidi="zh_TW"/>
-          </w:rPr>
-          <w:rPr>
-            <w:color w:val="0000EE"/>
-            <w:u w:val="single"/>
-          </w:rPr>
-          <w:t>19</w:t>
-        </w:r>
-      </w:hyperlink>
-      <w:r>
-        <w:rPr>
-          <w:lang w:val="zh_TW" w:bidi="zh_TW"/>
-        </w:rPr>
-        <w:t>）。以實瑪利住在巴蘭的曠野，成為獵人。他娶了一位埃及女子，並成為以實瑪利人的先祖。</w:t>
-      </w:r>
-    </w:p>
-    <w:p>
-      <w:pPr>
-        <w:pStyle w:val="Heading3"/>
-      </w:pPr>
-      <w:r>
-        <w:rPr>
-          <w:lang w:val="zh_TW" w:bidi="zh_TW"/>
-        </w:rPr>
-        <w:t>保羅關於夏甲的教導</w:t>
-      </w:r>
-    </w:p>
-    <w:p>
-      <w:pPr/>
-      <w:r>
-        <w:rPr>
-          <w:lang w:val="zh_TW" w:bidi="zh_TW"/>
-        </w:rPr>
-      </w:r>
-      <w:r>
-        <w:rPr>
-          <w:lang w:val="zh_TW" w:bidi="zh_TW"/>
-        </w:rPr>
-        <w:t>在新約聖經中，保羅使用夏甲的故事解釋一個重要的屬靈真理（</w:t>
-      </w:r>
-      <w:hyperlink r:id="rId41">
-        <w:r>
-          <w:rPr>
-            <w:lang w:val="zh_TW" w:bidi="zh_TW"/>
-          </w:rPr>
-          <w:rPr>
-            <w:color w:val="0000EE"/>
-            <w:u w:val="single"/>
-          </w:rPr>
-          <w:t>加4:22</w:t>
-        </w:r>
-      </w:hyperlink>
-      <w:hyperlink r:id="rId34">
-        <w:r>
-          <w:rPr>
-            <w:lang w:val="zh_TW" w:bidi="zh_TW"/>
-          </w:rPr>
-          <w:rPr>
-            <w:color w:val="0000EE"/>
-            <w:u w:val="single"/>
-          </w:rPr>
-          <w:t>–</w:t>
-        </w:r>
-      </w:hyperlink>
-      <w:hyperlink r:id="rId41">
-        <w:r>
-          <w:rPr>
-            <w:lang w:val="zh_TW" w:bidi="zh_TW"/>
-          </w:rPr>
-          <w:rPr>
-            <w:color w:val="0000EE"/>
-            <w:u w:val="single"/>
-          </w:rPr>
-          <w:t>31</w:t>
-        </w:r>
-      </w:hyperlink>
-      <w:r>
-        <w:rPr>
-          <w:lang w:val="zh_TW" w:bidi="zh_TW"/>
-        </w:rPr>
-        <w:t>）：夏甲代表神在西奈山與摩西立的舊約。由於以實瑪利是透過人的計劃而生，猶太化的基督徒就像夏甲的兒子，是為奴的。他們教導所有信徒都必須遵守摩西律法，並且必須做到律法所說的一切。撒拉是自主的婦人，代表耶穌基督的新約。由於以撒是亞伯拉罕憑著對神應許的信心所生的兒子，那些不受律法捆綁的基督徒是撒拉屬靈的兒女。最大的不同在於是被律法束縛，要靠行為得救，還是有自由，靠恩典和信心得救。</w:t>
-      </w:r>
-    </w:p>
-    <w:p>
-      <w:pPr/>
-      <w:r>
-        <w:rPr>
-          <w:lang w:val="zh_TW" w:bidi="zh_TW"/>
-        </w:rPr>
-      </w:r>
-      <w:r>
-        <w:rPr>
           <w:i/>
           <w:lang w:val="zh_TW" w:bidi="zh_TW"/>
         </w:rPr>
@@ -1510,7 +3081,19 @@
         <w:rPr>
           <w:lang w:val="zh_TW" w:bidi="zh_TW"/>
         </w:rPr>
-        <w:t>亞伯拉罕</w:t>
+        <w:t xml:space="preserve"> </w:t>
+      </w:r>
+      <w:r>
+        <w:rPr>
+          <w:lang w:val="zh_TW" w:bidi="zh_TW"/>
+        </w:rPr>
+        <w:t>猶太教；</w:t>
+      </w:r>
+      <w:r>
+        <w:rPr>
+          <w:lang w:val="zh_TW" w:bidi="zh_TW"/>
+        </w:rPr>
+        <w:t>法利賽人</w:t>
       </w:r>
       <w:r>
         <w:rPr>
@@ -1522,468 +3105,7 @@
         <w:rPr>
           <w:lang w:val="zh_TW" w:bidi="zh_TW"/>
         </w:rPr>
-        <w:t>撒拉#1</w:t>
-      </w:r>
-      <w:r>
-        <w:rPr>
-          <w:lang w:val="zh_TW" w:bidi="zh_TW"/>
-        </w:rPr>
-        <w:t>。</w:t>
-      </w:r>
-      <w:r>
-        <w:rPr>
-          <w:lang w:val="zh_TW" w:bidi="zh_TW"/>
-        </w:rPr>
-      </w:r>
-      <w:r>
-        <w:rPr>
-          <w:lang w:val="zh_TW" w:bidi="zh_TW"/>
-        </w:rPr>
-      </w:r>
-    </w:p>
-    <w:p>
-      <w:pPr/>
-      <w:r>
-        <w:rPr>
-          <w:lang w:val="zh_TW" w:bidi="zh_TW"/>
-        </w:rPr>
-      </w:r>
-    </w:p>
-    <w:p>
-      <w:pPr>
-        <w:pStyle w:val="Heading2"/>
-      </w:pPr>
-      <w:r>
-        <w:rPr>
-          <w:lang w:val="zh_TW" w:bidi="zh_TW"/>
-        </w:rPr>
-        <w:t>夏娃</w:t>
-      </w:r>
-      <w:r>
-        <w:rPr>
-          <w:lang w:val="zh_TW" w:bidi="zh_TW"/>
-        </w:rPr>
-      </w:r>
-    </w:p>
-    <w:p>
-      <w:pPr/>
-      <w:r>
-        <w:rPr>
-          <w:lang w:val="zh_TW" w:bidi="zh_TW"/>
-        </w:rPr>
-      </w:r>
-      <w:r>
-        <w:rPr>
-          <w:lang w:val="zh_TW" w:bidi="zh_TW"/>
-        </w:rPr>
-        <w:t>第一位女子，被稱為「眾生之母」（</w:t>
-      </w:r>
-      <w:hyperlink r:id="rId42">
-        <w:r>
-          <w:rPr>
-            <w:lang w:val="zh_TW" w:bidi="zh_TW"/>
-          </w:rPr>
-          <w:rPr>
-            <w:color w:val="0000EE"/>
-            <w:u w:val="single"/>
-          </w:rPr>
-          <w:t>創3:20</w:t>
-        </w:r>
-      </w:hyperlink>
-      <w:r>
-        <w:rPr>
-          <w:lang w:val="zh_TW" w:bidi="zh_TW"/>
-        </w:rPr>
-        <w:t>）。創世記記載，神造亞當之後，看見亞當獨居不好，便決定為他造一個「配偶幫助他」（</w:t>
-      </w:r>
-      <w:hyperlink r:id="rId43">
-        <w:r>
-          <w:rPr>
-            <w:lang w:val="zh_TW" w:bidi="zh_TW"/>
-          </w:rPr>
-          <w:rPr>
-            <w:color w:val="0000EE"/>
-            <w:u w:val="single"/>
-          </w:rPr>
-          <w:t>2:18</w:t>
-        </w:r>
-      </w:hyperlink>
-      <w:r>
-        <w:rPr>
-          <w:lang w:val="zh_TW" w:bidi="zh_TW"/>
-        </w:rPr>
-        <w:t>）。「幫助」一詞的希伯來文是</w:t>
-      </w:r>
-      <w:r>
-        <w:rPr>
-          <w:i/>
-          <w:lang w:val="zh_TW" w:bidi="zh_TW"/>
-        </w:rPr>
-        <w:t>ezer</w:t>
-      </w:r>
-      <w:r>
-        <w:rPr>
-          <w:lang w:val="zh_TW" w:bidi="zh_TW"/>
-        </w:rPr>
-        <w:t>，舊約聖經其它地方也用此字詞來描述神如何幫助以色列。神使亞當沉睡，取下他的一根肋骨，用那肋骨造了夏娃（</w:t>
-      </w:r>
-      <w:hyperlink r:id="rId44">
-        <w:r>
-          <w:rPr>
-            <w:lang w:val="zh_TW" w:bidi="zh_TW"/>
-          </w:rPr>
-          <w:rPr>
-            <w:color w:val="0000EE"/>
-            <w:u w:val="single"/>
-          </w:rPr>
-          <w:t>21–25</w:t>
-        </w:r>
-      </w:hyperlink>
-      <w:r>
-        <w:rPr>
-          <w:lang w:val="zh_TW" w:bidi="zh_TW"/>
-        </w:rPr>
-        <w:t>節）。</w:t>
-      </w:r>
-    </w:p>
-    <w:p>
-      <w:pPr>
-        <w:pStyle w:val="Heading3"/>
-      </w:pPr>
-      <w:r>
-        <w:rPr>
-          <w:lang w:val="zh_TW" w:bidi="zh_TW"/>
-        </w:rPr>
-        <w:t>她的名字</w:t>
-      </w:r>
-    </w:p>
-    <w:p>
-      <w:pPr/>
-      <w:r>
-        <w:rPr>
-          <w:lang w:val="zh_TW" w:bidi="zh_TW"/>
-        </w:rPr>
-      </w:r>
-      <w:r>
-        <w:rPr>
-          <w:lang w:val="zh_TW" w:bidi="zh_TW"/>
-        </w:rPr>
-        <w:t>亞當給妻子夏娃起了兩個名字。起初，他稱她為「女人」，表明了她與男人之間的關聯（</w:t>
-      </w:r>
-      <w:hyperlink r:id="rId45">
-        <w:r>
-          <w:rPr>
-            <w:lang w:val="zh_TW" w:bidi="zh_TW"/>
-          </w:rPr>
-          <w:rPr>
-            <w:color w:val="0000EE"/>
-            <w:u w:val="single"/>
-          </w:rPr>
-          <w:t>創2:23</w:t>
-        </w:r>
-      </w:hyperlink>
-      <w:r>
-        <w:rPr>
-          <w:lang w:val="zh_TW" w:bidi="zh_TW"/>
-        </w:rPr>
-        <w:t>）。後來，在他們違背神之後，他給她起名為夏娃，意思是「生命」，指她作為人類始祖之母的身分（</w:t>
-      </w:r>
-      <w:hyperlink r:id="rId42">
-        <w:r>
-          <w:rPr>
-            <w:lang w:val="zh_TW" w:bidi="zh_TW"/>
-          </w:rPr>
-          <w:rPr>
-            <w:color w:val="0000EE"/>
-            <w:u w:val="single"/>
-          </w:rPr>
-          <w:t>3:20</w:t>
-        </w:r>
-      </w:hyperlink>
-      <w:r>
-        <w:rPr>
-          <w:lang w:val="zh_TW" w:bidi="zh_TW"/>
-        </w:rPr>
-        <w:t>）。</w:t>
-      </w:r>
-    </w:p>
-    <w:p>
-      <w:pPr>
-        <w:pStyle w:val="Heading3"/>
-      </w:pPr>
-      <w:r>
-        <w:rPr>
-          <w:lang w:val="zh_TW" w:bidi="zh_TW"/>
-        </w:rPr>
-        <w:t>她的故事</w:t>
-      </w:r>
-    </w:p>
-    <w:p>
-      <w:pPr/>
-      <w:r>
-        <w:rPr>
-          <w:lang w:val="zh_TW" w:bidi="zh_TW"/>
-        </w:rPr>
-      </w:r>
-      <w:r>
-        <w:rPr>
-          <w:lang w:val="zh_TW" w:bidi="zh_TW"/>
-        </w:rPr>
-        <w:t>亞當與夏娃最初住在伊甸園中，他們順服神，事奉祂，並彼此照顧。後來，邪惡進入世界，蛇引誘夏娃違背神的命令。神曾吩咐他們不可吃分別善惡樹上的果子（</w:t>
-      </w:r>
-      <w:hyperlink r:id="rId46">
-        <w:r>
-          <w:rPr>
-            <w:lang w:val="zh_TW" w:bidi="zh_TW"/>
-          </w:rPr>
-          <w:rPr>
-            <w:color w:val="0000EE"/>
-            <w:u w:val="single"/>
-          </w:rPr>
-          <w:t>創2:17</w:t>
-        </w:r>
-      </w:hyperlink>
-      <w:r>
-        <w:rPr>
-          <w:lang w:val="zh_TW" w:bidi="zh_TW"/>
-        </w:rPr>
-        <w:t>，</w:t>
-      </w:r>
-      <w:hyperlink r:id="rId47">
-        <w:r>
-          <w:rPr>
-            <w:lang w:val="zh_TW" w:bidi="zh_TW"/>
-          </w:rPr>
-          <w:rPr>
-            <w:color w:val="0000EE"/>
-            <w:u w:val="single"/>
-          </w:rPr>
-          <w:t>3:3</w:t>
-        </w:r>
-      </w:hyperlink>
-      <w:r>
-        <w:rPr>
-          <w:lang w:val="zh_TW" w:bidi="zh_TW"/>
-        </w:rPr>
-        <w:t>）。蛇用巧言欺騙夏娃，她便吃了果子，又給亞當一些，亞當雖不像她那樣被欺騙，卻也吃了。吃了果子之後，他們意識到自己赤身露體，便用無花果樹的葉子為自己編作衣服。</w:t>
-      </w:r>
-    </w:p>
-    <w:p>
-      <w:pPr/>
-      <w:r>
-        <w:rPr>
-          <w:lang w:val="zh_TW" w:bidi="zh_TW"/>
-        </w:rPr>
-      </w:r>
-      <w:r>
-        <w:rPr>
-          <w:lang w:val="zh_TW" w:bidi="zh_TW"/>
-        </w:rPr>
-        <w:t>當神來與他們說話時，他們躲避祂。神問他們發生了甚麼事，亞當怪罪夏娃，夏娃則怪罪那蛇。神對夏娃說，因他們違命，她生產時必多受痛苦，丈夫也必管轄她（</w:t>
-      </w:r>
-      <w:hyperlink r:id="rId48">
-        <w:r>
-          <w:rPr>
-            <w:lang w:val="zh_TW" w:bidi="zh_TW"/>
-          </w:rPr>
-          <w:rPr>
-            <w:color w:val="0000EE"/>
-            <w:u w:val="single"/>
-          </w:rPr>
-          <w:t>創3:16</w:t>
-        </w:r>
-      </w:hyperlink>
-      <w:r>
-        <w:rPr>
-          <w:lang w:val="zh_TW" w:bidi="zh_TW"/>
-        </w:rPr>
-        <w:t>）。後來，夏娃生了該隱、亞伯、塞特，以及其他兒女（</w:t>
-      </w:r>
-      <w:hyperlink r:id="rId49">
-        <w:r>
-          <w:rPr>
-            <w:lang w:val="zh_TW" w:bidi="zh_TW"/>
-          </w:rPr>
-          <w:rPr>
-            <w:color w:val="0000EE"/>
-            <w:u w:val="single"/>
-          </w:rPr>
-          <w:t>4:1–2</w:t>
-        </w:r>
-      </w:hyperlink>
-      <w:r>
-        <w:rPr>
-          <w:lang w:val="zh_TW" w:bidi="zh_TW"/>
-        </w:rPr>
-        <w:t>、</w:t>
-      </w:r>
-      <w:hyperlink r:id="rId49">
-        <w:r>
-          <w:rPr>
-            <w:lang w:val="zh_TW" w:bidi="zh_TW"/>
-          </w:rPr>
-          <w:rPr>
-            <w:color w:val="0000EE"/>
-            <w:u w:val="single"/>
-          </w:rPr>
-          <w:t>25</w:t>
-        </w:r>
-      </w:hyperlink>
-      <w:r>
-        <w:rPr>
-          <w:lang w:val="zh_TW" w:bidi="zh_TW"/>
-        </w:rPr>
-        <w:t>，</w:t>
-      </w:r>
-      <w:hyperlink r:id="rId50">
-        <w:r>
-          <w:rPr>
-            <w:lang w:val="zh_TW" w:bidi="zh_TW"/>
-          </w:rPr>
-          <w:rPr>
-            <w:color w:val="0000EE"/>
-            <w:u w:val="single"/>
-          </w:rPr>
-          <w:t>5:4</w:t>
-        </w:r>
-      </w:hyperlink>
-      <w:r>
-        <w:rPr>
-          <w:lang w:val="zh_TW" w:bidi="zh_TW"/>
-        </w:rPr>
-        <w:t>）。</w:t>
-      </w:r>
-    </w:p>
-    <w:p>
-      <w:pPr>
-        <w:pStyle w:val="Heading3"/>
-      </w:pPr>
-      <w:r>
-        <w:rPr>
-          <w:lang w:val="zh_TW" w:bidi="zh_TW"/>
-        </w:rPr>
-        <w:t>新約聖經中的夏娃</w:t>
-      </w:r>
-    </w:p>
-    <w:p>
-      <w:pPr/>
-      <w:r>
-        <w:rPr>
-          <w:lang w:val="zh_TW" w:bidi="zh_TW"/>
-        </w:rPr>
-      </w:r>
-      <w:r>
-        <w:rPr>
-          <w:lang w:val="zh_TW" w:bidi="zh_TW"/>
-        </w:rPr>
-        <w:t>新約聖經中有兩次提到夏娃。使徒保羅在談論婦女是否可以在教會中教導時引用了夏娃的例子。他寫道：「我不許女人講道，也不許她轄管男人」（</w:t>
-      </w:r>
-      <w:hyperlink r:id="rId51">
-        <w:r>
-          <w:rPr>
-            <w:lang w:val="zh_TW" w:bidi="zh_TW"/>
-          </w:rPr>
-          <w:rPr>
-            <w:color w:val="0000EE"/>
-            <w:u w:val="single"/>
-          </w:rPr>
-          <w:t>提前2:12</w:t>
-        </w:r>
-      </w:hyperlink>
-      <w:r>
-        <w:rPr>
-          <w:lang w:val="zh_TW" w:bidi="zh_TW"/>
-        </w:rPr>
-        <w:t>）。希臘文中「男人」一詞與「丈夫」同字，因此有些學者認為，保羅在此可能特別是指婦女與丈夫之間的關係，而非泛指所有男人。保羅的推論是：男人先被造，而女人被引誘，成為第一個犯罪的人（</w:t>
-      </w:r>
-      <w:hyperlink r:id="rId52">
-        <w:r>
-          <w:rPr>
-            <w:lang w:val="zh_TW" w:bidi="zh_TW"/>
-          </w:rPr>
-          <w:rPr>
-            <w:color w:val="0000EE"/>
-            <w:u w:val="single"/>
-          </w:rPr>
-          <w:t>提前2:12–15</w:t>
-        </w:r>
-      </w:hyperlink>
-      <w:r>
-        <w:rPr>
-          <w:lang w:val="zh_TW" w:bidi="zh_TW"/>
-        </w:rPr>
-        <w:t>；</w:t>
-      </w:r>
-      <w:hyperlink r:id="rId53">
-        <w:r>
-          <w:rPr>
-            <w:lang w:val="zh_TW" w:bidi="zh_TW"/>
-          </w:rPr>
-          <w:rPr>
-            <w:color w:val="0000EE"/>
-            <w:u w:val="single"/>
-          </w:rPr>
-          <w:t>林後11:3</w:t>
-        </w:r>
-      </w:hyperlink>
-      <w:r>
-        <w:rPr>
-          <w:lang w:val="zh_TW" w:bidi="zh_TW"/>
-        </w:rPr>
-        <w:t>）。</w:t>
-      </w:r>
-    </w:p>
-    <w:p>
-      <w:pPr/>
-      <w:r>
-        <w:rPr>
-          <w:lang w:val="zh_TW" w:bidi="zh_TW"/>
-        </w:rPr>
-      </w:r>
-      <w:r>
-        <w:rPr>
-          <w:lang w:val="zh_TW" w:bidi="zh_TW"/>
-        </w:rPr>
-        <w:t>有些人認為，保羅在這裡強調的是創造的次序與人類墮落（亞當與夏娃犯罪）這兩個事實，並以此作為限制婦女在教會中行使權柄的理由。另一些人則認為保羅的指示是針對當時以弗所教會的具體情況（那裡出現錯誤教導的問題），因此保羅的話應理解為處理當時特定的情境，而非在所有教會中普遍禁止婦女教導的永久規條。</w:t>
-      </w:r>
-    </w:p>
-    <w:p>
-      <w:pPr/>
-      <w:r>
-        <w:rPr>
-          <w:lang w:val="zh_TW" w:bidi="zh_TW"/>
-        </w:rPr>
-      </w:r>
-      <w:r>
-        <w:rPr>
-          <w:i/>
-          <w:lang w:val="zh_TW" w:bidi="zh_TW"/>
-        </w:rPr>
-        <w:t>另見</w:t>
-      </w:r>
-      <w:r>
-        <w:rPr>
-          <w:lang w:val="zh_TW" w:bidi="zh_TW"/>
-        </w:rPr>
-        <w:t xml:space="preserve"> </w:t>
-      </w:r>
-      <w:r>
-        <w:rPr>
-          <w:lang w:val="zh_TW" w:bidi="zh_TW"/>
-        </w:rPr>
-        <w:t>亞當（人物）</w:t>
-      </w:r>
-      <w:r>
-        <w:rPr>
-          <w:lang w:val="zh_TW" w:bidi="zh_TW"/>
-        </w:rPr>
-        <w:t>；</w:t>
-      </w:r>
-      <w:r>
-        <w:rPr>
-          <w:lang w:val="zh_TW" w:bidi="zh_TW"/>
-        </w:rPr>
-        <w:t>伊甸園</w:t>
+        <w:t>抄寫員</w:t>
       </w:r>
       <w:r>
         <w:rPr>
@@ -3891,6 +5013,12 @@
   </w:num>
   <w:num w:numId="13" w16cid:durableId="592781308">
     <w:abstractNumId w:val="11"/>
+  </w:num>
+  <w:num w:numId="14">
+    <w:abstractNumId w:val="3"/>
+    <w:lvlOverride w:ilvl="0">
+      <w:startOverride w:val="1"/>
+    </w:lvlOverride>
   </w:num>
   <w:numIdMacAtCleanup w:val="10"/>
 </w:numbering>

--- a/zht/docx/184.content.docx
+++ b/zht/docx/184.content.docx
@@ -233,126 +233,84 @@
         </w:rPr>
         <w:t>舊約聖經將溫柔描述為謙卑或屈身的態度（</w:t>
       </w:r>
-      <w:hyperlink r:id="rId13">
-        <w:r>
-          <w:rPr>
-            <w:lang w:val="zh_TW" w:bidi="zh_TW"/>
-          </w:rPr>
-          <w:rPr>
-            <w:color w:val="0000EE"/>
-            <w:u w:val="single"/>
-          </w:rPr>
-          <w:t>撒下22:36</w:t>
-        </w:r>
-      </w:hyperlink>
+      <w:r>
+        <w:rPr>
+          <w:lang w:val="zh_TW" w:bidi="zh_TW"/>
+        </w:rPr>
+        <w:t>撒下22:36</w:t>
+      </w:r>
       <w:r>
         <w:rPr>
           <w:lang w:val="zh_TW" w:bidi="zh_TW"/>
         </w:rPr>
         <w:t>；參</w:t>
       </w:r>
-      <w:hyperlink r:id="rId14">
-        <w:r>
-          <w:rPr>
-            <w:lang w:val="zh_TW" w:bidi="zh_TW"/>
-          </w:rPr>
-          <w:rPr>
-            <w:color w:val="0000EE"/>
-            <w:u w:val="single"/>
-          </w:rPr>
-          <w:t>詩18:35</w:t>
-        </w:r>
-      </w:hyperlink>
+      <w:r>
+        <w:rPr>
+          <w:lang w:val="zh_TW" w:bidi="zh_TW"/>
+        </w:rPr>
+        <w:t>詩18:35</w:t>
+      </w:r>
       <w:r>
         <w:rPr>
           <w:lang w:val="zh_TW" w:bidi="zh_TW"/>
         </w:rPr>
         <w:t>）。「溫柔」或「溫柔地」可以指禮貌和不做作（</w:t>
       </w:r>
-      <w:hyperlink r:id="rId15">
-        <w:r>
-          <w:rPr>
-            <w:lang w:val="zh_TW" w:bidi="zh_TW"/>
-          </w:rPr>
-          <w:rPr>
-            <w:color w:val="0000EE"/>
-            <w:u w:val="single"/>
-          </w:rPr>
-          <w:t>箴15:4</w:t>
-        </w:r>
-      </w:hyperlink>
+      <w:r>
+        <w:rPr>
+          <w:lang w:val="zh_TW" w:bidi="zh_TW"/>
+        </w:rPr>
+        <w:t>箴15:4</w:t>
+      </w:r>
       <w:r>
         <w:rPr>
           <w:lang w:val="zh_TW" w:bidi="zh_TW"/>
         </w:rPr>
         <w:t>），安靜而柔和（</w:t>
       </w:r>
-      <w:hyperlink r:id="rId16">
-        <w:r>
-          <w:rPr>
-            <w:lang w:val="zh_TW" w:bidi="zh_TW"/>
-          </w:rPr>
-          <w:rPr>
-            <w:color w:val="0000EE"/>
-            <w:u w:val="single"/>
-          </w:rPr>
-          <w:t>申32:2</w:t>
-        </w:r>
-      </w:hyperlink>
+      <w:r>
+        <w:rPr>
+          <w:lang w:val="zh_TW" w:bidi="zh_TW"/>
+        </w:rPr>
+        <w:t>申32:2</w:t>
+      </w:r>
       <w:r>
         <w:rPr>
           <w:lang w:val="zh_TW" w:bidi="zh_TW"/>
         </w:rPr>
         <w:t>；</w:t>
       </w:r>
-      <w:hyperlink r:id="rId17">
-        <w:r>
-          <w:rPr>
-            <w:lang w:val="zh_TW" w:bidi="zh_TW"/>
-          </w:rPr>
-          <w:rPr>
-            <w:color w:val="0000EE"/>
-            <w:u w:val="single"/>
-          </w:rPr>
-          <w:t>賽8:6</w:t>
-        </w:r>
-      </w:hyperlink>
+      <w:r>
+        <w:rPr>
+          <w:lang w:val="zh_TW" w:bidi="zh_TW"/>
+        </w:rPr>
+        <w:t>賽8:6</w:t>
+      </w:r>
       <w:r>
         <w:rPr>
           <w:lang w:val="zh_TW" w:bidi="zh_TW"/>
         </w:rPr>
         <w:t>），或柔軟且寬容（</w:t>
       </w:r>
-      <w:hyperlink r:id="rId18">
-        <w:r>
-          <w:rPr>
-            <w:lang w:val="zh_TW" w:bidi="zh_TW"/>
-          </w:rPr>
-          <w:rPr>
-            <w:color w:val="0000EE"/>
-            <w:u w:val="single"/>
-          </w:rPr>
-          <w:t>撒下18:5</w:t>
-        </w:r>
-      </w:hyperlink>
+      <w:r>
+        <w:rPr>
+          <w:lang w:val="zh_TW" w:bidi="zh_TW"/>
+        </w:rPr>
+        <w:t>撒下18:5</w:t>
+      </w:r>
       <w:r>
         <w:rPr>
           <w:lang w:val="zh_TW" w:bidi="zh_TW"/>
         </w:rPr>
         <w:t>；</w:t>
       </w:r>
-      <w:hyperlink r:id="rId19">
-        <w:r>
-          <w:rPr>
-            <w:lang w:val="zh_TW" w:bidi="zh_TW"/>
-          </w:rPr>
-          <w:rPr>
-            <w:color w:val="0000EE"/>
-            <w:u w:val="single"/>
-          </w:rPr>
-          <w:t>伯15:11</w:t>
-        </w:r>
-      </w:hyperlink>
+      <w:r>
+        <w:rPr>
+          <w:lang w:val="zh_TW" w:bidi="zh_TW"/>
+        </w:rPr>
+        <w:t>伯15:11</w:t>
+      </w:r>
       <w:r>
         <w:rPr>
           <w:lang w:val="zh_TW" w:bidi="zh_TW"/>
@@ -395,126 +353,84 @@
         </w:rPr>
         <w:t>柔和、柔順、忍耐（</w:t>
       </w:r>
-      <w:hyperlink r:id="rId20">
-        <w:r>
-          <w:rPr>
-            <w:lang w:val="zh_TW" w:bidi="zh_TW"/>
-          </w:rPr>
-          <w:rPr>
-            <w:color w:val="0000EE"/>
-            <w:u w:val="single"/>
-          </w:rPr>
-          <w:t>太11:29</w:t>
-        </w:r>
-      </w:hyperlink>
+      <w:r>
+        <w:rPr>
+          <w:lang w:val="zh_TW" w:bidi="zh_TW"/>
+        </w:rPr>
+        <w:t>太11:29</w:t>
+      </w:r>
       <w:r>
         <w:rPr>
           <w:lang w:val="zh_TW" w:bidi="zh_TW"/>
         </w:rPr>
         <w:t>；</w:t>
       </w:r>
-      <w:hyperlink r:id="rId21">
-        <w:r>
-          <w:rPr>
-            <w:lang w:val="zh_TW" w:bidi="zh_TW"/>
-          </w:rPr>
-          <w:rPr>
-            <w:color w:val="0000EE"/>
-            <w:u w:val="single"/>
-          </w:rPr>
-          <w:t>林前4:21</w:t>
-        </w:r>
-      </w:hyperlink>
+      <w:r>
+        <w:rPr>
+          <w:lang w:val="zh_TW" w:bidi="zh_TW"/>
+        </w:rPr>
+        <w:t>林前4:21</w:t>
+      </w:r>
       <w:r>
         <w:rPr>
           <w:lang w:val="zh_TW" w:bidi="zh_TW"/>
         </w:rPr>
         <w:t>；</w:t>
       </w:r>
-      <w:hyperlink r:id="rId22">
-        <w:r>
-          <w:rPr>
-            <w:lang w:val="zh_TW" w:bidi="zh_TW"/>
-          </w:rPr>
-          <w:rPr>
-            <w:color w:val="0000EE"/>
-            <w:u w:val="single"/>
-          </w:rPr>
-          <w:t>林後10:1</w:t>
-        </w:r>
-      </w:hyperlink>
+      <w:r>
+        <w:rPr>
+          <w:lang w:val="zh_TW" w:bidi="zh_TW"/>
+        </w:rPr>
+        <w:t>林後10:1</w:t>
+      </w:r>
       <w:r>
         <w:rPr>
           <w:lang w:val="zh_TW" w:bidi="zh_TW"/>
         </w:rPr>
         <w:t>；</w:t>
       </w:r>
-      <w:hyperlink r:id="rId23">
-        <w:r>
-          <w:rPr>
-            <w:lang w:val="zh_TW" w:bidi="zh_TW"/>
-          </w:rPr>
-          <w:rPr>
-            <w:color w:val="0000EE"/>
-            <w:u w:val="single"/>
-          </w:rPr>
-          <w:t>加5:23</w:t>
-        </w:r>
-      </w:hyperlink>
+      <w:r>
+        <w:rPr>
+          <w:lang w:val="zh_TW" w:bidi="zh_TW"/>
+        </w:rPr>
+        <w:t>加5:23</w:t>
+      </w:r>
       <w:r>
         <w:rPr>
           <w:lang w:val="zh_TW" w:bidi="zh_TW"/>
         </w:rPr>
         <w:t>；</w:t>
       </w:r>
-      <w:hyperlink r:id="rId24">
-        <w:r>
-          <w:rPr>
-            <w:lang w:val="zh_TW" w:bidi="zh_TW"/>
-          </w:rPr>
-          <w:rPr>
-            <w:color w:val="0000EE"/>
-            <w:u w:val="single"/>
-          </w:rPr>
-          <w:t>提前6:11</w:t>
-        </w:r>
-      </w:hyperlink>
+      <w:r>
+        <w:rPr>
+          <w:lang w:val="zh_TW" w:bidi="zh_TW"/>
+        </w:rPr>
+        <w:t>提前6:11</w:t>
+      </w:r>
       <w:r>
         <w:rPr>
           <w:lang w:val="zh_TW" w:bidi="zh_TW"/>
         </w:rPr>
         <w:t>；</w:t>
       </w:r>
-      <w:hyperlink r:id="rId25">
-        <w:r>
-          <w:rPr>
-            <w:lang w:val="zh_TW" w:bidi="zh_TW"/>
-          </w:rPr>
-          <w:rPr>
-            <w:color w:val="0000EE"/>
-            <w:u w:val="single"/>
-          </w:rPr>
-          <w:t>彼前3:4、15</w:t>
-        </w:r>
-      </w:hyperlink>
+      <w:r>
+        <w:rPr>
+          <w:lang w:val="zh_TW" w:bidi="zh_TW"/>
+        </w:rPr>
+        <w:t>彼前3:4、15</w:t>
+      </w:r>
       <w:r>
         <w:rPr>
           <w:lang w:val="zh_TW" w:bidi="zh_TW"/>
         </w:rPr>
         <w:t>），或禮貌和謙遜的態度（</w:t>
       </w:r>
-      <w:hyperlink r:id="rId26">
-        <w:r>
-          <w:rPr>
-            <w:lang w:val="zh_TW" w:bidi="zh_TW"/>
-          </w:rPr>
-          <w:rPr>
-            <w:color w:val="0000EE"/>
-            <w:u w:val="single"/>
-          </w:rPr>
-          <w:t>提後2:25</w:t>
-        </w:r>
-      </w:hyperlink>
+      <w:r>
+        <w:rPr>
+          <w:lang w:val="zh_TW" w:bidi="zh_TW"/>
+        </w:rPr>
+        <w:t>提後2:25</w:t>
+      </w:r>
       <w:r>
         <w:rPr>
           <w:lang w:val="zh_TW" w:bidi="zh_TW"/>
@@ -539,36 +455,24 @@
         </w:rPr>
         <w:t>對他人表達的善意（</w:t>
       </w:r>
-      <w:hyperlink r:id="rId27">
-        <w:r>
-          <w:rPr>
-            <w:lang w:val="zh_TW" w:bidi="zh_TW"/>
-          </w:rPr>
-          <w:rPr>
-            <w:color w:val="0000EE"/>
-            <w:u w:val="single"/>
-          </w:rPr>
-          <w:t>帖前2:7</w:t>
-        </w:r>
-      </w:hyperlink>
+      <w:r>
+        <w:rPr>
+          <w:lang w:val="zh_TW" w:bidi="zh_TW"/>
+        </w:rPr>
+        <w:t>帖前2:7</w:t>
+      </w:r>
       <w:r>
         <w:rPr>
           <w:lang w:val="zh_TW" w:bidi="zh_TW"/>
         </w:rPr>
         <w:t>；</w:t>
       </w:r>
-      <w:hyperlink r:id="rId28">
-        <w:r>
-          <w:rPr>
-            <w:lang w:val="zh_TW" w:bidi="zh_TW"/>
-          </w:rPr>
-          <w:rPr>
-            <w:color w:val="0000EE"/>
-            <w:u w:val="single"/>
-          </w:rPr>
-          <w:t>提後2:24</w:t>
-        </w:r>
-      </w:hyperlink>
+      <w:r>
+        <w:rPr>
+          <w:lang w:val="zh_TW" w:bidi="zh_TW"/>
+        </w:rPr>
+        <w:t>提後2:24</w:t>
+      </w:r>
       <w:r>
         <w:rPr>
           <w:lang w:val="zh_TW" w:bidi="zh_TW"/>
@@ -593,54 +497,36 @@
         </w:rPr>
         <w:t>在各種情況下適當、公平或合適的行為（</w:t>
       </w:r>
-      <w:hyperlink r:id="rId29">
-        <w:r>
-          <w:rPr>
-            <w:lang w:val="zh_TW" w:bidi="zh_TW"/>
-          </w:rPr>
-          <w:rPr>
-            <w:color w:val="0000EE"/>
-            <w:u w:val="single"/>
-          </w:rPr>
-          <w:t>提前3:3</w:t>
-        </w:r>
-      </w:hyperlink>
+      <w:r>
+        <w:rPr>
+          <w:lang w:val="zh_TW" w:bidi="zh_TW"/>
+        </w:rPr>
+        <w:t>提前3:3</w:t>
+      </w:r>
       <w:r>
         <w:rPr>
           <w:lang w:val="zh_TW" w:bidi="zh_TW"/>
         </w:rPr>
         <w:t>；</w:t>
       </w:r>
-      <w:hyperlink r:id="rId30">
-        <w:r>
-          <w:rPr>
-            <w:lang w:val="zh_TW" w:bidi="zh_TW"/>
-          </w:rPr>
-          <w:rPr>
-            <w:color w:val="0000EE"/>
-            <w:u w:val="single"/>
-          </w:rPr>
-          <w:t>多3:2</w:t>
-        </w:r>
-      </w:hyperlink>
+      <w:r>
+        <w:rPr>
+          <w:lang w:val="zh_TW" w:bidi="zh_TW"/>
+        </w:rPr>
+        <w:t>多3:2</w:t>
+      </w:r>
       <w:r>
         <w:rPr>
           <w:lang w:val="zh_TW" w:bidi="zh_TW"/>
         </w:rPr>
         <w:t>；</w:t>
       </w:r>
-      <w:hyperlink r:id="rId31">
-        <w:r>
-          <w:rPr>
-            <w:lang w:val="zh_TW" w:bidi="zh_TW"/>
-          </w:rPr>
-          <w:rPr>
-            <w:color w:val="0000EE"/>
-            <w:u w:val="single"/>
-          </w:rPr>
-          <w:t>彼前2:18</w:t>
-        </w:r>
-      </w:hyperlink>
+      <w:r>
+        <w:rPr>
+          <w:lang w:val="zh_TW" w:bidi="zh_TW"/>
+        </w:rPr>
+        <w:t>彼前2:18</w:t>
+      </w:r>
       <w:r>
         <w:rPr>
           <w:lang w:val="zh_TW" w:bidi="zh_TW"/>
@@ -661,54 +547,36 @@
         </w:rPr>
         <w:t>教會領袖和其他信徒被教導要溫柔地對待犯錯的人（</w:t>
       </w:r>
-      <w:hyperlink r:id="rId32">
-        <w:r>
-          <w:rPr>
-            <w:lang w:val="zh_TW" w:bidi="zh_TW"/>
-          </w:rPr>
-          <w:rPr>
-            <w:color w:val="0000EE"/>
-            <w:u w:val="single"/>
-          </w:rPr>
-          <w:t>加6:1</w:t>
-        </w:r>
-      </w:hyperlink>
+      <w:r>
+        <w:rPr>
+          <w:lang w:val="zh_TW" w:bidi="zh_TW"/>
+        </w:rPr>
+        <w:t>加6:1</w:t>
+      </w:r>
       <w:r>
         <w:rPr>
           <w:lang w:val="zh_TW" w:bidi="zh_TW"/>
         </w:rPr>
         <w:t>），反對信仰的人（</w:t>
       </w:r>
-      <w:hyperlink r:id="rId26">
-        <w:r>
-          <w:rPr>
-            <w:lang w:val="zh_TW" w:bidi="zh_TW"/>
-          </w:rPr>
-          <w:rPr>
-            <w:color w:val="0000EE"/>
-            <w:u w:val="single"/>
-          </w:rPr>
-          <w:t>提後2:25</w:t>
-        </w:r>
-      </w:hyperlink>
+      <w:r>
+        <w:rPr>
+          <w:lang w:val="zh_TW" w:bidi="zh_TW"/>
+        </w:rPr>
+        <w:t>提後2:25</w:t>
+      </w:r>
       <w:r>
         <w:rPr>
           <w:lang w:val="zh_TW" w:bidi="zh_TW"/>
         </w:rPr>
         <w:t>），或無知和被誤導的人（</w:t>
       </w:r>
-      <w:hyperlink r:id="rId33">
-        <w:r>
-          <w:rPr>
-            <w:lang w:val="zh_TW" w:bidi="zh_TW"/>
-          </w:rPr>
-          <w:rPr>
-            <w:color w:val="0000EE"/>
-            <w:u w:val="single"/>
-          </w:rPr>
-          <w:t>來5:2</w:t>
-        </w:r>
-      </w:hyperlink>
+      <w:r>
+        <w:rPr>
+          <w:lang w:val="zh_TW" w:bidi="zh_TW"/>
+        </w:rPr>
+        <w:t>來5:2</w:t>
+      </w:r>
       <w:r>
         <w:rPr>
           <w:lang w:val="zh_TW" w:bidi="zh_TW"/>
@@ -763,54 +631,36 @@
         </w:rPr>
         <w:t>這是指疾病、災害或疫病的詞語（一種廣泛流行並造成大量死亡的疾病）。聖經中的「瘟疫」並不是指某一種特定疾病，而是泛指各種疾病（</w:t>
       </w:r>
-      <w:hyperlink r:id="rId34">
-        <w:r>
-          <w:rPr>
-            <w:lang w:val="zh_TW" w:bidi="zh_TW"/>
-          </w:rPr>
-          <w:rPr>
-            <w:color w:val="0000EE"/>
-            <w:u w:val="single"/>
-          </w:rPr>
-          <w:t>王上8:37</w:t>
-        </w:r>
-      </w:hyperlink>
+      <w:r>
+        <w:rPr>
+          <w:lang w:val="zh_TW" w:bidi="zh_TW"/>
+        </w:rPr>
+        <w:t>王上8:37</w:t>
+      </w:r>
       <w:r>
         <w:rPr>
           <w:lang w:val="zh_TW" w:bidi="zh_TW"/>
         </w:rPr>
         <w:t>；</w:t>
       </w:r>
-      <w:hyperlink r:id="rId35">
-        <w:r>
-          <w:rPr>
-            <w:lang w:val="zh_TW" w:bidi="zh_TW"/>
-          </w:rPr>
-          <w:rPr>
-            <w:color w:val="0000EE"/>
-            <w:u w:val="single"/>
-          </w:rPr>
-          <w:t>路7:21</w:t>
-        </w:r>
-      </w:hyperlink>
+      <w:r>
+        <w:rPr>
+          <w:lang w:val="zh_TW" w:bidi="zh_TW"/>
+        </w:rPr>
+        <w:t>路7:21</w:t>
+      </w:r>
       <w:r>
         <w:rPr>
           <w:lang w:val="zh_TW" w:bidi="zh_TW"/>
         </w:rPr>
         <w:t>）。「瘟疫」也可以指大規模流行的疾病或廣泛性的災害，也可指埃及的十災（</w:t>
       </w:r>
-      <w:hyperlink r:id="rId36">
-        <w:r>
-          <w:rPr>
-            <w:lang w:val="zh_TW" w:bidi="zh_TW"/>
-          </w:rPr>
-          <w:rPr>
-            <w:color w:val="0000EE"/>
-            <w:u w:val="single"/>
-          </w:rPr>
-          <w:t>出7–12章</w:t>
-        </w:r>
-      </w:hyperlink>
+      <w:r>
+        <w:rPr>
+          <w:lang w:val="zh_TW" w:bidi="zh_TW"/>
+        </w:rPr>
+        <w:t>出7–12章</w:t>
+      </w:r>
       <w:r>
         <w:rPr>
           <w:lang w:val="zh_TW" w:bidi="zh_TW"/>
@@ -831,36 +681,24 @@
         </w:rPr>
         <w:t>希伯來人認為，瘟疫是神審判人的一種方式。神曾警告以色列人，如果他們犯罪，祂就會降瘟疫懲罰他們（</w:t>
       </w:r>
-      <w:hyperlink r:id="rId37">
-        <w:r>
-          <w:rPr>
-            <w:lang w:val="zh_TW" w:bidi="zh_TW"/>
-          </w:rPr>
-          <w:rPr>
-            <w:color w:val="0000EE"/>
-            <w:u w:val="single"/>
-          </w:rPr>
-          <w:t>利26:21</w:t>
-        </w:r>
-      </w:hyperlink>
+      <w:r>
+        <w:rPr>
+          <w:lang w:val="zh_TW" w:bidi="zh_TW"/>
+        </w:rPr>
+        <w:t>利26:21</w:t>
+      </w:r>
       <w:r>
         <w:rPr>
           <w:lang w:val="zh_TW" w:bidi="zh_TW"/>
         </w:rPr>
         <w:t>），埃及所遭受的災禍，也完全出於神（</w:t>
       </w:r>
-      <w:hyperlink r:id="rId38">
-        <w:r>
-          <w:rPr>
-            <w:lang w:val="zh_TW" w:bidi="zh_TW"/>
-          </w:rPr>
-          <w:rPr>
-            <w:color w:val="0000EE"/>
-            <w:u w:val="single"/>
-          </w:rPr>
-          <w:t>書24:5</w:t>
-        </w:r>
-      </w:hyperlink>
+      <w:r>
+        <w:rPr>
+          <w:lang w:val="zh_TW" w:bidi="zh_TW"/>
+        </w:rPr>
+        <w:t>書24:5</w:t>
+      </w:r>
       <w:r>
         <w:rPr>
           <w:lang w:val="zh_TW" w:bidi="zh_TW"/>
@@ -881,72 +719,48 @@
         </w:rPr>
         <w:t>以色列歷史上有一段時期，非利士人在爭戰中獲勝，擄去了神的約櫃（</w:t>
       </w:r>
-      <w:hyperlink r:id="rId39">
-        <w:r>
-          <w:rPr>
-            <w:lang w:val="zh_TW" w:bidi="zh_TW"/>
-          </w:rPr>
-          <w:rPr>
-            <w:color w:val="0000EE"/>
-            <w:u w:val="single"/>
-          </w:rPr>
-          <w:t>撒上4:10–11</w:t>
-        </w:r>
-      </w:hyperlink>
+      <w:r>
+        <w:rPr>
+          <w:lang w:val="zh_TW" w:bidi="zh_TW"/>
+        </w:rPr>
+        <w:t>撒上4:10–11</w:t>
+      </w:r>
       <w:r>
         <w:rPr>
           <w:lang w:val="zh_TW" w:bidi="zh_TW"/>
         </w:rPr>
         <w:t>）。約櫃安放在亞實突時，神彰顯大能，叫一種致命的疾病開始蔓延，使人長出毒瘡或腫瘤（</w:t>
       </w:r>
-      <w:hyperlink r:id="rId40">
-        <w:r>
-          <w:rPr>
-            <w:lang w:val="zh_TW" w:bidi="zh_TW"/>
-          </w:rPr>
-          <w:rPr>
-            <w:color w:val="0000EE"/>
-            <w:u w:val="single"/>
-          </w:rPr>
-          <w:t>撒上5:6</w:t>
-        </w:r>
-      </w:hyperlink>
+      <w:r>
+        <w:rPr>
+          <w:lang w:val="zh_TW" w:bidi="zh_TW"/>
+        </w:rPr>
+        <w:t>撒上5:6</w:t>
+      </w:r>
       <w:r>
         <w:rPr>
           <w:lang w:val="zh_TW" w:bidi="zh_TW"/>
         </w:rPr>
         <w:t>）。非利士人把約櫃送到迦特後，那裡男女老幼的腹股溝部位長出腫瘤（</w:t>
       </w:r>
-      <w:hyperlink r:id="rId41">
-        <w:r>
-          <w:rPr>
-            <w:lang w:val="zh_TW" w:bidi="zh_TW"/>
-          </w:rPr>
-          <w:rPr>
-            <w:color w:val="0000EE"/>
-            <w:u w:val="single"/>
-          </w:rPr>
-          <w:t>撒上5:9</w:t>
-        </w:r>
-      </w:hyperlink>
+      <w:r>
+        <w:rPr>
+          <w:lang w:val="zh_TW" w:bidi="zh_TW"/>
+        </w:rPr>
+        <w:t>撒上5:9</w:t>
+      </w:r>
       <w:r>
         <w:rPr>
           <w:lang w:val="zh_TW" w:bidi="zh_TW"/>
         </w:rPr>
         <w:t>）。後來，約櫃又被送到下一座城以革倫，也發生了同樣的事，導致許多人死亡（</w:t>
       </w:r>
-      <w:hyperlink r:id="rId42">
-        <w:r>
-          <w:rPr>
-            <w:lang w:val="zh_TW" w:bidi="zh_TW"/>
-          </w:rPr>
-          <w:rPr>
-            <w:color w:val="0000EE"/>
-            <w:u w:val="single"/>
-          </w:rPr>
-          <w:t>撒上5:12</w:t>
-        </w:r>
-      </w:hyperlink>
+      <w:r>
+        <w:rPr>
+          <w:lang w:val="zh_TW" w:bidi="zh_TW"/>
+        </w:rPr>
+        <w:t>撒上5:12</w:t>
+      </w:r>
       <w:r>
         <w:rPr>
           <w:lang w:val="zh_TW" w:bidi="zh_TW"/>
@@ -967,54 +781,36 @@
         </w:rPr>
         <w:t>七個月後，非利士人決定把神的約櫃送回以色列。他們同時獻上贖愆祭，就是五個金老鼠和五個金痔瘡（</w:t>
       </w:r>
-      <w:hyperlink r:id="rId43">
-        <w:r>
-          <w:rPr>
-            <w:lang w:val="zh_TW" w:bidi="zh_TW"/>
-          </w:rPr>
-          <w:rPr>
-            <w:color w:val="0000EE"/>
-            <w:u w:val="single"/>
-          </w:rPr>
-          <w:t>撒上6:1–4</w:t>
-        </w:r>
-      </w:hyperlink>
+      <w:r>
+        <w:rPr>
+          <w:lang w:val="zh_TW" w:bidi="zh_TW"/>
+        </w:rPr>
+        <w:t>撒上6:1–4</w:t>
+      </w:r>
       <w:r>
         <w:rPr>
           <w:lang w:val="zh_TW" w:bidi="zh_TW"/>
         </w:rPr>
         <w:t>）。非利士人的祭司和占卜者認為，他們遭受的瘟疫與遍布全地的鼠群有關，因此選擇這樣的供物（</w:t>
       </w:r>
-      <w:hyperlink r:id="rId44">
-        <w:r>
-          <w:rPr>
-            <w:lang w:val="zh_TW" w:bidi="zh_TW"/>
-          </w:rPr>
-          <w:rPr>
-            <w:color w:val="0000EE"/>
-            <w:u w:val="single"/>
-          </w:rPr>
-          <w:t>撒上6:5</w:t>
-        </w:r>
-      </w:hyperlink>
+      <w:r>
+        <w:rPr>
+          <w:lang w:val="zh_TW" w:bidi="zh_TW"/>
+        </w:rPr>
+        <w:t>撒上6:5</w:t>
+      </w:r>
       <w:r>
         <w:rPr>
           <w:lang w:val="zh_TW" w:bidi="zh_TW"/>
         </w:rPr>
         <w:t>）。神的約櫃從非利士人那裡送回後，首先來到的以色列村莊是伯·示麥。當地的人因觀看約櫃而受罰，也染上同樣的疾病（</w:t>
       </w:r>
-      <w:hyperlink r:id="rId45">
-        <w:r>
-          <w:rPr>
-            <w:lang w:val="zh_TW" w:bidi="zh_TW"/>
-          </w:rPr>
-          <w:rPr>
-            <w:color w:val="0000EE"/>
-            <w:u w:val="single"/>
-          </w:rPr>
-          <w:t>撒上6:19</w:t>
-        </w:r>
-      </w:hyperlink>
+      <w:r>
+        <w:rPr>
+          <w:lang w:val="zh_TW" w:bidi="zh_TW"/>
+        </w:rPr>
+        <w:t>撒上6:19</w:t>
+      </w:r>
       <w:r>
         <w:rPr>
           <w:lang w:val="zh_TW" w:bidi="zh_TW"/>
@@ -1181,18 +977,12 @@
         </w:rPr>
         <w:t>法律文件（</w:t>
       </w:r>
-      <w:hyperlink r:id="rId46">
-        <w:r>
-          <w:rPr>
-            <w:lang w:val="zh_TW" w:bidi="zh_TW"/>
-          </w:rPr>
-          <w:rPr>
-            <w:color w:val="0000EE"/>
-            <w:u w:val="single"/>
-          </w:rPr>
-          <w:t>耶32:12</w:t>
-        </w:r>
-      </w:hyperlink>
+      <w:r>
+        <w:rPr>
+          <w:lang w:val="zh_TW" w:bidi="zh_TW"/>
+        </w:rPr>
+        <w:t>耶32:12</w:t>
+      </w:r>
       <w:r>
         <w:rPr>
           <w:lang w:val="zh_TW" w:bidi="zh_TW"/>
@@ -1217,18 +1007,12 @@
         </w:rPr>
         <w:t>軍事檔案（</w:t>
       </w:r>
-      <w:hyperlink r:id="rId47">
-        <w:r>
-          <w:rPr>
-            <w:lang w:val="zh_TW" w:bidi="zh_TW"/>
-          </w:rPr>
-          <w:rPr>
-            <w:color w:val="0000EE"/>
-            <w:u w:val="single"/>
-          </w:rPr>
-          <w:t>代下26:11</w:t>
-        </w:r>
-      </w:hyperlink>
+      <w:r>
+        <w:rPr>
+          <w:lang w:val="zh_TW" w:bidi="zh_TW"/>
+        </w:rPr>
+        <w:t>代下26:11</w:t>
+      </w:r>
       <w:r>
         <w:rPr>
           <w:lang w:val="zh_TW" w:bidi="zh_TW"/>
@@ -1253,36 +1037,24 @@
         </w:rPr>
         <w:t>其它公文（</w:t>
       </w:r>
-      <w:hyperlink r:id="rId48">
-        <w:r>
-          <w:rPr>
-            <w:lang w:val="zh_TW" w:bidi="zh_TW"/>
-          </w:rPr>
-          <w:rPr>
-            <w:color w:val="0000EE"/>
-            <w:u w:val="single"/>
-          </w:rPr>
-          <w:t>士8:14</w:t>
-        </w:r>
-      </w:hyperlink>
+      <w:r>
+        <w:rPr>
+          <w:lang w:val="zh_TW" w:bidi="zh_TW"/>
+        </w:rPr>
+        <w:t>士8:14</w:t>
+      </w:r>
       <w:r>
         <w:rPr>
           <w:lang w:val="zh_TW" w:bidi="zh_TW"/>
         </w:rPr>
         <w:t>；</w:t>
       </w:r>
-      <w:hyperlink r:id="rId49">
-        <w:r>
-          <w:rPr>
-            <w:lang w:val="zh_TW" w:bidi="zh_TW"/>
-          </w:rPr>
-          <w:rPr>
-            <w:color w:val="0000EE"/>
-            <w:u w:val="single"/>
-          </w:rPr>
-          <w:t>賽50:1</w:t>
-        </w:r>
-      </w:hyperlink>
+      <w:r>
+        <w:rPr>
+          <w:lang w:val="zh_TW" w:bidi="zh_TW"/>
+        </w:rPr>
+        <w:t>賽50:1</w:t>
+      </w:r>
       <w:r>
         <w:rPr>
           <w:lang w:val="zh_TW" w:bidi="zh_TW"/>
@@ -1307,18 +1079,12 @@
         </w:rPr>
         <w:t>私人書信（</w:t>
       </w:r>
-      <w:hyperlink r:id="rId50">
-        <w:r>
-          <w:rPr>
-            <w:lang w:val="zh_TW" w:bidi="zh_TW"/>
-          </w:rPr>
-          <w:rPr>
-            <w:color w:val="0000EE"/>
-            <w:u w:val="single"/>
-          </w:rPr>
-          <w:t>耶36:18</w:t>
-        </w:r>
-      </w:hyperlink>
+      <w:r>
+        <w:rPr>
+          <w:lang w:val="zh_TW" w:bidi="zh_TW"/>
+        </w:rPr>
+        <w:t>耶36:18</w:t>
+      </w:r>
       <w:r>
         <w:rPr>
           <w:lang w:val="zh_TW" w:bidi="zh_TW"/>
@@ -1357,36 +1123,24 @@
         </w:rPr>
         <w:t>王室書記（</w:t>
       </w:r>
-      <w:hyperlink r:id="rId51">
-        <w:r>
-          <w:rPr>
-            <w:lang w:val="zh_TW" w:bidi="zh_TW"/>
-          </w:rPr>
-          <w:rPr>
-            <w:color w:val="0000EE"/>
-            <w:u w:val="single"/>
-          </w:rPr>
-          <w:t>王上4:3</w:t>
-        </w:r>
-      </w:hyperlink>
+      <w:r>
+        <w:rPr>
+          <w:lang w:val="zh_TW" w:bidi="zh_TW"/>
+        </w:rPr>
+        <w:t>王上4:3</w:t>
+      </w:r>
       <w:r>
         <w:rPr>
           <w:lang w:val="zh_TW" w:bidi="zh_TW"/>
         </w:rPr>
         <w:t>；</w:t>
       </w:r>
-      <w:hyperlink r:id="rId52">
-        <w:r>
-          <w:rPr>
-            <w:lang w:val="zh_TW" w:bidi="zh_TW"/>
-          </w:rPr>
-          <w:rPr>
-            <w:color w:val="0000EE"/>
-            <w:u w:val="single"/>
-          </w:rPr>
-          <w:t>代下24:11</w:t>
-        </w:r>
-      </w:hyperlink>
+      <w:r>
+        <w:rPr>
+          <w:lang w:val="zh_TW" w:bidi="zh_TW"/>
+        </w:rPr>
+        <w:t>代下24:11</w:t>
+      </w:r>
       <w:r>
         <w:rPr>
           <w:lang w:val="zh_TW" w:bidi="zh_TW"/>
@@ -1411,90 +1165,60 @@
         </w:rPr>
         <w:t>謀士（</w:t>
       </w:r>
-      <w:hyperlink r:id="rId53">
-        <w:r>
-          <w:rPr>
-            <w:lang w:val="zh_TW" w:bidi="zh_TW"/>
-          </w:rPr>
-          <w:rPr>
-            <w:color w:val="0000EE"/>
-            <w:u w:val="single"/>
-          </w:rPr>
-          <w:t>撒下8:16–17</w:t>
-        </w:r>
-      </w:hyperlink>
+      <w:r>
+        <w:rPr>
+          <w:lang w:val="zh_TW" w:bidi="zh_TW"/>
+        </w:rPr>
+        <w:t>撒下8:16–17</w:t>
+      </w:r>
       <w:r>
         <w:rPr>
           <w:lang w:val="zh_TW" w:bidi="zh_TW"/>
         </w:rPr>
         <w:t>；</w:t>
       </w:r>
-      <w:hyperlink r:id="rId54">
-        <w:r>
-          <w:rPr>
-            <w:lang w:val="zh_TW" w:bidi="zh_TW"/>
-          </w:rPr>
-          <w:rPr>
-            <w:color w:val="0000EE"/>
-            <w:u w:val="single"/>
-          </w:rPr>
-          <w:t>王下18:18</w:t>
-        </w:r>
-      </w:hyperlink>
+      <w:r>
+        <w:rPr>
+          <w:lang w:val="zh_TW" w:bidi="zh_TW"/>
+        </w:rPr>
+        <w:t>王下18:18</w:t>
+      </w:r>
       <w:r>
         <w:rPr>
           <w:lang w:val="zh_TW" w:bidi="zh_TW"/>
         </w:rPr>
         <w:t>，</w:t>
       </w:r>
-      <w:hyperlink r:id="rId55">
-        <w:r>
-          <w:rPr>
-            <w:lang w:val="zh_TW" w:bidi="zh_TW"/>
-          </w:rPr>
-          <w:rPr>
-            <w:color w:val="0000EE"/>
-            <w:u w:val="single"/>
-          </w:rPr>
-          <w:t>22:12</w:t>
-        </w:r>
-      </w:hyperlink>
+      <w:r>
+        <w:rPr>
+          <w:lang w:val="zh_TW" w:bidi="zh_TW"/>
+        </w:rPr>
+        <w:t>22:12</w:t>
+      </w:r>
       <w:r>
         <w:rPr>
           <w:lang w:val="zh_TW" w:bidi="zh_TW"/>
         </w:rPr>
         <w:t>；</w:t>
       </w:r>
-      <w:hyperlink r:id="rId56">
-        <w:r>
-          <w:rPr>
-            <w:lang w:val="zh_TW" w:bidi="zh_TW"/>
-          </w:rPr>
-          <w:rPr>
-            <w:color w:val="0000EE"/>
-            <w:u w:val="single"/>
-          </w:rPr>
-          <w:t>代上27:32</w:t>
-        </w:r>
-      </w:hyperlink>
+      <w:r>
+        <w:rPr>
+          <w:lang w:val="zh_TW" w:bidi="zh_TW"/>
+        </w:rPr>
+        <w:t>代上27:32</w:t>
+      </w:r>
       <w:r>
         <w:rPr>
           <w:lang w:val="zh_TW" w:bidi="zh_TW"/>
         </w:rPr>
         <w:t>；</w:t>
       </w:r>
-      <w:hyperlink r:id="rId57">
-        <w:r>
-          <w:rPr>
-            <w:lang w:val="zh_TW" w:bidi="zh_TW"/>
-          </w:rPr>
-          <w:rPr>
-            <w:color w:val="0000EE"/>
-            <w:u w:val="single"/>
-          </w:rPr>
-          <w:t>賽36:3</w:t>
-        </w:r>
-      </w:hyperlink>
+      <w:r>
+        <w:rPr>
+          <w:lang w:val="zh_TW" w:bidi="zh_TW"/>
+        </w:rPr>
+        <w:t>賽36:3</w:t>
+      </w:r>
       <w:r>
         <w:rPr>
           <w:lang w:val="zh_TW" w:bidi="zh_TW"/>
@@ -1519,18 +1243,12 @@
         </w:rPr>
         <w:t>財務監督（</w:t>
       </w:r>
-      <w:hyperlink r:id="rId58">
-        <w:r>
-          <w:rPr>
-            <w:lang w:val="zh_TW" w:bidi="zh_TW"/>
-          </w:rPr>
-          <w:rPr>
-            <w:color w:val="0000EE"/>
-            <w:u w:val="single"/>
-          </w:rPr>
-          <w:t>王下22:3–4</w:t>
-        </w:r>
-      </w:hyperlink>
+      <w:r>
+        <w:rPr>
+          <w:lang w:val="zh_TW" w:bidi="zh_TW"/>
+        </w:rPr>
+        <w:t>王下22:3–4</w:t>
+      </w:r>
       <w:r>
         <w:rPr>
           <w:lang w:val="zh_TW" w:bidi="zh_TW"/>
@@ -1551,36 +1269,24 @@
         </w:rPr>
         <w:t>書記也與祭司職分有關，負責聖殿的紀錄工作（</w:t>
       </w:r>
-      <w:hyperlink r:id="rId59">
-        <w:r>
-          <w:rPr>
-            <w:lang w:val="zh_TW" w:bidi="zh_TW"/>
-          </w:rPr>
-          <w:rPr>
-            <w:color w:val="0000EE"/>
-            <w:u w:val="single"/>
-          </w:rPr>
-          <w:t>代上24:6</w:t>
-        </w:r>
-      </w:hyperlink>
+      <w:r>
+        <w:rPr>
+          <w:lang w:val="zh_TW" w:bidi="zh_TW"/>
+        </w:rPr>
+        <w:t>代上24:6</w:t>
+      </w:r>
       <w:r>
         <w:rPr>
           <w:lang w:val="zh_TW" w:bidi="zh_TW"/>
         </w:rPr>
         <w:t>；</w:t>
       </w:r>
-      <w:hyperlink r:id="rId60">
-        <w:r>
-          <w:rPr>
-            <w:lang w:val="zh_TW" w:bidi="zh_TW"/>
-          </w:rPr>
-          <w:rPr>
-            <w:color w:val="0000EE"/>
-            <w:u w:val="single"/>
-          </w:rPr>
-          <w:t>代下34:13–15</w:t>
-        </w:r>
-      </w:hyperlink>
+      <w:r>
+        <w:rPr>
+          <w:lang w:val="zh_TW" w:bidi="zh_TW"/>
+        </w:rPr>
+        <w:t>代下34:13–15</w:t>
+      </w:r>
       <w:r>
         <w:rPr>
           <w:lang w:val="zh_TW" w:bidi="zh_TW"/>
@@ -1612,18 +1318,12 @@
         </w:rPr>
         <w:t>猶太人被擄歸回後，在以斯拉和尼希米的領導下，猶太信仰傳統得以重建。此時「文士」一詞更具體地指那些聚集在一起，研究並解釋妥拉（猶太律法）的人。文士成為教師的專業，能給猶太百姓準確保存並解釋摩西律法。在這時期的開始，以斯拉被視為理想的文士，他是「通達耶和華誡命和賜以色列之律例的文士」（</w:t>
       </w:r>
-      <w:hyperlink r:id="rId61">
-        <w:r>
-          <w:rPr>
-            <w:lang w:val="zh_TW" w:bidi="zh_TW"/>
-          </w:rPr>
-          <w:rPr>
-            <w:color w:val="0000EE"/>
-            <w:u w:val="single"/>
-          </w:rPr>
-          <w:t>拉7:11</w:t>
-        </w:r>
-      </w:hyperlink>
+      <w:r>
+        <w:rPr>
+          <w:lang w:val="zh_TW" w:bidi="zh_TW"/>
+        </w:rPr>
+        <w:t>拉7:11</w:t>
+      </w:r>
       <w:r>
         <w:rPr>
           <w:lang w:val="zh_TW" w:bidi="zh_TW"/>
@@ -1660,194 +1360,56 @@
         <w:rPr>
           <w:lang w:val="zh_TW" w:bidi="zh_TW"/>
         </w:rPr>
-        <w:t>描述文士是能夠深刻理解經文的隱含意義的人（</w:t>
-      </w:r>
-      <w:hyperlink r:id="rId62">
-        <w:r>
-          <w:rPr>
-            <w:lang w:val="zh_TW" w:bidi="zh_TW"/>
-          </w:rPr>
-          <w:rPr>
-            <w:color w:val="0000EE"/>
-            <w:u w:val="single"/>
-          </w:rPr>
-          <w:t>便西拉智訓39:2–3</w:t>
-        </w:r>
-      </w:hyperlink>
-      <w:r>
-        <w:rPr>
-          <w:lang w:val="zh_TW" w:bidi="zh_TW"/>
-        </w:rPr>
-        <w:t>），這種理解源於他勤奮研究律法、先知書和聖卷的結果（</w:t>
-      </w:r>
-      <w:hyperlink r:id="rId63">
-        <w:r>
-          <w:rPr>
-            <w:lang w:val="zh_TW" w:bidi="zh_TW"/>
-          </w:rPr>
-          <w:rPr>
-            <w:color w:val="0000EE"/>
-            <w:u w:val="single"/>
-          </w:rPr>
-          <w:t>38:24</w:t>
-        </w:r>
-      </w:hyperlink>
-      <w:r>
-        <w:rPr>
-          <w:lang w:val="zh_TW" w:bidi="zh_TW"/>
-        </w:rPr>
-        <w:t>及以下，</w:t>
-      </w:r>
-      <w:hyperlink r:id="rId64">
-        <w:r>
-          <w:rPr>
-            <w:lang w:val="zh_TW" w:bidi="zh_TW"/>
-          </w:rPr>
-          <w:rPr>
-            <w:color w:val="0000EE"/>
-            <w:u w:val="single"/>
-          </w:rPr>
-          <w:t>39:1</w:t>
-        </w:r>
-      </w:hyperlink>
-      <w:r>
-        <w:rPr>
-          <w:lang w:val="zh_TW" w:bidi="zh_TW"/>
-        </w:rPr>
-        <w:t>）。因此，文士能夠為百姓和國擔任審判官和謀士（</w:t>
-      </w:r>
-      <w:hyperlink r:id="rId65">
-        <w:r>
-          <w:rPr>
-            <w:lang w:val="zh_TW" w:bidi="zh_TW"/>
-          </w:rPr>
-          <w:rPr>
-            <w:color w:val="0000EE"/>
-            <w:u w:val="single"/>
-          </w:rPr>
-          <w:t>38:33</w:t>
-        </w:r>
-      </w:hyperlink>
+        <w:t>描述文士是能夠深刻理解經文的隱含意義的人（便西拉智訓39:2–3），這種理解源於他勤奮研究律法、先知書和聖卷的結果（38:24及以下，39:1）。因此，文士能夠為百姓和國擔任審判官和謀士（38:33，39:4–8）。由於文士在一個由律法統治的社會中有不可或缺的地位，他應當受到世世代代的讚譽和尊敬（39:9）。到公元前二世紀，文士成為猶太社會中一個相當獨特的階級。從這時期開始，文士與法利賽人的興起有密切聯繫，多數文士都隸屬於他們（見新約中的密切關係：</w:t>
+      </w:r>
+      <w:r>
+        <w:rPr>
+          <w:lang w:val="zh_TW" w:bidi="zh_TW"/>
+        </w:rPr>
+        <w:t>太5:20</w:t>
+      </w:r>
       <w:r>
         <w:rPr>
           <w:lang w:val="zh_TW" w:bidi="zh_TW"/>
         </w:rPr>
         <w:t>，</w:t>
       </w:r>
-      <w:hyperlink r:id="rId66">
-        <w:r>
-          <w:rPr>
-            <w:lang w:val="zh_TW" w:bidi="zh_TW"/>
-          </w:rPr>
-          <w:rPr>
-            <w:color w:val="0000EE"/>
-            <w:u w:val="single"/>
-          </w:rPr>
-          <w:t>39:4–8</w:t>
-        </w:r>
-      </w:hyperlink>
-      <w:r>
-        <w:rPr>
-          <w:lang w:val="zh_TW" w:bidi="zh_TW"/>
-        </w:rPr>
-        <w:t>）。由於文士在一個由律法統治的社會中有不可或缺的地位，他應當受到世世代代的讚譽和尊敬（</w:t>
-      </w:r>
-      <w:hyperlink r:id="rId67">
-        <w:r>
-          <w:rPr>
-            <w:lang w:val="zh_TW" w:bidi="zh_TW"/>
-          </w:rPr>
-          <w:rPr>
-            <w:color w:val="0000EE"/>
-            <w:u w:val="single"/>
-          </w:rPr>
-          <w:t>39:9</w:t>
-        </w:r>
-      </w:hyperlink>
-      <w:r>
-        <w:rPr>
-          <w:lang w:val="zh_TW" w:bidi="zh_TW"/>
-        </w:rPr>
-        <w:t>）。到公元前二世紀，文士成為猶太社會中一個相當獨特的階級。從這時期開始，文士與法利賽人的興起有密切聯繫，多數文士都隸屬於他們（見新約中的密切關係：</w:t>
-      </w:r>
-      <w:hyperlink r:id="rId68">
-        <w:r>
-          <w:rPr>
-            <w:lang w:val="zh_TW" w:bidi="zh_TW"/>
-          </w:rPr>
-          <w:rPr>
-            <w:color w:val="0000EE"/>
-            <w:u w:val="single"/>
-          </w:rPr>
-          <w:t>太5:20</w:t>
-        </w:r>
-      </w:hyperlink>
-      <w:r>
-        <w:rPr>
-          <w:lang w:val="zh_TW" w:bidi="zh_TW"/>
-        </w:rPr>
-        <w:t>，</w:t>
-      </w:r>
-      <w:hyperlink r:id="rId69">
-        <w:r>
-          <w:rPr>
-            <w:lang w:val="zh_TW" w:bidi="zh_TW"/>
-          </w:rPr>
-          <w:rPr>
-            <w:color w:val="0000EE"/>
-            <w:u w:val="single"/>
-          </w:rPr>
-          <w:t>12:38，</w:t>
-        </w:r>
-      </w:hyperlink>
-      <w:hyperlink r:id="rId70">
-        <w:r>
-          <w:rPr>
-            <w:lang w:val="zh_TW" w:bidi="zh_TW"/>
-          </w:rPr>
-          <w:rPr>
-            <w:color w:val="0000EE"/>
-            <w:u w:val="single"/>
-          </w:rPr>
-          <w:t>15:1</w:t>
-        </w:r>
-      </w:hyperlink>
+      <w:r>
+        <w:rPr>
+          <w:lang w:val="zh_TW" w:bidi="zh_TW"/>
+        </w:rPr>
+        <w:t>12:38，</w:t>
+      </w:r>
+      <w:r>
+        <w:rPr>
+          <w:lang w:val="zh_TW" w:bidi="zh_TW"/>
+        </w:rPr>
+        <w:t>15:1</w:t>
+      </w:r>
       <w:r>
         <w:rPr>
           <w:lang w:val="zh_TW" w:bidi="zh_TW"/>
         </w:rPr>
         <w:t>；</w:t>
       </w:r>
-      <w:hyperlink r:id="rId71">
-        <w:r>
-          <w:rPr>
-            <w:lang w:val="zh_TW" w:bidi="zh_TW"/>
-          </w:rPr>
-          <w:rPr>
-            <w:color w:val="0000EE"/>
-            <w:u w:val="single"/>
-          </w:rPr>
-          <w:t>可7:5</w:t>
-        </w:r>
-      </w:hyperlink>
+      <w:r>
+        <w:rPr>
+          <w:lang w:val="zh_TW" w:bidi="zh_TW"/>
+        </w:rPr>
+        <w:t>可7:5</w:t>
+      </w:r>
       <w:r>
         <w:rPr>
           <w:lang w:val="zh_TW" w:bidi="zh_TW"/>
         </w:rPr>
         <w:t>；</w:t>
       </w:r>
-      <w:hyperlink r:id="rId72">
-        <w:r>
-          <w:rPr>
-            <w:lang w:val="zh_TW" w:bidi="zh_TW"/>
-          </w:rPr>
-          <w:rPr>
-            <w:color w:val="0000EE"/>
-            <w:u w:val="single"/>
-          </w:rPr>
-          <w:t>路6:7</w:t>
-        </w:r>
-      </w:hyperlink>
+      <w:r>
+        <w:rPr>
+          <w:lang w:val="zh_TW" w:bidi="zh_TW"/>
+        </w:rPr>
+        <w:t>路6:7</w:t>
+      </w:r>
       <w:r>
         <w:rPr>
           <w:lang w:val="zh_TW" w:bidi="zh_TW"/>
@@ -1879,18 +1441,12 @@
         </w:rPr>
         <w:t>最初，文士都是在祭司家族中接受訓練，這些家族成員從事同樣的職業，且代代相傳。身為這些家族的一員，他們的工作就有了保障（</w:t>
       </w:r>
-      <w:hyperlink r:id="rId73">
-        <w:r>
-          <w:rPr>
-            <w:lang w:val="zh_TW" w:bidi="zh_TW"/>
-          </w:rPr>
-          <w:rPr>
-            <w:color w:val="0000EE"/>
-            <w:u w:val="single"/>
-          </w:rPr>
-          <w:t>代上2:55</w:t>
-        </w:r>
-      </w:hyperlink>
+      <w:r>
+        <w:rPr>
+          <w:lang w:val="zh_TW" w:bidi="zh_TW"/>
+        </w:rPr>
+        <w:t>代上2:55</w:t>
+      </w:r>
       <w:r>
         <w:rPr>
           <w:lang w:val="zh_TW" w:bidi="zh_TW"/>
@@ -1911,90 +1467,60 @@
         </w:rPr>
         <w:t>由於摩西書寫的律法無法直接應對被擄歸回後的各種情況，文士的技能成為了一個極其重要的貢獻。他們建立的「口傳律法（oral law）」被視為與書面猶太律法同等重要。因此，對於那些渴望取悅神的人來說，這些律法同樣具有約束力（見</w:t>
       </w:r>
-      <w:hyperlink r:id="rId74">
-        <w:r>
-          <w:rPr>
-            <w:lang w:val="zh_TW" w:bidi="zh_TW"/>
-          </w:rPr>
-          <w:rPr>
-            <w:color w:val="0000EE"/>
-            <w:u w:val="single"/>
-          </w:rPr>
-          <w:t>可7:6–13</w:t>
-        </w:r>
-      </w:hyperlink>
+      <w:r>
+        <w:rPr>
+          <w:lang w:val="zh_TW" w:bidi="zh_TW"/>
+        </w:rPr>
+        <w:t>可7:6–13</w:t>
+      </w:r>
       <w:r>
         <w:rPr>
           <w:lang w:val="zh_TW" w:bidi="zh_TW"/>
         </w:rPr>
         <w:t>）。由於文士有專業知識，他們參與猶太公會，即充當以色列最高法院的長老議會。文士是該公會中唯一來自非大祭司和長老等最高社會階層的成員（</w:t>
       </w:r>
-      <w:hyperlink r:id="rId75">
-        <w:r>
-          <w:rPr>
-            <w:lang w:val="zh_TW" w:bidi="zh_TW"/>
-          </w:rPr>
-          <w:rPr>
-            <w:color w:val="0000EE"/>
-            <w:u w:val="single"/>
-          </w:rPr>
-          <w:t>太26:57</w:t>
-        </w:r>
-      </w:hyperlink>
+      <w:r>
+        <w:rPr>
+          <w:lang w:val="zh_TW" w:bidi="zh_TW"/>
+        </w:rPr>
+        <w:t>太26:57</w:t>
+      </w:r>
       <w:r>
         <w:rPr>
           <w:lang w:val="zh_TW" w:bidi="zh_TW"/>
         </w:rPr>
         <w:t>；</w:t>
       </w:r>
-      <w:hyperlink r:id="rId76">
-        <w:r>
-          <w:rPr>
-            <w:lang w:val="zh_TW" w:bidi="zh_TW"/>
-          </w:rPr>
-          <w:rPr>
-            <w:color w:val="0000EE"/>
-            <w:u w:val="single"/>
-          </w:rPr>
-          <w:t>可14:43、53</w:t>
-        </w:r>
-      </w:hyperlink>
+      <w:r>
+        <w:rPr>
+          <w:lang w:val="zh_TW" w:bidi="zh_TW"/>
+        </w:rPr>
+        <w:t>可14:43、53</w:t>
+      </w:r>
       <w:r>
         <w:rPr>
           <w:lang w:val="zh_TW" w:bidi="zh_TW"/>
         </w:rPr>
         <w:t>；</w:t>
       </w:r>
-      <w:hyperlink r:id="rId77">
-        <w:r>
-          <w:rPr>
-            <w:lang w:val="zh_TW" w:bidi="zh_TW"/>
-          </w:rPr>
-          <w:rPr>
-            <w:color w:val="0000EE"/>
-            <w:u w:val="single"/>
-          </w:rPr>
-          <w:t>路22:66</w:t>
-        </w:r>
-      </w:hyperlink>
+      <w:r>
+        <w:rPr>
+          <w:lang w:val="zh_TW" w:bidi="zh_TW"/>
+        </w:rPr>
+        <w:t>路22:66</w:t>
+      </w:r>
       <w:r>
         <w:rPr>
           <w:lang w:val="zh_TW" w:bidi="zh_TW"/>
         </w:rPr>
         <w:t>；</w:t>
       </w:r>
-      <w:hyperlink r:id="rId78">
-        <w:r>
-          <w:rPr>
-            <w:lang w:val="zh_TW" w:bidi="zh_TW"/>
-          </w:rPr>
-          <w:rPr>
-            <w:color w:val="0000EE"/>
-            <w:u w:val="single"/>
-          </w:rPr>
-          <w:t>徒23:9</w:t>
-        </w:r>
-      </w:hyperlink>
+      <w:r>
+        <w:rPr>
+          <w:lang w:val="zh_TW" w:bidi="zh_TW"/>
+        </w:rPr>
+        <w:t>徒23:9</w:t>
+      </w:r>
       <w:r>
         <w:rPr>
           <w:lang w:val="zh_TW" w:bidi="zh_TW"/>
@@ -2015,54 +1541,36 @@
         </w:rPr>
         <w:t>文士在猶太社區中備受尊敬。他們是猶太律法的權威教師，不僅在聖殿內（</w:t>
       </w:r>
-      <w:hyperlink r:id="rId79">
-        <w:r>
-          <w:rPr>
-            <w:lang w:val="zh_TW" w:bidi="zh_TW"/>
-          </w:rPr>
-          <w:rPr>
-            <w:color w:val="0000EE"/>
-            <w:u w:val="single"/>
-          </w:rPr>
-          <w:t>路2:46</w:t>
-        </w:r>
-      </w:hyperlink>
+      <w:r>
+        <w:rPr>
+          <w:lang w:val="zh_TW" w:bidi="zh_TW"/>
+        </w:rPr>
+        <w:t>路2:46</w:t>
+      </w:r>
       <w:r>
         <w:rPr>
           <w:lang w:val="zh_TW" w:bidi="zh_TW"/>
         </w:rPr>
         <w:t>），也在猶太和加利利的各會堂中（</w:t>
       </w:r>
-      <w:hyperlink r:id="rId80">
-        <w:r>
-          <w:rPr>
-            <w:lang w:val="zh_TW" w:bidi="zh_TW"/>
-          </w:rPr>
-          <w:rPr>
-            <w:color w:val="0000EE"/>
-            <w:u w:val="single"/>
-          </w:rPr>
-          <w:t>5:17</w:t>
-        </w:r>
-      </w:hyperlink>
+      <w:r>
+        <w:rPr>
+          <w:lang w:val="zh_TW" w:bidi="zh_TW"/>
+        </w:rPr>
+        <w:t>5:17</w:t>
+      </w:r>
       <w:r>
         <w:rPr>
           <w:lang w:val="zh_TW" w:bidi="zh_TW"/>
         </w:rPr>
         <w:t>）教導。他們同時也是公會的重要成員，穿著特製的長衣（</w:t>
       </w:r>
-      <w:hyperlink r:id="rId81">
-        <w:r>
-          <w:rPr>
-            <w:lang w:val="zh_TW" w:bidi="zh_TW"/>
-          </w:rPr>
-          <w:rPr>
-            <w:color w:val="0000EE"/>
-            <w:u w:val="single"/>
-          </w:rPr>
-          <w:t>可12:38</w:t>
-        </w:r>
-      </w:hyperlink>
+      <w:r>
+        <w:rPr>
+          <w:lang w:val="zh_TW" w:bidi="zh_TW"/>
+        </w:rPr>
+        <w:t>可12:38</w:t>
+      </w:r>
       <w:r>
         <w:rPr>
           <w:lang w:val="zh_TW" w:bidi="zh_TW"/>
@@ -2081,108 +1589,72 @@
         </w:rPr>
         <w:t>）」（</w:t>
       </w:r>
-      <w:hyperlink r:id="rId82">
-        <w:r>
-          <w:rPr>
-            <w:lang w:val="zh_TW" w:bidi="zh_TW"/>
-          </w:rPr>
-          <w:rPr>
-            <w:color w:val="0000EE"/>
-            <w:u w:val="single"/>
-          </w:rPr>
-          <w:t>太23:5</w:t>
-        </w:r>
-      </w:hyperlink>
+      <w:r>
+        <w:rPr>
+          <w:lang w:val="zh_TW" w:bidi="zh_TW"/>
+        </w:rPr>
+        <w:t>太23:5</w:t>
+      </w:r>
       <w:r>
         <w:rPr>
           <w:lang w:val="zh_TW" w:bidi="zh_TW"/>
         </w:rPr>
         <w:t>）。這樣的服裝使他們備受注目，吸引人在街上向他們問安（</w:t>
       </w:r>
-      <w:hyperlink r:id="rId81">
-        <w:r>
-          <w:rPr>
-            <w:lang w:val="zh_TW" w:bidi="zh_TW"/>
-          </w:rPr>
-          <w:rPr>
-            <w:color w:val="0000EE"/>
-            <w:u w:val="single"/>
-          </w:rPr>
-          <w:t>可12:38</w:t>
-        </w:r>
-      </w:hyperlink>
+      <w:r>
+        <w:rPr>
+          <w:lang w:val="zh_TW" w:bidi="zh_TW"/>
+        </w:rPr>
+        <w:t>可12:38</w:t>
+      </w:r>
       <w:r>
         <w:rPr>
           <w:lang w:val="zh_TW" w:bidi="zh_TW"/>
         </w:rPr>
         <w:t>）。他們被尊稱為「拉比」或「師傅」（</w:t>
       </w:r>
-      <w:hyperlink r:id="rId83">
-        <w:r>
-          <w:rPr>
-            <w:lang w:val="zh_TW" w:bidi="zh_TW"/>
-          </w:rPr>
-          <w:rPr>
-            <w:color w:val="0000EE"/>
-            <w:u w:val="single"/>
-          </w:rPr>
-          <w:t>太23:7</w:t>
-        </w:r>
-      </w:hyperlink>
+      <w:r>
+        <w:rPr>
+          <w:lang w:val="zh_TW" w:bidi="zh_TW"/>
+        </w:rPr>
+        <w:t>太23:7</w:t>
+      </w:r>
       <w:r>
         <w:rPr>
           <w:lang w:val="zh_TW" w:bidi="zh_TW"/>
         </w:rPr>
         <w:t>），在敬拜和社交場合中享有首座（</w:t>
       </w:r>
-      <w:hyperlink r:id="rId84">
-        <w:r>
-          <w:rPr>
-            <w:lang w:val="zh_TW" w:bidi="zh_TW"/>
-          </w:rPr>
-          <w:rPr>
-            <w:color w:val="0000EE"/>
-            <w:u w:val="single"/>
-          </w:rPr>
-          <w:t>太23:2</w:t>
-        </w:r>
-      </w:hyperlink>
+      <w:r>
+        <w:rPr>
+          <w:lang w:val="zh_TW" w:bidi="zh_TW"/>
+        </w:rPr>
+        <w:t>太23:2</w:t>
+      </w:r>
       <w:r>
         <w:rPr>
           <w:lang w:val="zh_TW" w:bidi="zh_TW"/>
         </w:rPr>
         <w:t>；</w:t>
       </w:r>
-      <w:hyperlink r:id="rId85">
-        <w:r>
-          <w:rPr>
-            <w:lang w:val="zh_TW" w:bidi="zh_TW"/>
-          </w:rPr>
-          <w:rPr>
-            <w:color w:val="0000EE"/>
-            <w:u w:val="single"/>
-          </w:rPr>
-          <w:t>可12:39</w:t>
-        </w:r>
-      </w:hyperlink>
+      <w:r>
+        <w:rPr>
+          <w:lang w:val="zh_TW" w:bidi="zh_TW"/>
+        </w:rPr>
+        <w:t>可12:39</w:t>
+      </w:r>
       <w:r>
         <w:rPr>
           <w:lang w:val="zh_TW" w:bidi="zh_TW"/>
         </w:rPr>
         <w:t>；</w:t>
       </w:r>
-      <w:hyperlink r:id="rId86">
-        <w:r>
-          <w:rPr>
-            <w:lang w:val="zh_TW" w:bidi="zh_TW"/>
-          </w:rPr>
-          <w:rPr>
-            <w:color w:val="0000EE"/>
-            <w:u w:val="single"/>
-          </w:rPr>
-          <w:t>路20:46</w:t>
-        </w:r>
-      </w:hyperlink>
+      <w:r>
+        <w:rPr>
+          <w:lang w:val="zh_TW" w:bidi="zh_TW"/>
+        </w:rPr>
+        <w:t>路20:46</w:t>
+      </w:r>
       <w:r>
         <w:rPr>
           <w:lang w:val="zh_TW" w:bidi="zh_TW"/>
@@ -2232,36 +1704,24 @@
         </w:rPr>
         <w:t>當耶穌赦免罪人時（</w:t>
       </w:r>
-      <w:hyperlink r:id="rId87">
-        <w:r>
-          <w:rPr>
-            <w:lang w:val="zh_TW" w:bidi="zh_TW"/>
-          </w:rPr>
-          <w:rPr>
-            <w:color w:val="0000EE"/>
-            <w:u w:val="single"/>
-          </w:rPr>
-          <w:t>太9:1–3</w:t>
-        </w:r>
-      </w:hyperlink>
+      <w:r>
+        <w:rPr>
+          <w:lang w:val="zh_TW" w:bidi="zh_TW"/>
+        </w:rPr>
+        <w:t>太9:1–3</w:t>
+      </w:r>
       <w:r>
         <w:rPr>
           <w:lang w:val="zh_TW" w:bidi="zh_TW"/>
         </w:rPr>
         <w:t>；</w:t>
       </w:r>
-      <w:hyperlink r:id="rId88">
-        <w:r>
-          <w:rPr>
-            <w:lang w:val="zh_TW" w:bidi="zh_TW"/>
-          </w:rPr>
-          <w:rPr>
-            <w:color w:val="0000EE"/>
-            <w:u w:val="single"/>
-          </w:rPr>
-          <w:t>路5:17–26</w:t>
-        </w:r>
-      </w:hyperlink>
+      <w:r>
+        <w:rPr>
+          <w:lang w:val="zh_TW" w:bidi="zh_TW"/>
+        </w:rPr>
+        <w:t>路5:17–26</w:t>
+      </w:r>
       <w:r>
         <w:rPr>
           <w:lang w:val="zh_TW" w:bidi="zh_TW"/>
@@ -2286,36 +1746,24 @@
         </w:rPr>
         <w:t>當他們認為耶穌在安息日工作（</w:t>
       </w:r>
-      <w:hyperlink r:id="rId89">
-        <w:r>
-          <w:rPr>
-            <w:lang w:val="zh_TW" w:bidi="zh_TW"/>
-          </w:rPr>
-          <w:rPr>
-            <w:color w:val="0000EE"/>
-            <w:u w:val="single"/>
-          </w:rPr>
-          <w:t>路6:1–2</w:t>
-        </w:r>
-      </w:hyperlink>
+      <w:r>
+        <w:rPr>
+          <w:lang w:val="zh_TW" w:bidi="zh_TW"/>
+        </w:rPr>
+        <w:t>路6:1–2</w:t>
+      </w:r>
       <w:r>
         <w:rPr>
           <w:lang w:val="zh_TW" w:bidi="zh_TW"/>
         </w:rPr>
         <w:t>）或醫治人時（</w:t>
       </w:r>
-      <w:hyperlink r:id="rId90">
-        <w:r>
-          <w:rPr>
-            <w:lang w:val="zh_TW" w:bidi="zh_TW"/>
-          </w:rPr>
-          <w:rPr>
-            <w:color w:val="0000EE"/>
-            <w:u w:val="single"/>
-          </w:rPr>
-          <w:t>6–11</w:t>
-        </w:r>
-      </w:hyperlink>
+      <w:r>
+        <w:rPr>
+          <w:lang w:val="zh_TW" w:bidi="zh_TW"/>
+        </w:rPr>
+        <w:t>6–11</w:t>
+      </w:r>
       <w:r>
         <w:rPr>
           <w:lang w:val="zh_TW" w:bidi="zh_TW"/>
@@ -2340,36 +1788,24 @@
         </w:rPr>
         <w:t>當他們發現耶穌不遵守他們的儀式性洗手禮（</w:t>
       </w:r>
-      <w:hyperlink r:id="rId91">
-        <w:r>
-          <w:rPr>
-            <w:lang w:val="zh_TW" w:bidi="zh_TW"/>
-          </w:rPr>
-          <w:rPr>
-            <w:color w:val="0000EE"/>
-            <w:u w:val="single"/>
-          </w:rPr>
-          <w:t>可7:2–5</w:t>
-        </w:r>
-      </w:hyperlink>
+      <w:r>
+        <w:rPr>
+          <w:lang w:val="zh_TW" w:bidi="zh_TW"/>
+        </w:rPr>
+        <w:t>可7:2–5</w:t>
+      </w:r>
       <w:r>
         <w:rPr>
           <w:lang w:val="zh_TW" w:bidi="zh_TW"/>
         </w:rPr>
         <w:t>）且忽視禁食的做法時（</w:t>
       </w:r>
-      <w:hyperlink r:id="rId92">
-        <w:r>
-          <w:rPr>
-            <w:lang w:val="zh_TW" w:bidi="zh_TW"/>
-          </w:rPr>
-          <w:rPr>
-            <w:color w:val="0000EE"/>
-            <w:u w:val="single"/>
-          </w:rPr>
-          <w:t>路5:33–39</w:t>
-        </w:r>
-      </w:hyperlink>
+      <w:r>
+        <w:rPr>
+          <w:lang w:val="zh_TW" w:bidi="zh_TW"/>
+        </w:rPr>
+        <w:t>路5:33–39</w:t>
+      </w:r>
       <w:r>
         <w:rPr>
           <w:lang w:val="zh_TW" w:bidi="zh_TW"/>
@@ -2390,288 +1826,192 @@
         </w:rPr>
         <w:t>不出意料，他們特別反對耶穌與猶太社會中的不潔淨者（禮儀上不潔）和被排斥者交往（</w:t>
       </w:r>
-      <w:hyperlink r:id="rId93">
-        <w:r>
-          <w:rPr>
-            <w:lang w:val="zh_TW" w:bidi="zh_TW"/>
-          </w:rPr>
-          <w:rPr>
-            <w:color w:val="0000EE"/>
-            <w:u w:val="single"/>
-          </w:rPr>
-          <w:t>可2:16–17</w:t>
-        </w:r>
-      </w:hyperlink>
+      <w:r>
+        <w:rPr>
+          <w:lang w:val="zh_TW" w:bidi="zh_TW"/>
+        </w:rPr>
+        <w:t>可2:16–17</w:t>
+      </w:r>
       <w:r>
         <w:rPr>
           <w:lang w:val="zh_TW" w:bidi="zh_TW"/>
         </w:rPr>
         <w:t>；</w:t>
       </w:r>
-      <w:hyperlink r:id="rId94">
-        <w:r>
-          <w:rPr>
-            <w:lang w:val="zh_TW" w:bidi="zh_TW"/>
-          </w:rPr>
-          <w:rPr>
-            <w:color w:val="0000EE"/>
-            <w:u w:val="single"/>
-          </w:rPr>
-          <w:t>路15:1–2</w:t>
-        </w:r>
-      </w:hyperlink>
+      <w:r>
+        <w:rPr>
+          <w:lang w:val="zh_TW" w:bidi="zh_TW"/>
+        </w:rPr>
+        <w:t>路15:1–2</w:t>
+      </w:r>
       <w:r>
         <w:rPr>
           <w:lang w:val="zh_TW" w:bidi="zh_TW"/>
         </w:rPr>
         <w:t>）。他們經常試圖用有關猶太律法的問題來陷害耶穌（</w:t>
       </w:r>
-      <w:hyperlink r:id="rId71">
-        <w:r>
-          <w:rPr>
-            <w:lang w:val="zh_TW" w:bidi="zh_TW"/>
-          </w:rPr>
-          <w:rPr>
-            <w:color w:val="0000EE"/>
-            <w:u w:val="single"/>
-          </w:rPr>
-          <w:t>可7:5</w:t>
-        </w:r>
-      </w:hyperlink>
+      <w:r>
+        <w:rPr>
+          <w:lang w:val="zh_TW" w:bidi="zh_TW"/>
+        </w:rPr>
+        <w:t>可7:5</w:t>
+      </w:r>
       <w:r>
         <w:rPr>
           <w:lang w:val="zh_TW" w:bidi="zh_TW"/>
         </w:rPr>
         <w:t>，</w:t>
       </w:r>
-      <w:hyperlink r:id="rId95">
-        <w:r>
-          <w:rPr>
-            <w:lang w:val="zh_TW" w:bidi="zh_TW"/>
-          </w:rPr>
-          <w:rPr>
-            <w:color w:val="0000EE"/>
-            <w:u w:val="single"/>
-          </w:rPr>
-          <w:t>12:28、35</w:t>
-        </w:r>
-      </w:hyperlink>
+      <w:r>
+        <w:rPr>
+          <w:lang w:val="zh_TW" w:bidi="zh_TW"/>
+        </w:rPr>
+        <w:t>12:28、35</w:t>
+      </w:r>
       <w:r>
         <w:rPr>
           <w:lang w:val="zh_TW" w:bidi="zh_TW"/>
         </w:rPr>
         <w:t>；</w:t>
       </w:r>
-      <w:hyperlink r:id="rId96">
-        <w:r>
-          <w:rPr>
-            <w:lang w:val="zh_TW" w:bidi="zh_TW"/>
-          </w:rPr>
-          <w:rPr>
-            <w:color w:val="0000EE"/>
-            <w:u w:val="single"/>
-          </w:rPr>
-          <w:t>路11:53</w:t>
-        </w:r>
-      </w:hyperlink>
+      <w:r>
+        <w:rPr>
+          <w:lang w:val="zh_TW" w:bidi="zh_TW"/>
+        </w:rPr>
+        <w:t>路11:53</w:t>
+      </w:r>
       <w:r>
         <w:rPr>
           <w:lang w:val="zh_TW" w:bidi="zh_TW"/>
         </w:rPr>
         <w:t>；</w:t>
       </w:r>
-      <w:hyperlink r:id="rId97">
-        <w:r>
-          <w:rPr>
-            <w:lang w:val="zh_TW" w:bidi="zh_TW"/>
-          </w:rPr>
-          <w:rPr>
-            <w:color w:val="0000EE"/>
-            <w:u w:val="single"/>
-          </w:rPr>
-          <w:t>約8:3–4</w:t>
-        </w:r>
-      </w:hyperlink>
+      <w:r>
+        <w:rPr>
+          <w:lang w:val="zh_TW" w:bidi="zh_TW"/>
+        </w:rPr>
+        <w:t>約8:3–4</w:t>
+      </w:r>
       <w:r>
         <w:rPr>
           <w:lang w:val="zh_TW" w:bidi="zh_TW"/>
         </w:rPr>
         <w:t>）。他們要求耶穌明確表明自己的身份（</w:t>
       </w:r>
-      <w:hyperlink r:id="rId69">
-        <w:r>
-          <w:rPr>
-            <w:lang w:val="zh_TW" w:bidi="zh_TW"/>
-          </w:rPr>
-          <w:rPr>
-            <w:color w:val="0000EE"/>
-            <w:u w:val="single"/>
-          </w:rPr>
-          <w:t>太12:38</w:t>
-        </w:r>
-      </w:hyperlink>
+      <w:r>
+        <w:rPr>
+          <w:lang w:val="zh_TW" w:bidi="zh_TW"/>
+        </w:rPr>
+        <w:t>太12:38</w:t>
+      </w:r>
       <w:r>
         <w:rPr>
           <w:lang w:val="zh_TW" w:bidi="zh_TW"/>
         </w:rPr>
         <w:t>），並揭示祂行神蹟的權柄來源（</w:t>
       </w:r>
-      <w:hyperlink r:id="rId98">
-        <w:r>
-          <w:rPr>
-            <w:lang w:val="zh_TW" w:bidi="zh_TW"/>
-          </w:rPr>
-          <w:rPr>
-            <w:color w:val="0000EE"/>
-            <w:u w:val="single"/>
-          </w:rPr>
-          <w:t>可3:22</w:t>
-        </w:r>
-      </w:hyperlink>
+      <w:r>
+        <w:rPr>
+          <w:lang w:val="zh_TW" w:bidi="zh_TW"/>
+        </w:rPr>
+        <w:t>可3:22</w:t>
+      </w:r>
       <w:r>
         <w:rPr>
           <w:lang w:val="zh_TW" w:bidi="zh_TW"/>
         </w:rPr>
         <w:t>；</w:t>
       </w:r>
-      <w:hyperlink r:id="rId99">
-        <w:r>
-          <w:rPr>
-            <w:lang w:val="zh_TW" w:bidi="zh_TW"/>
-          </w:rPr>
-          <w:rPr>
-            <w:color w:val="0000EE"/>
-            <w:u w:val="single"/>
-          </w:rPr>
-          <w:t>路20:1–4</w:t>
-        </w:r>
-      </w:hyperlink>
+      <w:r>
+        <w:rPr>
+          <w:lang w:val="zh_TW" w:bidi="zh_TW"/>
+        </w:rPr>
+        <w:t>路20:1–4</w:t>
+      </w:r>
       <w:r>
         <w:rPr>
           <w:lang w:val="zh_TW" w:bidi="zh_TW"/>
         </w:rPr>
         <w:t>）。儘管有少數文士接受耶穌（</w:t>
       </w:r>
-      <w:hyperlink r:id="rId100">
-        <w:r>
-          <w:rPr>
-            <w:lang w:val="zh_TW" w:bidi="zh_TW"/>
-          </w:rPr>
-          <w:rPr>
-            <w:color w:val="0000EE"/>
-            <w:u w:val="single"/>
-          </w:rPr>
-          <w:t>太8:19</w:t>
-        </w:r>
-      </w:hyperlink>
+      <w:r>
+        <w:rPr>
+          <w:lang w:val="zh_TW" w:bidi="zh_TW"/>
+        </w:rPr>
+        <w:t>太8:19</w:t>
+      </w:r>
       <w:r>
         <w:rPr>
           <w:lang w:val="zh_TW" w:bidi="zh_TW"/>
         </w:rPr>
         <w:t>，</w:t>
       </w:r>
-      <w:hyperlink r:id="rId101">
-        <w:r>
-          <w:rPr>
-            <w:lang w:val="zh_TW" w:bidi="zh_TW"/>
-          </w:rPr>
-          <w:rPr>
-            <w:color w:val="0000EE"/>
-            <w:u w:val="single"/>
-          </w:rPr>
-          <w:t>13:52</w:t>
-        </w:r>
-      </w:hyperlink>
+      <w:r>
+        <w:rPr>
+          <w:lang w:val="zh_TW" w:bidi="zh_TW"/>
+        </w:rPr>
+        <w:t>13:52</w:t>
+      </w:r>
       <w:r>
         <w:rPr>
           <w:lang w:val="zh_TW" w:bidi="zh_TW"/>
         </w:rPr>
         <w:t>；</w:t>
       </w:r>
-      <w:hyperlink r:id="rId102">
-        <w:r>
-          <w:rPr>
-            <w:lang w:val="zh_TW" w:bidi="zh_TW"/>
-          </w:rPr>
-          <w:rPr>
-            <w:color w:val="0000EE"/>
-            <w:u w:val="single"/>
-          </w:rPr>
-          <w:t>可12:32</w:t>
-        </w:r>
-      </w:hyperlink>
+      <w:r>
+        <w:rPr>
+          <w:lang w:val="zh_TW" w:bidi="zh_TW"/>
+        </w:rPr>
+        <w:t>可12:32</w:t>
+      </w:r>
       <w:r>
         <w:rPr>
           <w:lang w:val="zh_TW" w:bidi="zh_TW"/>
         </w:rPr>
         <w:t>；</w:t>
       </w:r>
-      <w:hyperlink r:id="rId103">
-        <w:r>
-          <w:rPr>
-            <w:lang w:val="zh_TW" w:bidi="zh_TW"/>
-          </w:rPr>
-          <w:rPr>
-            <w:color w:val="0000EE"/>
-            <w:u w:val="single"/>
-          </w:rPr>
-          <w:t>約3:1–2</w:t>
-        </w:r>
-      </w:hyperlink>
+      <w:r>
+        <w:rPr>
+          <w:lang w:val="zh_TW" w:bidi="zh_TW"/>
+        </w:rPr>
+        <w:t>約3:1–2</w:t>
+      </w:r>
       <w:r>
         <w:rPr>
           <w:lang w:val="zh_TW" w:bidi="zh_TW"/>
         </w:rPr>
         <w:t>），但大多數文士對耶穌充滿敵意，這也是由於耶穌的聲望日漸高漲，威脅到他們的權威（</w:t>
       </w:r>
-      <w:hyperlink r:id="rId104">
-        <w:r>
-          <w:rPr>
-            <w:lang w:val="zh_TW" w:bidi="zh_TW"/>
-          </w:rPr>
-          <w:rPr>
-            <w:color w:val="0000EE"/>
-            <w:u w:val="single"/>
-          </w:rPr>
-          <w:t>太7:29</w:t>
-        </w:r>
-      </w:hyperlink>
+      <w:r>
+        <w:rPr>
+          <w:lang w:val="zh_TW" w:bidi="zh_TW"/>
+        </w:rPr>
+        <w:t>太7:29</w:t>
+      </w:r>
       <w:r>
         <w:rPr>
           <w:lang w:val="zh_TW" w:bidi="zh_TW"/>
         </w:rPr>
         <w:t>），並危及城鎮的安全（</w:t>
       </w:r>
-      <w:hyperlink r:id="rId105">
-        <w:r>
-          <w:rPr>
-            <w:lang w:val="zh_TW" w:bidi="zh_TW"/>
-          </w:rPr>
-          <w:rPr>
-            <w:color w:val="0000EE"/>
-            <w:u w:val="single"/>
-          </w:rPr>
-          <w:t>太21:15</w:t>
-        </w:r>
-      </w:hyperlink>
+      <w:r>
+        <w:rPr>
+          <w:lang w:val="zh_TW" w:bidi="zh_TW"/>
+        </w:rPr>
+        <w:t>太21:15</w:t>
+      </w:r>
       <w:r>
         <w:rPr>
           <w:lang w:val="zh_TW" w:bidi="zh_TW"/>
         </w:rPr>
         <w:t>；</w:t>
       </w:r>
-      <w:hyperlink r:id="rId106">
-        <w:r>
-          <w:rPr>
-            <w:lang w:val="zh_TW" w:bidi="zh_TW"/>
-          </w:rPr>
-          <w:rPr>
-            <w:color w:val="0000EE"/>
-            <w:u w:val="single"/>
-          </w:rPr>
-          <w:t>可11:18</w:t>
-        </w:r>
-      </w:hyperlink>
+      <w:r>
+        <w:rPr>
+          <w:lang w:val="zh_TW" w:bidi="zh_TW"/>
+        </w:rPr>
+        <w:t>可11:18</w:t>
+      </w:r>
       <w:r>
         <w:rPr>
           <w:lang w:val="zh_TW" w:bidi="zh_TW"/>
@@ -2692,90 +2032,60 @@
         </w:rPr>
         <w:t>他們反對耶穌的另一個重要原因是耶穌揭露了他們的假冒為善與腐敗。耶穌公開指責他們追求公眾的認可（</w:t>
       </w:r>
-      <w:hyperlink r:id="rId107">
-        <w:r>
-          <w:rPr>
-            <w:lang w:val="zh_TW" w:bidi="zh_TW"/>
-          </w:rPr>
-          <w:rPr>
-            <w:color w:val="0000EE"/>
-            <w:u w:val="single"/>
-          </w:rPr>
-          <w:t>太23:5–7</w:t>
-        </w:r>
-      </w:hyperlink>
+      <w:r>
+        <w:rPr>
+          <w:lang w:val="zh_TW" w:bidi="zh_TW"/>
+        </w:rPr>
+        <w:t>太23:5–7</w:t>
+      </w:r>
       <w:r>
         <w:rPr>
           <w:lang w:val="zh_TW" w:bidi="zh_TW"/>
         </w:rPr>
         <w:t>；</w:t>
       </w:r>
-      <w:hyperlink r:id="rId108">
-        <w:r>
-          <w:rPr>
-            <w:lang w:val="zh_TW" w:bidi="zh_TW"/>
-          </w:rPr>
-          <w:rPr>
-            <w:color w:val="0000EE"/>
-            <w:u w:val="single"/>
-          </w:rPr>
-          <w:t>可12:38–39</w:t>
-        </w:r>
-      </w:hyperlink>
+      <w:r>
+        <w:rPr>
+          <w:lang w:val="zh_TW" w:bidi="zh_TW"/>
+        </w:rPr>
+        <w:t>可12:38–39</w:t>
+      </w:r>
       <w:r>
         <w:rPr>
           <w:lang w:val="zh_TW" w:bidi="zh_TW"/>
         </w:rPr>
         <w:t>；</w:t>
       </w:r>
-      <w:hyperlink r:id="rId109">
-        <w:r>
-          <w:rPr>
-            <w:lang w:val="zh_TW" w:bidi="zh_TW"/>
-          </w:rPr>
-          <w:rPr>
-            <w:color w:val="0000EE"/>
-            <w:u w:val="single"/>
-          </w:rPr>
-          <w:t>路11:43</w:t>
-        </w:r>
-      </w:hyperlink>
+      <w:r>
+        <w:rPr>
+          <w:lang w:val="zh_TW" w:bidi="zh_TW"/>
+        </w:rPr>
+        <w:t>路11:43</w:t>
+      </w:r>
       <w:r>
         <w:rPr>
           <w:lang w:val="zh_TW" w:bidi="zh_TW"/>
         </w:rPr>
         <w:t>）。他們外表看似正確和聖潔，內心卻充滿腐敗（</w:t>
       </w:r>
-      <w:hyperlink r:id="rId110">
-        <w:r>
-          <w:rPr>
-            <w:lang w:val="zh_TW" w:bidi="zh_TW"/>
-          </w:rPr>
-          <w:rPr>
-            <w:color w:val="0000EE"/>
-            <w:u w:val="single"/>
-          </w:rPr>
-          <w:t>太23:25–28</w:t>
-        </w:r>
-      </w:hyperlink>
+      <w:r>
+        <w:rPr>
+          <w:lang w:val="zh_TW" w:bidi="zh_TW"/>
+        </w:rPr>
+        <w:t>太23:25–28</w:t>
+      </w:r>
       <w:r>
         <w:rPr>
           <w:lang w:val="zh_TW" w:bidi="zh_TW"/>
         </w:rPr>
         <w:t>；</w:t>
       </w:r>
-      <w:hyperlink r:id="rId111">
-        <w:r>
-          <w:rPr>
-            <w:lang w:val="zh_TW" w:bidi="zh_TW"/>
-          </w:rPr>
-          <w:rPr>
-            <w:color w:val="0000EE"/>
-            <w:u w:val="single"/>
-          </w:rPr>
-          <w:t>路11:39–41</w:t>
-        </w:r>
-      </w:hyperlink>
+      <w:r>
+        <w:rPr>
+          <w:lang w:val="zh_TW" w:bidi="zh_TW"/>
+        </w:rPr>
+        <w:t>路11:39–41</w:t>
+      </w:r>
       <w:r>
         <w:rPr>
           <w:lang w:val="zh_TW" w:bidi="zh_TW"/>
@@ -2796,126 +2106,84 @@
         </w:rPr>
         <w:t>耶穌也攻擊文士所教導的口傳猶太律法的原則，稱這律法是「重擔」，連文士自己都不遵守（</w:t>
       </w:r>
-      <w:hyperlink r:id="rId112">
-        <w:r>
-          <w:rPr>
-            <w:lang w:val="zh_TW" w:bidi="zh_TW"/>
-          </w:rPr>
-          <w:rPr>
-            <w:color w:val="0000EE"/>
-            <w:u w:val="single"/>
-          </w:rPr>
-          <w:t>太23:2–4、13–22</w:t>
-        </w:r>
-      </w:hyperlink>
+      <w:r>
+        <w:rPr>
+          <w:lang w:val="zh_TW" w:bidi="zh_TW"/>
+        </w:rPr>
+        <w:t>太23:2–4、13–22</w:t>
+      </w:r>
       <w:r>
         <w:rPr>
           <w:lang w:val="zh_TW" w:bidi="zh_TW"/>
         </w:rPr>
         <w:t>；</w:t>
       </w:r>
-      <w:hyperlink r:id="rId113">
-        <w:r>
-          <w:rPr>
-            <w:lang w:val="zh_TW" w:bidi="zh_TW"/>
-          </w:rPr>
-          <w:rPr>
-            <w:color w:val="0000EE"/>
-            <w:u w:val="single"/>
-          </w:rPr>
-          <w:t>路11:46</w:t>
-        </w:r>
-      </w:hyperlink>
+      <w:r>
+        <w:rPr>
+          <w:lang w:val="zh_TW" w:bidi="zh_TW"/>
+        </w:rPr>
+        <w:t>路11:46</w:t>
+      </w:r>
       <w:r>
         <w:rPr>
           <w:lang w:val="zh_TW" w:bidi="zh_TW"/>
         </w:rPr>
         <w:t>）。他們強調律法的細節，卻忽視了更重要的公義、憐憫和信實（</w:t>
       </w:r>
-      <w:hyperlink r:id="rId114">
-        <w:r>
-          <w:rPr>
-            <w:lang w:val="zh_TW" w:bidi="zh_TW"/>
-          </w:rPr>
-          <w:rPr>
-            <w:color w:val="0000EE"/>
-            <w:u w:val="single"/>
-          </w:rPr>
-          <w:t>太23:23–24</w:t>
-        </w:r>
-      </w:hyperlink>
+      <w:r>
+        <w:rPr>
+          <w:lang w:val="zh_TW" w:bidi="zh_TW"/>
+        </w:rPr>
+        <w:t>太23:23–24</w:t>
+      </w:r>
       <w:r>
         <w:rPr>
           <w:lang w:val="zh_TW" w:bidi="zh_TW"/>
         </w:rPr>
         <w:t>；</w:t>
       </w:r>
-      <w:hyperlink r:id="rId115">
-        <w:r>
-          <w:rPr>
-            <w:lang w:val="zh_TW" w:bidi="zh_TW"/>
-          </w:rPr>
-          <w:rPr>
-            <w:color w:val="0000EE"/>
-            <w:u w:val="single"/>
-          </w:rPr>
-          <w:t>可12:40</w:t>
-        </w:r>
-      </w:hyperlink>
+      <w:r>
+        <w:rPr>
+          <w:lang w:val="zh_TW" w:bidi="zh_TW"/>
+        </w:rPr>
+        <w:t>可12:40</w:t>
+      </w:r>
       <w:r>
         <w:rPr>
           <w:lang w:val="zh_TW" w:bidi="zh_TW"/>
         </w:rPr>
         <w:t>；</w:t>
       </w:r>
-      <w:hyperlink r:id="rId116">
-        <w:r>
-          <w:rPr>
-            <w:lang w:val="zh_TW" w:bidi="zh_TW"/>
-          </w:rPr>
-          <w:rPr>
-            <w:color w:val="0000EE"/>
-            <w:u w:val="single"/>
-          </w:rPr>
-          <w:t>路11:42</w:t>
-        </w:r>
-      </w:hyperlink>
+      <w:r>
+        <w:rPr>
+          <w:lang w:val="zh_TW" w:bidi="zh_TW"/>
+        </w:rPr>
+        <w:t>路11:42</w:t>
+      </w:r>
       <w:r>
         <w:rPr>
           <w:lang w:val="zh_TW" w:bidi="zh_TW"/>
         </w:rPr>
         <w:t>）。他們自視為舊約先知的後裔，但耶穌告訴他們，如果他們活在先知的時代，他們也會殺害那些先知（</w:t>
       </w:r>
-      <w:hyperlink r:id="rId117">
-        <w:r>
-          <w:rPr>
-            <w:lang w:val="zh_TW" w:bidi="zh_TW"/>
-          </w:rPr>
-          <w:rPr>
-            <w:color w:val="0000EE"/>
-            <w:u w:val="single"/>
-          </w:rPr>
-          <w:t>太23:29–36</w:t>
-        </w:r>
-      </w:hyperlink>
+      <w:r>
+        <w:rPr>
+          <w:lang w:val="zh_TW" w:bidi="zh_TW"/>
+        </w:rPr>
+        <w:t>太23:29–36</w:t>
+      </w:r>
       <w:r>
         <w:rPr>
           <w:lang w:val="zh_TW" w:bidi="zh_TW"/>
         </w:rPr>
         <w:t>；</w:t>
       </w:r>
-      <w:hyperlink r:id="rId118">
-        <w:r>
-          <w:rPr>
-            <w:lang w:val="zh_TW" w:bidi="zh_TW"/>
-          </w:rPr>
-          <w:rPr>
-            <w:color w:val="0000EE"/>
-            <w:u w:val="single"/>
-          </w:rPr>
-          <w:t>路20:9–19</w:t>
-        </w:r>
-      </w:hyperlink>
+      <w:r>
+        <w:rPr>
+          <w:lang w:val="zh_TW" w:bidi="zh_TW"/>
+        </w:rPr>
+        <w:t>路20:9–19</w:t>
+      </w:r>
       <w:r>
         <w:rPr>
           <w:lang w:val="zh_TW" w:bidi="zh_TW"/>
@@ -2936,126 +2204,84 @@
         </w:rPr>
         <w:t>因此，文士急於逮捕耶穌並不令人驚訝（</w:t>
       </w:r>
-      <w:hyperlink r:id="rId119">
-        <w:r>
-          <w:rPr>
-            <w:lang w:val="zh_TW" w:bidi="zh_TW"/>
-          </w:rPr>
-          <w:rPr>
-            <w:color w:val="0000EE"/>
-            <w:u w:val="single"/>
-          </w:rPr>
-          <w:t>可14:1</w:t>
-        </w:r>
-      </w:hyperlink>
+      <w:r>
+        <w:rPr>
+          <w:lang w:val="zh_TW" w:bidi="zh_TW"/>
+        </w:rPr>
+        <w:t>可14:1</w:t>
+      </w:r>
       <w:r>
         <w:rPr>
           <w:lang w:val="zh_TW" w:bidi="zh_TW"/>
         </w:rPr>
         <w:t>；</w:t>
       </w:r>
-      <w:hyperlink r:id="rId96">
-        <w:r>
-          <w:rPr>
-            <w:lang w:val="zh_TW" w:bidi="zh_TW"/>
-          </w:rPr>
-          <w:rPr>
-            <w:color w:val="0000EE"/>
-            <w:u w:val="single"/>
-          </w:rPr>
-          <w:t>路11:53</w:t>
-        </w:r>
-      </w:hyperlink>
+      <w:r>
+        <w:rPr>
+          <w:lang w:val="zh_TW" w:bidi="zh_TW"/>
+        </w:rPr>
+        <w:t>路11:53</w:t>
+      </w:r>
       <w:r>
         <w:rPr>
           <w:lang w:val="zh_TW" w:bidi="zh_TW"/>
         </w:rPr>
         <w:t>）。耶穌對猶太律法的解釋，威脅到了他們在社會中的地位和權柄。文士與他們的對手（猶太祭司）聯手策劃逮捕耶穌（</w:t>
       </w:r>
-      <w:hyperlink r:id="rId120">
-        <w:r>
-          <w:rPr>
-            <w:lang w:val="zh_TW" w:bidi="zh_TW"/>
-          </w:rPr>
-          <w:rPr>
-            <w:color w:val="0000EE"/>
-            <w:u w:val="single"/>
-          </w:rPr>
-          <w:t>可14:43</w:t>
-        </w:r>
-      </w:hyperlink>
+      <w:r>
+        <w:rPr>
+          <w:lang w:val="zh_TW" w:bidi="zh_TW"/>
+        </w:rPr>
+        <w:t>可14:43</w:t>
+      </w:r>
       <w:r>
         <w:rPr>
           <w:lang w:val="zh_TW" w:bidi="zh_TW"/>
         </w:rPr>
         <w:t>）。當耶穌在他們和公會其他成員面前受審時，他們參與構建了一個足以判耶穌死刑的罪名（</w:t>
       </w:r>
-      <w:hyperlink r:id="rId121">
-        <w:r>
-          <w:rPr>
-            <w:lang w:val="zh_TW" w:bidi="zh_TW"/>
-          </w:rPr>
-          <w:rPr>
-            <w:color w:val="0000EE"/>
-            <w:u w:val="single"/>
-          </w:rPr>
-          <w:t>太26:57–66</w:t>
-        </w:r>
-      </w:hyperlink>
+      <w:r>
+        <w:rPr>
+          <w:lang w:val="zh_TW" w:bidi="zh_TW"/>
+        </w:rPr>
+        <w:t>太26:57–66</w:t>
+      </w:r>
       <w:r>
         <w:rPr>
           <w:lang w:val="zh_TW" w:bidi="zh_TW"/>
         </w:rPr>
         <w:t>）。當耶穌被帶到希律面前時，他們與其他人一起極力指控耶穌（</w:t>
       </w:r>
-      <w:hyperlink r:id="rId122">
-        <w:r>
-          <w:rPr>
-            <w:lang w:val="zh_TW" w:bidi="zh_TW"/>
-          </w:rPr>
-          <w:rPr>
-            <w:color w:val="0000EE"/>
-            <w:u w:val="single"/>
-          </w:rPr>
-          <w:t>路23:10</w:t>
-        </w:r>
-      </w:hyperlink>
+      <w:r>
+        <w:rPr>
+          <w:lang w:val="zh_TW" w:bidi="zh_TW"/>
+        </w:rPr>
+        <w:t>路23:10</w:t>
+      </w:r>
       <w:r>
         <w:rPr>
           <w:lang w:val="zh_TW" w:bidi="zh_TW"/>
         </w:rPr>
         <w:t>）。最終，他們與公會的其他成員一起戲弄在十字架上的耶穌（</w:t>
       </w:r>
-      <w:hyperlink r:id="rId123">
-        <w:r>
-          <w:rPr>
-            <w:lang w:val="zh_TW" w:bidi="zh_TW"/>
-          </w:rPr>
-          <w:rPr>
-            <w:color w:val="0000EE"/>
-            <w:u w:val="single"/>
-          </w:rPr>
-          <w:t>太27:41–43</w:t>
-        </w:r>
-      </w:hyperlink>
+      <w:r>
+        <w:rPr>
+          <w:lang w:val="zh_TW" w:bidi="zh_TW"/>
+        </w:rPr>
+        <w:t>太27:41–43</w:t>
+      </w:r>
       <w:r>
         <w:rPr>
           <w:lang w:val="zh_TW" w:bidi="zh_TW"/>
         </w:rPr>
         <w:t>）。在公元70年耶路撒冷被毀之前，文士繼續與公會合作，反對早期的基督教會。他們還促使司提反的殉道（</w:t>
       </w:r>
-      <w:hyperlink r:id="rId124">
-        <w:r>
-          <w:rPr>
-            <w:lang w:val="zh_TW" w:bidi="zh_TW"/>
-          </w:rPr>
-          <w:rPr>
-            <w:color w:val="0000EE"/>
-            <w:u w:val="single"/>
-          </w:rPr>
-          <w:t>徒6:12–14</w:t>
-        </w:r>
-      </w:hyperlink>
+      <w:r>
+        <w:rPr>
+          <w:lang w:val="zh_TW" w:bidi="zh_TW"/>
+        </w:rPr>
+        <w:t>徒6:12–14</w:t>
+      </w:r>
       <w:r>
         <w:rPr>
           <w:lang w:val="zh_TW" w:bidi="zh_TW"/>
